--- a/resume_johnlloydmayol.docx
+++ b/resume_johnlloydmayol.docx
@@ -155,7 +155,7 @@
           <w:b/>
           <w:sz w:val="20"/>
         </w:rPr>
-        <w:t>(+63) 943</w:t>
+        <w:t>+63 943</w:t>
       </w:r>
       <w:r>
         <w:rPr>
@@ -163,7 +163,7 @@
           <w:b/>
           <w:sz w:val="20"/>
         </w:rPr>
-        <w:t>-</w:t>
+        <w:t xml:space="preserve"> </w:t>
       </w:r>
       <w:r>
         <w:rPr>
@@ -179,7 +179,7 @@
           <w:b/>
           <w:sz w:val="20"/>
         </w:rPr>
-        <w:t>-</w:t>
+        <w:t xml:space="preserve"> </w:t>
       </w:r>
       <w:r>
         <w:rPr>
@@ -5414,18 +5414,12 @@
         <w:pStyle w:val="Year"/>
         <w:jc w:val="left"/>
         <w:rPr>
-          <w:sz w:val="18"/>
-        </w:rPr>
-      </w:pPr>
-      <w:r>
-        <w:rPr>
           <w:b/>
           <w:bCs/>
           <w:sz w:val="22"/>
           <w:szCs w:val="24"/>
         </w:rPr>
-        <w:t xml:space="preserve">Scrum Master: Scrum for the Team </w:t>
-      </w:r>
+      </w:pPr>
       <w:r>
         <w:rPr>
           <w:b/>
@@ -5433,45 +5427,8 @@
           <w:sz w:val="22"/>
           <w:szCs w:val="24"/>
         </w:rPr>
-        <w:t>| Percipio and Accenture</w:t>
-      </w:r>
-    </w:p>
-    <w:p>
-      <w:pPr>
-        <w:pStyle w:val="Year"/>
-        <w:rPr>
-          <w:sz w:val="18"/>
-        </w:rPr>
-      </w:pPr>
-    </w:p>
-    <w:p>
-      <w:pPr>
-        <w:pStyle w:val="Year"/>
-        <w:rPr>
-          <w:sz w:val="18"/>
-        </w:rPr>
-      </w:pPr>
-      <w:r>
-        <w:rPr>
-          <w:sz w:val="18"/>
-        </w:rPr>
-        <w:t>(September 2025</w:t>
-      </w:r>
-      <w:r>
-        <w:rPr>
-          <w:sz w:val="18"/>
-        </w:rPr>
-        <w:t>)</w:t>
-      </w:r>
-    </w:p>
-    <w:p>
-      <w:pPr>
-        <w:pStyle w:val="Year"/>
-        <w:jc w:val="left"/>
-        <w:rPr>
-          <w:sz w:val="18"/>
-        </w:rPr>
-      </w:pPr>
+        <w:t>IT for Business Success</w:t>
+      </w:r>
       <w:r>
         <w:rPr>
           <w:b/>
@@ -5479,7 +5436,297 @@
           <w:sz w:val="22"/>
           <w:szCs w:val="24"/>
         </w:rPr>
+        <w:t xml:space="preserve"> | HP</w:t>
+      </w:r>
+    </w:p>
+    <w:p>
+      <w:pPr>
+        <w:pStyle w:val="Year"/>
+        <w:rPr>
+          <w:sz w:val="18"/>
+        </w:rPr>
+      </w:pPr>
+    </w:p>
+    <w:p>
+      <w:pPr>
+        <w:pStyle w:val="Year"/>
+        <w:rPr>
+          <w:sz w:val="18"/>
+        </w:rPr>
+      </w:pPr>
+      <w:r>
+        <w:rPr>
+          <w:sz w:val="18"/>
+        </w:rPr>
+        <w:t>(September 2025</w:t>
+      </w:r>
+      <w:r>
+        <w:rPr>
+          <w:sz w:val="18"/>
+        </w:rPr>
+        <w:t>)</w:t>
+      </w:r>
+    </w:p>
+    <w:p>
+      <w:pPr>
+        <w:pStyle w:val="Year"/>
+        <w:jc w:val="left"/>
+        <w:rPr>
+          <w:sz w:val="18"/>
+        </w:rPr>
+      </w:pPr>
+      <w:r>
+        <w:rPr>
+          <w:b/>
+          <w:bCs/>
+          <w:sz w:val="22"/>
+          <w:szCs w:val="24"/>
+        </w:rPr>
         <w:lastRenderedPageBreak/>
+        <w:t>Introduction to Cybersecurity Awareness</w:t>
+      </w:r>
+      <w:r>
+        <w:rPr>
+          <w:b/>
+          <w:bCs/>
+          <w:sz w:val="22"/>
+          <w:szCs w:val="24"/>
+        </w:rPr>
+        <w:t xml:space="preserve"> | HP</w:t>
+      </w:r>
+    </w:p>
+    <w:p>
+      <w:pPr>
+        <w:pStyle w:val="Year"/>
+        <w:rPr>
+          <w:sz w:val="18"/>
+        </w:rPr>
+      </w:pPr>
+    </w:p>
+    <w:p>
+      <w:pPr>
+        <w:pStyle w:val="Year"/>
+        <w:rPr>
+          <w:sz w:val="18"/>
+        </w:rPr>
+      </w:pPr>
+      <w:r>
+        <w:rPr>
+          <w:sz w:val="18"/>
+        </w:rPr>
+        <w:t>(September 2025</w:t>
+      </w:r>
+      <w:r>
+        <w:rPr>
+          <w:sz w:val="18"/>
+        </w:rPr>
+        <w:t>)</w:t>
+      </w:r>
+    </w:p>
+    <w:p>
+      <w:pPr>
+        <w:pStyle w:val="Year"/>
+        <w:jc w:val="left"/>
+        <w:rPr>
+          <w:b/>
+          <w:bCs/>
+          <w:sz w:val="22"/>
+          <w:szCs w:val="24"/>
+        </w:rPr>
+      </w:pPr>
+      <w:r>
+        <w:rPr>
+          <w:b/>
+          <w:bCs/>
+          <w:sz w:val="22"/>
+          <w:szCs w:val="24"/>
+        </w:rPr>
+        <w:t>Agile Project Management</w:t>
+      </w:r>
+      <w:r>
+        <w:rPr>
+          <w:b/>
+          <w:bCs/>
+          <w:sz w:val="22"/>
+          <w:szCs w:val="24"/>
+        </w:rPr>
+        <w:t xml:space="preserve"> </w:t>
+      </w:r>
+      <w:r>
+        <w:rPr>
+          <w:b/>
+          <w:bCs/>
+          <w:sz w:val="22"/>
+          <w:szCs w:val="24"/>
+        </w:rPr>
+        <w:t>| HP</w:t>
+      </w:r>
+    </w:p>
+    <w:p>
+      <w:pPr>
+        <w:pStyle w:val="Year"/>
+        <w:rPr>
+          <w:sz w:val="18"/>
+        </w:rPr>
+      </w:pPr>
+    </w:p>
+    <w:p>
+      <w:pPr>
+        <w:pStyle w:val="Year"/>
+        <w:rPr>
+          <w:sz w:val="18"/>
+        </w:rPr>
+      </w:pPr>
+      <w:r>
+        <w:rPr>
+          <w:sz w:val="18"/>
+        </w:rPr>
+        <w:t>(September 2025</w:t>
+      </w:r>
+      <w:r>
+        <w:rPr>
+          <w:sz w:val="18"/>
+        </w:rPr>
+        <w:t>)</w:t>
+      </w:r>
+    </w:p>
+    <w:p>
+      <w:pPr>
+        <w:pStyle w:val="Year"/>
+        <w:jc w:val="left"/>
+        <w:rPr>
+          <w:b/>
+          <w:bCs/>
+          <w:sz w:val="22"/>
+          <w:szCs w:val="24"/>
+        </w:rPr>
+      </w:pPr>
+      <w:r>
+        <w:rPr>
+          <w:b/>
+          <w:bCs/>
+          <w:sz w:val="22"/>
+          <w:szCs w:val="24"/>
+        </w:rPr>
+        <w:t>AI for Beginners</w:t>
+      </w:r>
+      <w:r>
+        <w:rPr>
+          <w:b/>
+          <w:bCs/>
+          <w:sz w:val="22"/>
+          <w:szCs w:val="24"/>
+        </w:rPr>
+        <w:t xml:space="preserve"> | </w:t>
+      </w:r>
+      <w:r>
+        <w:rPr>
+          <w:b/>
+          <w:bCs/>
+          <w:sz w:val="22"/>
+          <w:szCs w:val="24"/>
+        </w:rPr>
+        <w:t>HP</w:t>
+      </w:r>
+    </w:p>
+    <w:p>
+      <w:pPr>
+        <w:pStyle w:val="Year"/>
+        <w:rPr>
+          <w:sz w:val="18"/>
+        </w:rPr>
+      </w:pPr>
+    </w:p>
+    <w:p>
+      <w:pPr>
+        <w:pStyle w:val="Year"/>
+        <w:rPr>
+          <w:sz w:val="18"/>
+        </w:rPr>
+      </w:pPr>
+      <w:r>
+        <w:rPr>
+          <w:sz w:val="18"/>
+        </w:rPr>
+        <w:t>(September 2025</w:t>
+      </w:r>
+      <w:r>
+        <w:rPr>
+          <w:sz w:val="18"/>
+        </w:rPr>
+        <w:t>)</w:t>
+      </w:r>
+    </w:p>
+    <w:p>
+      <w:pPr>
+        <w:pStyle w:val="Year"/>
+        <w:jc w:val="left"/>
+        <w:rPr>
+          <w:sz w:val="18"/>
+        </w:rPr>
+      </w:pPr>
+      <w:r>
+        <w:rPr>
+          <w:b/>
+          <w:bCs/>
+          <w:sz w:val="22"/>
+          <w:szCs w:val="24"/>
+        </w:rPr>
+        <w:t xml:space="preserve">Scrum Master: Scrum for the Team </w:t>
+      </w:r>
+      <w:r>
+        <w:rPr>
+          <w:b/>
+          <w:bCs/>
+          <w:sz w:val="22"/>
+          <w:szCs w:val="24"/>
+        </w:rPr>
+        <w:t>| Percipio and Accenture</w:t>
+      </w:r>
+    </w:p>
+    <w:p>
+      <w:pPr>
+        <w:pStyle w:val="Year"/>
+        <w:rPr>
+          <w:sz w:val="18"/>
+        </w:rPr>
+      </w:pPr>
+    </w:p>
+    <w:p>
+      <w:pPr>
+        <w:pStyle w:val="Year"/>
+        <w:rPr>
+          <w:sz w:val="18"/>
+        </w:rPr>
+      </w:pPr>
+      <w:r>
+        <w:rPr>
+          <w:sz w:val="18"/>
+        </w:rPr>
+        <w:t>(September 2025</w:t>
+      </w:r>
+      <w:r>
+        <w:rPr>
+          <w:sz w:val="18"/>
+        </w:rPr>
+        <w:t>)</w:t>
+      </w:r>
+    </w:p>
+    <w:p>
+      <w:pPr>
+        <w:pStyle w:val="Year"/>
+        <w:jc w:val="left"/>
+        <w:rPr>
+          <w:sz w:val="18"/>
+        </w:rPr>
+      </w:pPr>
+      <w:r>
+        <w:rPr>
+          <w:b/>
+          <w:bCs/>
+          <w:sz w:val="22"/>
+          <w:szCs w:val="24"/>
+        </w:rPr>
         <w:t>Software Quality Assurance</w:t>
       </w:r>
       <w:r>
@@ -6555,7 +6802,6 @@
         <w:rPr>
           <w:shd w:val="clear" w:color="auto" w:fill="C45911" w:themeFill="accent2" w:themeFillShade="BF"/>
         </w:rPr>
-        <w:lastRenderedPageBreak/>
         <w:t>REFERENCE</w:t>
       </w:r>
     </w:p>
@@ -6689,7 +6935,47 @@
           <w:shd w:val="clear" w:color="auto" w:fill="FFFFFF"/>
           <w:lang w:val="en-PH"/>
         </w:rPr>
-        <w:t>09618271956</w:t>
+        <w:t>961</w:t>
+      </w:r>
+      <w:r>
+        <w:rPr>
+          <w:rFonts w:cs="Segoe UI"/>
+          <w:sz w:val="18"/>
+          <w:szCs w:val="18"/>
+          <w:shd w:val="clear" w:color="auto" w:fill="FFFFFF"/>
+          <w:lang w:val="en-PH"/>
+        </w:rPr>
+        <w:t xml:space="preserve"> </w:t>
+      </w:r>
+      <w:r>
+        <w:rPr>
+          <w:rFonts w:cs="Segoe UI"/>
+          <w:sz w:val="18"/>
+          <w:szCs w:val="18"/>
+          <w:shd w:val="clear" w:color="auto" w:fill="FFFFFF"/>
+          <w:lang w:val="en-PH"/>
+        </w:rPr>
+        <w:t>827</w:t>
+      </w:r>
+      <w:r>
+        <w:rPr>
+          <w:rFonts w:cs="Segoe UI"/>
+          <w:sz w:val="18"/>
+          <w:szCs w:val="18"/>
+          <w:shd w:val="clear" w:color="auto" w:fill="FFFFFF"/>
+          <w:lang w:val="en-PH"/>
+        </w:rPr>
+        <w:t xml:space="preserve"> </w:t>
+      </w:r>
+      <w:r>
+        <w:rPr>
+          <w:rFonts w:cs="Segoe UI"/>
+          <w:sz w:val="18"/>
+          <w:szCs w:val="18"/>
+          <w:shd w:val="clear" w:color="auto" w:fill="FFFFFF"/>
+          <w:lang w:val="en-PH"/>
+        </w:rPr>
+        <w:t>1956</w:t>
       </w:r>
     </w:p>
     <w:p>
@@ -6960,7 +7246,43 @@
           <w:szCs w:val="18"/>
           <w:shd w:val="clear" w:color="auto" w:fill="FFFFFF"/>
         </w:rPr>
-        <w:t xml:space="preserve">Contact: 0995 – 930 – 1450  </w:t>
+        <w:t xml:space="preserve">Contact: </w:t>
+      </w:r>
+      <w:r>
+        <w:rPr>
+          <w:rFonts w:cs="Segoe UI"/>
+          <w:sz w:val="18"/>
+          <w:szCs w:val="18"/>
+          <w:shd w:val="clear" w:color="auto" w:fill="FFFFFF"/>
+        </w:rPr>
+        <w:t xml:space="preserve">+63 </w:t>
+      </w:r>
+      <w:r>
+        <w:rPr>
+          <w:rFonts w:cs="Segoe UI"/>
+          <w:sz w:val="18"/>
+          <w:szCs w:val="18"/>
+          <w:shd w:val="clear" w:color="auto" w:fill="FFFFFF"/>
+        </w:rPr>
+        <w:t>995 930</w:t>
+      </w:r>
+      <w:r>
+        <w:rPr>
+          <w:rFonts w:cs="Segoe UI"/>
+          <w:sz w:val="18"/>
+          <w:szCs w:val="18"/>
+          <w:shd w:val="clear" w:color="auto" w:fill="FFFFFF"/>
+        </w:rPr>
+        <w:t xml:space="preserve"> </w:t>
+      </w:r>
+      <w:r>
+        <w:rPr>
+          <w:rFonts w:cs="Segoe UI"/>
+          <w:sz w:val="18"/>
+          <w:szCs w:val="18"/>
+          <w:shd w:val="clear" w:color="auto" w:fill="FFFFFF"/>
+        </w:rPr>
+        <w:t xml:space="preserve">1450  </w:t>
       </w:r>
     </w:p>
     <w:p>

--- a/resume_johnlloydmayol.docx
+++ b/resume_johnlloydmayol.docx
@@ -85,41 +85,21 @@
           <w:sz w:val="20"/>
         </w:rPr>
       </w:pPr>
-      <w:proofErr w:type="spellStart"/>
       <w:r>
         <w:rPr>
           <w:rFonts w:ascii="Century Gothic" w:hAnsi="Century Gothic"/>
           <w:b/>
           <w:sz w:val="20"/>
         </w:rPr>
-        <w:t>Tunghaan</w:t>
-      </w:r>
-      <w:proofErr w:type="spellEnd"/>
+        <w:t xml:space="preserve">Tunghaan </w:t>
+      </w:r>
       <w:r>
         <w:rPr>
           <w:rFonts w:ascii="Century Gothic" w:hAnsi="Century Gothic"/>
           <w:b/>
           <w:sz w:val="20"/>
         </w:rPr>
-        <w:t xml:space="preserve"> </w:t>
-      </w:r>
-      <w:proofErr w:type="spellStart"/>
-      <w:r>
-        <w:rPr>
-          <w:rFonts w:ascii="Century Gothic" w:hAnsi="Century Gothic"/>
-          <w:b/>
-          <w:sz w:val="20"/>
-        </w:rPr>
-        <w:t>Minglanilla</w:t>
-      </w:r>
-      <w:proofErr w:type="spellEnd"/>
-      <w:r>
-        <w:rPr>
-          <w:rFonts w:ascii="Century Gothic" w:hAnsi="Century Gothic"/>
-          <w:b/>
-          <w:sz w:val="20"/>
-        </w:rPr>
-        <w:t>, Cebu 6046</w:t>
+        <w:t>Minglanilla, Cebu 6046</w:t>
       </w:r>
     </w:p>
     <w:p>
@@ -1136,19 +1116,8 @@
           <w:szCs w:val="20"/>
           <w:lang w:val="en-PH"/>
         </w:rPr>
-        <w:t xml:space="preserve"> </w:t>
-      </w:r>
-      <w:proofErr w:type="spellStart"/>
-      <w:r>
-        <w:rPr>
-          <w:color w:val="auto"/>
-          <w:sz w:val="20"/>
-          <w:szCs w:val="20"/>
-          <w:lang w:val="en-PH"/>
-        </w:rPr>
-        <w:t>MockFlow</w:t>
-      </w:r>
-      <w:proofErr w:type="spellEnd"/>
+        <w:t xml:space="preserve"> MockFlow</w:t>
+      </w:r>
     </w:p>
     <w:p>
       <w:pPr>
@@ -1306,27 +1275,7 @@
           <w:szCs w:val="20"/>
           <w:lang w:val="en-PH"/>
         </w:rPr>
-        <w:t xml:space="preserve">Swagger, REST API, </w:t>
-      </w:r>
-      <w:proofErr w:type="spellStart"/>
-      <w:r>
-        <w:rPr>
-          <w:color w:val="auto"/>
-          <w:sz w:val="20"/>
-          <w:szCs w:val="20"/>
-          <w:lang w:val="en-PH"/>
-        </w:rPr>
-        <w:t>GraphQL</w:t>
-      </w:r>
-      <w:proofErr w:type="spellEnd"/>
-      <w:r>
-        <w:rPr>
-          <w:color w:val="auto"/>
-          <w:sz w:val="20"/>
-          <w:szCs w:val="20"/>
-          <w:lang w:val="en-PH"/>
-        </w:rPr>
-        <w:t xml:space="preserve">, </w:t>
+        <w:t xml:space="preserve">Swagger, REST API, GraphQL, </w:t>
       </w:r>
       <w:r>
         <w:rPr>
@@ -1690,27 +1639,7 @@
           <w:bCs/>
           <w:szCs w:val="20"/>
         </w:rPr>
-        <w:t xml:space="preserve">Integrated and consumed RESTful and </w:t>
-      </w:r>
-      <w:proofErr w:type="spellStart"/>
-      <w:r>
-        <w:rPr>
-          <w:rFonts w:ascii="Century Gothic" w:hAnsi="Century Gothic"/>
-          <w:b/>
-          <w:bCs/>
-          <w:szCs w:val="20"/>
-        </w:rPr>
-        <w:t>GraphQL</w:t>
-      </w:r>
-      <w:proofErr w:type="spellEnd"/>
-      <w:r>
-        <w:rPr>
-          <w:rFonts w:ascii="Century Gothic" w:hAnsi="Century Gothic"/>
-          <w:b/>
-          <w:bCs/>
-          <w:szCs w:val="20"/>
-        </w:rPr>
-        <w:t xml:space="preserve"> APIs to enable dynamic data-driven applications.</w:t>
+        <w:t>Integrated and consumed RESTful and GraphQL APIs to enable dynamic data-driven applications.</w:t>
       </w:r>
     </w:p>
     <w:p>
@@ -2138,16 +2067,8 @@
         <w:rPr>
           <w:rFonts w:ascii="Century Gothic" w:hAnsi="Century Gothic"/>
         </w:rPr>
-        <w:t xml:space="preserve">HTML, CSS (SASS, Tailwind, Bootstrap), JavaScript (React JS, Next JS), Redux, Storybook, REST API, </w:t>
-      </w:r>
-      <w:proofErr w:type="spellStart"/>
-      <w:r>
-        <w:rPr>
-          <w:rFonts w:ascii="Century Gothic" w:hAnsi="Century Gothic"/>
-        </w:rPr>
-        <w:t>GraphQL</w:t>
-      </w:r>
-      <w:proofErr w:type="spellEnd"/>
+        <w:t>HTML, CSS (SASS, Tailwind, Bootstrap), JavaScript (React JS, Next JS), Redux, Storybook, REST API, GraphQL</w:t>
+      </w:r>
     </w:p>
     <w:p>
       <w:pPr>
@@ -2728,27 +2649,7 @@
           <w:bCs/>
           <w:szCs w:val="20"/>
         </w:rPr>
-        <w:t xml:space="preserve">Integrated and consumed RESTful and </w:t>
-      </w:r>
-      <w:proofErr w:type="spellStart"/>
-      <w:r>
-        <w:rPr>
-          <w:rFonts w:ascii="Century Gothic" w:hAnsi="Century Gothic"/>
-          <w:b/>
-          <w:bCs/>
-          <w:szCs w:val="20"/>
-        </w:rPr>
-        <w:t>GraphQL</w:t>
-      </w:r>
-      <w:proofErr w:type="spellEnd"/>
-      <w:r>
-        <w:rPr>
-          <w:rFonts w:ascii="Century Gothic" w:hAnsi="Century Gothic"/>
-          <w:b/>
-          <w:bCs/>
-          <w:szCs w:val="20"/>
-        </w:rPr>
-        <w:t xml:space="preserve"> APIs to enable dynamic data-driven applications.</w:t>
+        <w:t>Integrated and consumed RESTful and GraphQL APIs to enable dynamic data-driven applications.</w:t>
       </w:r>
     </w:p>
     <w:p>
@@ -2870,19 +2771,8 @@
           <w:bCs/>
           <w:szCs w:val="20"/>
         </w:rPr>
-        <w:t xml:space="preserve"> UI/UX </w:t>
-      </w:r>
-      <w:proofErr w:type="spellStart"/>
-      <w:r>
-        <w:rPr>
-          <w:rFonts w:ascii="Century Gothic" w:hAnsi="Century Gothic"/>
-          <w:b/>
-          <w:bCs/>
-          <w:szCs w:val="20"/>
-        </w:rPr>
-        <w:t>GoRentals</w:t>
-      </w:r>
-      <w:proofErr w:type="spellEnd"/>
+        <w:t xml:space="preserve"> UI/UX GoRentals</w:t>
+      </w:r>
       <w:r>
         <w:rPr>
           <w:rFonts w:ascii="Century Gothic" w:hAnsi="Century Gothic"/>
@@ -2936,16 +2826,8 @@
         <w:rPr>
           <w:rFonts w:ascii="Century Gothic" w:hAnsi="Century Gothic"/>
         </w:rPr>
-        <w:t xml:space="preserve">Adobe XD, Figma, </w:t>
-      </w:r>
-      <w:proofErr w:type="spellStart"/>
-      <w:r>
-        <w:rPr>
-          <w:rFonts w:ascii="Century Gothic" w:hAnsi="Century Gothic"/>
-        </w:rPr>
-        <w:t>MockFlow</w:t>
-      </w:r>
-      <w:proofErr w:type="spellEnd"/>
+        <w:t>Adobe XD, Figma, MockFlow</w:t>
+      </w:r>
     </w:p>
     <w:p>
       <w:pPr>
@@ -3607,33 +3489,11 @@
         </w:rPr>
         <w:t xml:space="preserve"> </w:t>
       </w:r>
-      <w:proofErr w:type="spellStart"/>
-      <w:r>
-        <w:rPr>
-          <w:rFonts w:ascii="Century Gothic" w:hAnsi="Century Gothic"/>
-        </w:rPr>
-        <w:t>Brizy</w:t>
-      </w:r>
-      <w:proofErr w:type="spellEnd"/>
-      <w:r>
-        <w:rPr>
-          <w:rFonts w:ascii="Century Gothic" w:hAnsi="Century Gothic"/>
-        </w:rPr>
-        <w:t xml:space="preserve">, </w:t>
-      </w:r>
-      <w:proofErr w:type="spellStart"/>
-      <w:r>
-        <w:rPr>
-          <w:rFonts w:ascii="Century Gothic" w:hAnsi="Century Gothic"/>
-        </w:rPr>
-        <w:t>Elementor</w:t>
-      </w:r>
-      <w:proofErr w:type="spellEnd"/>
-      <w:r>
-        <w:rPr>
-          <w:rFonts w:ascii="Century Gothic" w:hAnsi="Century Gothic"/>
-        </w:rPr>
-        <w:t>, Duplicator and more</w:t>
+      <w:r>
+        <w:rPr>
+          <w:rFonts w:ascii="Century Gothic" w:hAnsi="Century Gothic"/>
+        </w:rPr>
+        <w:t>Brizy, Elementor, Duplicator and more</w:t>
       </w:r>
     </w:p>
     <w:p>
@@ -3860,7 +3720,6 @@
           <w:lang w:val="en-US"/>
         </w:rPr>
       </w:pPr>
-      <w:proofErr w:type="spellStart"/>
       <w:r>
         <w:rPr>
           <w:rFonts w:ascii="Century Gothic" w:hAnsi="Century Gothic"/>
@@ -3870,9 +3729,8 @@
           <w:szCs w:val="28"/>
           <w:lang w:val="en-US"/>
         </w:rPr>
-        <w:t>HiPE</w:t>
-      </w:r>
-      <w:proofErr w:type="spellEnd"/>
+        <w:t>HiPE Japan</w:t>
+      </w:r>
       <w:r>
         <w:rPr>
           <w:rFonts w:ascii="Century Gothic" w:hAnsi="Century Gothic"/>
@@ -3882,17 +3740,6 @@
           <w:szCs w:val="28"/>
           <w:lang w:val="en-US"/>
         </w:rPr>
-        <w:t xml:space="preserve"> Japan</w:t>
-      </w:r>
-      <w:r>
-        <w:rPr>
-          <w:rFonts w:ascii="Century Gothic" w:hAnsi="Century Gothic"/>
-          <w:b/>
-          <w:bCs/>
-          <w:sz w:val="28"/>
-          <w:szCs w:val="28"/>
-          <w:lang w:val="en-US"/>
-        </w:rPr>
         <w:t>, Inc.</w:t>
       </w:r>
       <w:r>
@@ -4205,19 +4052,11 @@
         </w:rPr>
         <w:t xml:space="preserve">: </w:t>
       </w:r>
-      <w:proofErr w:type="spellStart"/>
-      <w:r>
-        <w:rPr>
-          <w:rFonts w:ascii="Century Gothic" w:hAnsi="Century Gothic"/>
-        </w:rPr>
-        <w:t>Wordpress</w:t>
-      </w:r>
-      <w:proofErr w:type="spellEnd"/>
-      <w:r>
-        <w:rPr>
-          <w:rFonts w:ascii="Century Gothic" w:hAnsi="Century Gothic"/>
-        </w:rPr>
-        <w:t xml:space="preserve"> </w:t>
+      <w:r>
+        <w:rPr>
+          <w:rFonts w:ascii="Century Gothic" w:hAnsi="Century Gothic"/>
+        </w:rPr>
+        <w:t xml:space="preserve">Wordpress </w:t>
       </w:r>
     </w:p>
     <w:p>
@@ -4239,21 +4078,7 @@
         <w:rPr>
           <w:rFonts w:ascii="Century Gothic" w:hAnsi="Century Gothic"/>
         </w:rPr>
-        <w:t xml:space="preserve">ACF, </w:t>
-      </w:r>
-      <w:proofErr w:type="spellStart"/>
-      <w:r>
-        <w:rPr>
-          <w:rFonts w:ascii="Century Gothic" w:hAnsi="Century Gothic"/>
-        </w:rPr>
-        <w:t>Elementor</w:t>
-      </w:r>
-      <w:proofErr w:type="spellEnd"/>
-      <w:r>
-        <w:rPr>
-          <w:rFonts w:ascii="Century Gothic" w:hAnsi="Century Gothic"/>
-        </w:rPr>
-        <w:t>, Ninja Form</w:t>
+        <w:t>ACF, Elementor, Ninja Form</w:t>
       </w:r>
       <w:r>
         <w:rPr>
@@ -4405,19 +4230,11 @@
           <w:rFonts w:ascii="Century Gothic" w:hAnsi="Century Gothic"/>
         </w:rPr>
       </w:pPr>
-      <w:proofErr w:type="gramStart"/>
-      <w:r>
-        <w:rPr>
-          <w:rFonts w:ascii="Century Gothic" w:hAnsi="Century Gothic"/>
-        </w:rPr>
-        <w:t>en.hipe</w:t>
-      </w:r>
-      <w:proofErr w:type="gramEnd"/>
-      <w:r>
-        <w:rPr>
-          <w:rFonts w:ascii="Century Gothic" w:hAnsi="Century Gothic"/>
-        </w:rPr>
-        <w:t>.asia</w:t>
+      <w:r>
+        <w:rPr>
+          <w:rFonts w:ascii="Century Gothic" w:hAnsi="Century Gothic"/>
+        </w:rPr>
+        <w:t>en.hipe.asia</w:t>
       </w:r>
     </w:p>
     <w:p>
@@ -4708,7 +4525,6 @@
           <w:szCs w:val="40"/>
         </w:rPr>
       </w:pPr>
-      <w:proofErr w:type="spellStart"/>
       <w:r>
         <w:rPr>
           <w:b/>
@@ -4716,17 +4532,7 @@
           <w:sz w:val="28"/>
           <w:szCs w:val="40"/>
         </w:rPr>
-        <w:t>Kredo</w:t>
-      </w:r>
-      <w:proofErr w:type="spellEnd"/>
-      <w:r>
-        <w:rPr>
-          <w:b/>
-          <w:bCs/>
-          <w:sz w:val="28"/>
-          <w:szCs w:val="40"/>
-        </w:rPr>
-        <w:t xml:space="preserve"> IT Abroad inc.</w:t>
+        <w:t>Kredo IT Abroad inc.</w:t>
       </w:r>
     </w:p>
     <w:p>
@@ -5154,19 +4960,8 @@
           <w:sz w:val="28"/>
           <w:szCs w:val="28"/>
         </w:rPr>
-        <w:t xml:space="preserve">Immaculate Heart of Mary Academy – </w:t>
-      </w:r>
-      <w:proofErr w:type="spellStart"/>
-      <w:r>
-        <w:rPr>
-          <w:b/>
-          <w:bCs/>
-          <w:sz w:val="28"/>
-          <w:szCs w:val="28"/>
-        </w:rPr>
-        <w:t>Minglanilla</w:t>
-      </w:r>
-      <w:proofErr w:type="spellEnd"/>
+        <w:t>Immaculate Heart of Mary Academy – Minglanilla</w:t>
+      </w:r>
     </w:p>
     <w:p>
       <w:pPr>
@@ -5550,56 +5345,93 @@
           <w:sz w:val="22"/>
           <w:szCs w:val="24"/>
         </w:rPr>
-        <w:t xml:space="preserve"> </w:t>
-      </w:r>
-      <w:r>
+        <w:t xml:space="preserve"> | HP</w:t>
+      </w:r>
+    </w:p>
+    <w:p>
+      <w:pPr>
+        <w:pStyle w:val="Year"/>
+        <w:rPr>
+          <w:sz w:val="18"/>
+        </w:rPr>
+      </w:pPr>
+    </w:p>
+    <w:p>
+      <w:pPr>
+        <w:pStyle w:val="Year"/>
+        <w:rPr>
+          <w:sz w:val="18"/>
+        </w:rPr>
+      </w:pPr>
+      <w:r>
+        <w:rPr>
+          <w:sz w:val="18"/>
+        </w:rPr>
+        <w:t>(September 2025</w:t>
+      </w:r>
+      <w:r>
+        <w:rPr>
+          <w:sz w:val="18"/>
+        </w:rPr>
+        <w:t>)</w:t>
+      </w:r>
+    </w:p>
+    <w:p>
+      <w:pPr>
+        <w:pStyle w:val="Year"/>
+        <w:jc w:val="left"/>
         <w:rPr>
           <w:b/>
           <w:bCs/>
           <w:sz w:val="22"/>
           <w:szCs w:val="24"/>
         </w:rPr>
-        <w:t>| HP</w:t>
-      </w:r>
-    </w:p>
-    <w:p>
-      <w:pPr>
-        <w:pStyle w:val="Year"/>
-        <w:rPr>
-          <w:sz w:val="18"/>
-        </w:rPr>
-      </w:pPr>
-    </w:p>
-    <w:p>
-      <w:pPr>
-        <w:pStyle w:val="Year"/>
-        <w:rPr>
-          <w:sz w:val="18"/>
-        </w:rPr>
-      </w:pPr>
-      <w:r>
-        <w:rPr>
-          <w:sz w:val="18"/>
-        </w:rPr>
-        <w:t>(September 2025</w:t>
-      </w:r>
-      <w:r>
-        <w:rPr>
-          <w:sz w:val="18"/>
-        </w:rPr>
-        <w:t>)</w:t>
-      </w:r>
-    </w:p>
-    <w:p>
-      <w:pPr>
-        <w:pStyle w:val="Year"/>
-        <w:jc w:val="left"/>
+      </w:pPr>
+      <w:r>
         <w:rPr>
           <w:b/>
           <w:bCs/>
           <w:sz w:val="22"/>
           <w:szCs w:val="24"/>
         </w:rPr>
+        <w:t>AI for Beginners | HP</w:t>
+      </w:r>
+    </w:p>
+    <w:p>
+      <w:pPr>
+        <w:pStyle w:val="Year"/>
+        <w:rPr>
+          <w:sz w:val="18"/>
+        </w:rPr>
+      </w:pPr>
+    </w:p>
+    <w:p>
+      <w:pPr>
+        <w:pStyle w:val="Year"/>
+        <w:rPr>
+          <w:sz w:val="18"/>
+        </w:rPr>
+      </w:pPr>
+      <w:r>
+        <w:rPr>
+          <w:sz w:val="18"/>
+        </w:rPr>
+        <w:t>(September 2025</w:t>
+      </w:r>
+      <w:r>
+        <w:rPr>
+          <w:sz w:val="18"/>
+        </w:rPr>
+        <w:t>)</w:t>
+      </w:r>
+    </w:p>
+    <w:p>
+      <w:pPr>
+        <w:pStyle w:val="Year"/>
+        <w:jc w:val="left"/>
+        <w:rPr>
+          <w:sz w:val="18"/>
+        </w:rPr>
       </w:pPr>
       <w:r>
         <w:rPr>
@@ -5608,7 +5440,7 @@
           <w:sz w:val="22"/>
           <w:szCs w:val="24"/>
         </w:rPr>
-        <w:t>AI for Beginners</w:t>
+        <w:t xml:space="preserve">Scrum Master: Scrum for the Team </w:t>
       </w:r>
       <w:r>
         <w:rPr>
@@ -5617,8 +5449,45 @@
           <w:sz w:val="22"/>
           <w:szCs w:val="24"/>
         </w:rPr>
-        <w:t xml:space="preserve"> | </w:t>
-      </w:r>
+        <w:t>| Percipio and Accenture</w:t>
+      </w:r>
+    </w:p>
+    <w:p>
+      <w:pPr>
+        <w:pStyle w:val="Year"/>
+        <w:rPr>
+          <w:sz w:val="18"/>
+        </w:rPr>
+      </w:pPr>
+    </w:p>
+    <w:p>
+      <w:pPr>
+        <w:pStyle w:val="Year"/>
+        <w:rPr>
+          <w:sz w:val="18"/>
+        </w:rPr>
+      </w:pPr>
+      <w:r>
+        <w:rPr>
+          <w:sz w:val="18"/>
+        </w:rPr>
+        <w:t>(September 2025</w:t>
+      </w:r>
+      <w:r>
+        <w:rPr>
+          <w:sz w:val="18"/>
+        </w:rPr>
+        <w:t>)</w:t>
+      </w:r>
+    </w:p>
+    <w:p>
+      <w:pPr>
+        <w:pStyle w:val="Year"/>
+        <w:jc w:val="left"/>
+        <w:rPr>
+          <w:sz w:val="18"/>
+        </w:rPr>
+      </w:pPr>
       <w:r>
         <w:rPr>
           <w:b/>
@@ -5626,45 +5495,8 @@
           <w:sz w:val="22"/>
           <w:szCs w:val="24"/>
         </w:rPr>
-        <w:t>HP</w:t>
-      </w:r>
-    </w:p>
-    <w:p>
-      <w:pPr>
-        <w:pStyle w:val="Year"/>
-        <w:rPr>
-          <w:sz w:val="18"/>
-        </w:rPr>
-      </w:pPr>
-    </w:p>
-    <w:p>
-      <w:pPr>
-        <w:pStyle w:val="Year"/>
-        <w:rPr>
-          <w:sz w:val="18"/>
-        </w:rPr>
-      </w:pPr>
-      <w:r>
-        <w:rPr>
-          <w:sz w:val="18"/>
-        </w:rPr>
-        <w:t>(September 2025</w:t>
-      </w:r>
-      <w:r>
-        <w:rPr>
-          <w:sz w:val="18"/>
-        </w:rPr>
-        <w:t>)</w:t>
-      </w:r>
-    </w:p>
-    <w:p>
-      <w:pPr>
-        <w:pStyle w:val="Year"/>
-        <w:jc w:val="left"/>
-        <w:rPr>
-          <w:sz w:val="18"/>
-        </w:rPr>
-      </w:pPr>
+        <w:t>Software Quality Assurance</w:t>
+      </w:r>
       <w:r>
         <w:rPr>
           <w:b/>
@@ -5672,7 +5504,7 @@
           <w:sz w:val="22"/>
           <w:szCs w:val="24"/>
         </w:rPr>
-        <w:t xml:space="preserve">Scrum Master: Scrum for the Team </w:t>
+        <w:t xml:space="preserve"> </w:t>
       </w:r>
       <w:r>
         <w:rPr>
@@ -5727,7 +5559,7 @@
           <w:sz w:val="22"/>
           <w:szCs w:val="24"/>
         </w:rPr>
-        <w:t>Software Quality Assurance</w:t>
+        <w:t>Agile Organizations: Building an Agile Culture</w:t>
       </w:r>
       <w:r>
         <w:rPr>
@@ -5767,7 +5599,7 @@
         <w:rPr>
           <w:sz w:val="18"/>
         </w:rPr>
-        <w:t>(September 2025</w:t>
+        <w:t>(August 2025</w:t>
       </w:r>
       <w:r>
         <w:rPr>
@@ -5791,7 +5623,7 @@
           <w:sz w:val="22"/>
           <w:szCs w:val="24"/>
         </w:rPr>
-        <w:t>Agile Organizations: Building an Agile Culture</w:t>
+        <w:t>CAPM: Agile Adaptive Project Management</w:t>
       </w:r>
       <w:r>
         <w:rPr>
@@ -5831,7 +5663,7 @@
         <w:rPr>
           <w:sz w:val="18"/>
         </w:rPr>
-        <w:t>(August 2025</w:t>
+        <w:t>(June 2025</w:t>
       </w:r>
       <w:r>
         <w:rPr>
@@ -5855,7 +5687,7 @@
           <w:sz w:val="22"/>
           <w:szCs w:val="24"/>
         </w:rPr>
-        <w:t>CAPM: Agile Adaptive Project Management</w:t>
+        <w:t>Data Access &amp; Governance Policies: Data Classification, Encryption, &amp; Monitoring</w:t>
       </w:r>
       <w:r>
         <w:rPr>
@@ -5919,8 +5751,45 @@
           <w:sz w:val="22"/>
           <w:szCs w:val="24"/>
         </w:rPr>
-        <w:t>Data Access &amp; Governance Policies: Data Classification, Encryption, &amp; Monitoring</w:t>
-      </w:r>
+        <w:t>Responsible Use of AI | Percipio and Accenture</w:t>
+      </w:r>
+    </w:p>
+    <w:p>
+      <w:pPr>
+        <w:pStyle w:val="Year"/>
+        <w:rPr>
+          <w:sz w:val="18"/>
+        </w:rPr>
+      </w:pPr>
+    </w:p>
+    <w:p>
+      <w:pPr>
+        <w:pStyle w:val="Year"/>
+        <w:rPr>
+          <w:sz w:val="18"/>
+        </w:rPr>
+      </w:pPr>
+      <w:r>
+        <w:rPr>
+          <w:sz w:val="18"/>
+        </w:rPr>
+        <w:t>(June 2025</w:t>
+      </w:r>
+      <w:r>
+        <w:rPr>
+          <w:sz w:val="18"/>
+        </w:rPr>
+        <w:t>)</w:t>
+      </w:r>
+    </w:p>
+    <w:p>
+      <w:pPr>
+        <w:pStyle w:val="Year"/>
+        <w:jc w:val="left"/>
+        <w:rPr>
+          <w:sz w:val="18"/>
+        </w:rPr>
+      </w:pPr>
       <w:r>
         <w:rPr>
           <w:b/>
@@ -5928,8 +5797,45 @@
           <w:sz w:val="22"/>
           <w:szCs w:val="24"/>
         </w:rPr>
-        <w:t xml:space="preserve"> </w:t>
-      </w:r>
+        <w:t>Leading Security Teams for GenAI Solutions: Use of Generative AI | Percipio and Accenture</w:t>
+      </w:r>
+    </w:p>
+    <w:p>
+      <w:pPr>
+        <w:pStyle w:val="Year"/>
+        <w:rPr>
+          <w:sz w:val="18"/>
+        </w:rPr>
+      </w:pPr>
+    </w:p>
+    <w:p>
+      <w:pPr>
+        <w:pStyle w:val="Year"/>
+        <w:rPr>
+          <w:sz w:val="18"/>
+        </w:rPr>
+      </w:pPr>
+      <w:r>
+        <w:rPr>
+          <w:sz w:val="18"/>
+        </w:rPr>
+        <w:t>(June 2025</w:t>
+      </w:r>
+      <w:r>
+        <w:rPr>
+          <w:sz w:val="18"/>
+        </w:rPr>
+        <w:t>)</w:t>
+      </w:r>
+    </w:p>
+    <w:p>
+      <w:pPr>
+        <w:pStyle w:val="Year"/>
+        <w:jc w:val="left"/>
+        <w:rPr>
+          <w:sz w:val="18"/>
+        </w:rPr>
+      </w:pPr>
       <w:r>
         <w:rPr>
           <w:b/>
@@ -5937,7 +5843,7 @@
           <w:sz w:val="22"/>
           <w:szCs w:val="24"/>
         </w:rPr>
-        <w:t>| Percipio and Accenture</w:t>
+        <w:t>Exploring Business Process Automation | Percipio and Accenture</w:t>
       </w:r>
     </w:p>
     <w:p>
@@ -5983,7 +5889,7 @@
           <w:sz w:val="22"/>
           <w:szCs w:val="24"/>
         </w:rPr>
-        <w:t>Responsible Use of AI | Percipio and Accenture</w:t>
+        <w:t>Using Robots and RPA in the Workplace | Percipio and Accenture</w:t>
       </w:r>
     </w:p>
     <w:p>
@@ -6029,7 +5935,7 @@
           <w:sz w:val="22"/>
           <w:szCs w:val="24"/>
         </w:rPr>
-        <w:t>Leading Security Teams for GenAI Solutions: Use of Generative AI | Percipio and Accenture</w:t>
+        <w:t>Software Design and Development: Design Patterns &amp; SOLID Principles | Percipio and Accenture</w:t>
       </w:r>
     </w:p>
     <w:p>
@@ -6064,9 +5970,6 @@
       <w:pPr>
         <w:pStyle w:val="Year"/>
         <w:jc w:val="left"/>
-        <w:rPr>
-          <w:sz w:val="18"/>
-        </w:rPr>
       </w:pPr>
       <w:r>
         <w:rPr>
@@ -6075,7 +5978,7 @@
           <w:sz w:val="22"/>
           <w:szCs w:val="24"/>
         </w:rPr>
-        <w:t>Exploring Business Process Automation | Percipio and Accenture</w:t>
+        <w:t>Effective Team Communication | Percipio and Accenture</w:t>
       </w:r>
     </w:p>
     <w:p>
@@ -6110,9 +6013,6 @@
       <w:pPr>
         <w:pStyle w:val="Year"/>
         <w:jc w:val="left"/>
-        <w:rPr>
-          <w:sz w:val="18"/>
-        </w:rPr>
       </w:pPr>
       <w:r>
         <w:rPr>
@@ -6121,7 +6021,7 @@
           <w:sz w:val="22"/>
           <w:szCs w:val="24"/>
         </w:rPr>
-        <w:t>Using Robots and RPA in the Workplace | Percipio and Accenture</w:t>
+        <w:t>Exploring Project Management, Then and Now (2021 update) | Percipio and Accenture</w:t>
       </w:r>
     </w:p>
     <w:p>
@@ -6156,9 +6056,6 @@
       <w:pPr>
         <w:pStyle w:val="Year"/>
         <w:jc w:val="left"/>
-        <w:rPr>
-          <w:sz w:val="18"/>
-        </w:rPr>
       </w:pPr>
       <w:r>
         <w:rPr>
@@ -6167,7 +6064,7 @@
           <w:sz w:val="22"/>
           <w:szCs w:val="24"/>
         </w:rPr>
-        <w:t>Software Design and Development: Design Patterns &amp; SOLID Principles | Percipio and Accenture</w:t>
+        <w:t>Embracing Agile at Scale | Percipio and Accenture</w:t>
       </w:r>
     </w:p>
     <w:p>
@@ -6210,29 +6107,41 @@
           <w:sz w:val="22"/>
           <w:szCs w:val="24"/>
         </w:rPr>
-        <w:t>Effective Team Communication | Percipio and Accenture</w:t>
-      </w:r>
-    </w:p>
-    <w:p>
-      <w:pPr>
-        <w:pStyle w:val="Year"/>
-        <w:rPr>
-          <w:sz w:val="18"/>
-        </w:rPr>
-      </w:pPr>
-    </w:p>
-    <w:p>
-      <w:pPr>
-        <w:pStyle w:val="Year"/>
-        <w:rPr>
-          <w:sz w:val="18"/>
-        </w:rPr>
-      </w:pPr>
-      <w:r>
-        <w:rPr>
-          <w:sz w:val="18"/>
-        </w:rPr>
-        <w:t>(June 2025</w:t>
+        <w:t>Agile Project Planning | Percipio and Accenture</w:t>
+      </w:r>
+    </w:p>
+    <w:p>
+      <w:pPr>
+        <w:pStyle w:val="Year"/>
+        <w:rPr>
+          <w:sz w:val="18"/>
+        </w:rPr>
+      </w:pPr>
+    </w:p>
+    <w:p>
+      <w:pPr>
+        <w:pStyle w:val="Year"/>
+        <w:rPr>
+          <w:sz w:val="18"/>
+        </w:rPr>
+      </w:pPr>
+      <w:r>
+        <w:rPr>
+          <w:sz w:val="18"/>
+        </w:rPr>
+        <w:t>(</w:t>
+      </w:r>
+      <w:r>
+        <w:rPr>
+          <w:sz w:val="18"/>
+        </w:rPr>
+        <w:t xml:space="preserve">August </w:t>
+      </w:r>
+      <w:r>
+        <w:rPr>
+          <w:sz w:val="18"/>
+        </w:rPr>
+        <w:t>2021</w:t>
       </w:r>
       <w:r>
         <w:rPr>
@@ -6253,29 +6162,41 @@
           <w:sz w:val="22"/>
           <w:szCs w:val="24"/>
         </w:rPr>
-        <w:t>Exploring Project Management, Then and Now (2021 update) | Percipio and Accenture</w:t>
-      </w:r>
-    </w:p>
-    <w:p>
-      <w:pPr>
-        <w:pStyle w:val="Year"/>
-        <w:rPr>
-          <w:sz w:val="18"/>
-        </w:rPr>
-      </w:pPr>
-    </w:p>
-    <w:p>
-      <w:pPr>
-        <w:pStyle w:val="Year"/>
-        <w:rPr>
-          <w:sz w:val="18"/>
-        </w:rPr>
-      </w:pPr>
-      <w:r>
-        <w:rPr>
-          <w:sz w:val="18"/>
-        </w:rPr>
-        <w:t>(June 2025</w:t>
+        <w:t>The Fundamentals of Digital Marketing | Google</w:t>
+      </w:r>
+    </w:p>
+    <w:p>
+      <w:pPr>
+        <w:pStyle w:val="Year"/>
+        <w:rPr>
+          <w:sz w:val="18"/>
+        </w:rPr>
+      </w:pPr>
+    </w:p>
+    <w:p>
+      <w:pPr>
+        <w:pStyle w:val="Year"/>
+        <w:rPr>
+          <w:sz w:val="18"/>
+        </w:rPr>
+      </w:pPr>
+      <w:r>
+        <w:rPr>
+          <w:sz w:val="18"/>
+        </w:rPr>
+        <w:t>(</w:t>
+      </w:r>
+      <w:r>
+        <w:rPr>
+          <w:sz w:val="18"/>
+        </w:rPr>
+        <w:t xml:space="preserve">August </w:t>
+      </w:r>
+      <w:r>
+        <w:rPr>
+          <w:sz w:val="18"/>
+        </w:rPr>
+        <w:t>2021</w:t>
       </w:r>
       <w:r>
         <w:rPr>
@@ -6296,42 +6217,8 @@
           <w:sz w:val="22"/>
           <w:szCs w:val="24"/>
         </w:rPr>
-        <w:t>Embracing Agile at Scale | Percipio and Accenture</w:t>
-      </w:r>
-    </w:p>
-    <w:p>
-      <w:pPr>
-        <w:pStyle w:val="Year"/>
-        <w:rPr>
-          <w:sz w:val="18"/>
-        </w:rPr>
-      </w:pPr>
-    </w:p>
-    <w:p>
-      <w:pPr>
-        <w:pStyle w:val="Year"/>
-        <w:rPr>
-          <w:sz w:val="18"/>
-        </w:rPr>
-      </w:pPr>
-      <w:r>
-        <w:rPr>
-          <w:sz w:val="18"/>
-        </w:rPr>
-        <w:t>(June 2025</w:t>
-      </w:r>
-      <w:r>
-        <w:rPr>
-          <w:sz w:val="18"/>
-        </w:rPr>
-        <w:t>)</w:t>
-      </w:r>
-    </w:p>
-    <w:p>
-      <w:pPr>
-        <w:pStyle w:val="Year"/>
-        <w:jc w:val="left"/>
-      </w:pPr>
+        <w:t>Maintain</w:t>
+      </w:r>
       <w:r>
         <w:rPr>
           <w:b/>
@@ -6339,54 +6226,8 @@
           <w:sz w:val="22"/>
           <w:szCs w:val="24"/>
         </w:rPr>
-        <w:t>Agile Project Planning | Percipio and Accenture</w:t>
-      </w:r>
-    </w:p>
-    <w:p>
-      <w:pPr>
-        <w:pStyle w:val="Year"/>
-        <w:rPr>
-          <w:sz w:val="18"/>
-        </w:rPr>
-      </w:pPr>
-    </w:p>
-    <w:p>
-      <w:pPr>
-        <w:pStyle w:val="Year"/>
-        <w:rPr>
-          <w:sz w:val="18"/>
-        </w:rPr>
-      </w:pPr>
-      <w:r>
-        <w:rPr>
-          <w:sz w:val="18"/>
-        </w:rPr>
-        <w:t>(</w:t>
-      </w:r>
-      <w:r>
-        <w:rPr>
-          <w:sz w:val="18"/>
-        </w:rPr>
-        <w:t xml:space="preserve">August </w:t>
-      </w:r>
-      <w:r>
-        <w:rPr>
-          <w:sz w:val="18"/>
-        </w:rPr>
-        <w:t>2021</w:t>
-      </w:r>
-      <w:r>
-        <w:rPr>
-          <w:sz w:val="18"/>
-        </w:rPr>
-        <w:t>)</w:t>
-      </w:r>
-    </w:p>
-    <w:p>
-      <w:pPr>
-        <w:pStyle w:val="Year"/>
-        <w:jc w:val="left"/>
-      </w:pPr>
+        <w:t>ing</w:t>
+      </w:r>
       <w:r>
         <w:rPr>
           <w:b/>
@@ -6394,7 +6235,7 @@
           <w:sz w:val="22"/>
           <w:szCs w:val="24"/>
         </w:rPr>
-        <w:t>The Fundamentals of Digital Marketing | Google</w:t>
+        <w:t xml:space="preserve"> Computer Systems and Networks | TESDA</w:t>
       </w:r>
     </w:p>
     <w:p>
@@ -6428,7 +6269,13 @@
         <w:rPr>
           <w:sz w:val="18"/>
         </w:rPr>
-        <w:t>2021</w:t>
+        <w:t>20</w:t>
+      </w:r>
+      <w:r>
+        <w:rPr>
+          <w:sz w:val="18"/>
+        </w:rPr>
+        <w:t>21</w:t>
       </w:r>
       <w:r>
         <w:rPr>
@@ -6441,16 +6288,13 @@
       <w:pPr>
         <w:pStyle w:val="Year"/>
         <w:jc w:val="left"/>
-      </w:pPr>
-      <w:r>
         <w:rPr>
           <w:b/>
           <w:bCs/>
           <w:sz w:val="22"/>
           <w:szCs w:val="24"/>
         </w:rPr>
-        <w:t>Maintain</w:t>
-      </w:r>
+      </w:pPr>
       <w:r>
         <w:rPr>
           <w:b/>
@@ -6458,103 +6302,7 @@
           <w:sz w:val="22"/>
           <w:szCs w:val="24"/>
         </w:rPr>
-        <w:t>ing</w:t>
-      </w:r>
-      <w:r>
-        <w:rPr>
-          <w:b/>
-          <w:bCs/>
-          <w:sz w:val="22"/>
-          <w:szCs w:val="24"/>
-        </w:rPr>
-        <w:t xml:space="preserve"> Computer Systems and Networks | TESDA</w:t>
-      </w:r>
-    </w:p>
-    <w:p>
-      <w:pPr>
-        <w:pStyle w:val="Year"/>
-        <w:rPr>
-          <w:sz w:val="18"/>
-        </w:rPr>
-      </w:pPr>
-    </w:p>
-    <w:p>
-      <w:pPr>
-        <w:pStyle w:val="Year"/>
-        <w:rPr>
-          <w:sz w:val="18"/>
-        </w:rPr>
-      </w:pPr>
-      <w:r>
-        <w:rPr>
-          <w:sz w:val="18"/>
-        </w:rPr>
-        <w:t>(</w:t>
-      </w:r>
-      <w:r>
-        <w:rPr>
-          <w:sz w:val="18"/>
-        </w:rPr>
-        <w:t xml:space="preserve">August </w:t>
-      </w:r>
-      <w:r>
-        <w:rPr>
-          <w:sz w:val="18"/>
-        </w:rPr>
-        <w:t>20</w:t>
-      </w:r>
-      <w:r>
-        <w:rPr>
-          <w:sz w:val="18"/>
-        </w:rPr>
-        <w:t>21</w:t>
-      </w:r>
-      <w:r>
-        <w:rPr>
-          <w:sz w:val="18"/>
-        </w:rPr>
-        <w:t>)</w:t>
-      </w:r>
-    </w:p>
-    <w:p>
-      <w:pPr>
-        <w:pStyle w:val="Year"/>
-        <w:jc w:val="left"/>
-        <w:rPr>
-          <w:b/>
-          <w:bCs/>
-          <w:sz w:val="22"/>
-          <w:szCs w:val="24"/>
-        </w:rPr>
-      </w:pPr>
-      <w:r>
-        <w:rPr>
-          <w:b/>
-          <w:bCs/>
-          <w:sz w:val="22"/>
-          <w:szCs w:val="24"/>
-        </w:rPr>
-        <w:t xml:space="preserve">SMART </w:t>
-      </w:r>
-      <w:proofErr w:type="spellStart"/>
-      <w:r>
-        <w:rPr>
-          <w:b/>
-          <w:bCs/>
-          <w:sz w:val="22"/>
-          <w:szCs w:val="24"/>
-        </w:rPr>
-        <w:t>Technopreneurship</w:t>
-      </w:r>
-      <w:proofErr w:type="spellEnd"/>
-      <w:r>
-        <w:rPr>
-          <w:b/>
-          <w:bCs/>
-          <w:sz w:val="22"/>
-          <w:szCs w:val="24"/>
-        </w:rPr>
-        <w:t xml:space="preserve"> 101 | TESDA</w:t>
+        <w:t>SMART Technopreneurship 101 | TESDA</w:t>
       </w:r>
     </w:p>
     <w:p>
@@ -6859,20 +6607,8 @@
           <w:szCs w:val="24"/>
           <w:lang w:val="en-PH"/>
         </w:rPr>
-        <w:t xml:space="preserve">John Rosell </w:t>
-      </w:r>
-      <w:proofErr w:type="spellStart"/>
-      <w:r>
-        <w:rPr>
-          <w:b/>
-          <w:bCs/>
-          <w:sz w:val="24"/>
-          <w:szCs w:val="24"/>
-          <w:lang w:val="en-PH"/>
-        </w:rPr>
-        <w:t>Magalso</w:t>
-      </w:r>
-      <w:proofErr w:type="spellEnd"/>
+        <w:t>John Rosell Magalso</w:t>
+      </w:r>
     </w:p>
     <w:p>
       <w:pPr>
@@ -6894,7 +6630,7 @@
           <w:shd w:val="clear" w:color="auto" w:fill="FFFFFF"/>
           <w:lang w:val="en-PH"/>
         </w:rPr>
-        <w:t>Accenture Inc.</w:t>
+        <w:t xml:space="preserve">Outsourced PH </w:t>
       </w:r>
     </w:p>
     <w:p>
@@ -7050,20 +6786,8 @@
           <w:szCs w:val="24"/>
           <w:lang w:val="en-PH"/>
         </w:rPr>
-        <w:t xml:space="preserve">Ma Thania </w:t>
-      </w:r>
-      <w:proofErr w:type="spellStart"/>
-      <w:r>
-        <w:rPr>
-          <w:b/>
-          <w:bCs/>
-          <w:sz w:val="24"/>
-          <w:szCs w:val="24"/>
-          <w:lang w:val="en-PH"/>
-        </w:rPr>
-        <w:t>Sinogaya</w:t>
-      </w:r>
-      <w:proofErr w:type="spellEnd"/>
+        <w:t>Ma Thania Sinogaya</w:t>
+      </w:r>
     </w:p>
     <w:p>
       <w:pPr>
@@ -8618,7 +8342,6 @@
   <w:style w:type="character" w:default="1" w:styleId="DefaultParagraphFont">
     <w:name w:val="Default Paragraph Font"/>
     <w:uiPriority w:val="1"/>
-    <w:semiHidden/>
     <w:unhideWhenUsed/>
   </w:style>
   <w:style w:type="table" w:default="1" w:styleId="TableNormal">

--- a/resume_johnlloydmayol.docx
+++ b/resume_johnlloydmayol.docx
@@ -85,21 +85,41 @@
           <w:sz w:val="20"/>
         </w:rPr>
       </w:pPr>
+      <w:proofErr w:type="spellStart"/>
       <w:r>
         <w:rPr>
           <w:rFonts w:ascii="Century Gothic" w:hAnsi="Century Gothic"/>
           <w:b/>
           <w:sz w:val="20"/>
         </w:rPr>
-        <w:t xml:space="preserve">Tunghaan </w:t>
-      </w:r>
+        <w:t>Tunghaan</w:t>
+      </w:r>
+      <w:proofErr w:type="spellEnd"/>
       <w:r>
         <w:rPr>
           <w:rFonts w:ascii="Century Gothic" w:hAnsi="Century Gothic"/>
           <w:b/>
           <w:sz w:val="20"/>
         </w:rPr>
-        <w:t>Minglanilla, Cebu 6046</w:t>
+        <w:t xml:space="preserve"> </w:t>
+      </w:r>
+      <w:proofErr w:type="spellStart"/>
+      <w:r>
+        <w:rPr>
+          <w:rFonts w:ascii="Century Gothic" w:hAnsi="Century Gothic"/>
+          <w:b/>
+          <w:sz w:val="20"/>
+        </w:rPr>
+        <w:t>Minglanilla</w:t>
+      </w:r>
+      <w:proofErr w:type="spellEnd"/>
+      <w:r>
+        <w:rPr>
+          <w:rFonts w:ascii="Century Gothic" w:hAnsi="Century Gothic"/>
+          <w:b/>
+          <w:sz w:val="20"/>
+        </w:rPr>
+        <w:t>, Cebu 6046</w:t>
       </w:r>
     </w:p>
     <w:p>
@@ -185,6 +205,13 @@
           <w:sz w:val="18"/>
         </w:rPr>
         <w:t>PHONE</w:t>
+      </w:r>
+      <w:r>
+        <w:rPr>
+          <w:rFonts w:ascii="Century Gothic" w:hAnsi="Century Gothic"/>
+          <w:sz w:val="18"/>
+        </w:rPr>
+        <w:t xml:space="preserve"> / Viber / WhatsApp</w:t>
       </w:r>
     </w:p>
     <w:p>
@@ -856,6 +883,17 @@
           <w:szCs w:val="20"/>
           <w:lang w:val="en-PH"/>
         </w:rPr>
+        <w:t xml:space="preserve">Cloud, </w:t>
+      </w:r>
+      <w:r>
+        <w:rPr>
+          <w:b/>
+          <w:bCs/>
+          <w:color w:val="auto"/>
+          <w:sz w:val="20"/>
+          <w:szCs w:val="20"/>
+          <w:lang w:val="en-PH"/>
+        </w:rPr>
         <w:t>Version Control &amp; Deployment</w:t>
       </w:r>
       <w:r>
@@ -1116,8 +1154,19 @@
           <w:szCs w:val="20"/>
           <w:lang w:val="en-PH"/>
         </w:rPr>
-        <w:t xml:space="preserve"> MockFlow</w:t>
-      </w:r>
+        <w:t xml:space="preserve"> </w:t>
+      </w:r>
+      <w:proofErr w:type="spellStart"/>
+      <w:r>
+        <w:rPr>
+          <w:color w:val="auto"/>
+          <w:sz w:val="20"/>
+          <w:szCs w:val="20"/>
+          <w:lang w:val="en-PH"/>
+        </w:rPr>
+        <w:t>MockFlow</w:t>
+      </w:r>
+      <w:proofErr w:type="spellEnd"/>
     </w:p>
     <w:p>
       <w:pPr>
@@ -1275,7 +1324,27 @@
           <w:szCs w:val="20"/>
           <w:lang w:val="en-PH"/>
         </w:rPr>
-        <w:t xml:space="preserve">Swagger, REST API, GraphQL, </w:t>
+        <w:t xml:space="preserve">Swagger, REST API, </w:t>
+      </w:r>
+      <w:proofErr w:type="spellStart"/>
+      <w:r>
+        <w:rPr>
+          <w:color w:val="auto"/>
+          <w:sz w:val="20"/>
+          <w:szCs w:val="20"/>
+          <w:lang w:val="en-PH"/>
+        </w:rPr>
+        <w:t>GraphQL</w:t>
+      </w:r>
+      <w:proofErr w:type="spellEnd"/>
+      <w:r>
+        <w:rPr>
+          <w:color w:val="auto"/>
+          <w:sz w:val="20"/>
+          <w:szCs w:val="20"/>
+          <w:lang w:val="en-PH"/>
+        </w:rPr>
+        <w:t xml:space="preserve">, </w:t>
       </w:r>
       <w:r>
         <w:rPr>
@@ -1523,30 +1592,12 @@
           <w:bCs/>
           <w:szCs w:val="20"/>
         </w:rPr>
-        <w:t>Built new components and pages using React JS, Next JS,</w:t>
-      </w:r>
-      <w:r>
-        <w:rPr>
-          <w:rFonts w:ascii="Century Gothic" w:hAnsi="Century Gothic"/>
-          <w:b/>
-          <w:bCs/>
-          <w:szCs w:val="20"/>
-        </w:rPr>
-        <w:t xml:space="preserve"> Redux,</w:t>
-      </w:r>
-      <w:r>
-        <w:rPr>
-          <w:rFonts w:ascii="Century Gothic" w:hAnsi="Century Gothic"/>
-          <w:b/>
-          <w:bCs/>
-          <w:szCs w:val="20"/>
-        </w:rPr>
-        <w:t xml:space="preserve"> and Storybook to enhance UI/UX consistency and reusability.</w:t>
-      </w:r>
-    </w:p>
-    <w:p>
-      <w:pPr>
-        <w:spacing w:after="0" w:line="240" w:lineRule="auto"/>
+        <w:t>Developed scalable and reusable UI components and pages using React JS, Next JS, Redux, and Storybook, improving application consistency and maintainability.</w:t>
+      </w:r>
+    </w:p>
+    <w:p>
+      <w:pPr>
+        <w:spacing w:after="0"/>
         <w:rPr>
           <w:rFonts w:ascii="Century Gothic" w:hAnsi="Century Gothic"/>
           <w:b/>
@@ -1569,25 +1620,7 @@
           <w:bCs/>
           <w:szCs w:val="20"/>
         </w:rPr>
-        <w:t>Transformed designs (PSD/XD</w:t>
-      </w:r>
-      <w:r>
-        <w:rPr>
-          <w:rFonts w:ascii="Century Gothic" w:hAnsi="Century Gothic"/>
-          <w:b/>
-          <w:bCs/>
-          <w:szCs w:val="20"/>
-        </w:rPr>
-        <w:t>/Figma</w:t>
-      </w:r>
-      <w:r>
-        <w:rPr>
-          <w:rFonts w:ascii="Century Gothic" w:hAnsi="Century Gothic"/>
-          <w:b/>
-          <w:bCs/>
-          <w:szCs w:val="20"/>
-        </w:rPr>
-        <w:t>) into responsive code.</w:t>
+        <w:t>Converted Figma, Adobe XD, and PSD designs into responsive, pixel-perfect, and cross-browser compatible web applications.</w:t>
       </w:r>
     </w:p>
     <w:p>
@@ -1613,7 +1646,16 @@
           <w:bCs/>
           <w:szCs w:val="20"/>
         </w:rPr>
-        <w:t>Created and maintained Storybook components for scalable UI development.</w:t>
+        <w:t>Built and maintained Storybook component libraries to support scalable frontend architecture and faster development workflows</w:t>
+      </w:r>
+      <w:r>
+        <w:rPr>
+          <w:rFonts w:ascii="Century Gothic" w:hAnsi="Century Gothic"/>
+          <w:b/>
+          <w:bCs/>
+          <w:szCs w:val="20"/>
+        </w:rPr>
+        <w:t>.</w:t>
       </w:r>
     </w:p>
     <w:p>
@@ -1639,33 +1681,27 @@
           <w:bCs/>
           <w:szCs w:val="20"/>
         </w:rPr>
-        <w:t>Integrated and consumed RESTful and GraphQL APIs to enable dynamic data-driven applications.</w:t>
-      </w:r>
-    </w:p>
-    <w:p>
-      <w:pPr>
-        <w:spacing w:after="0"/>
-        <w:rPr>
-          <w:rFonts w:ascii="Century Gothic" w:hAnsi="Century Gothic"/>
-          <w:b/>
-          <w:bCs/>
-          <w:szCs w:val="20"/>
-        </w:rPr>
-      </w:pPr>
-      <w:r>
-        <w:rPr>
-          <w:rFonts w:ascii="Century Gothic" w:hAnsi="Century Gothic"/>
-        </w:rPr>
-        <w:t xml:space="preserve">+ </w:t>
-      </w:r>
-      <w:r>
-        <w:rPr>
-          <w:rFonts w:ascii="Century Gothic" w:hAnsi="Century Gothic"/>
-          <w:b/>
-          <w:bCs/>
-          <w:szCs w:val="20"/>
-        </w:rPr>
-        <w:t>Designed reusable API services and handled authentication, error handling, and performance optimization.</w:t>
+        <w:t xml:space="preserve">Integrated RESTful and </w:t>
+      </w:r>
+      <w:proofErr w:type="spellStart"/>
+      <w:r>
+        <w:rPr>
+          <w:rFonts w:ascii="Century Gothic" w:hAnsi="Century Gothic"/>
+          <w:b/>
+          <w:bCs/>
+          <w:szCs w:val="20"/>
+        </w:rPr>
+        <w:t>GraphQL</w:t>
+      </w:r>
+      <w:proofErr w:type="spellEnd"/>
+      <w:r>
+        <w:rPr>
+          <w:rFonts w:ascii="Century Gothic" w:hAnsi="Century Gothic"/>
+          <w:b/>
+          <w:bCs/>
+          <w:szCs w:val="20"/>
+        </w:rPr>
+        <w:t xml:space="preserve"> APIs to deliver dynamic, data-driven user experiences.</w:t>
       </w:r>
     </w:p>
     <w:p>
@@ -1692,7 +1728,7 @@
           <w:bCs/>
           <w:szCs w:val="20"/>
         </w:rPr>
-        <w:t>Configured builds, tested applications, and optimized technology architecture.</w:t>
+        <w:t>Designed reusable API service layers with authentication handling, error management, and performance optimization.</w:t>
       </w:r>
     </w:p>
     <w:p>
@@ -1702,7 +1738,6 @@
           <w:rFonts w:ascii="Century Gothic" w:hAnsi="Century Gothic"/>
           <w:b/>
           <w:bCs/>
-          <w:szCs w:val="20"/>
         </w:rPr>
       </w:pPr>
       <w:r>
@@ -1716,36 +1751,8 @@
           <w:rFonts w:ascii="Century Gothic" w:hAnsi="Century Gothic"/>
           <w:b/>
           <w:bCs/>
-          <w:szCs w:val="20"/>
-        </w:rPr>
-        <w:t>Ensured all custom components</w:t>
-      </w:r>
-      <w:r>
-        <w:rPr>
-          <w:rFonts w:ascii="Century Gothic" w:hAnsi="Century Gothic"/>
-          <w:b/>
-          <w:bCs/>
-          <w:szCs w:val="20"/>
-        </w:rPr>
-        <w:t xml:space="preserve"> and API </w:t>
-      </w:r>
-      <w:r>
-        <w:rPr>
-          <w:rFonts w:ascii="Century Gothic" w:hAnsi="Century Gothic"/>
-          <w:b/>
-          <w:bCs/>
-          <w:szCs w:val="20"/>
-        </w:rPr>
-        <w:t xml:space="preserve">integrations </w:t>
-      </w:r>
-      <w:r>
-        <w:rPr>
-          <w:rFonts w:ascii="Century Gothic" w:hAnsi="Century Gothic"/>
-          <w:b/>
-          <w:bCs/>
-          <w:szCs w:val="20"/>
-        </w:rPr>
-        <w:t>met performance goals and business requirements.</w:t>
+        </w:rPr>
+        <w:t>Utilized AWS cloud services including DynamoDB, Lambda, CloudFront, S3, API Gateway, and CloudTrail for API integration, file management, cloud storage, monitoring, and application delivery.</w:t>
       </w:r>
     </w:p>
     <w:p>
@@ -1761,6 +1768,39 @@
       <w:r>
         <w:rPr>
           <w:rFonts w:ascii="Century Gothic" w:hAnsi="Century Gothic"/>
+          <w:szCs w:val="20"/>
+        </w:rPr>
+        <w:t>+</w:t>
+      </w:r>
+      <w:r>
+        <w:rPr>
+          <w:rFonts w:ascii="Century Gothic" w:hAnsi="Century Gothic"/>
+          <w:szCs w:val="20"/>
+        </w:rPr>
+        <w:t xml:space="preserve"> </w:t>
+      </w:r>
+      <w:r>
+        <w:rPr>
+          <w:rFonts w:ascii="Century Gothic" w:hAnsi="Century Gothic"/>
+          <w:b/>
+          <w:bCs/>
+          <w:szCs w:val="20"/>
+        </w:rPr>
+        <w:t>Integrated frontend applications with AWS-powered serverless and cloud-based architectures to improve scalability and performance.</w:t>
+      </w:r>
+    </w:p>
+    <w:p>
+      <w:pPr>
+        <w:spacing w:after="0"/>
+        <w:rPr>
+          <w:rFonts w:ascii="Century Gothic" w:hAnsi="Century Gothic"/>
+          <w:szCs w:val="20"/>
+        </w:rPr>
+      </w:pPr>
+      <w:r>
+        <w:rPr>
+          <w:rFonts w:ascii="Century Gothic" w:hAnsi="Century Gothic"/>
+          <w:szCs w:val="20"/>
         </w:rPr>
         <w:t xml:space="preserve">+ </w:t>
       </w:r>
@@ -1771,7 +1811,7 @@
           <w:bCs/>
           <w:szCs w:val="20"/>
         </w:rPr>
-        <w:t>Led the team to complete backlog tickets efficiently.</w:t>
+        <w:t>Configured application builds, performed testing, and optimized frontend performance and application architecture.</w:t>
       </w:r>
     </w:p>
     <w:p>
@@ -1779,14 +1819,13 @@
         <w:spacing w:after="0"/>
         <w:rPr>
           <w:rFonts w:ascii="Century Gothic" w:hAnsi="Century Gothic"/>
-          <w:b/>
-          <w:bCs/>
-          <w:szCs w:val="20"/>
-        </w:rPr>
-      </w:pPr>
-      <w:r>
-        <w:rPr>
-          <w:rFonts w:ascii="Century Gothic" w:hAnsi="Century Gothic"/>
+          <w:szCs w:val="20"/>
+        </w:rPr>
+      </w:pPr>
+      <w:r>
+        <w:rPr>
+          <w:rFonts w:ascii="Century Gothic" w:hAnsi="Century Gothic"/>
+          <w:szCs w:val="20"/>
         </w:rPr>
         <w:t xml:space="preserve">+ </w:t>
       </w:r>
@@ -1797,21 +1836,21 @@
           <w:bCs/>
           <w:szCs w:val="20"/>
         </w:rPr>
-        <w:t>Led the team through Agile sprints and served as Scrum Master on a GenAI project.</w:t>
-      </w:r>
-    </w:p>
-    <w:p>
-      <w:pPr>
-        <w:spacing w:after="0" w:line="240" w:lineRule="auto"/>
-        <w:rPr>
-          <w:rFonts w:ascii="Century Gothic" w:hAnsi="Century Gothic"/>
-          <w:b/>
-          <w:bCs/>
-        </w:rPr>
-      </w:pPr>
-      <w:r>
-        <w:rPr>
-          <w:rFonts w:ascii="Century Gothic" w:hAnsi="Century Gothic"/>
+        <w:t>Ensured all custom components and API integrations met business requirements, accessibility standards, and performance benchmarks.</w:t>
+      </w:r>
+    </w:p>
+    <w:p>
+      <w:pPr>
+        <w:spacing w:after="0"/>
+        <w:rPr>
+          <w:rFonts w:ascii="Century Gothic" w:hAnsi="Century Gothic"/>
+          <w:szCs w:val="20"/>
+        </w:rPr>
+      </w:pPr>
+      <w:r>
+        <w:rPr>
+          <w:rFonts w:ascii="Century Gothic" w:hAnsi="Century Gothic"/>
+          <w:szCs w:val="20"/>
         </w:rPr>
         <w:t xml:space="preserve">+ </w:t>
       </w:r>
@@ -1820,17 +1859,16 @@
           <w:rFonts w:ascii="Century Gothic" w:hAnsi="Century Gothic"/>
           <w:b/>
           <w:bCs/>
-        </w:rPr>
-        <w:t>Reviewed pull requests (PRs) before merging with the development branch.</w:t>
-      </w:r>
-    </w:p>
-    <w:p>
-      <w:pPr>
-        <w:spacing w:after="0" w:line="240" w:lineRule="auto"/>
-        <w:rPr>
-          <w:rFonts w:ascii="Century Gothic" w:hAnsi="Century Gothic"/>
-          <w:b/>
-          <w:bCs/>
+          <w:szCs w:val="20"/>
+        </w:rPr>
+        <w:t>Led Agile sprint activities and coordinated backlog completion to ensure timely delivery of project milestones.</w:t>
+      </w:r>
+    </w:p>
+    <w:p>
+      <w:pPr>
+        <w:spacing w:after="0"/>
+        <w:rPr>
+          <w:rFonts w:ascii="Century Gothic" w:hAnsi="Century Gothic"/>
           <w:szCs w:val="20"/>
         </w:rPr>
       </w:pPr>
@@ -1848,7 +1886,7 @@
           <w:bCs/>
           <w:szCs w:val="20"/>
         </w:rPr>
-        <w:t>Managed CI/CD pipelines on servers to streamline deployment processes.</w:t>
+        <w:t>Served as Scrum Master for a GenAI project, facilitating sprint planning, stand-ups, retrospectives, and team coordination.</w:t>
       </w:r>
     </w:p>
     <w:p>
@@ -1856,14 +1894,13 @@
         <w:spacing w:after="0"/>
         <w:rPr>
           <w:rFonts w:ascii="Century Gothic" w:hAnsi="Century Gothic"/>
-          <w:b/>
-          <w:bCs/>
-          <w:szCs w:val="20"/>
-        </w:rPr>
-      </w:pPr>
-      <w:r>
-        <w:rPr>
-          <w:rFonts w:ascii="Century Gothic" w:hAnsi="Century Gothic"/>
+          <w:szCs w:val="20"/>
+        </w:rPr>
+      </w:pPr>
+      <w:r>
+        <w:rPr>
+          <w:rFonts w:ascii="Century Gothic" w:hAnsi="Century Gothic"/>
+          <w:szCs w:val="20"/>
         </w:rPr>
         <w:t xml:space="preserve">+ </w:t>
       </w:r>
@@ -1874,7 +1911,7 @@
           <w:bCs/>
           <w:szCs w:val="20"/>
         </w:rPr>
-        <w:t>Collaborated with developers, designers, and architects to meet project goals.</w:t>
+        <w:t>Conducted pull request (PR) reviews to maintain code quality, scalability, and best practices before merging to development branches.</w:t>
       </w:r>
     </w:p>
     <w:p>
@@ -1882,14 +1919,13 @@
         <w:spacing w:after="0"/>
         <w:rPr>
           <w:rFonts w:ascii="Century Gothic" w:hAnsi="Century Gothic"/>
-          <w:b/>
-          <w:bCs/>
-          <w:szCs w:val="20"/>
-        </w:rPr>
-      </w:pPr>
-      <w:r>
-        <w:rPr>
-          <w:rFonts w:ascii="Century Gothic" w:hAnsi="Century Gothic"/>
+          <w:szCs w:val="20"/>
+        </w:rPr>
+      </w:pPr>
+      <w:r>
+        <w:rPr>
+          <w:rFonts w:ascii="Century Gothic" w:hAnsi="Century Gothic"/>
+          <w:szCs w:val="20"/>
         </w:rPr>
         <w:t xml:space="preserve">+ </w:t>
       </w:r>
@@ -1900,7 +1936,7 @@
           <w:bCs/>
           <w:szCs w:val="20"/>
         </w:rPr>
-        <w:t>Communicated issues and dependencies with the technology architect and project manager.</w:t>
+        <w:t>Managed CI/CD deployment pipelines and collaborated with DevOps teams to streamline release processes.</w:t>
       </w:r>
     </w:p>
     <w:p>
@@ -1908,14 +1944,13 @@
         <w:spacing w:after="0"/>
         <w:rPr>
           <w:rFonts w:ascii="Century Gothic" w:hAnsi="Century Gothic"/>
-          <w:b/>
-          <w:bCs/>
-          <w:szCs w:val="20"/>
-        </w:rPr>
-      </w:pPr>
-      <w:r>
-        <w:rPr>
-          <w:rFonts w:ascii="Century Gothic" w:hAnsi="Century Gothic"/>
+          <w:szCs w:val="20"/>
+        </w:rPr>
+      </w:pPr>
+      <w:r>
+        <w:rPr>
+          <w:rFonts w:ascii="Century Gothic" w:hAnsi="Century Gothic"/>
+          <w:szCs w:val="20"/>
         </w:rPr>
         <w:t xml:space="preserve">+ </w:t>
       </w:r>
@@ -1926,7 +1961,7 @@
           <w:bCs/>
           <w:szCs w:val="20"/>
         </w:rPr>
-        <w:t>Planned project structures and development workflows before implementation.</w:t>
+        <w:t>Collaborated closely with developers, UI/UX designers, architects, and project managers to deliver high-quality solutions.</w:t>
       </w:r>
     </w:p>
     <w:p>
@@ -1934,14 +1969,13 @@
         <w:spacing w:after="0"/>
         <w:rPr>
           <w:rFonts w:ascii="Century Gothic" w:hAnsi="Century Gothic"/>
-          <w:b/>
-          <w:bCs/>
-          <w:szCs w:val="20"/>
-        </w:rPr>
-      </w:pPr>
-      <w:r>
-        <w:rPr>
-          <w:rFonts w:ascii="Century Gothic" w:hAnsi="Century Gothic"/>
+          <w:szCs w:val="20"/>
+        </w:rPr>
+      </w:pPr>
+      <w:r>
+        <w:rPr>
+          <w:rFonts w:ascii="Century Gothic" w:hAnsi="Century Gothic"/>
+          <w:szCs w:val="20"/>
         </w:rPr>
         <w:t xml:space="preserve">+ </w:t>
       </w:r>
@@ -1952,7 +1986,57 @@
           <w:bCs/>
           <w:szCs w:val="20"/>
         </w:rPr>
-        <w:t>Attended company training sessions to stay updated on new technologies and best practices.</w:t>
+        <w:t>Identified project risks, dependencies, and technical issues, proactively communicating solutions to stakeholders.</w:t>
+      </w:r>
+    </w:p>
+    <w:p>
+      <w:pPr>
+        <w:spacing w:after="0"/>
+        <w:rPr>
+          <w:rFonts w:ascii="Century Gothic" w:hAnsi="Century Gothic"/>
+          <w:szCs w:val="20"/>
+        </w:rPr>
+      </w:pPr>
+      <w:r>
+        <w:rPr>
+          <w:rFonts w:ascii="Century Gothic" w:hAnsi="Century Gothic"/>
+          <w:szCs w:val="20"/>
+        </w:rPr>
+        <w:t xml:space="preserve">+ </w:t>
+      </w:r>
+      <w:r>
+        <w:rPr>
+          <w:rFonts w:ascii="Century Gothic" w:hAnsi="Century Gothic"/>
+          <w:b/>
+          <w:bCs/>
+          <w:szCs w:val="20"/>
+        </w:rPr>
+        <w:t>Participated in project planning, technical discussions, and architecture decisions before development implementation.</w:t>
+      </w:r>
+    </w:p>
+    <w:p>
+      <w:pPr>
+        <w:spacing w:after="0"/>
+        <w:rPr>
+          <w:rFonts w:ascii="Century Gothic" w:hAnsi="Century Gothic"/>
+          <w:szCs w:val="20"/>
+        </w:rPr>
+      </w:pPr>
+      <w:r>
+        <w:rPr>
+          <w:rFonts w:ascii="Century Gothic" w:hAnsi="Century Gothic"/>
+          <w:szCs w:val="20"/>
+        </w:rPr>
+        <w:t xml:space="preserve">+ </w:t>
+      </w:r>
+      <w:r>
+        <w:rPr>
+          <w:rFonts w:ascii="Century Gothic" w:hAnsi="Century Gothic"/>
+          <w:b/>
+          <w:bCs/>
+          <w:szCs w:val="20"/>
+        </w:rPr>
+        <w:t>Continuously improved technical expertise through company training, certifications, and emerging technology research.</w:t>
       </w:r>
     </w:p>
     <w:p>
@@ -1978,154 +2062,287 @@
         <w:rPr>
           <w:rFonts w:ascii="Century Gothic" w:hAnsi="Century Gothic"/>
           <w:b/>
-        </w:rPr>
-        <w:t>CMS</w:t>
-      </w:r>
-      <w:r>
-        <w:rPr>
-          <w:rFonts w:ascii="Century Gothic" w:hAnsi="Century Gothic"/>
-          <w:b/>
+          <w:bCs/>
+        </w:rPr>
+        <w:t>Frontend:</w:t>
+      </w:r>
+      <w:r>
+        <w:rPr>
+          <w:rFonts w:ascii="Century Gothic" w:hAnsi="Century Gothic"/>
+          <w:b/>
+        </w:rPr>
+        <w:t xml:space="preserve"> </w:t>
+      </w:r>
+      <w:r>
+        <w:rPr>
+          <w:rFonts w:ascii="Century Gothic" w:hAnsi="Century Gothic"/>
+          <w:bCs/>
+        </w:rPr>
+        <w:t>HTML, CSS</w:t>
+      </w:r>
+      <w:r>
+        <w:rPr>
+          <w:rFonts w:ascii="Century Gothic" w:hAnsi="Century Gothic"/>
+          <w:bCs/>
+        </w:rPr>
+        <w:t xml:space="preserve"> </w:t>
+      </w:r>
+      <w:r>
+        <w:rPr>
+          <w:rFonts w:ascii="Century Gothic" w:hAnsi="Century Gothic"/>
+          <w:bCs/>
+        </w:rPr>
+        <w:t>(</w:t>
+      </w:r>
+      <w:r>
+        <w:rPr>
+          <w:rFonts w:ascii="Century Gothic" w:hAnsi="Century Gothic"/>
+          <w:bCs/>
+        </w:rPr>
+        <w:t>SASS, Tailwind CSS, Bootstrap</w:t>
+      </w:r>
+      <w:r>
+        <w:rPr>
+          <w:rFonts w:ascii="Century Gothic" w:hAnsi="Century Gothic"/>
+          <w:bCs/>
+        </w:rPr>
+        <w:t>)</w:t>
+      </w:r>
+      <w:r>
+        <w:rPr>
+          <w:rFonts w:ascii="Century Gothic" w:hAnsi="Century Gothic"/>
+          <w:bCs/>
+        </w:rPr>
+        <w:t>, JavaScript</w:t>
+      </w:r>
+      <w:r>
+        <w:rPr>
+          <w:rFonts w:ascii="Century Gothic" w:hAnsi="Century Gothic"/>
+          <w:bCs/>
+        </w:rPr>
+        <w:t xml:space="preserve"> (</w:t>
+      </w:r>
+      <w:r>
+        <w:rPr>
+          <w:rFonts w:ascii="Century Gothic" w:hAnsi="Century Gothic"/>
+          <w:bCs/>
+        </w:rPr>
+        <w:t>React JS, Next JS</w:t>
+      </w:r>
+      <w:r>
+        <w:rPr>
+          <w:rFonts w:ascii="Century Gothic" w:hAnsi="Century Gothic"/>
+          <w:bCs/>
+        </w:rPr>
+        <w:t>)</w:t>
+      </w:r>
+      <w:r>
+        <w:rPr>
+          <w:rFonts w:ascii="Century Gothic" w:hAnsi="Century Gothic"/>
+          <w:bCs/>
+        </w:rPr>
+        <w:t>,</w:t>
+      </w:r>
+      <w:r>
+        <w:rPr>
+          <w:rFonts w:ascii="Century Gothic" w:hAnsi="Century Gothic"/>
+          <w:bCs/>
+        </w:rPr>
+        <w:t xml:space="preserve"> Redux</w:t>
+      </w:r>
+      <w:r>
+        <w:rPr>
+          <w:rFonts w:ascii="Century Gothic" w:hAnsi="Century Gothic"/>
+          <w:bCs/>
+        </w:rPr>
+        <w:t xml:space="preserve">, </w:t>
+      </w:r>
+      <w:r>
+        <w:rPr>
+          <w:rFonts w:ascii="Century Gothic" w:hAnsi="Century Gothic"/>
+          <w:bCs/>
+        </w:rPr>
+        <w:t>Storyboo</w:t>
+      </w:r>
+      <w:r>
+        <w:rPr>
+          <w:rFonts w:ascii="Century Gothic" w:hAnsi="Century Gothic"/>
+          <w:bCs/>
+        </w:rPr>
+        <w:t>k</w:t>
+      </w:r>
+      <w:r>
+        <w:rPr>
+          <w:rFonts w:ascii="Century Gothic" w:hAnsi="Century Gothic"/>
+          <w:b/>
+          <w:bCs/>
+        </w:rPr>
+        <w:br/>
+        <w:t>Cloud &amp; AWS Services:</w:t>
+      </w:r>
+      <w:r>
+        <w:rPr>
+          <w:rFonts w:ascii="Century Gothic" w:hAnsi="Century Gothic"/>
+          <w:b/>
+        </w:rPr>
+        <w:t xml:space="preserve"> </w:t>
+      </w:r>
+      <w:r>
+        <w:rPr>
+          <w:rFonts w:ascii="Century Gothic" w:hAnsi="Century Gothic"/>
+          <w:bCs/>
+        </w:rPr>
+        <w:t>AWS</w:t>
+      </w:r>
+      <w:r>
+        <w:rPr>
+          <w:rFonts w:ascii="Century Gothic" w:hAnsi="Century Gothic"/>
+          <w:bCs/>
+        </w:rPr>
+        <w:t xml:space="preserve"> (</w:t>
+      </w:r>
+      <w:r>
+        <w:rPr>
+          <w:rFonts w:ascii="Century Gothic" w:hAnsi="Century Gothic"/>
+          <w:bCs/>
+        </w:rPr>
+        <w:t>DynamoDB, Lambda, CloudFront, S3, API Gateway, CloudTrail</w:t>
+      </w:r>
+      <w:r>
+        <w:rPr>
+          <w:rFonts w:ascii="Century Gothic" w:hAnsi="Century Gothic"/>
+          <w:bCs/>
+        </w:rPr>
+        <w:t>)</w:t>
+      </w:r>
+      <w:r>
+        <w:rPr>
+          <w:rFonts w:ascii="Century Gothic" w:hAnsi="Century Gothic"/>
+          <w:bCs/>
+        </w:rPr>
+        <w:br/>
+      </w:r>
+      <w:r>
+        <w:rPr>
+          <w:rFonts w:ascii="Century Gothic" w:hAnsi="Century Gothic"/>
+          <w:b/>
+          <w:bCs/>
+        </w:rPr>
+        <w:t>API &amp; Data:</w:t>
+      </w:r>
+      <w:r>
+        <w:rPr>
+          <w:rFonts w:ascii="Century Gothic" w:hAnsi="Century Gothic"/>
+          <w:b/>
+        </w:rPr>
+        <w:t xml:space="preserve"> </w:t>
+      </w:r>
+      <w:r>
+        <w:rPr>
+          <w:rFonts w:ascii="Century Gothic" w:hAnsi="Century Gothic"/>
+          <w:bCs/>
+        </w:rPr>
+        <w:t xml:space="preserve">REST API, </w:t>
+      </w:r>
+      <w:proofErr w:type="spellStart"/>
+      <w:r>
+        <w:rPr>
+          <w:rFonts w:ascii="Century Gothic" w:hAnsi="Century Gothic"/>
+          <w:bCs/>
+        </w:rPr>
+        <w:t>GraphQL</w:t>
+      </w:r>
+      <w:proofErr w:type="spellEnd"/>
+      <w:r>
+        <w:rPr>
+          <w:rFonts w:ascii="Century Gothic" w:hAnsi="Century Gothic"/>
+          <w:bCs/>
+        </w:rPr>
+        <w:t>, Postman, Swagger</w:t>
+      </w:r>
+      <w:r>
+        <w:rPr>
+          <w:rFonts w:ascii="Century Gothic" w:hAnsi="Century Gothic"/>
+          <w:bCs/>
+        </w:rPr>
+        <w:br/>
+      </w:r>
+      <w:r>
+        <w:rPr>
+          <w:rFonts w:ascii="Century Gothic" w:hAnsi="Century Gothic"/>
+          <w:b/>
+          <w:bCs/>
+        </w:rPr>
+        <w:t>Design Tools:</w:t>
+      </w:r>
+      <w:r>
+        <w:rPr>
+          <w:rFonts w:ascii="Century Gothic" w:hAnsi="Century Gothic"/>
+          <w:b/>
+        </w:rPr>
+        <w:t xml:space="preserve"> </w:t>
+      </w:r>
+      <w:r>
+        <w:rPr>
+          <w:rFonts w:ascii="Century Gothic" w:hAnsi="Century Gothic"/>
+          <w:bCs/>
+        </w:rPr>
+        <w:t>Figma, Adobe XD</w:t>
+      </w:r>
+      <w:r>
+        <w:rPr>
+          <w:rFonts w:ascii="Century Gothic" w:hAnsi="Century Gothic"/>
+          <w:b/>
+        </w:rPr>
+        <w:br/>
+      </w:r>
+      <w:r>
+        <w:rPr>
+          <w:rFonts w:ascii="Century Gothic" w:hAnsi="Century Gothic"/>
+          <w:b/>
+          <w:bCs/>
+        </w:rPr>
+        <w:t>DevOps &amp; Collaboration</w:t>
+      </w:r>
+      <w:r>
+        <w:rPr>
+          <w:rFonts w:ascii="Century Gothic" w:hAnsi="Century Gothic"/>
+        </w:rPr>
+        <w:t>: Microsoft Azure, Git, JIRA, MS Teams</w:t>
+      </w:r>
+    </w:p>
+    <w:p>
+      <w:pPr>
+        <w:spacing w:after="0" w:line="240" w:lineRule="auto"/>
+        <w:rPr>
+          <w:rFonts w:ascii="Century Gothic" w:hAnsi="Century Gothic"/>
+        </w:rPr>
+      </w:pPr>
+    </w:p>
+    <w:p>
+      <w:pPr>
+        <w:spacing w:after="0" w:line="240" w:lineRule="auto"/>
+        <w:rPr>
+          <w:rFonts w:ascii="Century Gothic" w:hAnsi="Century Gothic"/>
+          <w:b/>
+          <w:bCs/>
+        </w:rPr>
+      </w:pPr>
+      <w:r>
+        <w:rPr>
+          <w:rFonts w:ascii="Century Gothic" w:hAnsi="Century Gothic"/>
+          <w:b/>
+          <w:bCs/>
+        </w:rPr>
+        <w:t>Key Projects</w:t>
+      </w:r>
+      <w:r>
+        <w:rPr>
+          <w:rFonts w:ascii="Century Gothic" w:hAnsi="Century Gothic"/>
+          <w:b/>
+          <w:bCs/>
         </w:rPr>
         <w:t>:</w:t>
-      </w:r>
-      <w:r>
-        <w:rPr>
-          <w:rFonts w:ascii="Century Gothic" w:hAnsi="Century Gothic"/>
-        </w:rPr>
-        <w:t xml:space="preserve"> </w:t>
-      </w:r>
-      <w:r>
-        <w:rPr>
-          <w:rFonts w:ascii="Century Gothic" w:hAnsi="Century Gothic"/>
-        </w:rPr>
-        <w:t>Adobe AEM</w:t>
-      </w:r>
-    </w:p>
-    <w:p>
-      <w:pPr>
-        <w:spacing w:after="0" w:line="240" w:lineRule="auto"/>
-        <w:ind w:left="360"/>
-        <w:rPr>
-          <w:rFonts w:ascii="Century Gothic" w:hAnsi="Century Gothic"/>
-        </w:rPr>
-      </w:pPr>
-      <w:r>
-        <w:rPr>
-          <w:rFonts w:ascii="Century Gothic" w:hAnsi="Century Gothic"/>
-          <w:b/>
-        </w:rPr>
-        <w:t>DESIGN</w:t>
-      </w:r>
-      <w:r>
-        <w:rPr>
-          <w:rFonts w:ascii="Century Gothic" w:hAnsi="Century Gothic"/>
-          <w:b/>
-        </w:rPr>
-        <w:t>:</w:t>
-      </w:r>
-      <w:r>
-        <w:rPr>
-          <w:rFonts w:ascii="Century Gothic" w:hAnsi="Century Gothic"/>
-        </w:rPr>
-        <w:t xml:space="preserve"> </w:t>
-      </w:r>
-      <w:r>
-        <w:rPr>
-          <w:rFonts w:ascii="Century Gothic" w:hAnsi="Century Gothic"/>
-        </w:rPr>
-        <w:t xml:space="preserve">Adobe XD, </w:t>
-      </w:r>
-      <w:r>
-        <w:rPr>
-          <w:rFonts w:ascii="Century Gothic" w:hAnsi="Century Gothic"/>
-        </w:rPr>
-        <w:t>Figma</w:t>
-      </w:r>
-    </w:p>
-    <w:p>
-      <w:pPr>
-        <w:spacing w:after="0" w:line="240" w:lineRule="auto"/>
-        <w:ind w:left="360"/>
-        <w:rPr>
-          <w:rFonts w:ascii="Century Gothic" w:hAnsi="Century Gothic"/>
-        </w:rPr>
-      </w:pPr>
-      <w:r>
-        <w:rPr>
-          <w:rFonts w:ascii="Century Gothic" w:hAnsi="Century Gothic"/>
-          <w:b/>
-        </w:rPr>
-        <w:t>LANGUAGE:</w:t>
-      </w:r>
-      <w:r>
-        <w:rPr>
-          <w:rFonts w:ascii="Century Gothic" w:hAnsi="Century Gothic"/>
-        </w:rPr>
-        <w:t xml:space="preserve"> </w:t>
-      </w:r>
-      <w:r>
-        <w:rPr>
-          <w:rFonts w:ascii="Century Gothic" w:hAnsi="Century Gothic"/>
-        </w:rPr>
-        <w:t>HTML, CSS (SASS, Tailwind, Bootstrap), JavaScript (React JS, Next JS), Redux, Storybook, REST API, GraphQL</w:t>
-      </w:r>
-    </w:p>
-    <w:p>
-      <w:pPr>
-        <w:spacing w:after="0" w:line="240" w:lineRule="auto"/>
-        <w:ind w:left="360"/>
-        <w:rPr>
-          <w:rFonts w:ascii="Century Gothic" w:hAnsi="Century Gothic"/>
-        </w:rPr>
-      </w:pPr>
-      <w:r>
-        <w:rPr>
-          <w:rFonts w:ascii="Century Gothic" w:hAnsi="Century Gothic"/>
-          <w:b/>
-        </w:rPr>
-        <w:t>TOOL</w:t>
-      </w:r>
-      <w:r>
-        <w:rPr>
-          <w:rFonts w:ascii="Century Gothic" w:hAnsi="Century Gothic"/>
-          <w:b/>
-        </w:rPr>
-        <w:t>:</w:t>
-      </w:r>
-      <w:r>
-        <w:rPr>
-          <w:rFonts w:ascii="Century Gothic" w:hAnsi="Century Gothic"/>
-        </w:rPr>
-        <w:t xml:space="preserve"> </w:t>
-      </w:r>
-      <w:r>
-        <w:rPr>
-          <w:rFonts w:ascii="Century Gothic" w:hAnsi="Century Gothic"/>
-        </w:rPr>
-        <w:t>AWS, JIRA, Microsoft Azure, MS Teams, Git, Postman, Swagger</w:t>
-      </w:r>
-    </w:p>
-    <w:p>
-      <w:pPr>
-        <w:spacing w:after="0" w:line="240" w:lineRule="auto"/>
-        <w:ind w:left="360"/>
-        <w:rPr>
-          <w:rFonts w:ascii="Century Gothic" w:hAnsi="Century Gothic"/>
-        </w:rPr>
-      </w:pPr>
-    </w:p>
-    <w:p>
-      <w:pPr>
-        <w:spacing w:after="0" w:line="240" w:lineRule="auto"/>
-        <w:rPr>
-          <w:rFonts w:ascii="Century Gothic" w:hAnsi="Century Gothic"/>
-        </w:rPr>
-      </w:pPr>
-      <w:r>
-        <w:rPr>
-          <w:rFonts w:ascii="Century Gothic" w:hAnsi="Century Gothic"/>
-        </w:rPr>
-        <w:t>projects:</w:t>
       </w:r>
     </w:p>
     <w:p>
@@ -2542,6 +2759,7 @@
         <w:rPr>
           <w:rFonts w:ascii="Century Gothic" w:hAnsi="Century Gothic"/>
         </w:rPr>
+        <w:lastRenderedPageBreak/>
         <w:t xml:space="preserve">+ </w:t>
       </w:r>
       <w:r>
@@ -2649,7 +2867,27 @@
           <w:bCs/>
           <w:szCs w:val="20"/>
         </w:rPr>
-        <w:t>Integrated and consumed RESTful and GraphQL APIs to enable dynamic data-driven applications.</w:t>
+        <w:t xml:space="preserve">Integrated and consumed RESTful and </w:t>
+      </w:r>
+      <w:proofErr w:type="spellStart"/>
+      <w:r>
+        <w:rPr>
+          <w:rFonts w:ascii="Century Gothic" w:hAnsi="Century Gothic"/>
+          <w:b/>
+          <w:bCs/>
+          <w:szCs w:val="20"/>
+        </w:rPr>
+        <w:t>GraphQL</w:t>
+      </w:r>
+      <w:proofErr w:type="spellEnd"/>
+      <w:r>
+        <w:rPr>
+          <w:rFonts w:ascii="Century Gothic" w:hAnsi="Century Gothic"/>
+          <w:b/>
+          <w:bCs/>
+          <w:szCs w:val="20"/>
+        </w:rPr>
+        <w:t xml:space="preserve"> APIs to enable dynamic data-driven applications.</w:t>
       </w:r>
     </w:p>
     <w:p>
@@ -2771,8 +3009,19 @@
           <w:bCs/>
           <w:szCs w:val="20"/>
         </w:rPr>
-        <w:t xml:space="preserve"> UI/UX GoRentals</w:t>
-      </w:r>
+        <w:t xml:space="preserve"> UI/UX </w:t>
+      </w:r>
+      <w:proofErr w:type="spellStart"/>
+      <w:r>
+        <w:rPr>
+          <w:rFonts w:ascii="Century Gothic" w:hAnsi="Century Gothic"/>
+          <w:b/>
+          <w:bCs/>
+          <w:szCs w:val="20"/>
+        </w:rPr>
+        <w:t>GoRentals</w:t>
+      </w:r>
+      <w:proofErr w:type="spellEnd"/>
       <w:r>
         <w:rPr>
           <w:rFonts w:ascii="Century Gothic" w:hAnsi="Century Gothic"/>
@@ -2826,8 +3075,16 @@
         <w:rPr>
           <w:rFonts w:ascii="Century Gothic" w:hAnsi="Century Gothic"/>
         </w:rPr>
-        <w:t>Adobe XD, Figma, MockFlow</w:t>
-      </w:r>
+        <w:t xml:space="preserve">Adobe XD, Figma, </w:t>
+      </w:r>
+      <w:proofErr w:type="spellStart"/>
+      <w:r>
+        <w:rPr>
+          <w:rFonts w:ascii="Century Gothic" w:hAnsi="Century Gothic"/>
+        </w:rPr>
+        <w:t>MockFlow</w:t>
+      </w:r>
+      <w:proofErr w:type="spellEnd"/>
     </w:p>
     <w:p>
       <w:pPr>
@@ -2927,13 +3184,25 @@
         <w:spacing w:before="240" w:line="240" w:lineRule="auto"/>
         <w:rPr>
           <w:rFonts w:ascii="Century Gothic" w:hAnsi="Century Gothic"/>
-        </w:rPr>
-      </w:pPr>
-      <w:r>
-        <w:rPr>
-          <w:rFonts w:ascii="Century Gothic" w:hAnsi="Century Gothic"/>
-        </w:rPr>
-        <w:t>projects:</w:t>
+          <w:b/>
+          <w:bCs/>
+        </w:rPr>
+      </w:pPr>
+      <w:r>
+        <w:rPr>
+          <w:rFonts w:ascii="Century Gothic" w:hAnsi="Century Gothic"/>
+          <w:b/>
+          <w:bCs/>
+        </w:rPr>
+        <w:t>Key Projects</w:t>
+      </w:r>
+      <w:r>
+        <w:rPr>
+          <w:rFonts w:ascii="Century Gothic" w:hAnsi="Century Gothic"/>
+          <w:b/>
+          <w:bCs/>
+        </w:rPr>
+        <w:t>:</w:t>
       </w:r>
     </w:p>
     <w:p>
@@ -2951,7 +3220,6 @@
         <w:rPr>
           <w:rFonts w:ascii="Century Gothic" w:hAnsi="Century Gothic"/>
         </w:rPr>
-        <w:lastRenderedPageBreak/>
         <w:t>gorentals.com</w:t>
       </w:r>
     </w:p>
@@ -3489,11 +3757,33 @@
         </w:rPr>
         <w:t xml:space="preserve"> </w:t>
       </w:r>
-      <w:r>
-        <w:rPr>
-          <w:rFonts w:ascii="Century Gothic" w:hAnsi="Century Gothic"/>
-        </w:rPr>
-        <w:t>Brizy, Elementor, Duplicator and more</w:t>
+      <w:proofErr w:type="spellStart"/>
+      <w:r>
+        <w:rPr>
+          <w:rFonts w:ascii="Century Gothic" w:hAnsi="Century Gothic"/>
+        </w:rPr>
+        <w:t>Brizy</w:t>
+      </w:r>
+      <w:proofErr w:type="spellEnd"/>
+      <w:r>
+        <w:rPr>
+          <w:rFonts w:ascii="Century Gothic" w:hAnsi="Century Gothic"/>
+        </w:rPr>
+        <w:t xml:space="preserve">, </w:t>
+      </w:r>
+      <w:proofErr w:type="spellStart"/>
+      <w:r>
+        <w:rPr>
+          <w:rFonts w:ascii="Century Gothic" w:hAnsi="Century Gothic"/>
+        </w:rPr>
+        <w:t>Elementor</w:t>
+      </w:r>
+      <w:proofErr w:type="spellEnd"/>
+      <w:r>
+        <w:rPr>
+          <w:rFonts w:ascii="Century Gothic" w:hAnsi="Century Gothic"/>
+        </w:rPr>
+        <w:t>, Duplicator and more</w:t>
       </w:r>
     </w:p>
     <w:p>
@@ -3589,13 +3879,25 @@
         <w:spacing w:before="240" w:line="240" w:lineRule="auto"/>
         <w:rPr>
           <w:rFonts w:ascii="Century Gothic" w:hAnsi="Century Gothic"/>
-        </w:rPr>
-      </w:pPr>
-      <w:r>
-        <w:rPr>
-          <w:rFonts w:ascii="Century Gothic" w:hAnsi="Century Gothic"/>
-        </w:rPr>
-        <w:t>projects:</w:t>
+          <w:b/>
+          <w:bCs/>
+        </w:rPr>
+      </w:pPr>
+      <w:r>
+        <w:rPr>
+          <w:rFonts w:ascii="Century Gothic" w:hAnsi="Century Gothic"/>
+          <w:b/>
+          <w:bCs/>
+        </w:rPr>
+        <w:t>Key Projects</w:t>
+      </w:r>
+      <w:r>
+        <w:rPr>
+          <w:rFonts w:ascii="Century Gothic" w:hAnsi="Century Gothic"/>
+          <w:b/>
+          <w:bCs/>
+        </w:rPr>
+        <w:t>:</w:t>
       </w:r>
     </w:p>
     <w:p>
@@ -3720,6 +4022,7 @@
           <w:lang w:val="en-US"/>
         </w:rPr>
       </w:pPr>
+      <w:proofErr w:type="spellStart"/>
       <w:r>
         <w:rPr>
           <w:rFonts w:ascii="Century Gothic" w:hAnsi="Century Gothic"/>
@@ -3729,8 +4032,9 @@
           <w:szCs w:val="28"/>
           <w:lang w:val="en-US"/>
         </w:rPr>
-        <w:t>HiPE Japan</w:t>
-      </w:r>
+        <w:t>HiPE</w:t>
+      </w:r>
+      <w:proofErr w:type="spellEnd"/>
       <w:r>
         <w:rPr>
           <w:rFonts w:ascii="Century Gothic" w:hAnsi="Century Gothic"/>
@@ -3740,6 +4044,17 @@
           <w:szCs w:val="28"/>
           <w:lang w:val="en-US"/>
         </w:rPr>
+        <w:t xml:space="preserve"> Japan</w:t>
+      </w:r>
+      <w:r>
+        <w:rPr>
+          <w:rFonts w:ascii="Century Gothic" w:hAnsi="Century Gothic"/>
+          <w:b/>
+          <w:bCs/>
+          <w:sz w:val="28"/>
+          <w:szCs w:val="28"/>
+          <w:lang w:val="en-US"/>
+        </w:rPr>
         <w:t>, Inc.</w:t>
       </w:r>
       <w:r>
@@ -3802,6 +4117,7 @@
           <w:bCs/>
           <w:szCs w:val="20"/>
         </w:rPr>
+        <w:lastRenderedPageBreak/>
         <w:t>+</w:t>
       </w:r>
       <w:r>
@@ -4052,11 +4368,19 @@
         </w:rPr>
         <w:t xml:space="preserve">: </w:t>
       </w:r>
-      <w:r>
-        <w:rPr>
-          <w:rFonts w:ascii="Century Gothic" w:hAnsi="Century Gothic"/>
-        </w:rPr>
-        <w:t xml:space="preserve">Wordpress </w:t>
+      <w:proofErr w:type="spellStart"/>
+      <w:r>
+        <w:rPr>
+          <w:rFonts w:ascii="Century Gothic" w:hAnsi="Century Gothic"/>
+        </w:rPr>
+        <w:t>Wordpress</w:t>
+      </w:r>
+      <w:proofErr w:type="spellEnd"/>
+      <w:r>
+        <w:rPr>
+          <w:rFonts w:ascii="Century Gothic" w:hAnsi="Century Gothic"/>
+        </w:rPr>
+        <w:t xml:space="preserve"> </w:t>
       </w:r>
     </w:p>
     <w:p>
@@ -4078,7 +4402,21 @@
         <w:rPr>
           <w:rFonts w:ascii="Century Gothic" w:hAnsi="Century Gothic"/>
         </w:rPr>
-        <w:t>ACF, Elementor, Ninja Form</w:t>
+        <w:t xml:space="preserve">ACF, </w:t>
+      </w:r>
+      <w:proofErr w:type="spellStart"/>
+      <w:r>
+        <w:rPr>
+          <w:rFonts w:ascii="Century Gothic" w:hAnsi="Century Gothic"/>
+        </w:rPr>
+        <w:t>Elementor</w:t>
+      </w:r>
+      <w:proofErr w:type="spellEnd"/>
+      <w:r>
+        <w:rPr>
+          <w:rFonts w:ascii="Century Gothic" w:hAnsi="Century Gothic"/>
+        </w:rPr>
+        <w:t>, Ninja Form</w:t>
       </w:r>
       <w:r>
         <w:rPr>
@@ -4186,17 +4524,23 @@
         <w:spacing w:before="240"/>
         <w:rPr>
           <w:rFonts w:ascii="Century Gothic" w:hAnsi="Century Gothic"/>
-        </w:rPr>
-      </w:pPr>
-      <w:r>
-        <w:rPr>
-          <w:rFonts w:ascii="Century Gothic" w:hAnsi="Century Gothic"/>
-        </w:rPr>
-        <w:t>projects</w:t>
-      </w:r>
-      <w:r>
-        <w:rPr>
-          <w:rFonts w:ascii="Century Gothic" w:hAnsi="Century Gothic"/>
+          <w:b/>
+          <w:bCs/>
+        </w:rPr>
+      </w:pPr>
+      <w:r>
+        <w:rPr>
+          <w:rFonts w:ascii="Century Gothic" w:hAnsi="Century Gothic"/>
+          <w:b/>
+          <w:bCs/>
+        </w:rPr>
+        <w:t>Key Projects</w:t>
+      </w:r>
+      <w:r>
+        <w:rPr>
+          <w:rFonts w:ascii="Century Gothic" w:hAnsi="Century Gothic"/>
+          <w:b/>
+          <w:bCs/>
         </w:rPr>
         <w:t>:</w:t>
       </w:r>
@@ -4280,7 +4624,6 @@
           <w:sz w:val="24"/>
           <w:szCs w:val="28"/>
         </w:rPr>
-        <w:lastRenderedPageBreak/>
         <w:t>delie.jp</w:t>
       </w:r>
     </w:p>
@@ -4525,6 +4868,7 @@
           <w:szCs w:val="40"/>
         </w:rPr>
       </w:pPr>
+      <w:proofErr w:type="spellStart"/>
       <w:r>
         <w:rPr>
           <w:b/>
@@ -4532,7 +4876,17 @@
           <w:sz w:val="28"/>
           <w:szCs w:val="40"/>
         </w:rPr>
-        <w:t>Kredo IT Abroad inc.</w:t>
+        <w:t>Kredo</w:t>
+      </w:r>
+      <w:proofErr w:type="spellEnd"/>
+      <w:r>
+        <w:rPr>
+          <w:b/>
+          <w:bCs/>
+          <w:sz w:val="28"/>
+          <w:szCs w:val="40"/>
+        </w:rPr>
+        <w:t xml:space="preserve"> IT Abroad inc.</w:t>
       </w:r>
     </w:p>
     <w:p>
@@ -4960,8 +5314,19 @@
           <w:sz w:val="28"/>
           <w:szCs w:val="28"/>
         </w:rPr>
-        <w:t>Immaculate Heart of Mary Academy – Minglanilla</w:t>
-      </w:r>
+        <w:t xml:space="preserve">Immaculate Heart of Mary Academy – </w:t>
+      </w:r>
+      <w:proofErr w:type="spellStart"/>
+      <w:r>
+        <w:rPr>
+          <w:b/>
+          <w:bCs/>
+          <w:sz w:val="28"/>
+          <w:szCs w:val="28"/>
+        </w:rPr>
+        <w:t>Minglanilla</w:t>
+      </w:r>
+      <w:proofErr w:type="spellEnd"/>
     </w:p>
     <w:p>
       <w:pPr>
@@ -4977,6 +5342,7 @@
           <w:color w:val="C45911" w:themeColor="accent2" w:themeShade="BF"/>
           <w:sz w:val="18"/>
         </w:rPr>
+        <w:lastRenderedPageBreak/>
         <w:t>HIGH SCHOOL</w:t>
       </w:r>
     </w:p>
@@ -5277,7 +5643,6 @@
           <w:sz w:val="22"/>
           <w:szCs w:val="24"/>
         </w:rPr>
-        <w:lastRenderedPageBreak/>
         <w:t>Introduction to Cybersecurity Awareness</w:t>
       </w:r>
       <w:r>
@@ -5449,45 +5814,9 @@
           <w:sz w:val="22"/>
           <w:szCs w:val="24"/>
         </w:rPr>
-        <w:t>| Percipio and Accenture</w:t>
-      </w:r>
-    </w:p>
-    <w:p>
-      <w:pPr>
-        <w:pStyle w:val="Year"/>
-        <w:rPr>
-          <w:sz w:val="18"/>
-        </w:rPr>
-      </w:pPr>
-    </w:p>
-    <w:p>
-      <w:pPr>
-        <w:pStyle w:val="Year"/>
-        <w:rPr>
-          <w:sz w:val="18"/>
-        </w:rPr>
-      </w:pPr>
-      <w:r>
-        <w:rPr>
-          <w:sz w:val="18"/>
-        </w:rPr>
-        <w:t>(September 2025</w:t>
-      </w:r>
-      <w:r>
-        <w:rPr>
-          <w:sz w:val="18"/>
-        </w:rPr>
-        <w:t>)</w:t>
-      </w:r>
-    </w:p>
-    <w:p>
-      <w:pPr>
-        <w:pStyle w:val="Year"/>
-        <w:jc w:val="left"/>
-        <w:rPr>
-          <w:sz w:val="18"/>
-        </w:rPr>
-      </w:pPr>
+        <w:t xml:space="preserve">| </w:t>
+      </w:r>
+      <w:proofErr w:type="spellStart"/>
       <w:r>
         <w:rPr>
           <w:b/>
@@ -5495,8 +5824,9 @@
           <w:sz w:val="22"/>
           <w:szCs w:val="24"/>
         </w:rPr>
-        <w:t>Software Quality Assurance</w:t>
-      </w:r>
+        <w:t>Percipio</w:t>
+      </w:r>
+      <w:proofErr w:type="spellEnd"/>
       <w:r>
         <w:rPr>
           <w:b/>
@@ -5504,8 +5834,45 @@
           <w:sz w:val="22"/>
           <w:szCs w:val="24"/>
         </w:rPr>
-        <w:t xml:space="preserve"> </w:t>
-      </w:r>
+        <w:t xml:space="preserve"> and Accenture</w:t>
+      </w:r>
+    </w:p>
+    <w:p>
+      <w:pPr>
+        <w:pStyle w:val="Year"/>
+        <w:rPr>
+          <w:sz w:val="18"/>
+        </w:rPr>
+      </w:pPr>
+    </w:p>
+    <w:p>
+      <w:pPr>
+        <w:pStyle w:val="Year"/>
+        <w:rPr>
+          <w:sz w:val="18"/>
+        </w:rPr>
+      </w:pPr>
+      <w:r>
+        <w:rPr>
+          <w:sz w:val="18"/>
+        </w:rPr>
+        <w:t>(September 2025</w:t>
+      </w:r>
+      <w:r>
+        <w:rPr>
+          <w:sz w:val="18"/>
+        </w:rPr>
+        <w:t>)</w:t>
+      </w:r>
+    </w:p>
+    <w:p>
+      <w:pPr>
+        <w:pStyle w:val="Year"/>
+        <w:jc w:val="left"/>
+        <w:rPr>
+          <w:sz w:val="18"/>
+        </w:rPr>
+      </w:pPr>
       <w:r>
         <w:rPr>
           <w:b/>
@@ -5513,45 +5880,8 @@
           <w:sz w:val="22"/>
           <w:szCs w:val="24"/>
         </w:rPr>
-        <w:t>| Percipio and Accenture</w:t>
-      </w:r>
-    </w:p>
-    <w:p>
-      <w:pPr>
-        <w:pStyle w:val="Year"/>
-        <w:rPr>
-          <w:sz w:val="18"/>
-        </w:rPr>
-      </w:pPr>
-    </w:p>
-    <w:p>
-      <w:pPr>
-        <w:pStyle w:val="Year"/>
-        <w:rPr>
-          <w:sz w:val="18"/>
-        </w:rPr>
-      </w:pPr>
-      <w:r>
-        <w:rPr>
-          <w:sz w:val="18"/>
-        </w:rPr>
-        <w:t>(September 2025</w:t>
-      </w:r>
-      <w:r>
-        <w:rPr>
-          <w:sz w:val="18"/>
-        </w:rPr>
-        <w:t>)</w:t>
-      </w:r>
-    </w:p>
-    <w:p>
-      <w:pPr>
-        <w:pStyle w:val="Year"/>
-        <w:jc w:val="left"/>
-        <w:rPr>
-          <w:sz w:val="18"/>
-        </w:rPr>
-      </w:pPr>
+        <w:t>Software Quality Assurance</w:t>
+      </w:r>
       <w:r>
         <w:rPr>
           <w:b/>
@@ -5559,7 +5889,7 @@
           <w:sz w:val="22"/>
           <w:szCs w:val="24"/>
         </w:rPr>
-        <w:t>Agile Organizations: Building an Agile Culture</w:t>
+        <w:t xml:space="preserve"> </w:t>
       </w:r>
       <w:r>
         <w:rPr>
@@ -5568,8 +5898,9 @@
           <w:sz w:val="22"/>
           <w:szCs w:val="24"/>
         </w:rPr>
-        <w:t xml:space="preserve"> </w:t>
-      </w:r>
+        <w:t xml:space="preserve">| </w:t>
+      </w:r>
+      <w:proofErr w:type="spellStart"/>
       <w:r>
         <w:rPr>
           <w:b/>
@@ -5577,45 +5908,9 @@
           <w:sz w:val="22"/>
           <w:szCs w:val="24"/>
         </w:rPr>
-        <w:t>| Percipio and Accenture</w:t>
-      </w:r>
-    </w:p>
-    <w:p>
-      <w:pPr>
-        <w:pStyle w:val="Year"/>
-        <w:rPr>
-          <w:sz w:val="18"/>
-        </w:rPr>
-      </w:pPr>
-    </w:p>
-    <w:p>
-      <w:pPr>
-        <w:pStyle w:val="Year"/>
-        <w:rPr>
-          <w:sz w:val="18"/>
-        </w:rPr>
-      </w:pPr>
-      <w:r>
-        <w:rPr>
-          <w:sz w:val="18"/>
-        </w:rPr>
-        <w:t>(August 2025</w:t>
-      </w:r>
-      <w:r>
-        <w:rPr>
-          <w:sz w:val="18"/>
-        </w:rPr>
-        <w:t>)</w:t>
-      </w:r>
-    </w:p>
-    <w:p>
-      <w:pPr>
-        <w:pStyle w:val="Year"/>
-        <w:jc w:val="left"/>
-        <w:rPr>
-          <w:sz w:val="18"/>
-        </w:rPr>
-      </w:pPr>
+        <w:t>Percipio</w:t>
+      </w:r>
+      <w:proofErr w:type="spellEnd"/>
       <w:r>
         <w:rPr>
           <w:b/>
@@ -5623,8 +5918,45 @@
           <w:sz w:val="22"/>
           <w:szCs w:val="24"/>
         </w:rPr>
-        <w:t>CAPM: Agile Adaptive Project Management</w:t>
-      </w:r>
+        <w:t xml:space="preserve"> and Accenture</w:t>
+      </w:r>
+    </w:p>
+    <w:p>
+      <w:pPr>
+        <w:pStyle w:val="Year"/>
+        <w:rPr>
+          <w:sz w:val="18"/>
+        </w:rPr>
+      </w:pPr>
+    </w:p>
+    <w:p>
+      <w:pPr>
+        <w:pStyle w:val="Year"/>
+        <w:rPr>
+          <w:sz w:val="18"/>
+        </w:rPr>
+      </w:pPr>
+      <w:r>
+        <w:rPr>
+          <w:sz w:val="18"/>
+        </w:rPr>
+        <w:t>(September 2025</w:t>
+      </w:r>
+      <w:r>
+        <w:rPr>
+          <w:sz w:val="18"/>
+        </w:rPr>
+        <w:t>)</w:t>
+      </w:r>
+    </w:p>
+    <w:p>
+      <w:pPr>
+        <w:pStyle w:val="Year"/>
+        <w:jc w:val="left"/>
+        <w:rPr>
+          <w:sz w:val="18"/>
+        </w:rPr>
+      </w:pPr>
       <w:r>
         <w:rPr>
           <w:b/>
@@ -5632,7 +5964,7 @@
           <w:sz w:val="22"/>
           <w:szCs w:val="24"/>
         </w:rPr>
-        <w:t xml:space="preserve"> </w:t>
+        <w:t>Agile Organizations: Building an Agile Culture</w:t>
       </w:r>
       <w:r>
         <w:rPr>
@@ -5641,45 +5973,8 @@
           <w:sz w:val="22"/>
           <w:szCs w:val="24"/>
         </w:rPr>
-        <w:t>| Percipio and Accenture</w:t>
-      </w:r>
-    </w:p>
-    <w:p>
-      <w:pPr>
-        <w:pStyle w:val="Year"/>
-        <w:rPr>
-          <w:sz w:val="18"/>
-        </w:rPr>
-      </w:pPr>
-    </w:p>
-    <w:p>
-      <w:pPr>
-        <w:pStyle w:val="Year"/>
-        <w:rPr>
-          <w:sz w:val="18"/>
-        </w:rPr>
-      </w:pPr>
-      <w:r>
-        <w:rPr>
-          <w:sz w:val="18"/>
-        </w:rPr>
-        <w:t>(June 2025</w:t>
-      </w:r>
-      <w:r>
-        <w:rPr>
-          <w:sz w:val="18"/>
-        </w:rPr>
-        <w:t>)</w:t>
-      </w:r>
-    </w:p>
-    <w:p>
-      <w:pPr>
-        <w:pStyle w:val="Year"/>
-        <w:jc w:val="left"/>
-        <w:rPr>
-          <w:sz w:val="18"/>
-        </w:rPr>
-      </w:pPr>
+        <w:t xml:space="preserve"> </w:t>
+      </w:r>
       <w:r>
         <w:rPr>
           <w:b/>
@@ -5687,8 +5982,9 @@
           <w:sz w:val="22"/>
           <w:szCs w:val="24"/>
         </w:rPr>
-        <w:t>Data Access &amp; Governance Policies: Data Classification, Encryption, &amp; Monitoring</w:t>
-      </w:r>
+        <w:t xml:space="preserve">| </w:t>
+      </w:r>
+      <w:proofErr w:type="spellStart"/>
       <w:r>
         <w:rPr>
           <w:b/>
@@ -5696,8 +5992,9 @@
           <w:sz w:val="22"/>
           <w:szCs w:val="24"/>
         </w:rPr>
-        <w:t xml:space="preserve"> </w:t>
-      </w:r>
+        <w:t>Percipio</w:t>
+      </w:r>
+      <w:proofErr w:type="spellEnd"/>
       <w:r>
         <w:rPr>
           <w:b/>
@@ -5705,29 +6002,29 @@
           <w:sz w:val="22"/>
           <w:szCs w:val="24"/>
         </w:rPr>
-        <w:t>| Percipio and Accenture</w:t>
-      </w:r>
-    </w:p>
-    <w:p>
-      <w:pPr>
-        <w:pStyle w:val="Year"/>
-        <w:rPr>
-          <w:sz w:val="18"/>
-        </w:rPr>
-      </w:pPr>
-    </w:p>
-    <w:p>
-      <w:pPr>
-        <w:pStyle w:val="Year"/>
-        <w:rPr>
-          <w:sz w:val="18"/>
-        </w:rPr>
-      </w:pPr>
-      <w:r>
-        <w:rPr>
-          <w:sz w:val="18"/>
-        </w:rPr>
-        <w:t>(June 2025</w:t>
+        <w:t xml:space="preserve"> and Accenture</w:t>
+      </w:r>
+    </w:p>
+    <w:p>
+      <w:pPr>
+        <w:pStyle w:val="Year"/>
+        <w:rPr>
+          <w:sz w:val="18"/>
+        </w:rPr>
+      </w:pPr>
+    </w:p>
+    <w:p>
+      <w:pPr>
+        <w:pStyle w:val="Year"/>
+        <w:rPr>
+          <w:sz w:val="18"/>
+        </w:rPr>
+      </w:pPr>
+      <w:r>
+        <w:rPr>
+          <w:sz w:val="18"/>
+        </w:rPr>
+        <w:t>(August 2025</w:t>
       </w:r>
       <w:r>
         <w:rPr>
@@ -5751,45 +6048,8 @@
           <w:sz w:val="22"/>
           <w:szCs w:val="24"/>
         </w:rPr>
-        <w:t>Responsible Use of AI | Percipio and Accenture</w:t>
-      </w:r>
-    </w:p>
-    <w:p>
-      <w:pPr>
-        <w:pStyle w:val="Year"/>
-        <w:rPr>
-          <w:sz w:val="18"/>
-        </w:rPr>
-      </w:pPr>
-    </w:p>
-    <w:p>
-      <w:pPr>
-        <w:pStyle w:val="Year"/>
-        <w:rPr>
-          <w:sz w:val="18"/>
-        </w:rPr>
-      </w:pPr>
-      <w:r>
-        <w:rPr>
-          <w:sz w:val="18"/>
-        </w:rPr>
-        <w:t>(June 2025</w:t>
-      </w:r>
-      <w:r>
-        <w:rPr>
-          <w:sz w:val="18"/>
-        </w:rPr>
-        <w:t>)</w:t>
-      </w:r>
-    </w:p>
-    <w:p>
-      <w:pPr>
-        <w:pStyle w:val="Year"/>
-        <w:jc w:val="left"/>
-        <w:rPr>
-          <w:sz w:val="18"/>
-        </w:rPr>
-      </w:pPr>
+        <w:t>CAPM: Agile Adaptive Project Management</w:t>
+      </w:r>
       <w:r>
         <w:rPr>
           <w:b/>
@@ -5797,45 +6057,8 @@
           <w:sz w:val="22"/>
           <w:szCs w:val="24"/>
         </w:rPr>
-        <w:t>Leading Security Teams for GenAI Solutions: Use of Generative AI | Percipio and Accenture</w:t>
-      </w:r>
-    </w:p>
-    <w:p>
-      <w:pPr>
-        <w:pStyle w:val="Year"/>
-        <w:rPr>
-          <w:sz w:val="18"/>
-        </w:rPr>
-      </w:pPr>
-    </w:p>
-    <w:p>
-      <w:pPr>
-        <w:pStyle w:val="Year"/>
-        <w:rPr>
-          <w:sz w:val="18"/>
-        </w:rPr>
-      </w:pPr>
-      <w:r>
-        <w:rPr>
-          <w:sz w:val="18"/>
-        </w:rPr>
-        <w:t>(June 2025</w:t>
-      </w:r>
-      <w:r>
-        <w:rPr>
-          <w:sz w:val="18"/>
-        </w:rPr>
-        <w:t>)</w:t>
-      </w:r>
-    </w:p>
-    <w:p>
-      <w:pPr>
-        <w:pStyle w:val="Year"/>
-        <w:jc w:val="left"/>
-        <w:rPr>
-          <w:sz w:val="18"/>
-        </w:rPr>
-      </w:pPr>
+        <w:t xml:space="preserve"> </w:t>
+      </w:r>
       <w:r>
         <w:rPr>
           <w:b/>
@@ -5843,45 +6066,9 @@
           <w:sz w:val="22"/>
           <w:szCs w:val="24"/>
         </w:rPr>
-        <w:t>Exploring Business Process Automation | Percipio and Accenture</w:t>
-      </w:r>
-    </w:p>
-    <w:p>
-      <w:pPr>
-        <w:pStyle w:val="Year"/>
-        <w:rPr>
-          <w:sz w:val="18"/>
-        </w:rPr>
-      </w:pPr>
-    </w:p>
-    <w:p>
-      <w:pPr>
-        <w:pStyle w:val="Year"/>
-        <w:rPr>
-          <w:sz w:val="18"/>
-        </w:rPr>
-      </w:pPr>
-      <w:r>
-        <w:rPr>
-          <w:sz w:val="18"/>
-        </w:rPr>
-        <w:t>(June 2025</w:t>
-      </w:r>
-      <w:r>
-        <w:rPr>
-          <w:sz w:val="18"/>
-        </w:rPr>
-        <w:t>)</w:t>
-      </w:r>
-    </w:p>
-    <w:p>
-      <w:pPr>
-        <w:pStyle w:val="Year"/>
-        <w:jc w:val="left"/>
-        <w:rPr>
-          <w:sz w:val="18"/>
-        </w:rPr>
-      </w:pPr>
+        <w:t xml:space="preserve">| </w:t>
+      </w:r>
+      <w:proofErr w:type="spellStart"/>
       <w:r>
         <w:rPr>
           <w:b/>
@@ -5889,45 +6076,9 @@
           <w:sz w:val="22"/>
           <w:szCs w:val="24"/>
         </w:rPr>
-        <w:t>Using Robots and RPA in the Workplace | Percipio and Accenture</w:t>
-      </w:r>
-    </w:p>
-    <w:p>
-      <w:pPr>
-        <w:pStyle w:val="Year"/>
-        <w:rPr>
-          <w:sz w:val="18"/>
-        </w:rPr>
-      </w:pPr>
-    </w:p>
-    <w:p>
-      <w:pPr>
-        <w:pStyle w:val="Year"/>
-        <w:rPr>
-          <w:sz w:val="18"/>
-        </w:rPr>
-      </w:pPr>
-      <w:r>
-        <w:rPr>
-          <w:sz w:val="18"/>
-        </w:rPr>
-        <w:t>(June 2025</w:t>
-      </w:r>
-      <w:r>
-        <w:rPr>
-          <w:sz w:val="18"/>
-        </w:rPr>
-        <w:t>)</w:t>
-      </w:r>
-    </w:p>
-    <w:p>
-      <w:pPr>
-        <w:pStyle w:val="Year"/>
-        <w:jc w:val="left"/>
-        <w:rPr>
-          <w:sz w:val="18"/>
-        </w:rPr>
-      </w:pPr>
+        <w:t>Percipio</w:t>
+      </w:r>
+      <w:proofErr w:type="spellEnd"/>
       <w:r>
         <w:rPr>
           <w:b/>
@@ -5935,7 +6086,7 @@
           <w:sz w:val="22"/>
           <w:szCs w:val="24"/>
         </w:rPr>
-        <w:t>Software Design and Development: Design Patterns &amp; SOLID Principles | Percipio and Accenture</w:t>
+        <w:t xml:space="preserve"> and Accenture</w:t>
       </w:r>
     </w:p>
     <w:p>
@@ -5970,6 +6121,9 @@
       <w:pPr>
         <w:pStyle w:val="Year"/>
         <w:jc w:val="left"/>
+        <w:rPr>
+          <w:sz w:val="18"/>
+        </w:rPr>
       </w:pPr>
       <w:r>
         <w:rPr>
@@ -5978,42 +6132,8 @@
           <w:sz w:val="22"/>
           <w:szCs w:val="24"/>
         </w:rPr>
-        <w:t>Effective Team Communication | Percipio and Accenture</w:t>
-      </w:r>
-    </w:p>
-    <w:p>
-      <w:pPr>
-        <w:pStyle w:val="Year"/>
-        <w:rPr>
-          <w:sz w:val="18"/>
-        </w:rPr>
-      </w:pPr>
-    </w:p>
-    <w:p>
-      <w:pPr>
-        <w:pStyle w:val="Year"/>
-        <w:rPr>
-          <w:sz w:val="18"/>
-        </w:rPr>
-      </w:pPr>
-      <w:r>
-        <w:rPr>
-          <w:sz w:val="18"/>
-        </w:rPr>
-        <w:t>(June 2025</w:t>
-      </w:r>
-      <w:r>
-        <w:rPr>
-          <w:sz w:val="18"/>
-        </w:rPr>
-        <w:t>)</w:t>
-      </w:r>
-    </w:p>
-    <w:p>
-      <w:pPr>
-        <w:pStyle w:val="Year"/>
-        <w:jc w:val="left"/>
-      </w:pPr>
+        <w:t>Data Access &amp; Governance Policies: Data Classification, Encryption, &amp; Monitoring</w:t>
+      </w:r>
       <w:r>
         <w:rPr>
           <w:b/>
@@ -6021,42 +6141,8 @@
           <w:sz w:val="22"/>
           <w:szCs w:val="24"/>
         </w:rPr>
-        <w:t>Exploring Project Management, Then and Now (2021 update) | Percipio and Accenture</w:t>
-      </w:r>
-    </w:p>
-    <w:p>
-      <w:pPr>
-        <w:pStyle w:val="Year"/>
-        <w:rPr>
-          <w:sz w:val="18"/>
-        </w:rPr>
-      </w:pPr>
-    </w:p>
-    <w:p>
-      <w:pPr>
-        <w:pStyle w:val="Year"/>
-        <w:rPr>
-          <w:sz w:val="18"/>
-        </w:rPr>
-      </w:pPr>
-      <w:r>
-        <w:rPr>
-          <w:sz w:val="18"/>
-        </w:rPr>
-        <w:t>(June 2025</w:t>
-      </w:r>
-      <w:r>
-        <w:rPr>
-          <w:sz w:val="18"/>
-        </w:rPr>
-        <w:t>)</w:t>
-      </w:r>
-    </w:p>
-    <w:p>
-      <w:pPr>
-        <w:pStyle w:val="Year"/>
-        <w:jc w:val="left"/>
-      </w:pPr>
+        <w:t xml:space="preserve"> </w:t>
+      </w:r>
       <w:r>
         <w:rPr>
           <w:b/>
@@ -6064,42 +6150,9 @@
           <w:sz w:val="22"/>
           <w:szCs w:val="24"/>
         </w:rPr>
-        <w:t>Embracing Agile at Scale | Percipio and Accenture</w:t>
-      </w:r>
-    </w:p>
-    <w:p>
-      <w:pPr>
-        <w:pStyle w:val="Year"/>
-        <w:rPr>
-          <w:sz w:val="18"/>
-        </w:rPr>
-      </w:pPr>
-    </w:p>
-    <w:p>
-      <w:pPr>
-        <w:pStyle w:val="Year"/>
-        <w:rPr>
-          <w:sz w:val="18"/>
-        </w:rPr>
-      </w:pPr>
-      <w:r>
-        <w:rPr>
-          <w:sz w:val="18"/>
-        </w:rPr>
-        <w:t>(June 2025</w:t>
-      </w:r>
-      <w:r>
-        <w:rPr>
-          <w:sz w:val="18"/>
-        </w:rPr>
-        <w:t>)</w:t>
-      </w:r>
-    </w:p>
-    <w:p>
-      <w:pPr>
-        <w:pStyle w:val="Year"/>
-        <w:jc w:val="left"/>
-      </w:pPr>
+        <w:t xml:space="preserve">| </w:t>
+      </w:r>
+      <w:proofErr w:type="spellStart"/>
       <w:r>
         <w:rPr>
           <w:b/>
@@ -6107,54 +6160,9 @@
           <w:sz w:val="22"/>
           <w:szCs w:val="24"/>
         </w:rPr>
-        <w:t>Agile Project Planning | Percipio and Accenture</w:t>
-      </w:r>
-    </w:p>
-    <w:p>
-      <w:pPr>
-        <w:pStyle w:val="Year"/>
-        <w:rPr>
-          <w:sz w:val="18"/>
-        </w:rPr>
-      </w:pPr>
-    </w:p>
-    <w:p>
-      <w:pPr>
-        <w:pStyle w:val="Year"/>
-        <w:rPr>
-          <w:sz w:val="18"/>
-        </w:rPr>
-      </w:pPr>
-      <w:r>
-        <w:rPr>
-          <w:sz w:val="18"/>
-        </w:rPr>
-        <w:t>(</w:t>
-      </w:r>
-      <w:r>
-        <w:rPr>
-          <w:sz w:val="18"/>
-        </w:rPr>
-        <w:t xml:space="preserve">August </w:t>
-      </w:r>
-      <w:r>
-        <w:rPr>
-          <w:sz w:val="18"/>
-        </w:rPr>
-        <w:t>2021</w:t>
-      </w:r>
-      <w:r>
-        <w:rPr>
-          <w:sz w:val="18"/>
-        </w:rPr>
-        <w:t>)</w:t>
-      </w:r>
-    </w:p>
-    <w:p>
-      <w:pPr>
-        <w:pStyle w:val="Year"/>
-        <w:jc w:val="left"/>
-      </w:pPr>
+        <w:t>Percipio</w:t>
+      </w:r>
+      <w:proofErr w:type="spellEnd"/>
       <w:r>
         <w:rPr>
           <w:b/>
@@ -6162,41 +6170,29 @@
           <w:sz w:val="22"/>
           <w:szCs w:val="24"/>
         </w:rPr>
-        <w:t>The Fundamentals of Digital Marketing | Google</w:t>
-      </w:r>
-    </w:p>
-    <w:p>
-      <w:pPr>
-        <w:pStyle w:val="Year"/>
-        <w:rPr>
-          <w:sz w:val="18"/>
-        </w:rPr>
-      </w:pPr>
-    </w:p>
-    <w:p>
-      <w:pPr>
-        <w:pStyle w:val="Year"/>
-        <w:rPr>
-          <w:sz w:val="18"/>
-        </w:rPr>
-      </w:pPr>
-      <w:r>
-        <w:rPr>
-          <w:sz w:val="18"/>
-        </w:rPr>
-        <w:t>(</w:t>
-      </w:r>
-      <w:r>
-        <w:rPr>
-          <w:sz w:val="18"/>
-        </w:rPr>
-        <w:t xml:space="preserve">August </w:t>
-      </w:r>
-      <w:r>
-        <w:rPr>
-          <w:sz w:val="18"/>
-        </w:rPr>
-        <w:t>2021</w:t>
+        <w:t xml:space="preserve"> and Accenture</w:t>
+      </w:r>
+    </w:p>
+    <w:p>
+      <w:pPr>
+        <w:pStyle w:val="Year"/>
+        <w:rPr>
+          <w:sz w:val="18"/>
+        </w:rPr>
+      </w:pPr>
+    </w:p>
+    <w:p>
+      <w:pPr>
+        <w:pStyle w:val="Year"/>
+        <w:rPr>
+          <w:sz w:val="18"/>
+        </w:rPr>
+      </w:pPr>
+      <w:r>
+        <w:rPr>
+          <w:sz w:val="18"/>
+        </w:rPr>
+        <w:t>(June 2025</w:t>
       </w:r>
       <w:r>
         <w:rPr>
@@ -6209,6 +6205,9 @@
       <w:pPr>
         <w:pStyle w:val="Year"/>
         <w:jc w:val="left"/>
+        <w:rPr>
+          <w:sz w:val="18"/>
+        </w:rPr>
       </w:pPr>
       <w:r>
         <w:rPr>
@@ -6217,8 +6216,9 @@
           <w:sz w:val="22"/>
           <w:szCs w:val="24"/>
         </w:rPr>
-        <w:t>Maintain</w:t>
-      </w:r>
+        <w:t xml:space="preserve">Responsible Use of AI | </w:t>
+      </w:r>
+      <w:proofErr w:type="spellStart"/>
       <w:r>
         <w:rPr>
           <w:b/>
@@ -6226,8 +6226,9 @@
           <w:sz w:val="22"/>
           <w:szCs w:val="24"/>
         </w:rPr>
-        <w:t>ing</w:t>
-      </w:r>
+        <w:t>Percipio</w:t>
+      </w:r>
+      <w:proofErr w:type="spellEnd"/>
       <w:r>
         <w:rPr>
           <w:b/>
@@ -6235,47 +6236,29 @@
           <w:sz w:val="22"/>
           <w:szCs w:val="24"/>
         </w:rPr>
-        <w:t xml:space="preserve"> Computer Systems and Networks | TESDA</w:t>
-      </w:r>
-    </w:p>
-    <w:p>
-      <w:pPr>
-        <w:pStyle w:val="Year"/>
-        <w:rPr>
-          <w:sz w:val="18"/>
-        </w:rPr>
-      </w:pPr>
-    </w:p>
-    <w:p>
-      <w:pPr>
-        <w:pStyle w:val="Year"/>
-        <w:rPr>
-          <w:sz w:val="18"/>
-        </w:rPr>
-      </w:pPr>
-      <w:r>
-        <w:rPr>
-          <w:sz w:val="18"/>
-        </w:rPr>
-        <w:t>(</w:t>
-      </w:r>
-      <w:r>
-        <w:rPr>
-          <w:sz w:val="18"/>
-        </w:rPr>
-        <w:t xml:space="preserve">August </w:t>
-      </w:r>
-      <w:r>
-        <w:rPr>
-          <w:sz w:val="18"/>
-        </w:rPr>
-        <w:t>20</w:t>
-      </w:r>
-      <w:r>
-        <w:rPr>
-          <w:sz w:val="18"/>
-        </w:rPr>
-        <w:t>21</w:t>
+        <w:t xml:space="preserve"> and Accenture</w:t>
+      </w:r>
+    </w:p>
+    <w:p>
+      <w:pPr>
+        <w:pStyle w:val="Year"/>
+        <w:rPr>
+          <w:sz w:val="18"/>
+        </w:rPr>
+      </w:pPr>
+    </w:p>
+    <w:p>
+      <w:pPr>
+        <w:pStyle w:val="Year"/>
+        <w:rPr>
+          <w:sz w:val="18"/>
+        </w:rPr>
+      </w:pPr>
+      <w:r>
+        <w:rPr>
+          <w:sz w:val="18"/>
+        </w:rPr>
+        <w:t>(June 2025</w:t>
       </w:r>
       <w:r>
         <w:rPr>
@@ -6288,13 +6271,20 @@
       <w:pPr>
         <w:pStyle w:val="Year"/>
         <w:jc w:val="left"/>
+        <w:rPr>
+          <w:sz w:val="18"/>
+        </w:rPr>
+      </w:pPr>
+      <w:r>
         <w:rPr>
           <w:b/>
           <w:bCs/>
           <w:sz w:val="22"/>
           <w:szCs w:val="24"/>
         </w:rPr>
-      </w:pPr>
+        <w:t xml:space="preserve">Leading Security Teams for GenAI Solutions: Use of Generative AI | </w:t>
+      </w:r>
+      <w:proofErr w:type="spellStart"/>
       <w:r>
         <w:rPr>
           <w:b/>
@@ -6302,7 +6292,683 @@
           <w:sz w:val="22"/>
           <w:szCs w:val="24"/>
         </w:rPr>
-        <w:t>SMART Technopreneurship 101 | TESDA</w:t>
+        <w:t>Percipio</w:t>
+      </w:r>
+      <w:proofErr w:type="spellEnd"/>
+      <w:r>
+        <w:rPr>
+          <w:b/>
+          <w:bCs/>
+          <w:sz w:val="22"/>
+          <w:szCs w:val="24"/>
+        </w:rPr>
+        <w:t xml:space="preserve"> and Accenture</w:t>
+      </w:r>
+    </w:p>
+    <w:p>
+      <w:pPr>
+        <w:pStyle w:val="Year"/>
+        <w:rPr>
+          <w:sz w:val="18"/>
+        </w:rPr>
+      </w:pPr>
+    </w:p>
+    <w:p>
+      <w:pPr>
+        <w:pStyle w:val="Year"/>
+        <w:rPr>
+          <w:sz w:val="18"/>
+        </w:rPr>
+      </w:pPr>
+      <w:r>
+        <w:rPr>
+          <w:sz w:val="18"/>
+        </w:rPr>
+        <w:t>(June 2025</w:t>
+      </w:r>
+      <w:r>
+        <w:rPr>
+          <w:sz w:val="18"/>
+        </w:rPr>
+        <w:t>)</w:t>
+      </w:r>
+    </w:p>
+    <w:p>
+      <w:pPr>
+        <w:pStyle w:val="Year"/>
+        <w:jc w:val="left"/>
+        <w:rPr>
+          <w:sz w:val="18"/>
+        </w:rPr>
+      </w:pPr>
+      <w:r>
+        <w:rPr>
+          <w:b/>
+          <w:bCs/>
+          <w:sz w:val="22"/>
+          <w:szCs w:val="24"/>
+        </w:rPr>
+        <w:t xml:space="preserve">Exploring Business Process Automation | </w:t>
+      </w:r>
+      <w:proofErr w:type="spellStart"/>
+      <w:r>
+        <w:rPr>
+          <w:b/>
+          <w:bCs/>
+          <w:sz w:val="22"/>
+          <w:szCs w:val="24"/>
+        </w:rPr>
+        <w:t>Percipio</w:t>
+      </w:r>
+      <w:proofErr w:type="spellEnd"/>
+      <w:r>
+        <w:rPr>
+          <w:b/>
+          <w:bCs/>
+          <w:sz w:val="22"/>
+          <w:szCs w:val="24"/>
+        </w:rPr>
+        <w:t xml:space="preserve"> and Accenture</w:t>
+      </w:r>
+    </w:p>
+    <w:p>
+      <w:pPr>
+        <w:pStyle w:val="Year"/>
+        <w:rPr>
+          <w:sz w:val="18"/>
+        </w:rPr>
+      </w:pPr>
+    </w:p>
+    <w:p>
+      <w:pPr>
+        <w:pStyle w:val="Year"/>
+        <w:rPr>
+          <w:sz w:val="18"/>
+        </w:rPr>
+      </w:pPr>
+      <w:r>
+        <w:rPr>
+          <w:sz w:val="18"/>
+        </w:rPr>
+        <w:t>(June 2025</w:t>
+      </w:r>
+      <w:r>
+        <w:rPr>
+          <w:sz w:val="18"/>
+        </w:rPr>
+        <w:t>)</w:t>
+      </w:r>
+    </w:p>
+    <w:p>
+      <w:pPr>
+        <w:pStyle w:val="Year"/>
+        <w:jc w:val="left"/>
+        <w:rPr>
+          <w:sz w:val="18"/>
+        </w:rPr>
+      </w:pPr>
+      <w:r>
+        <w:rPr>
+          <w:b/>
+          <w:bCs/>
+          <w:sz w:val="22"/>
+          <w:szCs w:val="24"/>
+        </w:rPr>
+        <w:t xml:space="preserve">Using Robots and RPA in the Workplace | </w:t>
+      </w:r>
+      <w:proofErr w:type="spellStart"/>
+      <w:r>
+        <w:rPr>
+          <w:b/>
+          <w:bCs/>
+          <w:sz w:val="22"/>
+          <w:szCs w:val="24"/>
+        </w:rPr>
+        <w:t>Percipio</w:t>
+      </w:r>
+      <w:proofErr w:type="spellEnd"/>
+      <w:r>
+        <w:rPr>
+          <w:b/>
+          <w:bCs/>
+          <w:sz w:val="22"/>
+          <w:szCs w:val="24"/>
+        </w:rPr>
+        <w:t xml:space="preserve"> and Accenture</w:t>
+      </w:r>
+    </w:p>
+    <w:p>
+      <w:pPr>
+        <w:pStyle w:val="Year"/>
+        <w:rPr>
+          <w:sz w:val="18"/>
+        </w:rPr>
+      </w:pPr>
+    </w:p>
+    <w:p>
+      <w:pPr>
+        <w:pStyle w:val="Year"/>
+        <w:rPr>
+          <w:sz w:val="18"/>
+        </w:rPr>
+      </w:pPr>
+      <w:r>
+        <w:rPr>
+          <w:sz w:val="18"/>
+        </w:rPr>
+        <w:t>(June 2025</w:t>
+      </w:r>
+      <w:r>
+        <w:rPr>
+          <w:sz w:val="18"/>
+        </w:rPr>
+        <w:t>)</w:t>
+      </w:r>
+    </w:p>
+    <w:p>
+      <w:pPr>
+        <w:pStyle w:val="Year"/>
+        <w:jc w:val="left"/>
+        <w:rPr>
+          <w:sz w:val="18"/>
+        </w:rPr>
+      </w:pPr>
+      <w:r>
+        <w:rPr>
+          <w:b/>
+          <w:bCs/>
+          <w:sz w:val="22"/>
+          <w:szCs w:val="24"/>
+        </w:rPr>
+        <w:t xml:space="preserve">Software Design and Development: Design Patterns &amp; SOLID Principles | </w:t>
+      </w:r>
+      <w:proofErr w:type="spellStart"/>
+      <w:r>
+        <w:rPr>
+          <w:b/>
+          <w:bCs/>
+          <w:sz w:val="22"/>
+          <w:szCs w:val="24"/>
+        </w:rPr>
+        <w:t>Percipio</w:t>
+      </w:r>
+      <w:proofErr w:type="spellEnd"/>
+      <w:r>
+        <w:rPr>
+          <w:b/>
+          <w:bCs/>
+          <w:sz w:val="22"/>
+          <w:szCs w:val="24"/>
+        </w:rPr>
+        <w:t xml:space="preserve"> and Accenture</w:t>
+      </w:r>
+    </w:p>
+    <w:p>
+      <w:pPr>
+        <w:pStyle w:val="Year"/>
+        <w:rPr>
+          <w:sz w:val="18"/>
+        </w:rPr>
+      </w:pPr>
+    </w:p>
+    <w:p>
+      <w:pPr>
+        <w:pStyle w:val="Year"/>
+        <w:rPr>
+          <w:sz w:val="18"/>
+        </w:rPr>
+      </w:pPr>
+      <w:r>
+        <w:rPr>
+          <w:sz w:val="18"/>
+        </w:rPr>
+        <w:lastRenderedPageBreak/>
+        <w:t>(June 2025</w:t>
+      </w:r>
+      <w:r>
+        <w:rPr>
+          <w:sz w:val="18"/>
+        </w:rPr>
+        <w:t>)</w:t>
+      </w:r>
+    </w:p>
+    <w:p>
+      <w:pPr>
+        <w:pStyle w:val="Year"/>
+        <w:jc w:val="left"/>
+      </w:pPr>
+      <w:r>
+        <w:rPr>
+          <w:b/>
+          <w:bCs/>
+          <w:sz w:val="22"/>
+          <w:szCs w:val="24"/>
+        </w:rPr>
+        <w:t xml:space="preserve">Effective Team Communication | </w:t>
+      </w:r>
+      <w:proofErr w:type="spellStart"/>
+      <w:r>
+        <w:rPr>
+          <w:b/>
+          <w:bCs/>
+          <w:sz w:val="22"/>
+          <w:szCs w:val="24"/>
+        </w:rPr>
+        <w:t>Percipio</w:t>
+      </w:r>
+      <w:proofErr w:type="spellEnd"/>
+      <w:r>
+        <w:rPr>
+          <w:b/>
+          <w:bCs/>
+          <w:sz w:val="22"/>
+          <w:szCs w:val="24"/>
+        </w:rPr>
+        <w:t xml:space="preserve"> and Accenture</w:t>
+      </w:r>
+    </w:p>
+    <w:p>
+      <w:pPr>
+        <w:pStyle w:val="Year"/>
+        <w:rPr>
+          <w:sz w:val="18"/>
+        </w:rPr>
+      </w:pPr>
+    </w:p>
+    <w:p>
+      <w:pPr>
+        <w:pStyle w:val="Year"/>
+        <w:rPr>
+          <w:sz w:val="18"/>
+        </w:rPr>
+      </w:pPr>
+      <w:r>
+        <w:rPr>
+          <w:sz w:val="18"/>
+        </w:rPr>
+        <w:t>(June 2025</w:t>
+      </w:r>
+      <w:r>
+        <w:rPr>
+          <w:sz w:val="18"/>
+        </w:rPr>
+        <w:t>)</w:t>
+      </w:r>
+    </w:p>
+    <w:p>
+      <w:pPr>
+        <w:pStyle w:val="Year"/>
+        <w:jc w:val="left"/>
+      </w:pPr>
+      <w:r>
+        <w:rPr>
+          <w:b/>
+          <w:bCs/>
+          <w:sz w:val="22"/>
+          <w:szCs w:val="24"/>
+        </w:rPr>
+        <w:t xml:space="preserve">Exploring Project Management, Then and Now (2021 update) | </w:t>
+      </w:r>
+      <w:proofErr w:type="spellStart"/>
+      <w:r>
+        <w:rPr>
+          <w:b/>
+          <w:bCs/>
+          <w:sz w:val="22"/>
+          <w:szCs w:val="24"/>
+        </w:rPr>
+        <w:t>Percipio</w:t>
+      </w:r>
+      <w:proofErr w:type="spellEnd"/>
+      <w:r>
+        <w:rPr>
+          <w:b/>
+          <w:bCs/>
+          <w:sz w:val="22"/>
+          <w:szCs w:val="24"/>
+        </w:rPr>
+        <w:t xml:space="preserve"> and Accenture</w:t>
+      </w:r>
+    </w:p>
+    <w:p>
+      <w:pPr>
+        <w:pStyle w:val="Year"/>
+        <w:rPr>
+          <w:sz w:val="18"/>
+        </w:rPr>
+      </w:pPr>
+    </w:p>
+    <w:p>
+      <w:pPr>
+        <w:pStyle w:val="Year"/>
+        <w:rPr>
+          <w:sz w:val="18"/>
+        </w:rPr>
+      </w:pPr>
+      <w:r>
+        <w:rPr>
+          <w:sz w:val="18"/>
+        </w:rPr>
+        <w:t>(June 2025</w:t>
+      </w:r>
+      <w:r>
+        <w:rPr>
+          <w:sz w:val="18"/>
+        </w:rPr>
+        <w:t>)</w:t>
+      </w:r>
+    </w:p>
+    <w:p>
+      <w:pPr>
+        <w:pStyle w:val="Year"/>
+        <w:jc w:val="left"/>
+      </w:pPr>
+      <w:r>
+        <w:rPr>
+          <w:b/>
+          <w:bCs/>
+          <w:sz w:val="22"/>
+          <w:szCs w:val="24"/>
+        </w:rPr>
+        <w:t xml:space="preserve">Embracing Agile at Scale | </w:t>
+      </w:r>
+      <w:proofErr w:type="spellStart"/>
+      <w:r>
+        <w:rPr>
+          <w:b/>
+          <w:bCs/>
+          <w:sz w:val="22"/>
+          <w:szCs w:val="24"/>
+        </w:rPr>
+        <w:t>Percipio</w:t>
+      </w:r>
+      <w:proofErr w:type="spellEnd"/>
+      <w:r>
+        <w:rPr>
+          <w:b/>
+          <w:bCs/>
+          <w:sz w:val="22"/>
+          <w:szCs w:val="24"/>
+        </w:rPr>
+        <w:t xml:space="preserve"> and Accenture</w:t>
+      </w:r>
+    </w:p>
+    <w:p>
+      <w:pPr>
+        <w:pStyle w:val="Year"/>
+        <w:rPr>
+          <w:sz w:val="18"/>
+        </w:rPr>
+      </w:pPr>
+    </w:p>
+    <w:p>
+      <w:pPr>
+        <w:pStyle w:val="Year"/>
+        <w:rPr>
+          <w:sz w:val="18"/>
+        </w:rPr>
+      </w:pPr>
+      <w:r>
+        <w:rPr>
+          <w:sz w:val="18"/>
+        </w:rPr>
+        <w:t>(June 2025</w:t>
+      </w:r>
+      <w:r>
+        <w:rPr>
+          <w:sz w:val="18"/>
+        </w:rPr>
+        <w:t>)</w:t>
+      </w:r>
+    </w:p>
+    <w:p>
+      <w:pPr>
+        <w:pStyle w:val="Year"/>
+        <w:jc w:val="left"/>
+      </w:pPr>
+      <w:r>
+        <w:rPr>
+          <w:b/>
+          <w:bCs/>
+          <w:sz w:val="22"/>
+          <w:szCs w:val="24"/>
+        </w:rPr>
+        <w:t xml:space="preserve">Agile Project Planning | </w:t>
+      </w:r>
+      <w:proofErr w:type="spellStart"/>
+      <w:r>
+        <w:rPr>
+          <w:b/>
+          <w:bCs/>
+          <w:sz w:val="22"/>
+          <w:szCs w:val="24"/>
+        </w:rPr>
+        <w:t>Percipio</w:t>
+      </w:r>
+      <w:proofErr w:type="spellEnd"/>
+      <w:r>
+        <w:rPr>
+          <w:b/>
+          <w:bCs/>
+          <w:sz w:val="22"/>
+          <w:szCs w:val="24"/>
+        </w:rPr>
+        <w:t xml:space="preserve"> and Accenture</w:t>
+      </w:r>
+    </w:p>
+    <w:p>
+      <w:pPr>
+        <w:pStyle w:val="Year"/>
+        <w:rPr>
+          <w:sz w:val="18"/>
+        </w:rPr>
+      </w:pPr>
+    </w:p>
+    <w:p>
+      <w:pPr>
+        <w:pStyle w:val="Year"/>
+        <w:rPr>
+          <w:sz w:val="18"/>
+        </w:rPr>
+      </w:pPr>
+      <w:r>
+        <w:rPr>
+          <w:sz w:val="18"/>
+        </w:rPr>
+        <w:t>(</w:t>
+      </w:r>
+      <w:r>
+        <w:rPr>
+          <w:sz w:val="18"/>
+        </w:rPr>
+        <w:t xml:space="preserve">August </w:t>
+      </w:r>
+      <w:r>
+        <w:rPr>
+          <w:sz w:val="18"/>
+        </w:rPr>
+        <w:t>2021</w:t>
+      </w:r>
+      <w:r>
+        <w:rPr>
+          <w:sz w:val="18"/>
+        </w:rPr>
+        <w:t>)</w:t>
+      </w:r>
+    </w:p>
+    <w:p>
+      <w:pPr>
+        <w:pStyle w:val="Year"/>
+        <w:jc w:val="left"/>
+      </w:pPr>
+      <w:r>
+        <w:rPr>
+          <w:b/>
+          <w:bCs/>
+          <w:sz w:val="22"/>
+          <w:szCs w:val="24"/>
+        </w:rPr>
+        <w:t>The Fundamentals of Digital Marketing | Google</w:t>
+      </w:r>
+    </w:p>
+    <w:p>
+      <w:pPr>
+        <w:pStyle w:val="Year"/>
+        <w:rPr>
+          <w:sz w:val="18"/>
+        </w:rPr>
+      </w:pPr>
+    </w:p>
+    <w:p>
+      <w:pPr>
+        <w:pStyle w:val="Year"/>
+        <w:rPr>
+          <w:sz w:val="18"/>
+        </w:rPr>
+      </w:pPr>
+      <w:r>
+        <w:rPr>
+          <w:sz w:val="18"/>
+        </w:rPr>
+        <w:t>(</w:t>
+      </w:r>
+      <w:r>
+        <w:rPr>
+          <w:sz w:val="18"/>
+        </w:rPr>
+        <w:t xml:space="preserve">August </w:t>
+      </w:r>
+      <w:r>
+        <w:rPr>
+          <w:sz w:val="18"/>
+        </w:rPr>
+        <w:t>2021</w:t>
+      </w:r>
+      <w:r>
+        <w:rPr>
+          <w:sz w:val="18"/>
+        </w:rPr>
+        <w:t>)</w:t>
+      </w:r>
+    </w:p>
+    <w:p>
+      <w:pPr>
+        <w:pStyle w:val="Year"/>
+        <w:jc w:val="left"/>
+      </w:pPr>
+      <w:r>
+        <w:rPr>
+          <w:b/>
+          <w:bCs/>
+          <w:sz w:val="22"/>
+          <w:szCs w:val="24"/>
+        </w:rPr>
+        <w:t>Maintain</w:t>
+      </w:r>
+      <w:r>
+        <w:rPr>
+          <w:b/>
+          <w:bCs/>
+          <w:sz w:val="22"/>
+          <w:szCs w:val="24"/>
+        </w:rPr>
+        <w:t>ing</w:t>
+      </w:r>
+      <w:r>
+        <w:rPr>
+          <w:b/>
+          <w:bCs/>
+          <w:sz w:val="22"/>
+          <w:szCs w:val="24"/>
+        </w:rPr>
+        <w:t xml:space="preserve"> Computer Systems and Networks | TESDA</w:t>
+      </w:r>
+    </w:p>
+    <w:p>
+      <w:pPr>
+        <w:pStyle w:val="Year"/>
+        <w:rPr>
+          <w:sz w:val="18"/>
+        </w:rPr>
+      </w:pPr>
+    </w:p>
+    <w:p>
+      <w:pPr>
+        <w:pStyle w:val="Year"/>
+        <w:rPr>
+          <w:sz w:val="18"/>
+        </w:rPr>
+      </w:pPr>
+      <w:r>
+        <w:rPr>
+          <w:sz w:val="18"/>
+        </w:rPr>
+        <w:t>(</w:t>
+      </w:r>
+      <w:r>
+        <w:rPr>
+          <w:sz w:val="18"/>
+        </w:rPr>
+        <w:t xml:space="preserve">August </w:t>
+      </w:r>
+      <w:r>
+        <w:rPr>
+          <w:sz w:val="18"/>
+        </w:rPr>
+        <w:t>20</w:t>
+      </w:r>
+      <w:r>
+        <w:rPr>
+          <w:sz w:val="18"/>
+        </w:rPr>
+        <w:t>21</w:t>
+      </w:r>
+      <w:r>
+        <w:rPr>
+          <w:sz w:val="18"/>
+        </w:rPr>
+        <w:t>)</w:t>
+      </w:r>
+    </w:p>
+    <w:p>
+      <w:pPr>
+        <w:pStyle w:val="Year"/>
+        <w:jc w:val="left"/>
+        <w:rPr>
+          <w:b/>
+          <w:bCs/>
+          <w:sz w:val="22"/>
+          <w:szCs w:val="24"/>
+        </w:rPr>
+      </w:pPr>
+      <w:r>
+        <w:rPr>
+          <w:b/>
+          <w:bCs/>
+          <w:sz w:val="22"/>
+          <w:szCs w:val="24"/>
+        </w:rPr>
+        <w:t xml:space="preserve">SMART </w:t>
+      </w:r>
+      <w:proofErr w:type="spellStart"/>
+      <w:r>
+        <w:rPr>
+          <w:b/>
+          <w:bCs/>
+          <w:sz w:val="22"/>
+          <w:szCs w:val="24"/>
+        </w:rPr>
+        <w:t>Technopreneurship</w:t>
+      </w:r>
+      <w:proofErr w:type="spellEnd"/>
+      <w:r>
+        <w:rPr>
+          <w:b/>
+          <w:bCs/>
+          <w:sz w:val="22"/>
+          <w:szCs w:val="24"/>
+        </w:rPr>
+        <w:t xml:space="preserve"> 101 | TESDA</w:t>
       </w:r>
     </w:p>
     <w:p>
@@ -6607,8 +7273,20 @@
           <w:szCs w:val="24"/>
           <w:lang w:val="en-PH"/>
         </w:rPr>
-        <w:t>John Rosell Magalso</w:t>
-      </w:r>
+        <w:t xml:space="preserve">John Rosell </w:t>
+      </w:r>
+      <w:proofErr w:type="spellStart"/>
+      <w:r>
+        <w:rPr>
+          <w:b/>
+          <w:bCs/>
+          <w:sz w:val="24"/>
+          <w:szCs w:val="24"/>
+          <w:lang w:val="en-PH"/>
+        </w:rPr>
+        <w:t>Magalso</w:t>
+      </w:r>
+      <w:proofErr w:type="spellEnd"/>
     </w:p>
     <w:p>
       <w:pPr>
@@ -6632,167 +7310,7 @@
         </w:rPr>
         <w:t xml:space="preserve">Outsourced PH </w:t>
       </w:r>
-    </w:p>
-    <w:p>
-      <w:pPr>
-        <w:pStyle w:val="Year"/>
-        <w:jc w:val="left"/>
-        <w:rPr>
-          <w:rFonts w:cs="Segoe UI"/>
-          <w:sz w:val="18"/>
-          <w:szCs w:val="18"/>
-          <w:shd w:val="clear" w:color="auto" w:fill="FFFFFF"/>
-          <w:lang w:val="en-PH"/>
-        </w:rPr>
-      </w:pPr>
-      <w:r>
-        <w:rPr>
-          <w:rFonts w:cs="Segoe UI"/>
-          <w:sz w:val="18"/>
-          <w:szCs w:val="18"/>
-          <w:shd w:val="clear" w:color="auto" w:fill="FFFFFF"/>
-        </w:rPr>
-        <w:t xml:space="preserve">Contact: </w:t>
-      </w:r>
-      <w:r>
-        <w:rPr>
-          <w:rFonts w:cs="Segoe UI"/>
-          <w:sz w:val="18"/>
-          <w:szCs w:val="18"/>
-          <w:shd w:val="clear" w:color="auto" w:fill="FFFFFF"/>
-        </w:rPr>
-        <w:t xml:space="preserve">+63 </w:t>
-      </w:r>
-      <w:r>
-        <w:rPr>
-          <w:rFonts w:cs="Segoe UI"/>
-          <w:sz w:val="18"/>
-          <w:szCs w:val="18"/>
-          <w:shd w:val="clear" w:color="auto" w:fill="FFFFFF"/>
-          <w:lang w:val="en-PH"/>
-        </w:rPr>
-        <w:t>961</w:t>
-      </w:r>
-      <w:r>
-        <w:rPr>
-          <w:rFonts w:cs="Segoe UI"/>
-          <w:sz w:val="18"/>
-          <w:szCs w:val="18"/>
-          <w:shd w:val="clear" w:color="auto" w:fill="FFFFFF"/>
-          <w:lang w:val="en-PH"/>
-        </w:rPr>
-        <w:t xml:space="preserve"> </w:t>
-      </w:r>
-      <w:r>
-        <w:rPr>
-          <w:rFonts w:cs="Segoe UI"/>
-          <w:sz w:val="18"/>
-          <w:szCs w:val="18"/>
-          <w:shd w:val="clear" w:color="auto" w:fill="FFFFFF"/>
-          <w:lang w:val="en-PH"/>
-        </w:rPr>
-        <w:t>827</w:t>
-      </w:r>
-      <w:r>
-        <w:rPr>
-          <w:rFonts w:cs="Segoe UI"/>
-          <w:sz w:val="18"/>
-          <w:szCs w:val="18"/>
-          <w:shd w:val="clear" w:color="auto" w:fill="FFFFFF"/>
-          <w:lang w:val="en-PH"/>
-        </w:rPr>
-        <w:t xml:space="preserve"> </w:t>
-      </w:r>
-      <w:r>
-        <w:rPr>
-          <w:rFonts w:cs="Segoe UI"/>
-          <w:sz w:val="18"/>
-          <w:szCs w:val="18"/>
-          <w:shd w:val="clear" w:color="auto" w:fill="FFFFFF"/>
-          <w:lang w:val="en-PH"/>
-        </w:rPr>
-        <w:t>1956</w:t>
-      </w:r>
-    </w:p>
-    <w:p>
-      <w:pPr>
-        <w:pStyle w:val="Year"/>
-        <w:jc w:val="left"/>
-        <w:rPr>
-          <w:rFonts w:cs="Segoe UI"/>
-          <w:caps/>
-          <w:sz w:val="18"/>
-          <w:szCs w:val="18"/>
-          <w:shd w:val="clear" w:color="auto" w:fill="FFFFFF"/>
-        </w:rPr>
-      </w:pPr>
-      <w:r>
-        <w:rPr>
-          <w:rFonts w:cs="Segoe UI"/>
-          <w:sz w:val="18"/>
-          <w:szCs w:val="18"/>
-          <w:shd w:val="clear" w:color="auto" w:fill="FFFFFF"/>
-          <w:lang w:val="en-PH"/>
-        </w:rPr>
-        <w:t xml:space="preserve">Email: </w:t>
-      </w:r>
-      <w:r>
-        <w:rPr>
-          <w:rFonts w:cs="Segoe UI"/>
-          <w:sz w:val="18"/>
-          <w:szCs w:val="18"/>
-          <w:shd w:val="clear" w:color="auto" w:fill="FFFFFF"/>
-          <w:lang w:val="en-PH"/>
-        </w:rPr>
-        <w:t>john.rosell.magalso@gmail.com</w:t>
-      </w:r>
-    </w:p>
-    <w:p>
-      <w:pPr>
-        <w:pStyle w:val="Year"/>
-        <w:jc w:val="left"/>
-        <w:rPr>
-          <w:b/>
-          <w:bCs/>
-          <w:szCs w:val="24"/>
-        </w:rPr>
-      </w:pPr>
-    </w:p>
-    <w:p>
-      <w:pPr>
-        <w:pStyle w:val="Year"/>
-        <w:jc w:val="left"/>
-        <w:rPr>
-          <w:b/>
-          <w:bCs/>
-          <w:sz w:val="24"/>
-          <w:szCs w:val="24"/>
-        </w:rPr>
-      </w:pPr>
-      <w:r>
-        <w:rPr>
-          <w:b/>
-          <w:bCs/>
-          <w:sz w:val="24"/>
-          <w:szCs w:val="24"/>
-        </w:rPr>
-        <w:t xml:space="preserve">Ms. </w:t>
-      </w:r>
-      <w:r>
-        <w:rPr>
-          <w:b/>
-          <w:bCs/>
-          <w:sz w:val="24"/>
-          <w:szCs w:val="24"/>
-          <w:lang w:val="en-PH"/>
-        </w:rPr>
-        <w:t>Ma Thania Sinogaya</w:t>
-      </w:r>
-    </w:p>
-    <w:p>
-      <w:pPr>
-        <w:pStyle w:val="Year"/>
-        <w:jc w:val="left"/>
+      <w:r>
         <w:rPr>
           <w:rFonts w:cs="Segoe UI"/>
           <w:color w:val="C45911" w:themeColor="accent2" w:themeShade="BF"/>
@@ -6800,8 +7318,199 @@
           <w:shd w:val="clear" w:color="auto" w:fill="FFFFFF"/>
           <w:lang w:val="en-PH"/>
         </w:rPr>
-      </w:pPr>
-      <w:r>
+        <w:t>– Senior Frontend Developer</w:t>
+      </w:r>
+    </w:p>
+    <w:p>
+      <w:pPr>
+        <w:pStyle w:val="Year"/>
+        <w:jc w:val="left"/>
+        <w:rPr>
+          <w:rFonts w:cs="Segoe UI"/>
+          <w:sz w:val="18"/>
+          <w:szCs w:val="18"/>
+          <w:shd w:val="clear" w:color="auto" w:fill="FFFFFF"/>
+          <w:lang w:val="en-PH"/>
+        </w:rPr>
+      </w:pPr>
+      <w:r>
+        <w:rPr>
+          <w:rFonts w:cs="Segoe UI"/>
+          <w:sz w:val="18"/>
+          <w:szCs w:val="18"/>
+          <w:shd w:val="clear" w:color="auto" w:fill="FFFFFF"/>
+        </w:rPr>
+        <w:t xml:space="preserve">Contact: </w:t>
+      </w:r>
+      <w:r>
+        <w:rPr>
+          <w:rFonts w:cs="Segoe UI"/>
+          <w:sz w:val="18"/>
+          <w:szCs w:val="18"/>
+          <w:shd w:val="clear" w:color="auto" w:fill="FFFFFF"/>
+        </w:rPr>
+        <w:t xml:space="preserve">+63 </w:t>
+      </w:r>
+      <w:r>
+        <w:rPr>
+          <w:rFonts w:cs="Segoe UI"/>
+          <w:sz w:val="18"/>
+          <w:szCs w:val="18"/>
+          <w:shd w:val="clear" w:color="auto" w:fill="FFFFFF"/>
+          <w:lang w:val="en-PH"/>
+        </w:rPr>
+        <w:t>961</w:t>
+      </w:r>
+      <w:r>
+        <w:rPr>
+          <w:rFonts w:cs="Segoe UI"/>
+          <w:sz w:val="18"/>
+          <w:szCs w:val="18"/>
+          <w:shd w:val="clear" w:color="auto" w:fill="FFFFFF"/>
+          <w:lang w:val="en-PH"/>
+        </w:rPr>
+        <w:t xml:space="preserve"> </w:t>
+      </w:r>
+      <w:r>
+        <w:rPr>
+          <w:rFonts w:cs="Segoe UI"/>
+          <w:sz w:val="18"/>
+          <w:szCs w:val="18"/>
+          <w:shd w:val="clear" w:color="auto" w:fill="FFFFFF"/>
+          <w:lang w:val="en-PH"/>
+        </w:rPr>
+        <w:t>827</w:t>
+      </w:r>
+      <w:r>
+        <w:rPr>
+          <w:rFonts w:cs="Segoe UI"/>
+          <w:sz w:val="18"/>
+          <w:szCs w:val="18"/>
+          <w:shd w:val="clear" w:color="auto" w:fill="FFFFFF"/>
+          <w:lang w:val="en-PH"/>
+        </w:rPr>
+        <w:t xml:space="preserve"> </w:t>
+      </w:r>
+      <w:r>
+        <w:rPr>
+          <w:rFonts w:cs="Segoe UI"/>
+          <w:sz w:val="18"/>
+          <w:szCs w:val="18"/>
+          <w:shd w:val="clear" w:color="auto" w:fill="FFFFFF"/>
+          <w:lang w:val="en-PH"/>
+        </w:rPr>
+        <w:t>1956</w:t>
+      </w:r>
+    </w:p>
+    <w:p>
+      <w:pPr>
+        <w:pStyle w:val="Year"/>
+        <w:jc w:val="left"/>
+        <w:rPr>
+          <w:rFonts w:cs="Segoe UI"/>
+          <w:caps/>
+          <w:sz w:val="18"/>
+          <w:szCs w:val="18"/>
+          <w:shd w:val="clear" w:color="auto" w:fill="FFFFFF"/>
+        </w:rPr>
+      </w:pPr>
+      <w:r>
+        <w:rPr>
+          <w:rFonts w:cs="Segoe UI"/>
+          <w:sz w:val="18"/>
+          <w:szCs w:val="18"/>
+          <w:shd w:val="clear" w:color="auto" w:fill="FFFFFF"/>
+          <w:lang w:val="en-PH"/>
+        </w:rPr>
+        <w:t xml:space="preserve">Email: </w:t>
+      </w:r>
+      <w:r>
+        <w:rPr>
+          <w:rFonts w:cs="Segoe UI"/>
+          <w:sz w:val="18"/>
+          <w:szCs w:val="18"/>
+          <w:shd w:val="clear" w:color="auto" w:fill="FFFFFF"/>
+          <w:lang w:val="en-PH"/>
+        </w:rPr>
+        <w:t>john.rosell.magalso@gmail.com</w:t>
+      </w:r>
+    </w:p>
+    <w:p>
+      <w:pPr>
+        <w:pStyle w:val="Year"/>
+        <w:jc w:val="left"/>
+        <w:rPr>
+          <w:b/>
+          <w:bCs/>
+          <w:szCs w:val="24"/>
+        </w:rPr>
+      </w:pPr>
+    </w:p>
+    <w:p>
+      <w:pPr>
+        <w:pStyle w:val="Year"/>
+        <w:jc w:val="left"/>
+        <w:rPr>
+          <w:b/>
+          <w:bCs/>
+          <w:sz w:val="24"/>
+          <w:szCs w:val="24"/>
+        </w:rPr>
+      </w:pPr>
+      <w:r>
+        <w:rPr>
+          <w:b/>
+          <w:bCs/>
+          <w:sz w:val="24"/>
+          <w:szCs w:val="24"/>
+        </w:rPr>
+        <w:t>M</w:t>
+      </w:r>
+      <w:r>
+        <w:rPr>
+          <w:b/>
+          <w:bCs/>
+          <w:sz w:val="24"/>
+          <w:szCs w:val="24"/>
+        </w:rPr>
+        <w:t>r</w:t>
+      </w:r>
+      <w:r>
+        <w:rPr>
+          <w:b/>
+          <w:bCs/>
+          <w:sz w:val="24"/>
+          <w:szCs w:val="24"/>
+        </w:rPr>
+        <w:t xml:space="preserve">s. </w:t>
+      </w:r>
+      <w:proofErr w:type="spellStart"/>
+      <w:r>
+        <w:rPr>
+          <w:b/>
+          <w:bCs/>
+          <w:sz w:val="24"/>
+          <w:szCs w:val="24"/>
+          <w:lang w:val="en-PH"/>
+        </w:rPr>
+        <w:t>Licelyn</w:t>
+      </w:r>
+      <w:proofErr w:type="spellEnd"/>
+      <w:r>
+        <w:rPr>
+          <w:b/>
+          <w:bCs/>
+          <w:sz w:val="24"/>
+          <w:szCs w:val="24"/>
+          <w:lang w:val="en-PH"/>
+        </w:rPr>
+        <w:t xml:space="preserve"> Labrador</w:t>
+      </w:r>
+    </w:p>
+    <w:p>
+      <w:pPr>
+        <w:pStyle w:val="Year"/>
+        <w:jc w:val="left"/>
         <w:rPr>
           <w:rFonts w:cs="Segoe UI"/>
           <w:color w:val="C45911" w:themeColor="accent2" w:themeShade="BF"/>
@@ -6809,129 +7518,6 @@
           <w:shd w:val="clear" w:color="auto" w:fill="FFFFFF"/>
           <w:lang w:val="en-PH"/>
         </w:rPr>
-        <w:t>DNA Micro</w:t>
-      </w:r>
-    </w:p>
-    <w:p>
-      <w:pPr>
-        <w:pStyle w:val="Year"/>
-        <w:jc w:val="left"/>
-        <w:rPr>
-          <w:rFonts w:cs="Segoe UI"/>
-          <w:sz w:val="18"/>
-          <w:szCs w:val="18"/>
-          <w:shd w:val="clear" w:color="auto" w:fill="FFFFFF"/>
-          <w:lang w:val="en-PH"/>
-        </w:rPr>
-      </w:pPr>
-      <w:r>
-        <w:rPr>
-          <w:rFonts w:cs="Segoe UI"/>
-          <w:sz w:val="18"/>
-          <w:szCs w:val="18"/>
-          <w:shd w:val="clear" w:color="auto" w:fill="FFFFFF"/>
-        </w:rPr>
-        <w:t>Contact:</w:t>
-      </w:r>
-      <w:r>
-        <w:rPr>
-          <w:rFonts w:cs="Segoe UI"/>
-          <w:sz w:val="18"/>
-          <w:szCs w:val="18"/>
-          <w:shd w:val="clear" w:color="auto" w:fill="FFFFFF"/>
-        </w:rPr>
-        <w:t xml:space="preserve"> </w:t>
-      </w:r>
-      <w:r>
-        <w:rPr>
-          <w:rFonts w:cs="Segoe UI"/>
-          <w:sz w:val="18"/>
-          <w:szCs w:val="18"/>
-          <w:shd w:val="clear" w:color="auto" w:fill="FFFFFF"/>
-          <w:lang w:val="en-PH"/>
-        </w:rPr>
-        <w:t>+63 961 831 1801</w:t>
-      </w:r>
-    </w:p>
-    <w:p>
-      <w:pPr>
-        <w:pStyle w:val="Year"/>
-        <w:jc w:val="left"/>
-        <w:rPr>
-          <w:rFonts w:cs="Segoe UI"/>
-          <w:caps/>
-          <w:sz w:val="18"/>
-          <w:szCs w:val="18"/>
-          <w:shd w:val="clear" w:color="auto" w:fill="FFFFFF"/>
-        </w:rPr>
-      </w:pPr>
-      <w:r>
-        <w:rPr>
-          <w:rFonts w:cs="Segoe UI"/>
-          <w:sz w:val="18"/>
-          <w:szCs w:val="18"/>
-          <w:shd w:val="clear" w:color="auto" w:fill="FFFFFF"/>
-          <w:lang w:val="en-PH"/>
-        </w:rPr>
-        <w:t xml:space="preserve">Email: </w:t>
-      </w:r>
-      <w:r>
-        <w:rPr>
-          <w:rFonts w:cs="Segoe UI"/>
-          <w:sz w:val="18"/>
-          <w:szCs w:val="18"/>
-          <w:shd w:val="clear" w:color="auto" w:fill="FFFFFF"/>
-          <w:lang w:val="en-PH"/>
-        </w:rPr>
-        <w:t>ma.thania.sinogaya@gmail.com</w:t>
-      </w:r>
-    </w:p>
-    <w:p>
-      <w:pPr>
-        <w:pStyle w:val="Year"/>
-        <w:jc w:val="left"/>
-        <w:rPr>
-          <w:rFonts w:cs="Segoe UI"/>
-          <w:caps/>
-          <w:sz w:val="18"/>
-          <w:szCs w:val="18"/>
-          <w:shd w:val="clear" w:color="auto" w:fill="FFFFFF"/>
-        </w:rPr>
-      </w:pPr>
-    </w:p>
-    <w:p>
-      <w:pPr>
-        <w:pStyle w:val="Year"/>
-        <w:jc w:val="left"/>
-        <w:rPr>
-          <w:b/>
-          <w:bCs/>
-          <w:sz w:val="24"/>
-          <w:szCs w:val="24"/>
-        </w:rPr>
-      </w:pPr>
-      <w:r>
-        <w:rPr>
-          <w:b/>
-          <w:bCs/>
-          <w:sz w:val="24"/>
-          <w:szCs w:val="24"/>
-        </w:rPr>
-        <w:t>Mr. Kevin Rey Co</w:t>
-      </w:r>
-    </w:p>
-    <w:p>
-      <w:pPr>
-        <w:pStyle w:val="Year"/>
-        <w:jc w:val="left"/>
-        <w:rPr>
-          <w:rFonts w:cs="Segoe UI"/>
-          <w:caps/>
-          <w:color w:val="C45911" w:themeColor="accent2" w:themeShade="BF"/>
-          <w:sz w:val="18"/>
-          <w:szCs w:val="18"/>
-          <w:shd w:val="clear" w:color="auto" w:fill="FFFFFF"/>
-        </w:rPr>
       </w:pPr>
       <w:r>
         <w:rPr>
@@ -6939,106 +7525,193 @@
           <w:color w:val="C45911" w:themeColor="accent2" w:themeShade="BF"/>
           <w:szCs w:val="18"/>
           <w:shd w:val="clear" w:color="auto" w:fill="FFFFFF"/>
-        </w:rPr>
-        <w:t xml:space="preserve">Operation Manager – </w:t>
-      </w:r>
-      <w:r>
+          <w:lang w:val="en-PH"/>
+        </w:rPr>
+        <w:t>Accenture Inc PH – Business Architecture Associate Manager | People Lead</w:t>
+      </w:r>
+    </w:p>
+    <w:p>
+      <w:pPr>
+        <w:pStyle w:val="Year"/>
+        <w:jc w:val="left"/>
+        <w:rPr>
+          <w:rFonts w:cs="Segoe UI"/>
+          <w:sz w:val="18"/>
+          <w:szCs w:val="18"/>
+          <w:shd w:val="clear" w:color="auto" w:fill="FFFFFF"/>
+          <w:lang w:val="en-PH"/>
+        </w:rPr>
+      </w:pPr>
+      <w:r>
+        <w:rPr>
+          <w:rFonts w:cs="Segoe UI"/>
+          <w:sz w:val="18"/>
+          <w:szCs w:val="18"/>
+          <w:shd w:val="clear" w:color="auto" w:fill="FFFFFF"/>
+        </w:rPr>
+        <w:t>Contact:</w:t>
+      </w:r>
+      <w:r>
+        <w:rPr>
+          <w:rFonts w:cs="Segoe UI"/>
+          <w:sz w:val="18"/>
+          <w:szCs w:val="18"/>
+          <w:shd w:val="clear" w:color="auto" w:fill="FFFFFF"/>
+        </w:rPr>
+        <w:t xml:space="preserve"> </w:t>
+      </w:r>
+      <w:r>
+        <w:rPr>
+          <w:rFonts w:cs="Segoe UI"/>
+          <w:sz w:val="18"/>
+          <w:szCs w:val="18"/>
+          <w:shd w:val="clear" w:color="auto" w:fill="FFFFFF"/>
+          <w:lang w:val="en-PH"/>
+        </w:rPr>
+        <w:t xml:space="preserve">+63 </w:t>
+      </w:r>
+      <w:r>
+        <w:rPr>
+          <w:rFonts w:cs="Segoe UI"/>
+          <w:sz w:val="18"/>
+          <w:szCs w:val="18"/>
+          <w:shd w:val="clear" w:color="auto" w:fill="FFFFFF"/>
+          <w:lang w:val="en-PH"/>
+        </w:rPr>
+        <w:t>927 792 9739</w:t>
+      </w:r>
+    </w:p>
+    <w:p>
+      <w:pPr>
+        <w:pStyle w:val="Year"/>
+        <w:jc w:val="left"/>
+        <w:rPr>
+          <w:rFonts w:cs="Segoe UI"/>
+          <w:caps/>
+          <w:sz w:val="18"/>
+          <w:szCs w:val="18"/>
+          <w:shd w:val="clear" w:color="auto" w:fill="FFFFFF"/>
+        </w:rPr>
+      </w:pPr>
+      <w:r>
+        <w:rPr>
+          <w:rFonts w:cs="Segoe UI"/>
+          <w:sz w:val="18"/>
+          <w:szCs w:val="18"/>
+          <w:shd w:val="clear" w:color="auto" w:fill="FFFFFF"/>
+          <w:lang w:val="en-PH"/>
+        </w:rPr>
+        <w:t xml:space="preserve">Email: </w:t>
+      </w:r>
+      <w:r>
+        <w:rPr>
+          <w:rFonts w:cs="Segoe UI"/>
+          <w:sz w:val="18"/>
+          <w:szCs w:val="18"/>
+          <w:shd w:val="clear" w:color="auto" w:fill="FFFFFF"/>
+          <w:lang w:val="en-PH"/>
+        </w:rPr>
+        <w:t>licelyn.c.labrador@accenture.com</w:t>
+      </w:r>
+    </w:p>
+    <w:p>
+      <w:pPr>
+        <w:pStyle w:val="Year"/>
+        <w:jc w:val="left"/>
+        <w:rPr>
+          <w:rFonts w:cs="Segoe UI"/>
+          <w:caps/>
+          <w:sz w:val="18"/>
+          <w:szCs w:val="18"/>
+          <w:shd w:val="clear" w:color="auto" w:fill="FFFFFF"/>
+        </w:rPr>
+      </w:pPr>
+    </w:p>
+    <w:p>
+      <w:pPr>
+        <w:pStyle w:val="Year"/>
+        <w:jc w:val="left"/>
+        <w:rPr>
+          <w:b/>
+          <w:bCs/>
+          <w:sz w:val="24"/>
+          <w:szCs w:val="24"/>
+        </w:rPr>
+      </w:pPr>
+      <w:r>
+        <w:rPr>
+          <w:b/>
+          <w:bCs/>
+          <w:sz w:val="24"/>
+          <w:szCs w:val="24"/>
+        </w:rPr>
+        <w:t xml:space="preserve">Mrs. Theresa </w:t>
+      </w:r>
+      <w:proofErr w:type="spellStart"/>
+      <w:r>
+        <w:rPr>
+          <w:b/>
+          <w:bCs/>
+          <w:sz w:val="24"/>
+          <w:szCs w:val="24"/>
+        </w:rPr>
+        <w:t>Wingkee</w:t>
+      </w:r>
+      <w:proofErr w:type="spellEnd"/>
+    </w:p>
+    <w:p>
+      <w:pPr>
+        <w:pStyle w:val="Year"/>
+        <w:jc w:val="left"/>
         <w:rPr>
           <w:rFonts w:cs="Segoe UI"/>
           <w:color w:val="C45911" w:themeColor="accent2" w:themeShade="BF"/>
           <w:szCs w:val="18"/>
           <w:shd w:val="clear" w:color="auto" w:fill="FFFFFF"/>
-        </w:rPr>
-        <w:t>Fat House Distributors LLC</w:t>
-      </w:r>
-    </w:p>
-    <w:p>
-      <w:pPr>
-        <w:pStyle w:val="Year"/>
-        <w:jc w:val="left"/>
+          <w:lang w:val="en-PH"/>
+        </w:rPr>
+      </w:pPr>
+      <w:r>
         <w:rPr>
           <w:rFonts w:cs="Segoe UI"/>
-          <w:sz w:val="18"/>
-          <w:szCs w:val="18"/>
-          <w:shd w:val="clear" w:color="auto" w:fill="FFFFFF"/>
-        </w:rPr>
-      </w:pPr>
-      <w:r>
-        <w:rPr>
-          <w:rFonts w:cs="Segoe UI"/>
-          <w:sz w:val="18"/>
-          <w:szCs w:val="18"/>
-          <w:shd w:val="clear" w:color="auto" w:fill="FFFFFF"/>
-        </w:rPr>
-        <w:t xml:space="preserve">Contact: </w:t>
-      </w:r>
-      <w:r>
-        <w:rPr>
-          <w:rFonts w:cs="Segoe UI"/>
-          <w:sz w:val="18"/>
-          <w:szCs w:val="18"/>
-          <w:shd w:val="clear" w:color="auto" w:fill="FFFFFF"/>
-        </w:rPr>
-        <w:t xml:space="preserve">+63 </w:t>
-      </w:r>
-      <w:r>
-        <w:rPr>
-          <w:rFonts w:cs="Segoe UI"/>
-          <w:sz w:val="18"/>
-          <w:szCs w:val="18"/>
-          <w:shd w:val="clear" w:color="auto" w:fill="FFFFFF"/>
-        </w:rPr>
-        <w:t>995 930</w:t>
-      </w:r>
-      <w:r>
-        <w:rPr>
-          <w:rFonts w:cs="Segoe UI"/>
-          <w:sz w:val="18"/>
-          <w:szCs w:val="18"/>
-          <w:shd w:val="clear" w:color="auto" w:fill="FFFFFF"/>
-        </w:rPr>
-        <w:t xml:space="preserve"> </w:t>
-      </w:r>
-      <w:r>
-        <w:rPr>
-          <w:rFonts w:cs="Segoe UI"/>
-          <w:sz w:val="18"/>
-          <w:szCs w:val="18"/>
-          <w:shd w:val="clear" w:color="auto" w:fill="FFFFFF"/>
-        </w:rPr>
-        <w:t xml:space="preserve">1450  </w:t>
-      </w:r>
-    </w:p>
-    <w:p>
-      <w:pPr>
-        <w:pStyle w:val="Year"/>
-        <w:jc w:val="left"/>
-        <w:rPr>
-          <w:rFonts w:cs="Segoe UI"/>
-          <w:caps/>
-          <w:sz w:val="18"/>
-          <w:szCs w:val="18"/>
-          <w:shd w:val="clear" w:color="auto" w:fill="FFFFFF"/>
-        </w:rPr>
-      </w:pPr>
-      <w:r>
-        <w:rPr>
-          <w:rFonts w:cs="Segoe UI"/>
-          <w:sz w:val="18"/>
-          <w:szCs w:val="18"/>
-          <w:shd w:val="clear" w:color="auto" w:fill="FFFFFF"/>
-        </w:rPr>
-        <w:t xml:space="preserve">Email: </w:t>
-      </w:r>
-      <w:r>
-        <w:rPr>
-          <w:rFonts w:cs="Segoe UI"/>
-          <w:sz w:val="18"/>
+          <w:color w:val="C45911" w:themeColor="accent2" w:themeShade="BF"/>
           <w:szCs w:val="18"/>
           <w:shd w:val="clear" w:color="auto" w:fill="FFFFFF"/>
           <w:lang w:val="en-PH"/>
         </w:rPr>
-        <w:t>kevinreyco2@gmail.com</w:t>
+        <w:t>Accenture Inc PH – User Exp Engineering Associate Manager | People Lead</w:t>
+      </w:r>
+    </w:p>
+    <w:p>
+      <w:pPr>
+        <w:pStyle w:val="Year"/>
+        <w:jc w:val="left"/>
+        <w:rPr>
+          <w:rFonts w:cs="Segoe UI"/>
+          <w:caps/>
+          <w:sz w:val="18"/>
+          <w:szCs w:val="18"/>
+          <w:shd w:val="clear" w:color="auto" w:fill="FFFFFF"/>
+        </w:rPr>
+      </w:pPr>
+      <w:r>
+        <w:rPr>
+          <w:rFonts w:cs="Segoe UI"/>
+          <w:sz w:val="18"/>
+          <w:szCs w:val="18"/>
+          <w:shd w:val="clear" w:color="auto" w:fill="FFFFFF"/>
+        </w:rPr>
+        <w:t xml:space="preserve">Email: </w:t>
+      </w:r>
+      <w:r>
+        <w:rPr>
+          <w:rFonts w:cs="Segoe UI"/>
+          <w:sz w:val="18"/>
+          <w:szCs w:val="18"/>
+          <w:shd w:val="clear" w:color="auto" w:fill="FFFFFF"/>
+          <w:lang w:val="en-PH"/>
+        </w:rPr>
+        <w:t>maria.t.wingkee@accenture.com</w:t>
       </w:r>
     </w:p>
     <w:p>
@@ -8342,6 +9015,7 @@
   <w:style w:type="character" w:default="1" w:styleId="DefaultParagraphFont">
     <w:name w:val="Default Paragraph Font"/>
     <w:uiPriority w:val="1"/>
+    <w:semiHidden/>
     <w:unhideWhenUsed/>
   </w:style>
   <w:style w:type="table" w:default="1" w:styleId="TableNormal">

--- a/resume_johnlloydmayol.docx
+++ b/resume_johnlloydmayol.docx
@@ -85,41 +85,21 @@
           <w:sz w:val="20"/>
         </w:rPr>
       </w:pPr>
-      <w:proofErr w:type="spellStart"/>
       <w:r>
         <w:rPr>
           <w:rFonts w:ascii="Century Gothic" w:hAnsi="Century Gothic"/>
           <w:b/>
           <w:sz w:val="20"/>
         </w:rPr>
-        <w:t>Tunghaan</w:t>
-      </w:r>
-      <w:proofErr w:type="spellEnd"/>
+        <w:t xml:space="preserve">Tunghaan </w:t>
+      </w:r>
       <w:r>
         <w:rPr>
           <w:rFonts w:ascii="Century Gothic" w:hAnsi="Century Gothic"/>
           <w:b/>
           <w:sz w:val="20"/>
         </w:rPr>
-        <w:t xml:space="preserve"> </w:t>
-      </w:r>
-      <w:proofErr w:type="spellStart"/>
-      <w:r>
-        <w:rPr>
-          <w:rFonts w:ascii="Century Gothic" w:hAnsi="Century Gothic"/>
-          <w:b/>
-          <w:sz w:val="20"/>
-        </w:rPr>
-        <w:t>Minglanilla</w:t>
-      </w:r>
-      <w:proofErr w:type="spellEnd"/>
-      <w:r>
-        <w:rPr>
-          <w:rFonts w:ascii="Century Gothic" w:hAnsi="Century Gothic"/>
-          <w:b/>
-          <w:sz w:val="20"/>
-        </w:rPr>
-        <w:t>, Cebu 6046</w:t>
+        <w:t>Minglanilla, Cebu 6046</w:t>
       </w:r>
     </w:p>
     <w:p>
@@ -1154,19 +1134,8 @@
           <w:szCs w:val="20"/>
           <w:lang w:val="en-PH"/>
         </w:rPr>
-        <w:t xml:space="preserve"> </w:t>
-      </w:r>
-      <w:proofErr w:type="spellStart"/>
-      <w:r>
-        <w:rPr>
-          <w:color w:val="auto"/>
-          <w:sz w:val="20"/>
-          <w:szCs w:val="20"/>
-          <w:lang w:val="en-PH"/>
-        </w:rPr>
-        <w:t>MockFlow</w:t>
-      </w:r>
-      <w:proofErr w:type="spellEnd"/>
+        <w:t xml:space="preserve"> MockFlow</w:t>
+      </w:r>
     </w:p>
     <w:p>
       <w:pPr>
@@ -1324,27 +1293,7 @@
           <w:szCs w:val="20"/>
           <w:lang w:val="en-PH"/>
         </w:rPr>
-        <w:t xml:space="preserve">Swagger, REST API, </w:t>
-      </w:r>
-      <w:proofErr w:type="spellStart"/>
-      <w:r>
-        <w:rPr>
-          <w:color w:val="auto"/>
-          <w:sz w:val="20"/>
-          <w:szCs w:val="20"/>
-          <w:lang w:val="en-PH"/>
-        </w:rPr>
-        <w:t>GraphQL</w:t>
-      </w:r>
-      <w:proofErr w:type="spellEnd"/>
-      <w:r>
-        <w:rPr>
-          <w:color w:val="auto"/>
-          <w:sz w:val="20"/>
-          <w:szCs w:val="20"/>
-          <w:lang w:val="en-PH"/>
-        </w:rPr>
-        <w:t xml:space="preserve">, </w:t>
+        <w:t xml:space="preserve">Swagger, REST API, GraphQL, </w:t>
       </w:r>
       <w:r>
         <w:rPr>
@@ -1681,27 +1630,7 @@
           <w:bCs/>
           <w:szCs w:val="20"/>
         </w:rPr>
-        <w:t xml:space="preserve">Integrated RESTful and </w:t>
-      </w:r>
-      <w:proofErr w:type="spellStart"/>
-      <w:r>
-        <w:rPr>
-          <w:rFonts w:ascii="Century Gothic" w:hAnsi="Century Gothic"/>
-          <w:b/>
-          <w:bCs/>
-          <w:szCs w:val="20"/>
-        </w:rPr>
-        <w:t>GraphQL</w:t>
-      </w:r>
-      <w:proofErr w:type="spellEnd"/>
-      <w:r>
-        <w:rPr>
-          <w:rFonts w:ascii="Century Gothic" w:hAnsi="Century Gothic"/>
-          <w:b/>
-          <w:bCs/>
-          <w:szCs w:val="20"/>
-        </w:rPr>
-        <w:t xml:space="preserve"> APIs to deliver dynamic, data-driven user experiences.</w:t>
+        <w:t>Integrated RESTful and GraphQL APIs to deliver dynamic, data-driven user experiences.</w:t>
       </w:r>
     </w:p>
     <w:p>
@@ -2242,23 +2171,7 @@
           <w:rFonts w:ascii="Century Gothic" w:hAnsi="Century Gothic"/>
           <w:bCs/>
         </w:rPr>
-        <w:t xml:space="preserve">REST API, </w:t>
-      </w:r>
-      <w:proofErr w:type="spellStart"/>
-      <w:r>
-        <w:rPr>
-          <w:rFonts w:ascii="Century Gothic" w:hAnsi="Century Gothic"/>
-          <w:bCs/>
-        </w:rPr>
-        <w:t>GraphQL</w:t>
-      </w:r>
-      <w:proofErr w:type="spellEnd"/>
-      <w:r>
-        <w:rPr>
-          <w:rFonts w:ascii="Century Gothic" w:hAnsi="Century Gothic"/>
-          <w:bCs/>
-        </w:rPr>
-        <w:t>, Postman, Swagger</w:t>
+        <w:t>REST API, GraphQL, Postman, Swagger</w:t>
       </w:r>
       <w:r>
         <w:rPr>
@@ -2867,27 +2780,7 @@
           <w:bCs/>
           <w:szCs w:val="20"/>
         </w:rPr>
-        <w:t xml:space="preserve">Integrated and consumed RESTful and </w:t>
-      </w:r>
-      <w:proofErr w:type="spellStart"/>
-      <w:r>
-        <w:rPr>
-          <w:rFonts w:ascii="Century Gothic" w:hAnsi="Century Gothic"/>
-          <w:b/>
-          <w:bCs/>
-          <w:szCs w:val="20"/>
-        </w:rPr>
-        <w:t>GraphQL</w:t>
-      </w:r>
-      <w:proofErr w:type="spellEnd"/>
-      <w:r>
-        <w:rPr>
-          <w:rFonts w:ascii="Century Gothic" w:hAnsi="Century Gothic"/>
-          <w:b/>
-          <w:bCs/>
-          <w:szCs w:val="20"/>
-        </w:rPr>
-        <w:t xml:space="preserve"> APIs to enable dynamic data-driven applications.</w:t>
+        <w:t>Integrated and consumed RESTful and GraphQL APIs to enable dynamic data-driven applications.</w:t>
       </w:r>
     </w:p>
     <w:p>
@@ -3009,19 +2902,8 @@
           <w:bCs/>
           <w:szCs w:val="20"/>
         </w:rPr>
-        <w:t xml:space="preserve"> UI/UX </w:t>
-      </w:r>
-      <w:proofErr w:type="spellStart"/>
-      <w:r>
-        <w:rPr>
-          <w:rFonts w:ascii="Century Gothic" w:hAnsi="Century Gothic"/>
-          <w:b/>
-          <w:bCs/>
-          <w:szCs w:val="20"/>
-        </w:rPr>
-        <w:t>GoRentals</w:t>
-      </w:r>
-      <w:proofErr w:type="spellEnd"/>
+        <w:t xml:space="preserve"> UI/UX GoRentals</w:t>
+      </w:r>
       <w:r>
         <w:rPr>
           <w:rFonts w:ascii="Century Gothic" w:hAnsi="Century Gothic"/>
@@ -3075,16 +2957,8 @@
         <w:rPr>
           <w:rFonts w:ascii="Century Gothic" w:hAnsi="Century Gothic"/>
         </w:rPr>
-        <w:t xml:space="preserve">Adobe XD, Figma, </w:t>
-      </w:r>
-      <w:proofErr w:type="spellStart"/>
-      <w:r>
-        <w:rPr>
-          <w:rFonts w:ascii="Century Gothic" w:hAnsi="Century Gothic"/>
-        </w:rPr>
-        <w:t>MockFlow</w:t>
-      </w:r>
-      <w:proofErr w:type="spellEnd"/>
+        <w:t>Adobe XD, Figma, MockFlow</w:t>
+      </w:r>
     </w:p>
     <w:p>
       <w:pPr>
@@ -3757,33 +3631,11 @@
         </w:rPr>
         <w:t xml:space="preserve"> </w:t>
       </w:r>
-      <w:proofErr w:type="spellStart"/>
-      <w:r>
-        <w:rPr>
-          <w:rFonts w:ascii="Century Gothic" w:hAnsi="Century Gothic"/>
-        </w:rPr>
-        <w:t>Brizy</w:t>
-      </w:r>
-      <w:proofErr w:type="spellEnd"/>
-      <w:r>
-        <w:rPr>
-          <w:rFonts w:ascii="Century Gothic" w:hAnsi="Century Gothic"/>
-        </w:rPr>
-        <w:t xml:space="preserve">, </w:t>
-      </w:r>
-      <w:proofErr w:type="spellStart"/>
-      <w:r>
-        <w:rPr>
-          <w:rFonts w:ascii="Century Gothic" w:hAnsi="Century Gothic"/>
-        </w:rPr>
-        <w:t>Elementor</w:t>
-      </w:r>
-      <w:proofErr w:type="spellEnd"/>
-      <w:r>
-        <w:rPr>
-          <w:rFonts w:ascii="Century Gothic" w:hAnsi="Century Gothic"/>
-        </w:rPr>
-        <w:t>, Duplicator and more</w:t>
+      <w:r>
+        <w:rPr>
+          <w:rFonts w:ascii="Century Gothic" w:hAnsi="Century Gothic"/>
+        </w:rPr>
+        <w:t>Brizy, Elementor, Duplicator and more</w:t>
       </w:r>
     </w:p>
     <w:p>
@@ -4022,7 +3874,6 @@
           <w:lang w:val="en-US"/>
         </w:rPr>
       </w:pPr>
-      <w:proofErr w:type="spellStart"/>
       <w:r>
         <w:rPr>
           <w:rFonts w:ascii="Century Gothic" w:hAnsi="Century Gothic"/>
@@ -4032,9 +3883,8 @@
           <w:szCs w:val="28"/>
           <w:lang w:val="en-US"/>
         </w:rPr>
-        <w:t>HiPE</w:t>
-      </w:r>
-      <w:proofErr w:type="spellEnd"/>
+        <w:t>HiPE Japan</w:t>
+      </w:r>
       <w:r>
         <w:rPr>
           <w:rFonts w:ascii="Century Gothic" w:hAnsi="Century Gothic"/>
@@ -4044,17 +3894,6 @@
           <w:szCs w:val="28"/>
           <w:lang w:val="en-US"/>
         </w:rPr>
-        <w:t xml:space="preserve"> Japan</w:t>
-      </w:r>
-      <w:r>
-        <w:rPr>
-          <w:rFonts w:ascii="Century Gothic" w:hAnsi="Century Gothic"/>
-          <w:b/>
-          <w:bCs/>
-          <w:sz w:val="28"/>
-          <w:szCs w:val="28"/>
-          <w:lang w:val="en-US"/>
-        </w:rPr>
         <w:t>, Inc.</w:t>
       </w:r>
       <w:r>
@@ -4368,19 +4207,11 @@
         </w:rPr>
         <w:t xml:space="preserve">: </w:t>
       </w:r>
-      <w:proofErr w:type="spellStart"/>
-      <w:r>
-        <w:rPr>
-          <w:rFonts w:ascii="Century Gothic" w:hAnsi="Century Gothic"/>
-        </w:rPr>
-        <w:t>Wordpress</w:t>
-      </w:r>
-      <w:proofErr w:type="spellEnd"/>
-      <w:r>
-        <w:rPr>
-          <w:rFonts w:ascii="Century Gothic" w:hAnsi="Century Gothic"/>
-        </w:rPr>
-        <w:t xml:space="preserve"> </w:t>
+      <w:r>
+        <w:rPr>
+          <w:rFonts w:ascii="Century Gothic" w:hAnsi="Century Gothic"/>
+        </w:rPr>
+        <w:t xml:space="preserve">Wordpress </w:t>
       </w:r>
     </w:p>
     <w:p>
@@ -4402,21 +4233,7 @@
         <w:rPr>
           <w:rFonts w:ascii="Century Gothic" w:hAnsi="Century Gothic"/>
         </w:rPr>
-        <w:t xml:space="preserve">ACF, </w:t>
-      </w:r>
-      <w:proofErr w:type="spellStart"/>
-      <w:r>
-        <w:rPr>
-          <w:rFonts w:ascii="Century Gothic" w:hAnsi="Century Gothic"/>
-        </w:rPr>
-        <w:t>Elementor</w:t>
-      </w:r>
-      <w:proofErr w:type="spellEnd"/>
-      <w:r>
-        <w:rPr>
-          <w:rFonts w:ascii="Century Gothic" w:hAnsi="Century Gothic"/>
-        </w:rPr>
-        <w:t>, Ninja Form</w:t>
+        <w:t>ACF, Elementor, Ninja Form</w:t>
       </w:r>
       <w:r>
         <w:rPr>
@@ -4868,7 +4685,6 @@
           <w:szCs w:val="40"/>
         </w:rPr>
       </w:pPr>
-      <w:proofErr w:type="spellStart"/>
       <w:r>
         <w:rPr>
           <w:b/>
@@ -4876,17 +4692,7 @@
           <w:sz w:val="28"/>
           <w:szCs w:val="40"/>
         </w:rPr>
-        <w:t>Kredo</w:t>
-      </w:r>
-      <w:proofErr w:type="spellEnd"/>
-      <w:r>
-        <w:rPr>
-          <w:b/>
-          <w:bCs/>
-          <w:sz w:val="28"/>
-          <w:szCs w:val="40"/>
-        </w:rPr>
-        <w:t xml:space="preserve"> IT Abroad inc.</w:t>
+        <w:t>Kredo IT Abroad inc.</w:t>
       </w:r>
     </w:p>
     <w:p>
@@ -5314,19 +5120,8 @@
           <w:sz w:val="28"/>
           <w:szCs w:val="28"/>
         </w:rPr>
-        <w:t xml:space="preserve">Immaculate Heart of Mary Academy – </w:t>
-      </w:r>
-      <w:proofErr w:type="spellStart"/>
-      <w:r>
-        <w:rPr>
-          <w:b/>
-          <w:bCs/>
-          <w:sz w:val="28"/>
-          <w:szCs w:val="28"/>
-        </w:rPr>
-        <w:t>Minglanilla</w:t>
-      </w:r>
-      <w:proofErr w:type="spellEnd"/>
+        <w:t>Immaculate Heart of Mary Academy – Minglanilla</w:t>
+      </w:r>
     </w:p>
     <w:p>
       <w:pPr>
@@ -5814,9 +5609,45 @@
           <w:sz w:val="22"/>
           <w:szCs w:val="24"/>
         </w:rPr>
-        <w:t xml:space="preserve">| </w:t>
-      </w:r>
-      <w:proofErr w:type="spellStart"/>
+        <w:t>| Percipio and Accenture</w:t>
+      </w:r>
+    </w:p>
+    <w:p>
+      <w:pPr>
+        <w:pStyle w:val="Year"/>
+        <w:rPr>
+          <w:sz w:val="18"/>
+        </w:rPr>
+      </w:pPr>
+    </w:p>
+    <w:p>
+      <w:pPr>
+        <w:pStyle w:val="Year"/>
+        <w:rPr>
+          <w:sz w:val="18"/>
+        </w:rPr>
+      </w:pPr>
+      <w:r>
+        <w:rPr>
+          <w:sz w:val="18"/>
+        </w:rPr>
+        <w:t>(September 2025</w:t>
+      </w:r>
+      <w:r>
+        <w:rPr>
+          <w:sz w:val="18"/>
+        </w:rPr>
+        <w:t>)</w:t>
+      </w:r>
+    </w:p>
+    <w:p>
+      <w:pPr>
+        <w:pStyle w:val="Year"/>
+        <w:jc w:val="left"/>
+        <w:rPr>
+          <w:sz w:val="18"/>
+        </w:rPr>
+      </w:pPr>
       <w:r>
         <w:rPr>
           <w:b/>
@@ -5824,9 +5655,8 @@
           <w:sz w:val="22"/>
           <w:szCs w:val="24"/>
         </w:rPr>
-        <w:t>Percipio</w:t>
-      </w:r>
-      <w:proofErr w:type="spellEnd"/>
+        <w:t>Software Quality Assurance</w:t>
+      </w:r>
       <w:r>
         <w:rPr>
           <w:b/>
@@ -5834,45 +5664,8 @@
           <w:sz w:val="22"/>
           <w:szCs w:val="24"/>
         </w:rPr>
-        <w:t xml:space="preserve"> and Accenture</w:t>
-      </w:r>
-    </w:p>
-    <w:p>
-      <w:pPr>
-        <w:pStyle w:val="Year"/>
-        <w:rPr>
-          <w:sz w:val="18"/>
-        </w:rPr>
-      </w:pPr>
-    </w:p>
-    <w:p>
-      <w:pPr>
-        <w:pStyle w:val="Year"/>
-        <w:rPr>
-          <w:sz w:val="18"/>
-        </w:rPr>
-      </w:pPr>
-      <w:r>
-        <w:rPr>
-          <w:sz w:val="18"/>
-        </w:rPr>
-        <w:t>(September 2025</w:t>
-      </w:r>
-      <w:r>
-        <w:rPr>
-          <w:sz w:val="18"/>
-        </w:rPr>
-        <w:t>)</w:t>
-      </w:r>
-    </w:p>
-    <w:p>
-      <w:pPr>
-        <w:pStyle w:val="Year"/>
-        <w:jc w:val="left"/>
-        <w:rPr>
-          <w:sz w:val="18"/>
-        </w:rPr>
-      </w:pPr>
+        <w:t xml:space="preserve"> </w:t>
+      </w:r>
       <w:r>
         <w:rPr>
           <w:b/>
@@ -5880,8 +5673,45 @@
           <w:sz w:val="22"/>
           <w:szCs w:val="24"/>
         </w:rPr>
-        <w:t>Software Quality Assurance</w:t>
-      </w:r>
+        <w:t>| Percipio and Accenture</w:t>
+      </w:r>
+    </w:p>
+    <w:p>
+      <w:pPr>
+        <w:pStyle w:val="Year"/>
+        <w:rPr>
+          <w:sz w:val="18"/>
+        </w:rPr>
+      </w:pPr>
+    </w:p>
+    <w:p>
+      <w:pPr>
+        <w:pStyle w:val="Year"/>
+        <w:rPr>
+          <w:sz w:val="18"/>
+        </w:rPr>
+      </w:pPr>
+      <w:r>
+        <w:rPr>
+          <w:sz w:val="18"/>
+        </w:rPr>
+        <w:t>(September 2025</w:t>
+      </w:r>
+      <w:r>
+        <w:rPr>
+          <w:sz w:val="18"/>
+        </w:rPr>
+        <w:t>)</w:t>
+      </w:r>
+    </w:p>
+    <w:p>
+      <w:pPr>
+        <w:pStyle w:val="Year"/>
+        <w:jc w:val="left"/>
+        <w:rPr>
+          <w:sz w:val="18"/>
+        </w:rPr>
+      </w:pPr>
       <w:r>
         <w:rPr>
           <w:b/>
@@ -5889,7 +5719,7 @@
           <w:sz w:val="22"/>
           <w:szCs w:val="24"/>
         </w:rPr>
-        <w:t xml:space="preserve"> </w:t>
+        <w:t>Agile Organizations: Building an Agile Culture</w:t>
       </w:r>
       <w:r>
         <w:rPr>
@@ -5898,9 +5728,8 @@
           <w:sz w:val="22"/>
           <w:szCs w:val="24"/>
         </w:rPr>
-        <w:t xml:space="preserve">| </w:t>
-      </w:r>
-      <w:proofErr w:type="spellStart"/>
+        <w:t xml:space="preserve"> </w:t>
+      </w:r>
       <w:r>
         <w:rPr>
           <w:b/>
@@ -5908,9 +5737,45 @@
           <w:sz w:val="22"/>
           <w:szCs w:val="24"/>
         </w:rPr>
-        <w:t>Percipio</w:t>
-      </w:r>
-      <w:proofErr w:type="spellEnd"/>
+        <w:t>| Percipio and Accenture</w:t>
+      </w:r>
+    </w:p>
+    <w:p>
+      <w:pPr>
+        <w:pStyle w:val="Year"/>
+        <w:rPr>
+          <w:sz w:val="18"/>
+        </w:rPr>
+      </w:pPr>
+    </w:p>
+    <w:p>
+      <w:pPr>
+        <w:pStyle w:val="Year"/>
+        <w:rPr>
+          <w:sz w:val="18"/>
+        </w:rPr>
+      </w:pPr>
+      <w:r>
+        <w:rPr>
+          <w:sz w:val="18"/>
+        </w:rPr>
+        <w:t>(August 2025</w:t>
+      </w:r>
+      <w:r>
+        <w:rPr>
+          <w:sz w:val="18"/>
+        </w:rPr>
+        <w:t>)</w:t>
+      </w:r>
+    </w:p>
+    <w:p>
+      <w:pPr>
+        <w:pStyle w:val="Year"/>
+        <w:jc w:val="left"/>
+        <w:rPr>
+          <w:sz w:val="18"/>
+        </w:rPr>
+      </w:pPr>
       <w:r>
         <w:rPr>
           <w:b/>
@@ -5918,45 +5783,8 @@
           <w:sz w:val="22"/>
           <w:szCs w:val="24"/>
         </w:rPr>
-        <w:t xml:space="preserve"> and Accenture</w:t>
-      </w:r>
-    </w:p>
-    <w:p>
-      <w:pPr>
-        <w:pStyle w:val="Year"/>
-        <w:rPr>
-          <w:sz w:val="18"/>
-        </w:rPr>
-      </w:pPr>
-    </w:p>
-    <w:p>
-      <w:pPr>
-        <w:pStyle w:val="Year"/>
-        <w:rPr>
-          <w:sz w:val="18"/>
-        </w:rPr>
-      </w:pPr>
-      <w:r>
-        <w:rPr>
-          <w:sz w:val="18"/>
-        </w:rPr>
-        <w:t>(September 2025</w:t>
-      </w:r>
-      <w:r>
-        <w:rPr>
-          <w:sz w:val="18"/>
-        </w:rPr>
-        <w:t>)</w:t>
-      </w:r>
-    </w:p>
-    <w:p>
-      <w:pPr>
-        <w:pStyle w:val="Year"/>
-        <w:jc w:val="left"/>
-        <w:rPr>
-          <w:sz w:val="18"/>
-        </w:rPr>
-      </w:pPr>
+        <w:t>CAPM: Agile Adaptive Project Management</w:t>
+      </w:r>
       <w:r>
         <w:rPr>
           <w:b/>
@@ -5964,7 +5792,7 @@
           <w:sz w:val="22"/>
           <w:szCs w:val="24"/>
         </w:rPr>
-        <w:t>Agile Organizations: Building an Agile Culture</w:t>
+        <w:t xml:space="preserve"> </w:t>
       </w:r>
       <w:r>
         <w:rPr>
@@ -5973,8 +5801,45 @@
           <w:sz w:val="22"/>
           <w:szCs w:val="24"/>
         </w:rPr>
-        <w:t xml:space="preserve"> </w:t>
-      </w:r>
+        <w:t>| Percipio and Accenture</w:t>
+      </w:r>
+    </w:p>
+    <w:p>
+      <w:pPr>
+        <w:pStyle w:val="Year"/>
+        <w:rPr>
+          <w:sz w:val="18"/>
+        </w:rPr>
+      </w:pPr>
+    </w:p>
+    <w:p>
+      <w:pPr>
+        <w:pStyle w:val="Year"/>
+        <w:rPr>
+          <w:sz w:val="18"/>
+        </w:rPr>
+      </w:pPr>
+      <w:r>
+        <w:rPr>
+          <w:sz w:val="18"/>
+        </w:rPr>
+        <w:t>(June 2025</w:t>
+      </w:r>
+      <w:r>
+        <w:rPr>
+          <w:sz w:val="18"/>
+        </w:rPr>
+        <w:t>)</w:t>
+      </w:r>
+    </w:p>
+    <w:p>
+      <w:pPr>
+        <w:pStyle w:val="Year"/>
+        <w:jc w:val="left"/>
+        <w:rPr>
+          <w:sz w:val="18"/>
+        </w:rPr>
+      </w:pPr>
       <w:r>
         <w:rPr>
           <w:b/>
@@ -5982,9 +5847,8 @@
           <w:sz w:val="22"/>
           <w:szCs w:val="24"/>
         </w:rPr>
-        <w:t xml:space="preserve">| </w:t>
-      </w:r>
-      <w:proofErr w:type="spellStart"/>
+        <w:t>Data Access &amp; Governance Policies: Data Classification, Encryption, &amp; Monitoring</w:t>
+      </w:r>
       <w:r>
         <w:rPr>
           <w:b/>
@@ -5992,9 +5856,8 @@
           <w:sz w:val="22"/>
           <w:szCs w:val="24"/>
         </w:rPr>
-        <w:t>Percipio</w:t>
-      </w:r>
-      <w:proofErr w:type="spellEnd"/>
+        <w:t xml:space="preserve"> </w:t>
+      </w:r>
       <w:r>
         <w:rPr>
           <w:b/>
@@ -6002,29 +5865,29 @@
           <w:sz w:val="22"/>
           <w:szCs w:val="24"/>
         </w:rPr>
-        <w:t xml:space="preserve"> and Accenture</w:t>
-      </w:r>
-    </w:p>
-    <w:p>
-      <w:pPr>
-        <w:pStyle w:val="Year"/>
-        <w:rPr>
-          <w:sz w:val="18"/>
-        </w:rPr>
-      </w:pPr>
-    </w:p>
-    <w:p>
-      <w:pPr>
-        <w:pStyle w:val="Year"/>
-        <w:rPr>
-          <w:sz w:val="18"/>
-        </w:rPr>
-      </w:pPr>
-      <w:r>
-        <w:rPr>
-          <w:sz w:val="18"/>
-        </w:rPr>
-        <w:t>(August 2025</w:t>
+        <w:t>| Percipio and Accenture</w:t>
+      </w:r>
+    </w:p>
+    <w:p>
+      <w:pPr>
+        <w:pStyle w:val="Year"/>
+        <w:rPr>
+          <w:sz w:val="18"/>
+        </w:rPr>
+      </w:pPr>
+    </w:p>
+    <w:p>
+      <w:pPr>
+        <w:pStyle w:val="Year"/>
+        <w:rPr>
+          <w:sz w:val="18"/>
+        </w:rPr>
+      </w:pPr>
+      <w:r>
+        <w:rPr>
+          <w:sz w:val="18"/>
+        </w:rPr>
+        <w:t>(June 2025</w:t>
       </w:r>
       <w:r>
         <w:rPr>
@@ -6048,8 +5911,45 @@
           <w:sz w:val="22"/>
           <w:szCs w:val="24"/>
         </w:rPr>
-        <w:t>CAPM: Agile Adaptive Project Management</w:t>
-      </w:r>
+        <w:t>Responsible Use of AI | Percipio and Accenture</w:t>
+      </w:r>
+    </w:p>
+    <w:p>
+      <w:pPr>
+        <w:pStyle w:val="Year"/>
+        <w:rPr>
+          <w:sz w:val="18"/>
+        </w:rPr>
+      </w:pPr>
+    </w:p>
+    <w:p>
+      <w:pPr>
+        <w:pStyle w:val="Year"/>
+        <w:rPr>
+          <w:sz w:val="18"/>
+        </w:rPr>
+      </w:pPr>
+      <w:r>
+        <w:rPr>
+          <w:sz w:val="18"/>
+        </w:rPr>
+        <w:t>(June 2025</w:t>
+      </w:r>
+      <w:r>
+        <w:rPr>
+          <w:sz w:val="18"/>
+        </w:rPr>
+        <w:t>)</w:t>
+      </w:r>
+    </w:p>
+    <w:p>
+      <w:pPr>
+        <w:pStyle w:val="Year"/>
+        <w:jc w:val="left"/>
+        <w:rPr>
+          <w:sz w:val="18"/>
+        </w:rPr>
+      </w:pPr>
       <w:r>
         <w:rPr>
           <w:b/>
@@ -6057,8 +5957,45 @@
           <w:sz w:val="22"/>
           <w:szCs w:val="24"/>
         </w:rPr>
-        <w:t xml:space="preserve"> </w:t>
-      </w:r>
+        <w:t>Leading Security Teams for GenAI Solutions: Use of Generative AI | Percipio and Accenture</w:t>
+      </w:r>
+    </w:p>
+    <w:p>
+      <w:pPr>
+        <w:pStyle w:val="Year"/>
+        <w:rPr>
+          <w:sz w:val="18"/>
+        </w:rPr>
+      </w:pPr>
+    </w:p>
+    <w:p>
+      <w:pPr>
+        <w:pStyle w:val="Year"/>
+        <w:rPr>
+          <w:sz w:val="18"/>
+        </w:rPr>
+      </w:pPr>
+      <w:r>
+        <w:rPr>
+          <w:sz w:val="18"/>
+        </w:rPr>
+        <w:t>(June 2025</w:t>
+      </w:r>
+      <w:r>
+        <w:rPr>
+          <w:sz w:val="18"/>
+        </w:rPr>
+        <w:t>)</w:t>
+      </w:r>
+    </w:p>
+    <w:p>
+      <w:pPr>
+        <w:pStyle w:val="Year"/>
+        <w:jc w:val="left"/>
+        <w:rPr>
+          <w:sz w:val="18"/>
+        </w:rPr>
+      </w:pPr>
       <w:r>
         <w:rPr>
           <w:b/>
@@ -6066,9 +6003,45 @@
           <w:sz w:val="22"/>
           <w:szCs w:val="24"/>
         </w:rPr>
-        <w:t xml:space="preserve">| </w:t>
-      </w:r>
-      <w:proofErr w:type="spellStart"/>
+        <w:t>Exploring Business Process Automation | Percipio and Accenture</w:t>
+      </w:r>
+    </w:p>
+    <w:p>
+      <w:pPr>
+        <w:pStyle w:val="Year"/>
+        <w:rPr>
+          <w:sz w:val="18"/>
+        </w:rPr>
+      </w:pPr>
+    </w:p>
+    <w:p>
+      <w:pPr>
+        <w:pStyle w:val="Year"/>
+        <w:rPr>
+          <w:sz w:val="18"/>
+        </w:rPr>
+      </w:pPr>
+      <w:r>
+        <w:rPr>
+          <w:sz w:val="18"/>
+        </w:rPr>
+        <w:t>(June 2025</w:t>
+      </w:r>
+      <w:r>
+        <w:rPr>
+          <w:sz w:val="18"/>
+        </w:rPr>
+        <w:t>)</w:t>
+      </w:r>
+    </w:p>
+    <w:p>
+      <w:pPr>
+        <w:pStyle w:val="Year"/>
+        <w:jc w:val="left"/>
+        <w:rPr>
+          <w:sz w:val="18"/>
+        </w:rPr>
+      </w:pPr>
       <w:r>
         <w:rPr>
           <w:b/>
@@ -6076,9 +6049,45 @@
           <w:sz w:val="22"/>
           <w:szCs w:val="24"/>
         </w:rPr>
-        <w:t>Percipio</w:t>
-      </w:r>
-      <w:proofErr w:type="spellEnd"/>
+        <w:t>Using Robots and RPA in the Workplace | Percipio and Accenture</w:t>
+      </w:r>
+    </w:p>
+    <w:p>
+      <w:pPr>
+        <w:pStyle w:val="Year"/>
+        <w:rPr>
+          <w:sz w:val="18"/>
+        </w:rPr>
+      </w:pPr>
+    </w:p>
+    <w:p>
+      <w:pPr>
+        <w:pStyle w:val="Year"/>
+        <w:rPr>
+          <w:sz w:val="18"/>
+        </w:rPr>
+      </w:pPr>
+      <w:r>
+        <w:rPr>
+          <w:sz w:val="18"/>
+        </w:rPr>
+        <w:t>(June 2025</w:t>
+      </w:r>
+      <w:r>
+        <w:rPr>
+          <w:sz w:val="18"/>
+        </w:rPr>
+        <w:t>)</w:t>
+      </w:r>
+    </w:p>
+    <w:p>
+      <w:pPr>
+        <w:pStyle w:val="Year"/>
+        <w:jc w:val="left"/>
+        <w:rPr>
+          <w:sz w:val="18"/>
+        </w:rPr>
+      </w:pPr>
       <w:r>
         <w:rPr>
           <w:b/>
@@ -6086,28 +6095,29 @@
           <w:sz w:val="22"/>
           <w:szCs w:val="24"/>
         </w:rPr>
-        <w:t xml:space="preserve"> and Accenture</w:t>
-      </w:r>
-    </w:p>
-    <w:p>
-      <w:pPr>
-        <w:pStyle w:val="Year"/>
-        <w:rPr>
-          <w:sz w:val="18"/>
-        </w:rPr>
-      </w:pPr>
-    </w:p>
-    <w:p>
-      <w:pPr>
-        <w:pStyle w:val="Year"/>
-        <w:rPr>
-          <w:sz w:val="18"/>
-        </w:rPr>
-      </w:pPr>
-      <w:r>
-        <w:rPr>
-          <w:sz w:val="18"/>
-        </w:rPr>
+        <w:t>Software Design and Development: Design Patterns &amp; SOLID Principles | Percipio and Accenture</w:t>
+      </w:r>
+    </w:p>
+    <w:p>
+      <w:pPr>
+        <w:pStyle w:val="Year"/>
+        <w:rPr>
+          <w:sz w:val="18"/>
+        </w:rPr>
+      </w:pPr>
+    </w:p>
+    <w:p>
+      <w:pPr>
+        <w:pStyle w:val="Year"/>
+        <w:rPr>
+          <w:sz w:val="18"/>
+        </w:rPr>
+      </w:pPr>
+      <w:r>
+        <w:rPr>
+          <w:sz w:val="18"/>
+        </w:rPr>
+        <w:lastRenderedPageBreak/>
         <w:t>(June 2025</w:t>
       </w:r>
       <w:r>
@@ -6121,9 +6131,6 @@
       <w:pPr>
         <w:pStyle w:val="Year"/>
         <w:jc w:val="left"/>
-        <w:rPr>
-          <w:sz w:val="18"/>
-        </w:rPr>
       </w:pPr>
       <w:r>
         <w:rPr>
@@ -6132,8 +6139,42 @@
           <w:sz w:val="22"/>
           <w:szCs w:val="24"/>
         </w:rPr>
-        <w:t>Data Access &amp; Governance Policies: Data Classification, Encryption, &amp; Monitoring</w:t>
-      </w:r>
+        <w:t>Effective Team Communication | Percipio and Accenture</w:t>
+      </w:r>
+    </w:p>
+    <w:p>
+      <w:pPr>
+        <w:pStyle w:val="Year"/>
+        <w:rPr>
+          <w:sz w:val="18"/>
+        </w:rPr>
+      </w:pPr>
+    </w:p>
+    <w:p>
+      <w:pPr>
+        <w:pStyle w:val="Year"/>
+        <w:rPr>
+          <w:sz w:val="18"/>
+        </w:rPr>
+      </w:pPr>
+      <w:r>
+        <w:rPr>
+          <w:sz w:val="18"/>
+        </w:rPr>
+        <w:t>(June 2025</w:t>
+      </w:r>
+      <w:r>
+        <w:rPr>
+          <w:sz w:val="18"/>
+        </w:rPr>
+        <w:t>)</w:t>
+      </w:r>
+    </w:p>
+    <w:p>
+      <w:pPr>
+        <w:pStyle w:val="Year"/>
+        <w:jc w:val="left"/>
+      </w:pPr>
       <w:r>
         <w:rPr>
           <w:b/>
@@ -6141,8 +6182,42 @@
           <w:sz w:val="22"/>
           <w:szCs w:val="24"/>
         </w:rPr>
-        <w:t xml:space="preserve"> </w:t>
-      </w:r>
+        <w:t>Exploring Project Management, Then and Now (2021 update) | Percipio and Accenture</w:t>
+      </w:r>
+    </w:p>
+    <w:p>
+      <w:pPr>
+        <w:pStyle w:val="Year"/>
+        <w:rPr>
+          <w:sz w:val="18"/>
+        </w:rPr>
+      </w:pPr>
+    </w:p>
+    <w:p>
+      <w:pPr>
+        <w:pStyle w:val="Year"/>
+        <w:rPr>
+          <w:sz w:val="18"/>
+        </w:rPr>
+      </w:pPr>
+      <w:r>
+        <w:rPr>
+          <w:sz w:val="18"/>
+        </w:rPr>
+        <w:t>(June 2025</w:t>
+      </w:r>
+      <w:r>
+        <w:rPr>
+          <w:sz w:val="18"/>
+        </w:rPr>
+        <w:t>)</w:t>
+      </w:r>
+    </w:p>
+    <w:p>
+      <w:pPr>
+        <w:pStyle w:val="Year"/>
+        <w:jc w:val="left"/>
+      </w:pPr>
       <w:r>
         <w:rPr>
           <w:b/>
@@ -6150,9 +6225,42 @@
           <w:sz w:val="22"/>
           <w:szCs w:val="24"/>
         </w:rPr>
-        <w:t xml:space="preserve">| </w:t>
-      </w:r>
-      <w:proofErr w:type="spellStart"/>
+        <w:t>Embracing Agile at Scale | Percipio and Accenture</w:t>
+      </w:r>
+    </w:p>
+    <w:p>
+      <w:pPr>
+        <w:pStyle w:val="Year"/>
+        <w:rPr>
+          <w:sz w:val="18"/>
+        </w:rPr>
+      </w:pPr>
+    </w:p>
+    <w:p>
+      <w:pPr>
+        <w:pStyle w:val="Year"/>
+        <w:rPr>
+          <w:sz w:val="18"/>
+        </w:rPr>
+      </w:pPr>
+      <w:r>
+        <w:rPr>
+          <w:sz w:val="18"/>
+        </w:rPr>
+        <w:t>(June 2025</w:t>
+      </w:r>
+      <w:r>
+        <w:rPr>
+          <w:sz w:val="18"/>
+        </w:rPr>
+        <w:t>)</w:t>
+      </w:r>
+    </w:p>
+    <w:p>
+      <w:pPr>
+        <w:pStyle w:val="Year"/>
+        <w:jc w:val="left"/>
+      </w:pPr>
       <w:r>
         <w:rPr>
           <w:b/>
@@ -6160,9 +6268,54 @@
           <w:sz w:val="22"/>
           <w:szCs w:val="24"/>
         </w:rPr>
-        <w:t>Percipio</w:t>
-      </w:r>
-      <w:proofErr w:type="spellEnd"/>
+        <w:t>Agile Project Planning | Percipio and Accenture</w:t>
+      </w:r>
+    </w:p>
+    <w:p>
+      <w:pPr>
+        <w:pStyle w:val="Year"/>
+        <w:rPr>
+          <w:sz w:val="18"/>
+        </w:rPr>
+      </w:pPr>
+    </w:p>
+    <w:p>
+      <w:pPr>
+        <w:pStyle w:val="Year"/>
+        <w:rPr>
+          <w:sz w:val="18"/>
+        </w:rPr>
+      </w:pPr>
+      <w:r>
+        <w:rPr>
+          <w:sz w:val="18"/>
+        </w:rPr>
+        <w:t>(</w:t>
+      </w:r>
+      <w:r>
+        <w:rPr>
+          <w:sz w:val="18"/>
+        </w:rPr>
+        <w:t xml:space="preserve">August </w:t>
+      </w:r>
+      <w:r>
+        <w:rPr>
+          <w:sz w:val="18"/>
+        </w:rPr>
+        <w:t>2021</w:t>
+      </w:r>
+      <w:r>
+        <w:rPr>
+          <w:sz w:val="18"/>
+        </w:rPr>
+        <w:t>)</w:t>
+      </w:r>
+    </w:p>
+    <w:p>
+      <w:pPr>
+        <w:pStyle w:val="Year"/>
+        <w:jc w:val="left"/>
+      </w:pPr>
       <w:r>
         <w:rPr>
           <w:b/>
@@ -6170,29 +6323,41 @@
           <w:sz w:val="22"/>
           <w:szCs w:val="24"/>
         </w:rPr>
-        <w:t xml:space="preserve"> and Accenture</w:t>
-      </w:r>
-    </w:p>
-    <w:p>
-      <w:pPr>
-        <w:pStyle w:val="Year"/>
-        <w:rPr>
-          <w:sz w:val="18"/>
-        </w:rPr>
-      </w:pPr>
-    </w:p>
-    <w:p>
-      <w:pPr>
-        <w:pStyle w:val="Year"/>
-        <w:rPr>
-          <w:sz w:val="18"/>
-        </w:rPr>
-      </w:pPr>
-      <w:r>
-        <w:rPr>
-          <w:sz w:val="18"/>
-        </w:rPr>
-        <w:t>(June 2025</w:t>
+        <w:t>The Fundamentals of Digital Marketing | Google</w:t>
+      </w:r>
+    </w:p>
+    <w:p>
+      <w:pPr>
+        <w:pStyle w:val="Year"/>
+        <w:rPr>
+          <w:sz w:val="18"/>
+        </w:rPr>
+      </w:pPr>
+    </w:p>
+    <w:p>
+      <w:pPr>
+        <w:pStyle w:val="Year"/>
+        <w:rPr>
+          <w:sz w:val="18"/>
+        </w:rPr>
+      </w:pPr>
+      <w:r>
+        <w:rPr>
+          <w:sz w:val="18"/>
+        </w:rPr>
+        <w:t>(</w:t>
+      </w:r>
+      <w:r>
+        <w:rPr>
+          <w:sz w:val="18"/>
+        </w:rPr>
+        <w:t xml:space="preserve">August </w:t>
+      </w:r>
+      <w:r>
+        <w:rPr>
+          <w:sz w:val="18"/>
+        </w:rPr>
+        <w:t>2021</w:t>
       </w:r>
       <w:r>
         <w:rPr>
@@ -6205,9 +6370,6 @@
       <w:pPr>
         <w:pStyle w:val="Year"/>
         <w:jc w:val="left"/>
-        <w:rPr>
-          <w:sz w:val="18"/>
-        </w:rPr>
       </w:pPr>
       <w:r>
         <w:rPr>
@@ -6216,9 +6378,8 @@
           <w:sz w:val="22"/>
           <w:szCs w:val="24"/>
         </w:rPr>
-        <w:t xml:space="preserve">Responsible Use of AI | </w:t>
-      </w:r>
-      <w:proofErr w:type="spellStart"/>
+        <w:t>Maintain</w:t>
+      </w:r>
       <w:r>
         <w:rPr>
           <w:b/>
@@ -6226,9 +6387,8 @@
           <w:sz w:val="22"/>
           <w:szCs w:val="24"/>
         </w:rPr>
-        <w:t>Percipio</w:t>
-      </w:r>
-      <w:proofErr w:type="spellEnd"/>
+        <w:t>ing</w:t>
+      </w:r>
       <w:r>
         <w:rPr>
           <w:b/>
@@ -6236,29 +6396,47 @@
           <w:sz w:val="22"/>
           <w:szCs w:val="24"/>
         </w:rPr>
-        <w:t xml:space="preserve"> and Accenture</w:t>
-      </w:r>
-    </w:p>
-    <w:p>
-      <w:pPr>
-        <w:pStyle w:val="Year"/>
-        <w:rPr>
-          <w:sz w:val="18"/>
-        </w:rPr>
-      </w:pPr>
-    </w:p>
-    <w:p>
-      <w:pPr>
-        <w:pStyle w:val="Year"/>
-        <w:rPr>
-          <w:sz w:val="18"/>
-        </w:rPr>
-      </w:pPr>
-      <w:r>
-        <w:rPr>
-          <w:sz w:val="18"/>
-        </w:rPr>
-        <w:t>(June 2025</w:t>
+        <w:t xml:space="preserve"> Computer Systems and Networks | TESDA</w:t>
+      </w:r>
+    </w:p>
+    <w:p>
+      <w:pPr>
+        <w:pStyle w:val="Year"/>
+        <w:rPr>
+          <w:sz w:val="18"/>
+        </w:rPr>
+      </w:pPr>
+    </w:p>
+    <w:p>
+      <w:pPr>
+        <w:pStyle w:val="Year"/>
+        <w:rPr>
+          <w:sz w:val="18"/>
+        </w:rPr>
+      </w:pPr>
+      <w:r>
+        <w:rPr>
+          <w:sz w:val="18"/>
+        </w:rPr>
+        <w:t>(</w:t>
+      </w:r>
+      <w:r>
+        <w:rPr>
+          <w:sz w:val="18"/>
+        </w:rPr>
+        <w:t xml:space="preserve">August </w:t>
+      </w:r>
+      <w:r>
+        <w:rPr>
+          <w:sz w:val="18"/>
+        </w:rPr>
+        <w:t>20</w:t>
+      </w:r>
+      <w:r>
+        <w:rPr>
+          <w:sz w:val="18"/>
+        </w:rPr>
+        <w:t>21</w:t>
       </w:r>
       <w:r>
         <w:rPr>
@@ -6271,20 +6449,13 @@
       <w:pPr>
         <w:pStyle w:val="Year"/>
         <w:jc w:val="left"/>
-        <w:rPr>
-          <w:sz w:val="18"/>
-        </w:rPr>
-      </w:pPr>
-      <w:r>
         <w:rPr>
           <w:b/>
           <w:bCs/>
           <w:sz w:val="22"/>
           <w:szCs w:val="24"/>
         </w:rPr>
-        <w:t xml:space="preserve">Leading Security Teams for GenAI Solutions: Use of Generative AI | </w:t>
-      </w:r>
-      <w:proofErr w:type="spellStart"/>
+      </w:pPr>
       <w:r>
         <w:rPr>
           <w:b/>
@@ -6292,683 +6463,7 @@
           <w:sz w:val="22"/>
           <w:szCs w:val="24"/>
         </w:rPr>
-        <w:t>Percipio</w:t>
-      </w:r>
-      <w:proofErr w:type="spellEnd"/>
-      <w:r>
-        <w:rPr>
-          <w:b/>
-          <w:bCs/>
-          <w:sz w:val="22"/>
-          <w:szCs w:val="24"/>
-        </w:rPr>
-        <w:t xml:space="preserve"> and Accenture</w:t>
-      </w:r>
-    </w:p>
-    <w:p>
-      <w:pPr>
-        <w:pStyle w:val="Year"/>
-        <w:rPr>
-          <w:sz w:val="18"/>
-        </w:rPr>
-      </w:pPr>
-    </w:p>
-    <w:p>
-      <w:pPr>
-        <w:pStyle w:val="Year"/>
-        <w:rPr>
-          <w:sz w:val="18"/>
-        </w:rPr>
-      </w:pPr>
-      <w:r>
-        <w:rPr>
-          <w:sz w:val="18"/>
-        </w:rPr>
-        <w:t>(June 2025</w:t>
-      </w:r>
-      <w:r>
-        <w:rPr>
-          <w:sz w:val="18"/>
-        </w:rPr>
-        <w:t>)</w:t>
-      </w:r>
-    </w:p>
-    <w:p>
-      <w:pPr>
-        <w:pStyle w:val="Year"/>
-        <w:jc w:val="left"/>
-        <w:rPr>
-          <w:sz w:val="18"/>
-        </w:rPr>
-      </w:pPr>
-      <w:r>
-        <w:rPr>
-          <w:b/>
-          <w:bCs/>
-          <w:sz w:val="22"/>
-          <w:szCs w:val="24"/>
-        </w:rPr>
-        <w:t xml:space="preserve">Exploring Business Process Automation | </w:t>
-      </w:r>
-      <w:proofErr w:type="spellStart"/>
-      <w:r>
-        <w:rPr>
-          <w:b/>
-          <w:bCs/>
-          <w:sz w:val="22"/>
-          <w:szCs w:val="24"/>
-        </w:rPr>
-        <w:t>Percipio</w:t>
-      </w:r>
-      <w:proofErr w:type="spellEnd"/>
-      <w:r>
-        <w:rPr>
-          <w:b/>
-          <w:bCs/>
-          <w:sz w:val="22"/>
-          <w:szCs w:val="24"/>
-        </w:rPr>
-        <w:t xml:space="preserve"> and Accenture</w:t>
-      </w:r>
-    </w:p>
-    <w:p>
-      <w:pPr>
-        <w:pStyle w:val="Year"/>
-        <w:rPr>
-          <w:sz w:val="18"/>
-        </w:rPr>
-      </w:pPr>
-    </w:p>
-    <w:p>
-      <w:pPr>
-        <w:pStyle w:val="Year"/>
-        <w:rPr>
-          <w:sz w:val="18"/>
-        </w:rPr>
-      </w:pPr>
-      <w:r>
-        <w:rPr>
-          <w:sz w:val="18"/>
-        </w:rPr>
-        <w:t>(June 2025</w:t>
-      </w:r>
-      <w:r>
-        <w:rPr>
-          <w:sz w:val="18"/>
-        </w:rPr>
-        <w:t>)</w:t>
-      </w:r>
-    </w:p>
-    <w:p>
-      <w:pPr>
-        <w:pStyle w:val="Year"/>
-        <w:jc w:val="left"/>
-        <w:rPr>
-          <w:sz w:val="18"/>
-        </w:rPr>
-      </w:pPr>
-      <w:r>
-        <w:rPr>
-          <w:b/>
-          <w:bCs/>
-          <w:sz w:val="22"/>
-          <w:szCs w:val="24"/>
-        </w:rPr>
-        <w:t xml:space="preserve">Using Robots and RPA in the Workplace | </w:t>
-      </w:r>
-      <w:proofErr w:type="spellStart"/>
-      <w:r>
-        <w:rPr>
-          <w:b/>
-          <w:bCs/>
-          <w:sz w:val="22"/>
-          <w:szCs w:val="24"/>
-        </w:rPr>
-        <w:t>Percipio</w:t>
-      </w:r>
-      <w:proofErr w:type="spellEnd"/>
-      <w:r>
-        <w:rPr>
-          <w:b/>
-          <w:bCs/>
-          <w:sz w:val="22"/>
-          <w:szCs w:val="24"/>
-        </w:rPr>
-        <w:t xml:space="preserve"> and Accenture</w:t>
-      </w:r>
-    </w:p>
-    <w:p>
-      <w:pPr>
-        <w:pStyle w:val="Year"/>
-        <w:rPr>
-          <w:sz w:val="18"/>
-        </w:rPr>
-      </w:pPr>
-    </w:p>
-    <w:p>
-      <w:pPr>
-        <w:pStyle w:val="Year"/>
-        <w:rPr>
-          <w:sz w:val="18"/>
-        </w:rPr>
-      </w:pPr>
-      <w:r>
-        <w:rPr>
-          <w:sz w:val="18"/>
-        </w:rPr>
-        <w:t>(June 2025</w:t>
-      </w:r>
-      <w:r>
-        <w:rPr>
-          <w:sz w:val="18"/>
-        </w:rPr>
-        <w:t>)</w:t>
-      </w:r>
-    </w:p>
-    <w:p>
-      <w:pPr>
-        <w:pStyle w:val="Year"/>
-        <w:jc w:val="left"/>
-        <w:rPr>
-          <w:sz w:val="18"/>
-        </w:rPr>
-      </w:pPr>
-      <w:r>
-        <w:rPr>
-          <w:b/>
-          <w:bCs/>
-          <w:sz w:val="22"/>
-          <w:szCs w:val="24"/>
-        </w:rPr>
-        <w:t xml:space="preserve">Software Design and Development: Design Patterns &amp; SOLID Principles | </w:t>
-      </w:r>
-      <w:proofErr w:type="spellStart"/>
-      <w:r>
-        <w:rPr>
-          <w:b/>
-          <w:bCs/>
-          <w:sz w:val="22"/>
-          <w:szCs w:val="24"/>
-        </w:rPr>
-        <w:t>Percipio</w:t>
-      </w:r>
-      <w:proofErr w:type="spellEnd"/>
-      <w:r>
-        <w:rPr>
-          <w:b/>
-          <w:bCs/>
-          <w:sz w:val="22"/>
-          <w:szCs w:val="24"/>
-        </w:rPr>
-        <w:t xml:space="preserve"> and Accenture</w:t>
-      </w:r>
-    </w:p>
-    <w:p>
-      <w:pPr>
-        <w:pStyle w:val="Year"/>
-        <w:rPr>
-          <w:sz w:val="18"/>
-        </w:rPr>
-      </w:pPr>
-    </w:p>
-    <w:p>
-      <w:pPr>
-        <w:pStyle w:val="Year"/>
-        <w:rPr>
-          <w:sz w:val="18"/>
-        </w:rPr>
-      </w:pPr>
-      <w:r>
-        <w:rPr>
-          <w:sz w:val="18"/>
-        </w:rPr>
-        <w:lastRenderedPageBreak/>
-        <w:t>(June 2025</w:t>
-      </w:r>
-      <w:r>
-        <w:rPr>
-          <w:sz w:val="18"/>
-        </w:rPr>
-        <w:t>)</w:t>
-      </w:r>
-    </w:p>
-    <w:p>
-      <w:pPr>
-        <w:pStyle w:val="Year"/>
-        <w:jc w:val="left"/>
-      </w:pPr>
-      <w:r>
-        <w:rPr>
-          <w:b/>
-          <w:bCs/>
-          <w:sz w:val="22"/>
-          <w:szCs w:val="24"/>
-        </w:rPr>
-        <w:t xml:space="preserve">Effective Team Communication | </w:t>
-      </w:r>
-      <w:proofErr w:type="spellStart"/>
-      <w:r>
-        <w:rPr>
-          <w:b/>
-          <w:bCs/>
-          <w:sz w:val="22"/>
-          <w:szCs w:val="24"/>
-        </w:rPr>
-        <w:t>Percipio</w:t>
-      </w:r>
-      <w:proofErr w:type="spellEnd"/>
-      <w:r>
-        <w:rPr>
-          <w:b/>
-          <w:bCs/>
-          <w:sz w:val="22"/>
-          <w:szCs w:val="24"/>
-        </w:rPr>
-        <w:t xml:space="preserve"> and Accenture</w:t>
-      </w:r>
-    </w:p>
-    <w:p>
-      <w:pPr>
-        <w:pStyle w:val="Year"/>
-        <w:rPr>
-          <w:sz w:val="18"/>
-        </w:rPr>
-      </w:pPr>
-    </w:p>
-    <w:p>
-      <w:pPr>
-        <w:pStyle w:val="Year"/>
-        <w:rPr>
-          <w:sz w:val="18"/>
-        </w:rPr>
-      </w:pPr>
-      <w:r>
-        <w:rPr>
-          <w:sz w:val="18"/>
-        </w:rPr>
-        <w:t>(June 2025</w:t>
-      </w:r>
-      <w:r>
-        <w:rPr>
-          <w:sz w:val="18"/>
-        </w:rPr>
-        <w:t>)</w:t>
-      </w:r>
-    </w:p>
-    <w:p>
-      <w:pPr>
-        <w:pStyle w:val="Year"/>
-        <w:jc w:val="left"/>
-      </w:pPr>
-      <w:r>
-        <w:rPr>
-          <w:b/>
-          <w:bCs/>
-          <w:sz w:val="22"/>
-          <w:szCs w:val="24"/>
-        </w:rPr>
-        <w:t xml:space="preserve">Exploring Project Management, Then and Now (2021 update) | </w:t>
-      </w:r>
-      <w:proofErr w:type="spellStart"/>
-      <w:r>
-        <w:rPr>
-          <w:b/>
-          <w:bCs/>
-          <w:sz w:val="22"/>
-          <w:szCs w:val="24"/>
-        </w:rPr>
-        <w:t>Percipio</w:t>
-      </w:r>
-      <w:proofErr w:type="spellEnd"/>
-      <w:r>
-        <w:rPr>
-          <w:b/>
-          <w:bCs/>
-          <w:sz w:val="22"/>
-          <w:szCs w:val="24"/>
-        </w:rPr>
-        <w:t xml:space="preserve"> and Accenture</w:t>
-      </w:r>
-    </w:p>
-    <w:p>
-      <w:pPr>
-        <w:pStyle w:val="Year"/>
-        <w:rPr>
-          <w:sz w:val="18"/>
-        </w:rPr>
-      </w:pPr>
-    </w:p>
-    <w:p>
-      <w:pPr>
-        <w:pStyle w:val="Year"/>
-        <w:rPr>
-          <w:sz w:val="18"/>
-        </w:rPr>
-      </w:pPr>
-      <w:r>
-        <w:rPr>
-          <w:sz w:val="18"/>
-        </w:rPr>
-        <w:t>(June 2025</w:t>
-      </w:r>
-      <w:r>
-        <w:rPr>
-          <w:sz w:val="18"/>
-        </w:rPr>
-        <w:t>)</w:t>
-      </w:r>
-    </w:p>
-    <w:p>
-      <w:pPr>
-        <w:pStyle w:val="Year"/>
-        <w:jc w:val="left"/>
-      </w:pPr>
-      <w:r>
-        <w:rPr>
-          <w:b/>
-          <w:bCs/>
-          <w:sz w:val="22"/>
-          <w:szCs w:val="24"/>
-        </w:rPr>
-        <w:t xml:space="preserve">Embracing Agile at Scale | </w:t>
-      </w:r>
-      <w:proofErr w:type="spellStart"/>
-      <w:r>
-        <w:rPr>
-          <w:b/>
-          <w:bCs/>
-          <w:sz w:val="22"/>
-          <w:szCs w:val="24"/>
-        </w:rPr>
-        <w:t>Percipio</w:t>
-      </w:r>
-      <w:proofErr w:type="spellEnd"/>
-      <w:r>
-        <w:rPr>
-          <w:b/>
-          <w:bCs/>
-          <w:sz w:val="22"/>
-          <w:szCs w:val="24"/>
-        </w:rPr>
-        <w:t xml:space="preserve"> and Accenture</w:t>
-      </w:r>
-    </w:p>
-    <w:p>
-      <w:pPr>
-        <w:pStyle w:val="Year"/>
-        <w:rPr>
-          <w:sz w:val="18"/>
-        </w:rPr>
-      </w:pPr>
-    </w:p>
-    <w:p>
-      <w:pPr>
-        <w:pStyle w:val="Year"/>
-        <w:rPr>
-          <w:sz w:val="18"/>
-        </w:rPr>
-      </w:pPr>
-      <w:r>
-        <w:rPr>
-          <w:sz w:val="18"/>
-        </w:rPr>
-        <w:t>(June 2025</w:t>
-      </w:r>
-      <w:r>
-        <w:rPr>
-          <w:sz w:val="18"/>
-        </w:rPr>
-        <w:t>)</w:t>
-      </w:r>
-    </w:p>
-    <w:p>
-      <w:pPr>
-        <w:pStyle w:val="Year"/>
-        <w:jc w:val="left"/>
-      </w:pPr>
-      <w:r>
-        <w:rPr>
-          <w:b/>
-          <w:bCs/>
-          <w:sz w:val="22"/>
-          <w:szCs w:val="24"/>
-        </w:rPr>
-        <w:t xml:space="preserve">Agile Project Planning | </w:t>
-      </w:r>
-      <w:proofErr w:type="spellStart"/>
-      <w:r>
-        <w:rPr>
-          <w:b/>
-          <w:bCs/>
-          <w:sz w:val="22"/>
-          <w:szCs w:val="24"/>
-        </w:rPr>
-        <w:t>Percipio</w:t>
-      </w:r>
-      <w:proofErr w:type="spellEnd"/>
-      <w:r>
-        <w:rPr>
-          <w:b/>
-          <w:bCs/>
-          <w:sz w:val="22"/>
-          <w:szCs w:val="24"/>
-        </w:rPr>
-        <w:t xml:space="preserve"> and Accenture</w:t>
-      </w:r>
-    </w:p>
-    <w:p>
-      <w:pPr>
-        <w:pStyle w:val="Year"/>
-        <w:rPr>
-          <w:sz w:val="18"/>
-        </w:rPr>
-      </w:pPr>
-    </w:p>
-    <w:p>
-      <w:pPr>
-        <w:pStyle w:val="Year"/>
-        <w:rPr>
-          <w:sz w:val="18"/>
-        </w:rPr>
-      </w:pPr>
-      <w:r>
-        <w:rPr>
-          <w:sz w:val="18"/>
-        </w:rPr>
-        <w:t>(</w:t>
-      </w:r>
-      <w:r>
-        <w:rPr>
-          <w:sz w:val="18"/>
-        </w:rPr>
-        <w:t xml:space="preserve">August </w:t>
-      </w:r>
-      <w:r>
-        <w:rPr>
-          <w:sz w:val="18"/>
-        </w:rPr>
-        <w:t>2021</w:t>
-      </w:r>
-      <w:r>
-        <w:rPr>
-          <w:sz w:val="18"/>
-        </w:rPr>
-        <w:t>)</w:t>
-      </w:r>
-    </w:p>
-    <w:p>
-      <w:pPr>
-        <w:pStyle w:val="Year"/>
-        <w:jc w:val="left"/>
-      </w:pPr>
-      <w:r>
-        <w:rPr>
-          <w:b/>
-          <w:bCs/>
-          <w:sz w:val="22"/>
-          <w:szCs w:val="24"/>
-        </w:rPr>
-        <w:t>The Fundamentals of Digital Marketing | Google</w:t>
-      </w:r>
-    </w:p>
-    <w:p>
-      <w:pPr>
-        <w:pStyle w:val="Year"/>
-        <w:rPr>
-          <w:sz w:val="18"/>
-        </w:rPr>
-      </w:pPr>
-    </w:p>
-    <w:p>
-      <w:pPr>
-        <w:pStyle w:val="Year"/>
-        <w:rPr>
-          <w:sz w:val="18"/>
-        </w:rPr>
-      </w:pPr>
-      <w:r>
-        <w:rPr>
-          <w:sz w:val="18"/>
-        </w:rPr>
-        <w:t>(</w:t>
-      </w:r>
-      <w:r>
-        <w:rPr>
-          <w:sz w:val="18"/>
-        </w:rPr>
-        <w:t xml:space="preserve">August </w:t>
-      </w:r>
-      <w:r>
-        <w:rPr>
-          <w:sz w:val="18"/>
-        </w:rPr>
-        <w:t>2021</w:t>
-      </w:r>
-      <w:r>
-        <w:rPr>
-          <w:sz w:val="18"/>
-        </w:rPr>
-        <w:t>)</w:t>
-      </w:r>
-    </w:p>
-    <w:p>
-      <w:pPr>
-        <w:pStyle w:val="Year"/>
-        <w:jc w:val="left"/>
-      </w:pPr>
-      <w:r>
-        <w:rPr>
-          <w:b/>
-          <w:bCs/>
-          <w:sz w:val="22"/>
-          <w:szCs w:val="24"/>
-        </w:rPr>
-        <w:t>Maintain</w:t>
-      </w:r>
-      <w:r>
-        <w:rPr>
-          <w:b/>
-          <w:bCs/>
-          <w:sz w:val="22"/>
-          <w:szCs w:val="24"/>
-        </w:rPr>
-        <w:t>ing</w:t>
-      </w:r>
-      <w:r>
-        <w:rPr>
-          <w:b/>
-          <w:bCs/>
-          <w:sz w:val="22"/>
-          <w:szCs w:val="24"/>
-        </w:rPr>
-        <w:t xml:space="preserve"> Computer Systems and Networks | TESDA</w:t>
-      </w:r>
-    </w:p>
-    <w:p>
-      <w:pPr>
-        <w:pStyle w:val="Year"/>
-        <w:rPr>
-          <w:sz w:val="18"/>
-        </w:rPr>
-      </w:pPr>
-    </w:p>
-    <w:p>
-      <w:pPr>
-        <w:pStyle w:val="Year"/>
-        <w:rPr>
-          <w:sz w:val="18"/>
-        </w:rPr>
-      </w:pPr>
-      <w:r>
-        <w:rPr>
-          <w:sz w:val="18"/>
-        </w:rPr>
-        <w:t>(</w:t>
-      </w:r>
-      <w:r>
-        <w:rPr>
-          <w:sz w:val="18"/>
-        </w:rPr>
-        <w:t xml:space="preserve">August </w:t>
-      </w:r>
-      <w:r>
-        <w:rPr>
-          <w:sz w:val="18"/>
-        </w:rPr>
-        <w:t>20</w:t>
-      </w:r>
-      <w:r>
-        <w:rPr>
-          <w:sz w:val="18"/>
-        </w:rPr>
-        <w:t>21</w:t>
-      </w:r>
-      <w:r>
-        <w:rPr>
-          <w:sz w:val="18"/>
-        </w:rPr>
-        <w:t>)</w:t>
-      </w:r>
-    </w:p>
-    <w:p>
-      <w:pPr>
-        <w:pStyle w:val="Year"/>
-        <w:jc w:val="left"/>
-        <w:rPr>
-          <w:b/>
-          <w:bCs/>
-          <w:sz w:val="22"/>
-          <w:szCs w:val="24"/>
-        </w:rPr>
-      </w:pPr>
-      <w:r>
-        <w:rPr>
-          <w:b/>
-          <w:bCs/>
-          <w:sz w:val="22"/>
-          <w:szCs w:val="24"/>
-        </w:rPr>
-        <w:t xml:space="preserve">SMART </w:t>
-      </w:r>
-      <w:proofErr w:type="spellStart"/>
-      <w:r>
-        <w:rPr>
-          <w:b/>
-          <w:bCs/>
-          <w:sz w:val="22"/>
-          <w:szCs w:val="24"/>
-        </w:rPr>
-        <w:t>Technopreneurship</w:t>
-      </w:r>
-      <w:proofErr w:type="spellEnd"/>
-      <w:r>
-        <w:rPr>
-          <w:b/>
-          <w:bCs/>
-          <w:sz w:val="22"/>
-          <w:szCs w:val="24"/>
-        </w:rPr>
-        <w:t xml:space="preserve"> 101 | TESDA</w:t>
+        <w:t>SMART Technopreneurship 101 | TESDA</w:t>
       </w:r>
     </w:p>
     <w:p>
@@ -7273,20 +6768,8 @@
           <w:szCs w:val="24"/>
           <w:lang w:val="en-PH"/>
         </w:rPr>
-        <w:t xml:space="preserve">John Rosell </w:t>
-      </w:r>
-      <w:proofErr w:type="spellStart"/>
-      <w:r>
-        <w:rPr>
-          <w:b/>
-          <w:bCs/>
-          <w:sz w:val="24"/>
-          <w:szCs w:val="24"/>
-          <w:lang w:val="en-PH"/>
-        </w:rPr>
-        <w:t>Magalso</w:t>
-      </w:r>
-      <w:proofErr w:type="spellEnd"/>
+        <w:t>John Rosell Magalso</w:t>
+      </w:r>
     </w:p>
     <w:p>
       <w:pPr>
@@ -7484,7 +6967,6 @@
         </w:rPr>
         <w:t xml:space="preserve">s. </w:t>
       </w:r>
-      <w:proofErr w:type="spellStart"/>
       <w:r>
         <w:rPr>
           <w:b/>
@@ -7493,18 +6975,7 @@
           <w:szCs w:val="24"/>
           <w:lang w:val="en-PH"/>
         </w:rPr>
-        <w:t>Licelyn</w:t>
-      </w:r>
-      <w:proofErr w:type="spellEnd"/>
-      <w:r>
-        <w:rPr>
-          <w:b/>
-          <w:bCs/>
-          <w:sz w:val="24"/>
-          <w:szCs w:val="24"/>
-          <w:lang w:val="en-PH"/>
-        </w:rPr>
-        <w:t xml:space="preserve"> Labrador</w:t>
+        <w:t>Licelyn Labrador</w:t>
       </w:r>
     </w:p>
     <w:p>
@@ -7645,19 +7116,8 @@
           <w:sz w:val="24"/>
           <w:szCs w:val="24"/>
         </w:rPr>
-        <w:t xml:space="preserve">Mrs. Theresa </w:t>
-      </w:r>
-      <w:proofErr w:type="spellStart"/>
-      <w:r>
-        <w:rPr>
-          <w:b/>
-          <w:bCs/>
-          <w:sz w:val="24"/>
-          <w:szCs w:val="24"/>
-        </w:rPr>
-        <w:t>Wingkee</w:t>
-      </w:r>
-      <w:proofErr w:type="spellEnd"/>
+        <w:t>Mrs. Theresa Wingkee</w:t>
+      </w:r>
     </w:p>
     <w:p>
       <w:pPr>
@@ -7680,6 +7140,48 @@
           <w:lang w:val="en-PH"/>
         </w:rPr>
         <w:t>Accenture Inc PH – User Exp Engineering Associate Manager | People Lead</w:t>
+      </w:r>
+    </w:p>
+    <w:p>
+      <w:pPr>
+        <w:pStyle w:val="Year"/>
+        <w:jc w:val="left"/>
+        <w:rPr>
+          <w:rFonts w:cs="Segoe UI"/>
+          <w:sz w:val="18"/>
+          <w:szCs w:val="18"/>
+          <w:shd w:val="clear" w:color="auto" w:fill="FFFFFF"/>
+          <w:lang w:val="en-PH"/>
+        </w:rPr>
+      </w:pPr>
+      <w:r>
+        <w:rPr>
+          <w:rFonts w:cs="Segoe UI"/>
+          <w:sz w:val="18"/>
+          <w:szCs w:val="18"/>
+          <w:shd w:val="clear" w:color="auto" w:fill="FFFFFF"/>
+        </w:rPr>
+        <w:t xml:space="preserve">Contact: </w:t>
+      </w:r>
+      <w:r>
+        <w:rPr>
+          <w:rFonts w:cs="Segoe UI"/>
+          <w:sz w:val="18"/>
+          <w:szCs w:val="18"/>
+          <w:shd w:val="clear" w:color="auto" w:fill="FFFFFF"/>
+          <w:lang w:val="en-PH"/>
+        </w:rPr>
+        <w:t xml:space="preserve">+63 </w:t>
+      </w:r>
+      <w:r>
+        <w:rPr>
+          <w:rFonts w:cs="Segoe UI"/>
+          <w:sz w:val="18"/>
+          <w:szCs w:val="18"/>
+          <w:shd w:val="clear" w:color="auto" w:fill="FFFFFF"/>
+          <w:lang w:val="en-PH"/>
+        </w:rPr>
+        <w:t>917 570 3495</w:t>
       </w:r>
     </w:p>
     <w:p>

--- a/resume_johnlloydmayol.docx
+++ b/resume_johnlloydmayol.docx
@@ -349,7 +349,7 @@
           <w:sz w:val="18"/>
           <w:szCs w:val="18"/>
         </w:rPr>
-        <w:t>ONLINE RESUME</w:t>
+        <w:t>PORTFOLIO</w:t>
       </w:r>
     </w:p>
     <w:p>
@@ -828,6 +828,14 @@
         </w:rPr>
         <w:t>, Storybook</w:t>
       </w:r>
+      <w:r>
+        <w:rPr>
+          <w:color w:val="auto"/>
+          <w:sz w:val="20"/>
+          <w:szCs w:val="20"/>
+        </w:rPr>
+        <w:t>, Jest Testing</w:t>
+      </w:r>
     </w:p>
     <w:p>
       <w:pPr>
@@ -1135,6 +1143,78 @@
           <w:lang w:val="en-PH"/>
         </w:rPr>
         <w:t xml:space="preserve"> MockFlow</w:t>
+      </w:r>
+    </w:p>
+    <w:p>
+      <w:pPr>
+        <w:pStyle w:val="JobTitle"/>
+        <w:ind w:left="0"/>
+        <w:jc w:val="left"/>
+        <w:rPr>
+          <w:color w:val="auto"/>
+          <w:sz w:val="20"/>
+          <w:szCs w:val="20"/>
+          <w:lang w:val="en-PH"/>
+        </w:rPr>
+      </w:pPr>
+    </w:p>
+    <w:p>
+      <w:pPr>
+        <w:pStyle w:val="JobTitle"/>
+        <w:ind w:left="0"/>
+        <w:jc w:val="left"/>
+        <w:rPr>
+          <w:b/>
+          <w:bCs/>
+          <w:color w:val="auto"/>
+          <w:sz w:val="20"/>
+          <w:szCs w:val="20"/>
+          <w:lang w:val="en-PH"/>
+        </w:rPr>
+      </w:pPr>
+      <w:r>
+        <w:rPr>
+          <w:b/>
+          <w:bCs/>
+          <w:color w:val="auto"/>
+          <w:sz w:val="20"/>
+          <w:szCs w:val="20"/>
+          <w:lang w:val="en-PH"/>
+        </w:rPr>
+        <w:t>AI</w:t>
+      </w:r>
+      <w:r>
+        <w:rPr>
+          <w:b/>
+          <w:bCs/>
+          <w:color w:val="auto"/>
+          <w:sz w:val="20"/>
+          <w:szCs w:val="20"/>
+          <w:lang w:val="en-PH"/>
+        </w:rPr>
+        <w:t xml:space="preserve"> Tools:</w:t>
+      </w:r>
+    </w:p>
+    <w:p>
+      <w:pPr>
+        <w:pStyle w:val="JobTitle"/>
+        <w:ind w:left="0"/>
+        <w:jc w:val="left"/>
+        <w:rPr>
+          <w:color w:val="auto"/>
+          <w:sz w:val="20"/>
+          <w:szCs w:val="20"/>
+          <w:lang w:val="en-PH"/>
+        </w:rPr>
+      </w:pPr>
+      <w:r>
+        <w:rPr>
+          <w:color w:val="auto"/>
+          <w:sz w:val="20"/>
+          <w:szCs w:val="20"/>
+          <w:lang w:val="en-PH"/>
+        </w:rPr>
+        <w:t xml:space="preserve">GitHub Copilot, ChatGPT, Claude </w:t>
       </w:r>
     </w:p>
     <w:p>
@@ -1476,8 +1556,8 @@
         <w:rPr>
           <w:rFonts w:ascii="Century Gothic" w:hAnsi="Century Gothic"/>
           <w:color w:val="C45911" w:themeColor="accent2" w:themeShade="BF"/>
-          <w:sz w:val="18"/>
-          <w:szCs w:val="18"/>
+          <w:sz w:val="20"/>
+          <w:szCs w:val="20"/>
         </w:rPr>
       </w:pPr>
       <w:r>
@@ -1502,38 +1582,47 @@
         <w:rPr>
           <w:rFonts w:ascii="Century Gothic" w:hAnsi="Century Gothic"/>
           <w:color w:val="C45911" w:themeColor="accent2" w:themeShade="BF"/>
+          <w:sz w:val="20"/>
+          <w:szCs w:val="20"/>
+          <w:lang w:val="en-US"/>
+        </w:rPr>
+        <w:t>Multiplatform Frontend Developer</w:t>
+      </w:r>
+      <w:r>
+        <w:rPr>
+          <w:rFonts w:ascii="Century Gothic" w:hAnsi="Century Gothic"/>
+          <w:color w:val="C45911" w:themeColor="accent2" w:themeShade="BF"/>
+          <w:sz w:val="20"/>
+          <w:szCs w:val="20"/>
+        </w:rPr>
+        <w:t xml:space="preserve"> Sr Analyst</w:t>
+      </w:r>
+    </w:p>
+    <w:p>
+      <w:pPr>
+        <w:spacing w:after="0"/>
+        <w:rPr>
+          <w:rFonts w:ascii="Century Gothic" w:hAnsi="Century Gothic"/>
+          <w:color w:val="C45911" w:themeColor="accent2" w:themeShade="BF"/>
           <w:sz w:val="18"/>
           <w:szCs w:val="18"/>
-          <w:lang w:val="en-US"/>
-        </w:rPr>
-        <w:t>Multiplatform Frontend Developer</w:t>
-      </w:r>
-      <w:r>
-        <w:rPr>
-          <w:rFonts w:ascii="Century Gothic" w:hAnsi="Century Gothic"/>
-          <w:color w:val="C45911" w:themeColor="accent2" w:themeShade="BF"/>
-          <w:sz w:val="18"/>
-          <w:szCs w:val="18"/>
-        </w:rPr>
-        <w:t xml:space="preserve"> Sr Analyst</w:t>
-      </w:r>
-    </w:p>
-    <w:p>
-      <w:pPr>
-        <w:spacing w:after="0"/>
-        <w:rPr>
-          <w:rFonts w:ascii="Century Gothic" w:hAnsi="Century Gothic"/>
-          <w:b/>
-          <w:bCs/>
-          <w:szCs w:val="20"/>
-        </w:rPr>
-      </w:pPr>
-      <w:r>
-        <w:rPr>
-          <w:rFonts w:ascii="Century Gothic" w:hAnsi="Century Gothic"/>
-        </w:rPr>
-        <w:t xml:space="preserve">+ </w:t>
-      </w:r>
+        </w:rPr>
+      </w:pPr>
+    </w:p>
+    <w:p>
+      <w:pPr>
+        <w:pStyle w:val="ListParagraph"/>
+        <w:numPr>
+          <w:ilvl w:val="0"/>
+          <w:numId w:val="9"/>
+        </w:numPr>
+        <w:rPr>
+          <w:rFonts w:ascii="Century Gothic" w:hAnsi="Century Gothic"/>
+          <w:b/>
+          <w:bCs/>
+          <w:szCs w:val="20"/>
+        </w:rPr>
+      </w:pPr>
       <w:r>
         <w:rPr>
           <w:rFonts w:ascii="Century Gothic" w:hAnsi="Century Gothic"/>
@@ -1546,48 +1635,43 @@
     </w:p>
     <w:p>
       <w:pPr>
-        <w:spacing w:after="0"/>
-        <w:rPr>
-          <w:rFonts w:ascii="Century Gothic" w:hAnsi="Century Gothic"/>
-          <w:b/>
-          <w:bCs/>
-          <w:szCs w:val="20"/>
-        </w:rPr>
-      </w:pPr>
-      <w:r>
-        <w:rPr>
-          <w:rFonts w:ascii="Century Gothic" w:hAnsi="Century Gothic"/>
-          <w:bCs/>
-          <w:szCs w:val="20"/>
-        </w:rPr>
-        <w:t xml:space="preserve">+ </w:t>
-      </w:r>
-      <w:r>
-        <w:rPr>
-          <w:rFonts w:ascii="Century Gothic" w:hAnsi="Century Gothic"/>
-          <w:b/>
-          <w:bCs/>
-          <w:szCs w:val="20"/>
-        </w:rPr>
+        <w:pStyle w:val="ListParagraph"/>
+        <w:numPr>
+          <w:ilvl w:val="0"/>
+          <w:numId w:val="9"/>
+        </w:numPr>
+        <w:rPr>
+          <w:rFonts w:ascii="Century Gothic" w:hAnsi="Century Gothic"/>
+          <w:b/>
+          <w:bCs/>
+          <w:szCs w:val="20"/>
+        </w:rPr>
+      </w:pPr>
+      <w:r>
+        <w:rPr>
+          <w:rFonts w:ascii="Century Gothic" w:hAnsi="Century Gothic"/>
+          <w:b/>
+          <w:bCs/>
+          <w:szCs w:val="20"/>
+        </w:rPr>
+        <w:lastRenderedPageBreak/>
         <w:t>Converted Figma, Adobe XD, and PSD designs into responsive, pixel-perfect, and cross-browser compatible web applications.</w:t>
       </w:r>
     </w:p>
     <w:p>
       <w:pPr>
-        <w:spacing w:after="0"/>
-        <w:rPr>
-          <w:rFonts w:ascii="Century Gothic" w:hAnsi="Century Gothic"/>
-          <w:b/>
-          <w:bCs/>
-          <w:szCs w:val="20"/>
-        </w:rPr>
-      </w:pPr>
-      <w:r>
-        <w:rPr>
-          <w:rFonts w:ascii="Century Gothic" w:hAnsi="Century Gothic"/>
-        </w:rPr>
-        <w:t xml:space="preserve">+ </w:t>
-      </w:r>
+        <w:pStyle w:val="ListParagraph"/>
+        <w:numPr>
+          <w:ilvl w:val="0"/>
+          <w:numId w:val="9"/>
+        </w:numPr>
+        <w:rPr>
+          <w:rFonts w:ascii="Century Gothic" w:hAnsi="Century Gothic"/>
+          <w:b/>
+          <w:bCs/>
+          <w:szCs w:val="20"/>
+        </w:rPr>
+      </w:pPr>
       <w:r>
         <w:rPr>
           <w:rFonts w:ascii="Century Gothic" w:hAnsi="Century Gothic"/>
@@ -1609,20 +1693,40 @@
     </w:p>
     <w:p>
       <w:pPr>
-        <w:spacing w:after="0"/>
-        <w:rPr>
-          <w:rFonts w:ascii="Century Gothic" w:hAnsi="Century Gothic"/>
-          <w:b/>
-          <w:bCs/>
-          <w:szCs w:val="20"/>
-        </w:rPr>
-      </w:pPr>
-      <w:r>
-        <w:rPr>
-          <w:rFonts w:ascii="Century Gothic" w:hAnsi="Century Gothic"/>
-        </w:rPr>
-        <w:t xml:space="preserve">+ </w:t>
-      </w:r>
+        <w:pStyle w:val="ListParagraph"/>
+        <w:numPr>
+          <w:ilvl w:val="0"/>
+          <w:numId w:val="9"/>
+        </w:numPr>
+        <w:rPr>
+          <w:rFonts w:ascii="Century Gothic" w:hAnsi="Century Gothic"/>
+          <w:szCs w:val="20"/>
+        </w:rPr>
+      </w:pPr>
+      <w:r>
+        <w:rPr>
+          <w:rFonts w:ascii="Century Gothic" w:hAnsi="Century Gothic"/>
+          <w:b/>
+          <w:bCs/>
+          <w:szCs w:val="20"/>
+        </w:rPr>
+        <w:t>Performed Jest Testing to ensure component reliability, functionality, and code quality.</w:t>
+      </w:r>
+    </w:p>
+    <w:p>
+      <w:pPr>
+        <w:pStyle w:val="ListParagraph"/>
+        <w:numPr>
+          <w:ilvl w:val="0"/>
+          <w:numId w:val="9"/>
+        </w:numPr>
+        <w:rPr>
+          <w:rFonts w:ascii="Century Gothic" w:hAnsi="Century Gothic"/>
+          <w:b/>
+          <w:bCs/>
+          <w:szCs w:val="20"/>
+        </w:rPr>
+      </w:pPr>
       <w:r>
         <w:rPr>
           <w:rFonts w:ascii="Century Gothic" w:hAnsi="Century Gothic"/>
@@ -1635,21 +1739,18 @@
     </w:p>
     <w:p>
       <w:pPr>
-        <w:spacing w:after="0"/>
-        <w:rPr>
-          <w:rFonts w:ascii="Century Gothic" w:hAnsi="Century Gothic"/>
-          <w:b/>
-          <w:bCs/>
-          <w:szCs w:val="20"/>
-        </w:rPr>
-      </w:pPr>
-      <w:r>
-        <w:rPr>
-          <w:rFonts w:ascii="Century Gothic" w:hAnsi="Century Gothic"/>
-        </w:rPr>
-        <w:lastRenderedPageBreak/>
-        <w:t xml:space="preserve">+ </w:t>
-      </w:r>
+        <w:pStyle w:val="ListParagraph"/>
+        <w:numPr>
+          <w:ilvl w:val="0"/>
+          <w:numId w:val="9"/>
+        </w:numPr>
+        <w:rPr>
+          <w:rFonts w:ascii="Century Gothic" w:hAnsi="Century Gothic"/>
+          <w:b/>
+          <w:bCs/>
+          <w:szCs w:val="20"/>
+        </w:rPr>
+      </w:pPr>
       <w:r>
         <w:rPr>
           <w:rFonts w:ascii="Century Gothic" w:hAnsi="Century Gothic"/>
@@ -1662,19 +1763,17 @@
     </w:p>
     <w:p>
       <w:pPr>
-        <w:spacing w:after="0"/>
-        <w:rPr>
-          <w:rFonts w:ascii="Century Gothic" w:hAnsi="Century Gothic"/>
-          <w:b/>
-          <w:bCs/>
-        </w:rPr>
-      </w:pPr>
-      <w:r>
-        <w:rPr>
-          <w:rFonts w:ascii="Century Gothic" w:hAnsi="Century Gothic"/>
-        </w:rPr>
-        <w:t xml:space="preserve">+ </w:t>
-      </w:r>
+        <w:pStyle w:val="ListParagraph"/>
+        <w:numPr>
+          <w:ilvl w:val="0"/>
+          <w:numId w:val="9"/>
+        </w:numPr>
+        <w:rPr>
+          <w:rFonts w:ascii="Century Gothic" w:hAnsi="Century Gothic"/>
+          <w:b/>
+          <w:bCs/>
+        </w:rPr>
+      </w:pPr>
       <w:r>
         <w:rPr>
           <w:rFonts w:ascii="Century Gothic" w:hAnsi="Century Gothic"/>
@@ -1686,28 +1785,18 @@
     </w:p>
     <w:p>
       <w:pPr>
-        <w:spacing w:after="0"/>
-        <w:rPr>
-          <w:rFonts w:ascii="Century Gothic" w:hAnsi="Century Gothic"/>
-          <w:b/>
-          <w:bCs/>
-          <w:szCs w:val="20"/>
-        </w:rPr>
-      </w:pPr>
-      <w:r>
-        <w:rPr>
-          <w:rFonts w:ascii="Century Gothic" w:hAnsi="Century Gothic"/>
-          <w:szCs w:val="20"/>
-        </w:rPr>
-        <w:t>+</w:t>
-      </w:r>
-      <w:r>
-        <w:rPr>
-          <w:rFonts w:ascii="Century Gothic" w:hAnsi="Century Gothic"/>
-          <w:szCs w:val="20"/>
-        </w:rPr>
-        <w:t xml:space="preserve"> </w:t>
-      </w:r>
+        <w:pStyle w:val="ListParagraph"/>
+        <w:numPr>
+          <w:ilvl w:val="0"/>
+          <w:numId w:val="9"/>
+        </w:numPr>
+        <w:rPr>
+          <w:rFonts w:ascii="Century Gothic" w:hAnsi="Century Gothic"/>
+          <w:b/>
+          <w:bCs/>
+          <w:szCs w:val="20"/>
+        </w:rPr>
+      </w:pPr>
       <w:r>
         <w:rPr>
           <w:rFonts w:ascii="Century Gothic" w:hAnsi="Century Gothic"/>
@@ -1720,19 +1809,16 @@
     </w:p>
     <w:p>
       <w:pPr>
-        <w:spacing w:after="0"/>
-        <w:rPr>
-          <w:rFonts w:ascii="Century Gothic" w:hAnsi="Century Gothic"/>
-          <w:szCs w:val="20"/>
-        </w:rPr>
-      </w:pPr>
-      <w:r>
-        <w:rPr>
-          <w:rFonts w:ascii="Century Gothic" w:hAnsi="Century Gothic"/>
-          <w:szCs w:val="20"/>
-        </w:rPr>
-        <w:t xml:space="preserve">+ </w:t>
-      </w:r>
+        <w:pStyle w:val="ListParagraph"/>
+        <w:numPr>
+          <w:ilvl w:val="0"/>
+          <w:numId w:val="9"/>
+        </w:numPr>
+        <w:rPr>
+          <w:rFonts w:ascii="Century Gothic" w:hAnsi="Century Gothic"/>
+          <w:szCs w:val="20"/>
+        </w:rPr>
+      </w:pPr>
       <w:r>
         <w:rPr>
           <w:rFonts w:ascii="Century Gothic" w:hAnsi="Century Gothic"/>
@@ -1745,19 +1831,16 @@
     </w:p>
     <w:p>
       <w:pPr>
-        <w:spacing w:after="0"/>
-        <w:rPr>
-          <w:rFonts w:ascii="Century Gothic" w:hAnsi="Century Gothic"/>
-          <w:szCs w:val="20"/>
-        </w:rPr>
-      </w:pPr>
-      <w:r>
-        <w:rPr>
-          <w:rFonts w:ascii="Century Gothic" w:hAnsi="Century Gothic"/>
-          <w:szCs w:val="20"/>
-        </w:rPr>
-        <w:t xml:space="preserve">+ </w:t>
-      </w:r>
+        <w:pStyle w:val="ListParagraph"/>
+        <w:numPr>
+          <w:ilvl w:val="0"/>
+          <w:numId w:val="9"/>
+        </w:numPr>
+        <w:rPr>
+          <w:rFonts w:ascii="Century Gothic" w:hAnsi="Century Gothic"/>
+          <w:szCs w:val="20"/>
+        </w:rPr>
+      </w:pPr>
       <w:r>
         <w:rPr>
           <w:rFonts w:ascii="Century Gothic" w:hAnsi="Century Gothic"/>
@@ -1770,19 +1853,16 @@
     </w:p>
     <w:p>
       <w:pPr>
-        <w:spacing w:after="0"/>
-        <w:rPr>
-          <w:rFonts w:ascii="Century Gothic" w:hAnsi="Century Gothic"/>
-          <w:szCs w:val="20"/>
-        </w:rPr>
-      </w:pPr>
-      <w:r>
-        <w:rPr>
-          <w:rFonts w:ascii="Century Gothic" w:hAnsi="Century Gothic"/>
-          <w:szCs w:val="20"/>
-        </w:rPr>
-        <w:t xml:space="preserve">+ </w:t>
-      </w:r>
+        <w:pStyle w:val="ListParagraph"/>
+        <w:numPr>
+          <w:ilvl w:val="0"/>
+          <w:numId w:val="9"/>
+        </w:numPr>
+        <w:rPr>
+          <w:rFonts w:ascii="Century Gothic" w:hAnsi="Century Gothic"/>
+          <w:szCs w:val="20"/>
+        </w:rPr>
+      </w:pPr>
       <w:r>
         <w:rPr>
           <w:rFonts w:ascii="Century Gothic" w:hAnsi="Century Gothic"/>
@@ -1795,19 +1875,16 @@
     </w:p>
     <w:p>
       <w:pPr>
-        <w:spacing w:after="0"/>
-        <w:rPr>
-          <w:rFonts w:ascii="Century Gothic" w:hAnsi="Century Gothic"/>
-          <w:szCs w:val="20"/>
-        </w:rPr>
-      </w:pPr>
-      <w:r>
-        <w:rPr>
-          <w:rFonts w:ascii="Century Gothic" w:hAnsi="Century Gothic"/>
-          <w:szCs w:val="20"/>
-        </w:rPr>
-        <w:t xml:space="preserve">+ </w:t>
-      </w:r>
+        <w:pStyle w:val="ListParagraph"/>
+        <w:numPr>
+          <w:ilvl w:val="0"/>
+          <w:numId w:val="9"/>
+        </w:numPr>
+        <w:rPr>
+          <w:rFonts w:ascii="Century Gothic" w:hAnsi="Century Gothic"/>
+          <w:szCs w:val="20"/>
+        </w:rPr>
+      </w:pPr>
       <w:r>
         <w:rPr>
           <w:rFonts w:ascii="Century Gothic" w:hAnsi="Century Gothic"/>
@@ -1820,19 +1897,16 @@
     </w:p>
     <w:p>
       <w:pPr>
-        <w:spacing w:after="0"/>
-        <w:rPr>
-          <w:rFonts w:ascii="Century Gothic" w:hAnsi="Century Gothic"/>
-          <w:szCs w:val="20"/>
-        </w:rPr>
-      </w:pPr>
-      <w:r>
-        <w:rPr>
-          <w:rFonts w:ascii="Century Gothic" w:hAnsi="Century Gothic"/>
-          <w:szCs w:val="20"/>
-        </w:rPr>
-        <w:t xml:space="preserve">+ </w:t>
-      </w:r>
+        <w:pStyle w:val="ListParagraph"/>
+        <w:numPr>
+          <w:ilvl w:val="0"/>
+          <w:numId w:val="9"/>
+        </w:numPr>
+        <w:rPr>
+          <w:rFonts w:ascii="Century Gothic" w:hAnsi="Century Gothic"/>
+          <w:szCs w:val="20"/>
+        </w:rPr>
+      </w:pPr>
       <w:r>
         <w:rPr>
           <w:rFonts w:ascii="Century Gothic" w:hAnsi="Century Gothic"/>
@@ -1845,19 +1919,16 @@
     </w:p>
     <w:p>
       <w:pPr>
-        <w:spacing w:after="0"/>
-        <w:rPr>
-          <w:rFonts w:ascii="Century Gothic" w:hAnsi="Century Gothic"/>
-          <w:szCs w:val="20"/>
-        </w:rPr>
-      </w:pPr>
-      <w:r>
-        <w:rPr>
-          <w:rFonts w:ascii="Century Gothic" w:hAnsi="Century Gothic"/>
-          <w:szCs w:val="20"/>
-        </w:rPr>
-        <w:t xml:space="preserve">+ </w:t>
-      </w:r>
+        <w:pStyle w:val="ListParagraph"/>
+        <w:numPr>
+          <w:ilvl w:val="0"/>
+          <w:numId w:val="9"/>
+        </w:numPr>
+        <w:rPr>
+          <w:rFonts w:ascii="Century Gothic" w:hAnsi="Century Gothic"/>
+          <w:szCs w:val="20"/>
+        </w:rPr>
+      </w:pPr>
       <w:r>
         <w:rPr>
           <w:rFonts w:ascii="Century Gothic" w:hAnsi="Century Gothic"/>
@@ -1870,19 +1941,16 @@
     </w:p>
     <w:p>
       <w:pPr>
-        <w:spacing w:after="0"/>
-        <w:rPr>
-          <w:rFonts w:ascii="Century Gothic" w:hAnsi="Century Gothic"/>
-          <w:szCs w:val="20"/>
-        </w:rPr>
-      </w:pPr>
-      <w:r>
-        <w:rPr>
-          <w:rFonts w:ascii="Century Gothic" w:hAnsi="Century Gothic"/>
-          <w:szCs w:val="20"/>
-        </w:rPr>
-        <w:t xml:space="preserve">+ </w:t>
-      </w:r>
+        <w:pStyle w:val="ListParagraph"/>
+        <w:numPr>
+          <w:ilvl w:val="0"/>
+          <w:numId w:val="9"/>
+        </w:numPr>
+        <w:rPr>
+          <w:rFonts w:ascii="Century Gothic" w:hAnsi="Century Gothic"/>
+          <w:szCs w:val="20"/>
+        </w:rPr>
+      </w:pPr>
       <w:r>
         <w:rPr>
           <w:rFonts w:ascii="Century Gothic" w:hAnsi="Century Gothic"/>
@@ -1895,19 +1963,16 @@
     </w:p>
     <w:p>
       <w:pPr>
-        <w:spacing w:after="0"/>
-        <w:rPr>
-          <w:rFonts w:ascii="Century Gothic" w:hAnsi="Century Gothic"/>
-          <w:szCs w:val="20"/>
-        </w:rPr>
-      </w:pPr>
-      <w:r>
-        <w:rPr>
-          <w:rFonts w:ascii="Century Gothic" w:hAnsi="Century Gothic"/>
-          <w:szCs w:val="20"/>
-        </w:rPr>
-        <w:t xml:space="preserve">+ </w:t>
-      </w:r>
+        <w:pStyle w:val="ListParagraph"/>
+        <w:numPr>
+          <w:ilvl w:val="0"/>
+          <w:numId w:val="9"/>
+        </w:numPr>
+        <w:rPr>
+          <w:rFonts w:ascii="Century Gothic" w:hAnsi="Century Gothic"/>
+          <w:szCs w:val="20"/>
+        </w:rPr>
+      </w:pPr>
       <w:r>
         <w:rPr>
           <w:rFonts w:ascii="Century Gothic" w:hAnsi="Century Gothic"/>
@@ -1920,19 +1985,16 @@
     </w:p>
     <w:p>
       <w:pPr>
-        <w:spacing w:after="0"/>
-        <w:rPr>
-          <w:rFonts w:ascii="Century Gothic" w:hAnsi="Century Gothic"/>
-          <w:szCs w:val="20"/>
-        </w:rPr>
-      </w:pPr>
-      <w:r>
-        <w:rPr>
-          <w:rFonts w:ascii="Century Gothic" w:hAnsi="Century Gothic"/>
-          <w:szCs w:val="20"/>
-        </w:rPr>
-        <w:t xml:space="preserve">+ </w:t>
-      </w:r>
+        <w:pStyle w:val="ListParagraph"/>
+        <w:numPr>
+          <w:ilvl w:val="0"/>
+          <w:numId w:val="9"/>
+        </w:numPr>
+        <w:rPr>
+          <w:rFonts w:ascii="Century Gothic" w:hAnsi="Century Gothic"/>
+          <w:szCs w:val="20"/>
+        </w:rPr>
+      </w:pPr>
       <w:r>
         <w:rPr>
           <w:rFonts w:ascii="Century Gothic" w:hAnsi="Century Gothic"/>
@@ -1945,19 +2007,16 @@
     </w:p>
     <w:p>
       <w:pPr>
-        <w:spacing w:after="0"/>
-        <w:rPr>
-          <w:rFonts w:ascii="Century Gothic" w:hAnsi="Century Gothic"/>
-          <w:szCs w:val="20"/>
-        </w:rPr>
-      </w:pPr>
-      <w:r>
-        <w:rPr>
-          <w:rFonts w:ascii="Century Gothic" w:hAnsi="Century Gothic"/>
-          <w:szCs w:val="20"/>
-        </w:rPr>
-        <w:t xml:space="preserve">+ </w:t>
-      </w:r>
+        <w:pStyle w:val="ListParagraph"/>
+        <w:numPr>
+          <w:ilvl w:val="0"/>
+          <w:numId w:val="9"/>
+        </w:numPr>
+        <w:rPr>
+          <w:rFonts w:ascii="Century Gothic" w:hAnsi="Century Gothic"/>
+          <w:szCs w:val="20"/>
+        </w:rPr>
+      </w:pPr>
       <w:r>
         <w:rPr>
           <w:rFonts w:ascii="Century Gothic" w:hAnsi="Century Gothic"/>
@@ -2099,6 +2158,13 @@
           <w:bCs/>
         </w:rPr>
         <w:t>k</w:t>
+      </w:r>
+      <w:r>
+        <w:rPr>
+          <w:rFonts w:ascii="Century Gothic" w:hAnsi="Century Gothic"/>
+          <w:bCs/>
+        </w:rPr>
+        <w:t>, Jest Testing</w:t>
       </w:r>
       <w:r>
         <w:rPr>
@@ -2381,6 +2447,7 @@
         <w:rPr>
           <w:sz w:val="18"/>
         </w:rPr>
+        <w:lastRenderedPageBreak/>
         <w:t>(</w:t>
       </w:r>
       <w:r>
@@ -2426,6 +2493,8 @@
         <w:rPr>
           <w:rFonts w:ascii="Century Gothic" w:hAnsi="Century Gothic"/>
           <w:color w:val="C45911" w:themeColor="accent2" w:themeShade="BF"/>
+          <w:sz w:val="20"/>
+          <w:szCs w:val="20"/>
           <w:lang w:val="en-US"/>
         </w:rPr>
       </w:pPr>
@@ -2473,8 +2542,8 @@
         <w:rPr>
           <w:rFonts w:ascii="Century Gothic" w:hAnsi="Century Gothic"/>
           <w:color w:val="C45911" w:themeColor="accent2" w:themeShade="BF"/>
-          <w:sz w:val="18"/>
-          <w:szCs w:val="18"/>
+          <w:sz w:val="20"/>
+          <w:szCs w:val="20"/>
           <w:lang w:val="en-US"/>
         </w:rPr>
         <w:t>UI/UX</w:t>
@@ -2483,8 +2552,8 @@
         <w:rPr>
           <w:rFonts w:ascii="Century Gothic" w:hAnsi="Century Gothic"/>
           <w:color w:val="C45911" w:themeColor="accent2" w:themeShade="BF"/>
-          <w:sz w:val="18"/>
-          <w:szCs w:val="18"/>
+          <w:sz w:val="20"/>
+          <w:szCs w:val="20"/>
           <w:lang w:val="en-US"/>
         </w:rPr>
         <w:t xml:space="preserve"> Designer</w:t>
@@ -2493,8 +2562,8 @@
         <w:rPr>
           <w:rFonts w:ascii="Century Gothic" w:hAnsi="Century Gothic"/>
           <w:color w:val="C45911" w:themeColor="accent2" w:themeShade="BF"/>
-          <w:sz w:val="18"/>
-          <w:szCs w:val="18"/>
+          <w:sz w:val="20"/>
+          <w:szCs w:val="20"/>
           <w:lang w:val="en-US"/>
         </w:rPr>
         <w:t xml:space="preserve"> and Developer</w:t>
@@ -2505,17 +2574,25 @@
         <w:spacing w:after="0"/>
         <w:rPr>
           <w:rFonts w:ascii="Century Gothic" w:hAnsi="Century Gothic"/>
-          <w:b/>
-          <w:bCs/>
-          <w:szCs w:val="20"/>
-        </w:rPr>
-      </w:pPr>
-      <w:r>
-        <w:rPr>
-          <w:rFonts w:ascii="Century Gothic" w:hAnsi="Century Gothic"/>
-        </w:rPr>
-        <w:t xml:space="preserve">+ </w:t>
-      </w:r>
+          <w:color w:val="C45911" w:themeColor="accent2" w:themeShade="BF"/>
+          <w:lang w:val="en-US"/>
+        </w:rPr>
+      </w:pPr>
+    </w:p>
+    <w:p>
+      <w:pPr>
+        <w:pStyle w:val="ListParagraph"/>
+        <w:numPr>
+          <w:ilvl w:val="0"/>
+          <w:numId w:val="10"/>
+        </w:numPr>
+        <w:rPr>
+          <w:rFonts w:ascii="Century Gothic" w:hAnsi="Century Gothic"/>
+          <w:b/>
+          <w:bCs/>
+          <w:szCs w:val="20"/>
+        </w:rPr>
+      </w:pPr>
       <w:r>
         <w:rPr>
           <w:rFonts w:ascii="Century Gothic" w:hAnsi="Century Gothic"/>
@@ -2555,20 +2632,18 @@
     </w:p>
     <w:p>
       <w:pPr>
-        <w:spacing w:after="0"/>
-        <w:rPr>
-          <w:rFonts w:ascii="Century Gothic" w:hAnsi="Century Gothic"/>
-          <w:b/>
-          <w:bCs/>
-          <w:szCs w:val="20"/>
-        </w:rPr>
-      </w:pPr>
-      <w:r>
-        <w:rPr>
-          <w:rFonts w:ascii="Century Gothic" w:hAnsi="Century Gothic"/>
-        </w:rPr>
-        <w:t xml:space="preserve">+ </w:t>
-      </w:r>
+        <w:pStyle w:val="ListParagraph"/>
+        <w:numPr>
+          <w:ilvl w:val="0"/>
+          <w:numId w:val="10"/>
+        </w:numPr>
+        <w:rPr>
+          <w:rFonts w:ascii="Century Gothic" w:hAnsi="Century Gothic"/>
+          <w:b/>
+          <w:bCs/>
+          <w:szCs w:val="20"/>
+        </w:rPr>
+      </w:pPr>
       <w:r>
         <w:rPr>
           <w:rFonts w:ascii="Century Gothic" w:hAnsi="Century Gothic"/>
@@ -2590,20 +2665,18 @@
     </w:p>
     <w:p>
       <w:pPr>
-        <w:spacing w:after="0"/>
-        <w:rPr>
-          <w:rFonts w:ascii="Century Gothic" w:hAnsi="Century Gothic"/>
-          <w:b/>
-          <w:bCs/>
-          <w:szCs w:val="20"/>
-        </w:rPr>
-      </w:pPr>
-      <w:r>
-        <w:rPr>
-          <w:rFonts w:ascii="Century Gothic" w:hAnsi="Century Gothic"/>
-        </w:rPr>
-        <w:t xml:space="preserve">+ </w:t>
-      </w:r>
+        <w:pStyle w:val="ListParagraph"/>
+        <w:numPr>
+          <w:ilvl w:val="0"/>
+          <w:numId w:val="10"/>
+        </w:numPr>
+        <w:rPr>
+          <w:rFonts w:ascii="Century Gothic" w:hAnsi="Century Gothic"/>
+          <w:b/>
+          <w:bCs/>
+          <w:szCs w:val="20"/>
+        </w:rPr>
+      </w:pPr>
       <w:r>
         <w:rPr>
           <w:rFonts w:ascii="Century Gothic" w:hAnsi="Century Gothic"/>
@@ -2634,20 +2707,18 @@
     </w:p>
     <w:p>
       <w:pPr>
-        <w:spacing w:after="0"/>
-        <w:rPr>
-          <w:rFonts w:ascii="Century Gothic" w:hAnsi="Century Gothic"/>
-          <w:b/>
-          <w:bCs/>
-          <w:szCs w:val="20"/>
-        </w:rPr>
-      </w:pPr>
-      <w:r>
-        <w:rPr>
-          <w:rFonts w:ascii="Century Gothic" w:hAnsi="Century Gothic"/>
-        </w:rPr>
-        <w:t xml:space="preserve">+ </w:t>
-      </w:r>
+        <w:pStyle w:val="ListParagraph"/>
+        <w:numPr>
+          <w:ilvl w:val="0"/>
+          <w:numId w:val="10"/>
+        </w:numPr>
+        <w:rPr>
+          <w:rFonts w:ascii="Century Gothic" w:hAnsi="Century Gothic"/>
+          <w:b/>
+          <w:bCs/>
+          <w:szCs w:val="20"/>
+        </w:rPr>
+      </w:pPr>
       <w:r>
         <w:rPr>
           <w:rFonts w:ascii="Century Gothic" w:hAnsi="Century Gothic"/>
@@ -2660,21 +2731,18 @@
     </w:p>
     <w:p>
       <w:pPr>
-        <w:spacing w:after="0"/>
-        <w:rPr>
-          <w:rFonts w:ascii="Century Gothic" w:hAnsi="Century Gothic"/>
-          <w:b/>
-          <w:bCs/>
-          <w:szCs w:val="20"/>
-        </w:rPr>
-      </w:pPr>
-      <w:r>
-        <w:rPr>
-          <w:rFonts w:ascii="Century Gothic" w:hAnsi="Century Gothic"/>
-        </w:rPr>
-        <w:lastRenderedPageBreak/>
-        <w:t xml:space="preserve">+ </w:t>
-      </w:r>
+        <w:pStyle w:val="ListParagraph"/>
+        <w:numPr>
+          <w:ilvl w:val="0"/>
+          <w:numId w:val="10"/>
+        </w:numPr>
+        <w:rPr>
+          <w:rFonts w:ascii="Century Gothic" w:hAnsi="Century Gothic"/>
+          <w:b/>
+          <w:bCs/>
+          <w:szCs w:val="20"/>
+        </w:rPr>
+      </w:pPr>
       <w:r>
         <w:rPr>
           <w:rFonts w:ascii="Century Gothic" w:hAnsi="Century Gothic"/>
@@ -2687,66 +2755,51 @@
     </w:p>
     <w:p>
       <w:pPr>
-        <w:spacing w:after="0" w:line="240" w:lineRule="auto"/>
-        <w:rPr>
-          <w:rFonts w:ascii="Century Gothic" w:hAnsi="Century Gothic"/>
-          <w:b/>
-          <w:bCs/>
-          <w:szCs w:val="20"/>
-        </w:rPr>
-      </w:pPr>
-      <w:r>
-        <w:rPr>
-          <w:rFonts w:ascii="Century Gothic" w:hAnsi="Century Gothic"/>
-          <w:bCs/>
-          <w:szCs w:val="20"/>
-        </w:rPr>
-        <w:t xml:space="preserve">+ </w:t>
-      </w:r>
-      <w:r>
-        <w:rPr>
-          <w:rFonts w:ascii="Century Gothic" w:hAnsi="Century Gothic"/>
-          <w:b/>
-          <w:bCs/>
-          <w:szCs w:val="20"/>
-        </w:rPr>
-        <w:t>Transformed designs (PSD/XD</w:t>
-      </w:r>
-      <w:r>
-        <w:rPr>
-          <w:rFonts w:ascii="Century Gothic" w:hAnsi="Century Gothic"/>
-          <w:b/>
-          <w:bCs/>
-          <w:szCs w:val="20"/>
-        </w:rPr>
-        <w:t>/Figma</w:t>
-      </w:r>
-      <w:r>
-        <w:rPr>
-          <w:rFonts w:ascii="Century Gothic" w:hAnsi="Century Gothic"/>
-          <w:b/>
-          <w:bCs/>
-          <w:szCs w:val="20"/>
-        </w:rPr>
-        <w:t>) into responsive code.</w:t>
-      </w:r>
-    </w:p>
-    <w:p>
-      <w:pPr>
-        <w:spacing w:after="0"/>
-        <w:rPr>
-          <w:rFonts w:ascii="Century Gothic" w:hAnsi="Century Gothic"/>
-          <w:b/>
-          <w:bCs/>
-          <w:szCs w:val="20"/>
-        </w:rPr>
-      </w:pPr>
-      <w:r>
-        <w:rPr>
-          <w:rFonts w:ascii="Century Gothic" w:hAnsi="Century Gothic"/>
-        </w:rPr>
-        <w:t xml:space="preserve">+ </w:t>
-      </w:r>
+        <w:pStyle w:val="ListParagraph"/>
+        <w:numPr>
+          <w:ilvl w:val="0"/>
+          <w:numId w:val="10"/>
+        </w:numPr>
+        <w:rPr>
+          <w:rFonts w:ascii="Century Gothic" w:hAnsi="Century Gothic"/>
+          <w:b/>
+          <w:bCs/>
+          <w:szCs w:val="20"/>
+        </w:rPr>
+      </w:pPr>
+      <w:r>
+        <w:rPr>
+          <w:rFonts w:ascii="Century Gothic" w:hAnsi="Century Gothic"/>
+          <w:b/>
+          <w:bCs/>
+          <w:szCs w:val="20"/>
+        </w:rPr>
+        <w:t>T</w:t>
+      </w:r>
+      <w:r>
+        <w:rPr>
+          <w:rFonts w:ascii="Century Gothic" w:hAnsi="Century Gothic"/>
+          <w:b/>
+          <w:bCs/>
+          <w:szCs w:val="20"/>
+        </w:rPr>
+        <w:t>ransformed designs (PSD/XD/Figma) into responsive code.</w:t>
+      </w:r>
+    </w:p>
+    <w:p>
+      <w:pPr>
+        <w:pStyle w:val="ListParagraph"/>
+        <w:numPr>
+          <w:ilvl w:val="0"/>
+          <w:numId w:val="10"/>
+        </w:numPr>
+        <w:rPr>
+          <w:rFonts w:ascii="Century Gothic" w:hAnsi="Century Gothic"/>
+          <w:b/>
+          <w:bCs/>
+          <w:szCs w:val="20"/>
+        </w:rPr>
+      </w:pPr>
       <w:r>
         <w:rPr>
           <w:rFonts w:ascii="Century Gothic" w:hAnsi="Century Gothic"/>
@@ -2759,20 +2812,18 @@
     </w:p>
     <w:p>
       <w:pPr>
-        <w:spacing w:after="0"/>
-        <w:rPr>
-          <w:rFonts w:ascii="Century Gothic" w:hAnsi="Century Gothic"/>
-          <w:b/>
-          <w:bCs/>
-          <w:szCs w:val="20"/>
-        </w:rPr>
-      </w:pPr>
-      <w:r>
-        <w:rPr>
-          <w:rFonts w:ascii="Century Gothic" w:hAnsi="Century Gothic"/>
-        </w:rPr>
-        <w:t xml:space="preserve">+ </w:t>
-      </w:r>
+        <w:pStyle w:val="ListParagraph"/>
+        <w:numPr>
+          <w:ilvl w:val="0"/>
+          <w:numId w:val="10"/>
+        </w:numPr>
+        <w:rPr>
+          <w:rFonts w:ascii="Century Gothic" w:hAnsi="Century Gothic"/>
+          <w:b/>
+          <w:bCs/>
+          <w:szCs w:val="20"/>
+        </w:rPr>
+      </w:pPr>
       <w:r>
         <w:rPr>
           <w:rFonts w:ascii="Century Gothic" w:hAnsi="Century Gothic"/>
@@ -2785,20 +2836,18 @@
     </w:p>
     <w:p>
       <w:pPr>
-        <w:spacing w:after="0"/>
-        <w:rPr>
-          <w:rFonts w:ascii="Century Gothic" w:hAnsi="Century Gothic"/>
-          <w:b/>
-          <w:bCs/>
-          <w:szCs w:val="20"/>
-        </w:rPr>
-      </w:pPr>
-      <w:r>
-        <w:rPr>
-          <w:rFonts w:ascii="Century Gothic" w:hAnsi="Century Gothic"/>
-        </w:rPr>
-        <w:t xml:space="preserve">+ </w:t>
-      </w:r>
+        <w:pStyle w:val="ListParagraph"/>
+        <w:numPr>
+          <w:ilvl w:val="0"/>
+          <w:numId w:val="10"/>
+        </w:numPr>
+        <w:rPr>
+          <w:rFonts w:ascii="Century Gothic" w:hAnsi="Century Gothic"/>
+          <w:b/>
+          <w:bCs/>
+          <w:szCs w:val="20"/>
+        </w:rPr>
+      </w:pPr>
       <w:r>
         <w:rPr>
           <w:rFonts w:ascii="Century Gothic" w:hAnsi="Century Gothic"/>
@@ -2811,20 +2860,18 @@
     </w:p>
     <w:p>
       <w:pPr>
-        <w:spacing w:after="0" w:line="240" w:lineRule="auto"/>
-        <w:rPr>
-          <w:rFonts w:ascii="Century Gothic" w:hAnsi="Century Gothic"/>
-          <w:b/>
-          <w:bCs/>
-          <w:szCs w:val="20"/>
-        </w:rPr>
-      </w:pPr>
-      <w:r>
-        <w:rPr>
-          <w:rFonts w:ascii="Century Gothic" w:hAnsi="Century Gothic"/>
-        </w:rPr>
-        <w:t xml:space="preserve">+ </w:t>
-      </w:r>
+        <w:pStyle w:val="ListParagraph"/>
+        <w:numPr>
+          <w:ilvl w:val="0"/>
+          <w:numId w:val="10"/>
+        </w:numPr>
+        <w:rPr>
+          <w:rFonts w:ascii="Century Gothic" w:hAnsi="Century Gothic"/>
+          <w:b/>
+          <w:bCs/>
+          <w:szCs w:val="20"/>
+        </w:rPr>
+      </w:pPr>
       <w:r>
         <w:rPr>
           <w:rFonts w:ascii="Century Gothic" w:hAnsi="Century Gothic"/>
@@ -2845,21 +2892,18 @@
     </w:p>
     <w:p>
       <w:pPr>
-        <w:spacing w:after="0" w:line="240" w:lineRule="auto"/>
-        <w:rPr>
-          <w:rFonts w:ascii="Century Gothic" w:hAnsi="Century Gothic"/>
-          <w:b/>
-          <w:bCs/>
-          <w:szCs w:val="20"/>
-        </w:rPr>
-      </w:pPr>
-      <w:r>
-        <w:rPr>
-          <w:rFonts w:ascii="Century Gothic" w:hAnsi="Century Gothic"/>
-          <w:szCs w:val="20"/>
-        </w:rPr>
-        <w:t xml:space="preserve">+ </w:t>
-      </w:r>
+        <w:pStyle w:val="ListParagraph"/>
+        <w:numPr>
+          <w:ilvl w:val="0"/>
+          <w:numId w:val="10"/>
+        </w:numPr>
+        <w:rPr>
+          <w:rFonts w:ascii="Century Gothic" w:hAnsi="Century Gothic"/>
+          <w:b/>
+          <w:bCs/>
+          <w:szCs w:val="20"/>
+        </w:rPr>
+      </w:pPr>
       <w:r>
         <w:rPr>
           <w:rFonts w:ascii="Century Gothic" w:hAnsi="Century Gothic"/>
@@ -2872,20 +2916,18 @@
     </w:p>
     <w:p>
       <w:pPr>
-        <w:spacing w:after="0"/>
-        <w:rPr>
-          <w:rFonts w:ascii="Century Gothic" w:hAnsi="Century Gothic"/>
-          <w:b/>
-          <w:bCs/>
-          <w:szCs w:val="20"/>
-        </w:rPr>
-      </w:pPr>
-      <w:r>
-        <w:rPr>
-          <w:rFonts w:ascii="Century Gothic" w:hAnsi="Century Gothic"/>
-        </w:rPr>
-        <w:t xml:space="preserve">+ </w:t>
-      </w:r>
+        <w:pStyle w:val="ListParagraph"/>
+        <w:numPr>
+          <w:ilvl w:val="0"/>
+          <w:numId w:val="10"/>
+        </w:numPr>
+        <w:rPr>
+          <w:rFonts w:ascii="Century Gothic" w:hAnsi="Century Gothic"/>
+          <w:b/>
+          <w:bCs/>
+          <w:szCs w:val="20"/>
+        </w:rPr>
+      </w:pPr>
       <w:r>
         <w:rPr>
           <w:rFonts w:ascii="Century Gothic" w:hAnsi="Century Gothic"/>
@@ -2902,8 +2944,19 @@
           <w:bCs/>
           <w:szCs w:val="20"/>
         </w:rPr>
-        <w:t xml:space="preserve"> UI/UX GoRentals</w:t>
-      </w:r>
+        <w:t xml:space="preserve"> UI/UX </w:t>
+      </w:r>
+      <w:proofErr w:type="spellStart"/>
+      <w:r>
+        <w:rPr>
+          <w:rFonts w:ascii="Century Gothic" w:hAnsi="Century Gothic"/>
+          <w:b/>
+          <w:bCs/>
+          <w:szCs w:val="20"/>
+        </w:rPr>
+        <w:t>GoRentals</w:t>
+      </w:r>
+      <w:proofErr w:type="spellEnd"/>
       <w:r>
         <w:rPr>
           <w:rFonts w:ascii="Century Gothic" w:hAnsi="Century Gothic"/>
@@ -3172,6 +3225,8 @@
         <w:rPr>
           <w:rFonts w:ascii="Century Gothic" w:hAnsi="Century Gothic"/>
           <w:color w:val="C45911" w:themeColor="accent2" w:themeShade="BF"/>
+          <w:sz w:val="20"/>
+          <w:szCs w:val="20"/>
           <w:lang w:val="en-US"/>
         </w:rPr>
       </w:pPr>
@@ -3197,8 +3252,8 @@
         <w:rPr>
           <w:rFonts w:ascii="Century Gothic" w:hAnsi="Century Gothic"/>
           <w:color w:val="C45911" w:themeColor="accent2" w:themeShade="BF"/>
-          <w:sz w:val="18"/>
-          <w:szCs w:val="18"/>
+          <w:sz w:val="20"/>
+          <w:szCs w:val="20"/>
           <w:lang w:val="en-US"/>
         </w:rPr>
         <w:t xml:space="preserve">Frontend </w:t>
@@ -3207,8 +3262,8 @@
         <w:rPr>
           <w:rFonts w:ascii="Century Gothic" w:hAnsi="Century Gothic"/>
           <w:color w:val="C45911" w:themeColor="accent2" w:themeShade="BF"/>
-          <w:sz w:val="18"/>
-          <w:szCs w:val="18"/>
+          <w:sz w:val="20"/>
+          <w:szCs w:val="20"/>
           <w:lang w:val="en-US"/>
         </w:rPr>
         <w:t>D</w:t>
@@ -3217,8 +3272,8 @@
         <w:rPr>
           <w:rFonts w:ascii="Century Gothic" w:hAnsi="Century Gothic"/>
           <w:color w:val="C45911" w:themeColor="accent2" w:themeShade="BF"/>
-          <w:sz w:val="18"/>
-          <w:szCs w:val="18"/>
+          <w:sz w:val="20"/>
+          <w:szCs w:val="20"/>
           <w:lang w:val="en-US"/>
         </w:rPr>
         <w:t>eveloper</w:t>
@@ -3229,17 +3284,25 @@
         <w:spacing w:after="0"/>
         <w:rPr>
           <w:rFonts w:ascii="Century Gothic" w:hAnsi="Century Gothic"/>
-          <w:b/>
-          <w:bCs/>
-          <w:szCs w:val="20"/>
-        </w:rPr>
-      </w:pPr>
-      <w:r>
-        <w:rPr>
-          <w:rFonts w:ascii="Century Gothic" w:hAnsi="Century Gothic"/>
-        </w:rPr>
-        <w:t xml:space="preserve">+ </w:t>
-      </w:r>
+          <w:color w:val="C45911" w:themeColor="accent2" w:themeShade="BF"/>
+          <w:lang w:val="en-US"/>
+        </w:rPr>
+      </w:pPr>
+    </w:p>
+    <w:p>
+      <w:pPr>
+        <w:pStyle w:val="ListParagraph"/>
+        <w:numPr>
+          <w:ilvl w:val="0"/>
+          <w:numId w:val="11"/>
+        </w:numPr>
+        <w:rPr>
+          <w:rFonts w:ascii="Century Gothic" w:hAnsi="Century Gothic"/>
+          <w:b/>
+          <w:bCs/>
+          <w:szCs w:val="20"/>
+        </w:rPr>
+      </w:pPr>
       <w:r>
         <w:rPr>
           <w:rFonts w:ascii="Century Gothic" w:hAnsi="Century Gothic"/>
@@ -3270,20 +3333,18 @@
     </w:p>
     <w:p>
       <w:pPr>
-        <w:spacing w:after="0"/>
-        <w:rPr>
-          <w:rFonts w:ascii="Century Gothic" w:hAnsi="Century Gothic"/>
-          <w:b/>
-          <w:bCs/>
-          <w:szCs w:val="20"/>
-        </w:rPr>
-      </w:pPr>
-      <w:r>
-        <w:rPr>
-          <w:rFonts w:ascii="Century Gothic" w:hAnsi="Century Gothic"/>
-        </w:rPr>
-        <w:t xml:space="preserve">+ </w:t>
-      </w:r>
+        <w:pStyle w:val="ListParagraph"/>
+        <w:numPr>
+          <w:ilvl w:val="0"/>
+          <w:numId w:val="11"/>
+        </w:numPr>
+        <w:rPr>
+          <w:rFonts w:ascii="Century Gothic" w:hAnsi="Century Gothic"/>
+          <w:b/>
+          <w:bCs/>
+          <w:szCs w:val="20"/>
+        </w:rPr>
+      </w:pPr>
       <w:r>
         <w:rPr>
           <w:rFonts w:ascii="Century Gothic" w:hAnsi="Century Gothic"/>
@@ -3296,20 +3357,18 @@
     </w:p>
     <w:p>
       <w:pPr>
-        <w:spacing w:after="0"/>
-        <w:rPr>
-          <w:rFonts w:ascii="Century Gothic" w:hAnsi="Century Gothic"/>
-          <w:b/>
-          <w:bCs/>
-          <w:szCs w:val="20"/>
-        </w:rPr>
-      </w:pPr>
-      <w:r>
-        <w:rPr>
-          <w:rFonts w:ascii="Century Gothic" w:hAnsi="Century Gothic"/>
-        </w:rPr>
-        <w:t xml:space="preserve">+ </w:t>
-      </w:r>
+        <w:pStyle w:val="ListParagraph"/>
+        <w:numPr>
+          <w:ilvl w:val="0"/>
+          <w:numId w:val="11"/>
+        </w:numPr>
+        <w:rPr>
+          <w:rFonts w:ascii="Century Gothic" w:hAnsi="Century Gothic"/>
+          <w:b/>
+          <w:bCs/>
+          <w:szCs w:val="20"/>
+        </w:rPr>
+      </w:pPr>
       <w:r>
         <w:rPr>
           <w:rFonts w:ascii="Century Gothic" w:hAnsi="Century Gothic"/>
@@ -3349,20 +3408,18 @@
     </w:p>
     <w:p>
       <w:pPr>
-        <w:spacing w:after="0"/>
-        <w:rPr>
-          <w:rFonts w:ascii="Century Gothic" w:hAnsi="Century Gothic"/>
-          <w:b/>
-          <w:bCs/>
-          <w:szCs w:val="20"/>
-        </w:rPr>
-      </w:pPr>
-      <w:r>
-        <w:rPr>
-          <w:rFonts w:ascii="Century Gothic" w:hAnsi="Century Gothic"/>
-        </w:rPr>
-        <w:t xml:space="preserve">+ </w:t>
-      </w:r>
+        <w:pStyle w:val="ListParagraph"/>
+        <w:numPr>
+          <w:ilvl w:val="0"/>
+          <w:numId w:val="11"/>
+        </w:numPr>
+        <w:rPr>
+          <w:rFonts w:ascii="Century Gothic" w:hAnsi="Century Gothic"/>
+          <w:b/>
+          <w:bCs/>
+          <w:szCs w:val="20"/>
+        </w:rPr>
+      </w:pPr>
       <w:r>
         <w:rPr>
           <w:rFonts w:ascii="Century Gothic" w:hAnsi="Century Gothic"/>
@@ -3375,66 +3432,42 @@
     </w:p>
     <w:p>
       <w:pPr>
-        <w:spacing w:after="0" w:line="240" w:lineRule="auto"/>
-        <w:rPr>
-          <w:rFonts w:ascii="Century Gothic" w:hAnsi="Century Gothic"/>
-          <w:b/>
-          <w:bCs/>
-          <w:szCs w:val="20"/>
-        </w:rPr>
-      </w:pPr>
-      <w:r>
-        <w:rPr>
-          <w:rFonts w:ascii="Century Gothic" w:hAnsi="Century Gothic"/>
-          <w:bCs/>
-          <w:szCs w:val="20"/>
-        </w:rPr>
-        <w:t xml:space="preserve">+ </w:t>
-      </w:r>
-      <w:r>
-        <w:rPr>
-          <w:rFonts w:ascii="Century Gothic" w:hAnsi="Century Gothic"/>
-          <w:b/>
-          <w:bCs/>
-          <w:szCs w:val="20"/>
-        </w:rPr>
-        <w:t>Transformed designs (PSD/XD</w:t>
-      </w:r>
-      <w:r>
-        <w:rPr>
-          <w:rFonts w:ascii="Century Gothic" w:hAnsi="Century Gothic"/>
-          <w:b/>
-          <w:bCs/>
-          <w:szCs w:val="20"/>
-        </w:rPr>
-        <w:t>/Figma</w:t>
-      </w:r>
-      <w:r>
-        <w:rPr>
-          <w:rFonts w:ascii="Century Gothic" w:hAnsi="Century Gothic"/>
-          <w:b/>
-          <w:bCs/>
-          <w:szCs w:val="20"/>
-        </w:rPr>
-        <w:t>) into responsive code.</w:t>
-      </w:r>
-    </w:p>
-    <w:p>
-      <w:pPr>
-        <w:spacing w:after="0" w:line="240" w:lineRule="auto"/>
-        <w:rPr>
-          <w:rFonts w:ascii="Century Gothic" w:hAnsi="Century Gothic"/>
-          <w:b/>
-          <w:bCs/>
-          <w:szCs w:val="20"/>
-        </w:rPr>
-      </w:pPr>
-      <w:r>
-        <w:rPr>
-          <w:rFonts w:ascii="Century Gothic" w:hAnsi="Century Gothic"/>
-        </w:rPr>
-        <w:t xml:space="preserve">+ </w:t>
-      </w:r>
+        <w:pStyle w:val="ListParagraph"/>
+        <w:numPr>
+          <w:ilvl w:val="0"/>
+          <w:numId w:val="11"/>
+        </w:numPr>
+        <w:rPr>
+          <w:rFonts w:ascii="Century Gothic" w:hAnsi="Century Gothic"/>
+          <w:b/>
+          <w:bCs/>
+          <w:szCs w:val="20"/>
+        </w:rPr>
+      </w:pPr>
+      <w:r>
+        <w:rPr>
+          <w:rFonts w:ascii="Century Gothic" w:hAnsi="Century Gothic"/>
+          <w:b/>
+          <w:bCs/>
+          <w:szCs w:val="20"/>
+        </w:rPr>
+        <w:t>Transformed designs (PSD/XD/Figma) into responsive code.</w:t>
+      </w:r>
+    </w:p>
+    <w:p>
+      <w:pPr>
+        <w:pStyle w:val="ListParagraph"/>
+        <w:numPr>
+          <w:ilvl w:val="0"/>
+          <w:numId w:val="11"/>
+        </w:numPr>
+        <w:rPr>
+          <w:rFonts w:ascii="Century Gothic" w:hAnsi="Century Gothic"/>
+          <w:b/>
+          <w:bCs/>
+          <w:szCs w:val="20"/>
+        </w:rPr>
+      </w:pPr>
       <w:r>
         <w:rPr>
           <w:rFonts w:ascii="Century Gothic" w:hAnsi="Century Gothic"/>
@@ -3447,20 +3480,18 @@
     </w:p>
     <w:p>
       <w:pPr>
-        <w:spacing w:after="0" w:line="240" w:lineRule="auto"/>
-        <w:rPr>
-          <w:rFonts w:ascii="Century Gothic" w:hAnsi="Century Gothic"/>
-          <w:b/>
-          <w:bCs/>
-          <w:szCs w:val="20"/>
-        </w:rPr>
-      </w:pPr>
-      <w:r>
-        <w:rPr>
-          <w:rFonts w:ascii="Century Gothic" w:hAnsi="Century Gothic"/>
-        </w:rPr>
-        <w:t xml:space="preserve">+ </w:t>
-      </w:r>
+        <w:pStyle w:val="ListParagraph"/>
+        <w:numPr>
+          <w:ilvl w:val="0"/>
+          <w:numId w:val="11"/>
+        </w:numPr>
+        <w:rPr>
+          <w:rFonts w:ascii="Century Gothic" w:hAnsi="Century Gothic"/>
+          <w:b/>
+          <w:bCs/>
+          <w:szCs w:val="20"/>
+        </w:rPr>
+      </w:pPr>
       <w:r>
         <w:rPr>
           <w:rFonts w:ascii="Century Gothic" w:hAnsi="Century Gothic"/>
@@ -3473,20 +3504,18 @@
     </w:p>
     <w:p>
       <w:pPr>
-        <w:spacing w:after="0" w:line="240" w:lineRule="auto"/>
-        <w:rPr>
-          <w:rFonts w:ascii="Century Gothic" w:hAnsi="Century Gothic"/>
-          <w:b/>
-          <w:bCs/>
-          <w:szCs w:val="20"/>
-        </w:rPr>
-      </w:pPr>
-      <w:r>
-        <w:rPr>
-          <w:rFonts w:ascii="Century Gothic" w:hAnsi="Century Gothic"/>
-        </w:rPr>
-        <w:t xml:space="preserve">+ </w:t>
-      </w:r>
+        <w:pStyle w:val="ListParagraph"/>
+        <w:numPr>
+          <w:ilvl w:val="0"/>
+          <w:numId w:val="11"/>
+        </w:numPr>
+        <w:rPr>
+          <w:rFonts w:ascii="Century Gothic" w:hAnsi="Century Gothic"/>
+          <w:b/>
+          <w:bCs/>
+          <w:szCs w:val="20"/>
+        </w:rPr>
+      </w:pPr>
       <w:r>
         <w:rPr>
           <w:rFonts w:ascii="Century Gothic" w:hAnsi="Century Gothic"/>
@@ -3499,20 +3528,18 @@
     </w:p>
     <w:p>
       <w:pPr>
-        <w:spacing w:after="0" w:line="240" w:lineRule="auto"/>
-        <w:rPr>
-          <w:rFonts w:ascii="Century Gothic" w:hAnsi="Century Gothic"/>
-          <w:b/>
-          <w:bCs/>
-          <w:szCs w:val="20"/>
-        </w:rPr>
-      </w:pPr>
-      <w:r>
-        <w:rPr>
-          <w:rFonts w:ascii="Century Gothic" w:hAnsi="Century Gothic"/>
-        </w:rPr>
-        <w:t xml:space="preserve">+ </w:t>
-      </w:r>
+        <w:pStyle w:val="ListParagraph"/>
+        <w:numPr>
+          <w:ilvl w:val="0"/>
+          <w:numId w:val="11"/>
+        </w:numPr>
+        <w:rPr>
+          <w:rFonts w:ascii="Century Gothic" w:hAnsi="Century Gothic"/>
+          <w:b/>
+          <w:bCs/>
+          <w:szCs w:val="20"/>
+        </w:rPr>
+      </w:pPr>
       <w:r>
         <w:rPr>
           <w:rFonts w:ascii="Century Gothic" w:hAnsi="Century Gothic"/>
@@ -3533,20 +3560,18 @@
     </w:p>
     <w:p>
       <w:pPr>
-        <w:spacing w:after="0" w:line="240" w:lineRule="auto"/>
-        <w:rPr>
-          <w:rFonts w:ascii="Century Gothic" w:hAnsi="Century Gothic"/>
-          <w:b/>
-          <w:bCs/>
-          <w:szCs w:val="20"/>
-        </w:rPr>
-      </w:pPr>
-      <w:r>
-        <w:rPr>
-          <w:rFonts w:ascii="Century Gothic" w:hAnsi="Century Gothic"/>
-        </w:rPr>
-        <w:t xml:space="preserve">+ </w:t>
-      </w:r>
+        <w:pStyle w:val="ListParagraph"/>
+        <w:numPr>
+          <w:ilvl w:val="0"/>
+          <w:numId w:val="11"/>
+        </w:numPr>
+        <w:rPr>
+          <w:rFonts w:ascii="Century Gothic" w:hAnsi="Century Gothic"/>
+          <w:b/>
+          <w:bCs/>
+          <w:szCs w:val="20"/>
+        </w:rPr>
+      </w:pPr>
       <w:r>
         <w:rPr>
           <w:rFonts w:ascii="Century Gothic" w:hAnsi="Century Gothic"/>
@@ -3631,11 +3656,33 @@
         </w:rPr>
         <w:t xml:space="preserve"> </w:t>
       </w:r>
-      <w:r>
-        <w:rPr>
-          <w:rFonts w:ascii="Century Gothic" w:hAnsi="Century Gothic"/>
-        </w:rPr>
-        <w:t>Brizy, Elementor, Duplicator and more</w:t>
+      <w:proofErr w:type="spellStart"/>
+      <w:r>
+        <w:rPr>
+          <w:rFonts w:ascii="Century Gothic" w:hAnsi="Century Gothic"/>
+        </w:rPr>
+        <w:t>Brizy</w:t>
+      </w:r>
+      <w:proofErr w:type="spellEnd"/>
+      <w:r>
+        <w:rPr>
+          <w:rFonts w:ascii="Century Gothic" w:hAnsi="Century Gothic"/>
+        </w:rPr>
+        <w:t xml:space="preserve">, </w:t>
+      </w:r>
+      <w:proofErr w:type="spellStart"/>
+      <w:r>
+        <w:rPr>
+          <w:rFonts w:ascii="Century Gothic" w:hAnsi="Century Gothic"/>
+        </w:rPr>
+        <w:t>Elementor</w:t>
+      </w:r>
+      <w:proofErr w:type="spellEnd"/>
+      <w:r>
+        <w:rPr>
+          <w:rFonts w:ascii="Century Gothic" w:hAnsi="Century Gothic"/>
+        </w:rPr>
+        <w:t>, Duplicator and more</w:t>
       </w:r>
     </w:p>
     <w:p>
@@ -3741,6 +3788,7 @@
           <w:b/>
           <w:bCs/>
         </w:rPr>
+        <w:lastRenderedPageBreak/>
         <w:t>Key Projects</w:t>
       </w:r>
       <w:r>
@@ -3871,9 +3919,12 @@
         <w:rPr>
           <w:rFonts w:ascii="Century Gothic" w:hAnsi="Century Gothic"/>
           <w:color w:val="C45911" w:themeColor="accent2" w:themeShade="BF"/>
+          <w:sz w:val="20"/>
+          <w:szCs w:val="20"/>
           <w:lang w:val="en-US"/>
         </w:rPr>
       </w:pPr>
+      <w:proofErr w:type="spellStart"/>
       <w:r>
         <w:rPr>
           <w:rFonts w:ascii="Century Gothic" w:hAnsi="Century Gothic"/>
@@ -3883,8 +3934,9 @@
           <w:szCs w:val="28"/>
           <w:lang w:val="en-US"/>
         </w:rPr>
-        <w:t>HiPE Japan</w:t>
-      </w:r>
+        <w:t>HiPE</w:t>
+      </w:r>
+      <w:proofErr w:type="spellEnd"/>
       <w:r>
         <w:rPr>
           <w:rFonts w:ascii="Century Gothic" w:hAnsi="Century Gothic"/>
@@ -3894,6 +3946,17 @@
           <w:szCs w:val="28"/>
           <w:lang w:val="en-US"/>
         </w:rPr>
+        <w:t xml:space="preserve"> Japan</w:t>
+      </w:r>
+      <w:r>
+        <w:rPr>
+          <w:rFonts w:ascii="Century Gothic" w:hAnsi="Century Gothic"/>
+          <w:b/>
+          <w:bCs/>
+          <w:sz w:val="28"/>
+          <w:szCs w:val="28"/>
+          <w:lang w:val="en-US"/>
+        </w:rPr>
         <w:t>, Inc.</w:t>
       </w:r>
       <w:r>
@@ -3907,8 +3970,8 @@
         <w:rPr>
           <w:rFonts w:ascii="Century Gothic" w:hAnsi="Century Gothic"/>
           <w:color w:val="C45911" w:themeColor="accent2" w:themeShade="BF"/>
-          <w:sz w:val="18"/>
-          <w:szCs w:val="18"/>
+          <w:sz w:val="20"/>
+          <w:szCs w:val="20"/>
           <w:lang w:val="en-US"/>
         </w:rPr>
         <w:t>Web Developer</w:t>
@@ -3916,20 +3979,28 @@
     </w:p>
     <w:p>
       <w:pPr>
-        <w:spacing w:after="0" w:line="240" w:lineRule="auto"/>
-        <w:rPr>
-          <w:rFonts w:ascii="Century Gothic" w:hAnsi="Century Gothic"/>
-          <w:b/>
-          <w:bCs/>
-          <w:szCs w:val="20"/>
-        </w:rPr>
-      </w:pPr>
-      <w:r>
-        <w:rPr>
-          <w:rFonts w:ascii="Century Gothic" w:hAnsi="Century Gothic"/>
-        </w:rPr>
-        <w:t xml:space="preserve">+ </w:t>
-      </w:r>
+        <w:spacing w:after="0"/>
+        <w:rPr>
+          <w:rFonts w:ascii="Century Gothic" w:hAnsi="Century Gothic"/>
+          <w:color w:val="C45911" w:themeColor="accent2" w:themeShade="BF"/>
+          <w:lang w:val="en-US"/>
+        </w:rPr>
+      </w:pPr>
+    </w:p>
+    <w:p>
+      <w:pPr>
+        <w:pStyle w:val="ListParagraph"/>
+        <w:numPr>
+          <w:ilvl w:val="0"/>
+          <w:numId w:val="12"/>
+        </w:numPr>
+        <w:rPr>
+          <w:rFonts w:ascii="Century Gothic" w:hAnsi="Century Gothic"/>
+          <w:b/>
+          <w:bCs/>
+          <w:szCs w:val="20"/>
+        </w:rPr>
+      </w:pPr>
       <w:r>
         <w:rPr>
           <w:rFonts w:ascii="Century Gothic" w:hAnsi="Century Gothic"/>
@@ -3942,51 +4013,42 @@
     </w:p>
     <w:p>
       <w:pPr>
-        <w:spacing w:after="0" w:line="240" w:lineRule="auto"/>
-        <w:rPr>
-          <w:rFonts w:ascii="Century Gothic" w:hAnsi="Century Gothic"/>
-          <w:b/>
-          <w:bCs/>
-          <w:szCs w:val="20"/>
-        </w:rPr>
-      </w:pPr>
-      <w:r>
-        <w:rPr>
-          <w:rFonts w:ascii="Century Gothic" w:hAnsi="Century Gothic"/>
-          <w:bCs/>
-          <w:szCs w:val="20"/>
-        </w:rPr>
-        <w:lastRenderedPageBreak/>
-        <w:t>+</w:t>
-      </w:r>
-      <w:r>
-        <w:rPr>
-          <w:rFonts w:ascii="Century Gothic" w:hAnsi="Century Gothic"/>
-          <w:b/>
-          <w:bCs/>
-          <w:szCs w:val="20"/>
-        </w:rPr>
-        <w:t xml:space="preserve"> Setup and maintaining the company internet network</w:t>
-      </w:r>
-    </w:p>
-    <w:p>
-      <w:pPr>
-        <w:spacing w:after="0" w:line="240" w:lineRule="auto"/>
-        <w:rPr>
-          <w:rFonts w:ascii="Century Gothic" w:hAnsi="Century Gothic"/>
-          <w:b/>
-          <w:bCs/>
-          <w:szCs w:val="20"/>
-        </w:rPr>
-      </w:pPr>
-      <w:r>
-        <w:rPr>
-          <w:rFonts w:ascii="Century Gothic" w:hAnsi="Century Gothic"/>
-          <w:bCs/>
-          <w:szCs w:val="20"/>
-        </w:rPr>
-        <w:t xml:space="preserve">+ </w:t>
-      </w:r>
+        <w:pStyle w:val="ListParagraph"/>
+        <w:numPr>
+          <w:ilvl w:val="0"/>
+          <w:numId w:val="12"/>
+        </w:numPr>
+        <w:rPr>
+          <w:rFonts w:ascii="Century Gothic" w:hAnsi="Century Gothic"/>
+          <w:b/>
+          <w:bCs/>
+          <w:szCs w:val="20"/>
+        </w:rPr>
+      </w:pPr>
+      <w:r>
+        <w:rPr>
+          <w:rFonts w:ascii="Century Gothic" w:hAnsi="Century Gothic"/>
+          <w:b/>
+          <w:bCs/>
+          <w:szCs w:val="20"/>
+        </w:rPr>
+        <w:t>Setup and maintaining the company internet network</w:t>
+      </w:r>
+    </w:p>
+    <w:p>
+      <w:pPr>
+        <w:pStyle w:val="ListParagraph"/>
+        <w:numPr>
+          <w:ilvl w:val="0"/>
+          <w:numId w:val="12"/>
+        </w:numPr>
+        <w:rPr>
+          <w:rFonts w:ascii="Century Gothic" w:hAnsi="Century Gothic"/>
+          <w:b/>
+          <w:bCs/>
+          <w:szCs w:val="20"/>
+        </w:rPr>
+      </w:pPr>
       <w:r>
         <w:rPr>
           <w:rFonts w:ascii="Century Gothic" w:hAnsi="Century Gothic"/>
@@ -4014,103 +4076,69 @@
         </w:rPr>
         <w:t>ge hosting</w:t>
       </w:r>
-      <w:r>
-        <w:rPr>
-          <w:rFonts w:ascii="Century Gothic" w:hAnsi="Century Gothic"/>
-          <w:bCs/>
-          <w:szCs w:val="20"/>
-        </w:rPr>
-        <w:br/>
-      </w:r>
-      <w:r>
-        <w:rPr>
-          <w:rFonts w:ascii="Century Gothic" w:hAnsi="Century Gothic"/>
-          <w:bCs/>
-          <w:szCs w:val="20"/>
-        </w:rPr>
-        <w:t xml:space="preserve">+ </w:t>
-      </w:r>
-      <w:r>
-        <w:rPr>
-          <w:rFonts w:ascii="Century Gothic" w:hAnsi="Century Gothic"/>
-          <w:b/>
-          <w:bCs/>
-          <w:szCs w:val="20"/>
-        </w:rPr>
-        <w:t>T</w:t>
-      </w:r>
-      <w:r>
-        <w:rPr>
-          <w:rFonts w:ascii="Century Gothic" w:hAnsi="Century Gothic"/>
-          <w:b/>
-          <w:bCs/>
-          <w:szCs w:val="20"/>
-        </w:rPr>
-        <w:t>rouble shoot company laptop</w:t>
-      </w:r>
-    </w:p>
-    <w:p>
-      <w:pPr>
-        <w:spacing w:after="0" w:line="240" w:lineRule="auto"/>
-        <w:rPr>
-          <w:rFonts w:ascii="Century Gothic" w:hAnsi="Century Gothic"/>
-          <w:b/>
-          <w:bCs/>
-          <w:szCs w:val="20"/>
-        </w:rPr>
-      </w:pPr>
-      <w:r>
-        <w:rPr>
-          <w:rFonts w:ascii="Century Gothic" w:hAnsi="Century Gothic"/>
-          <w:bCs/>
-          <w:szCs w:val="20"/>
-        </w:rPr>
-        <w:t xml:space="preserve">+ </w:t>
-      </w:r>
-      <w:r>
-        <w:rPr>
-          <w:rFonts w:ascii="Century Gothic" w:hAnsi="Century Gothic"/>
-          <w:b/>
-          <w:bCs/>
-          <w:szCs w:val="20"/>
-        </w:rPr>
-        <w:t>Transformed designs (PSD/XD</w:t>
-      </w:r>
-      <w:r>
-        <w:rPr>
-          <w:rFonts w:ascii="Century Gothic" w:hAnsi="Century Gothic"/>
-          <w:b/>
-          <w:bCs/>
-          <w:szCs w:val="20"/>
-        </w:rPr>
-        <w:t>/Figma</w:t>
-      </w:r>
-      <w:r>
-        <w:rPr>
-          <w:rFonts w:ascii="Century Gothic" w:hAnsi="Century Gothic"/>
-          <w:b/>
-          <w:bCs/>
-          <w:szCs w:val="20"/>
-        </w:rPr>
-        <w:t>) into responsive code.</w:t>
-      </w:r>
-      <w:r>
-        <w:rPr>
-          <w:rFonts w:ascii="Century Gothic" w:hAnsi="Century Gothic"/>
-          <w:b/>
-          <w:bCs/>
-          <w:szCs w:val="20"/>
-        </w:rPr>
-        <w:br/>
-      </w:r>
-      <w:r>
-        <w:rPr>
-          <w:rFonts w:ascii="Century Gothic" w:hAnsi="Century Gothic"/>
-          <w:bCs/>
-          <w:szCs w:val="20"/>
-        </w:rPr>
-        <w:t xml:space="preserve">+ </w:t>
-      </w:r>
+    </w:p>
+    <w:p>
+      <w:pPr>
+        <w:pStyle w:val="ListParagraph"/>
+        <w:numPr>
+          <w:ilvl w:val="0"/>
+          <w:numId w:val="12"/>
+        </w:numPr>
+        <w:rPr>
+          <w:rFonts w:ascii="Century Gothic" w:hAnsi="Century Gothic"/>
+          <w:b/>
+          <w:bCs/>
+          <w:szCs w:val="20"/>
+        </w:rPr>
+      </w:pPr>
+      <w:r>
+        <w:rPr>
+          <w:rFonts w:ascii="Century Gothic" w:hAnsi="Century Gothic"/>
+          <w:b/>
+          <w:bCs/>
+          <w:szCs w:val="20"/>
+        </w:rPr>
+        <w:t>Trouble shoot company laptop</w:t>
+      </w:r>
+    </w:p>
+    <w:p>
+      <w:pPr>
+        <w:pStyle w:val="ListParagraph"/>
+        <w:numPr>
+          <w:ilvl w:val="0"/>
+          <w:numId w:val="12"/>
+        </w:numPr>
+        <w:rPr>
+          <w:rFonts w:ascii="Century Gothic" w:hAnsi="Century Gothic"/>
+          <w:b/>
+          <w:bCs/>
+          <w:szCs w:val="20"/>
+        </w:rPr>
+      </w:pPr>
+      <w:r>
+        <w:rPr>
+          <w:rFonts w:ascii="Century Gothic" w:hAnsi="Century Gothic"/>
+          <w:b/>
+          <w:bCs/>
+          <w:szCs w:val="20"/>
+        </w:rPr>
+        <w:t>Transformed designs (PSD/XD/Figma) into responsive code.</w:t>
+      </w:r>
+    </w:p>
+    <w:p>
+      <w:pPr>
+        <w:pStyle w:val="ListParagraph"/>
+        <w:numPr>
+          <w:ilvl w:val="0"/>
+          <w:numId w:val="12"/>
+        </w:numPr>
+        <w:rPr>
+          <w:rFonts w:ascii="Century Gothic" w:hAnsi="Century Gothic"/>
+          <w:b/>
+          <w:bCs/>
+          <w:szCs w:val="20"/>
+        </w:rPr>
+      </w:pPr>
       <w:r>
         <w:rPr>
           <w:rFonts w:ascii="Century Gothic" w:hAnsi="Century Gothic"/>
@@ -4131,21 +4159,18 @@
     </w:p>
     <w:p>
       <w:pPr>
-        <w:spacing w:after="0" w:line="240" w:lineRule="auto"/>
-        <w:rPr>
-          <w:rFonts w:ascii="Century Gothic" w:hAnsi="Century Gothic"/>
-          <w:b/>
-          <w:bCs/>
-          <w:szCs w:val="20"/>
-        </w:rPr>
-      </w:pPr>
-      <w:r>
-        <w:rPr>
-          <w:rFonts w:ascii="Century Gothic" w:hAnsi="Century Gothic"/>
-          <w:szCs w:val="20"/>
-        </w:rPr>
-        <w:t xml:space="preserve">+ </w:t>
-      </w:r>
+        <w:pStyle w:val="ListParagraph"/>
+        <w:numPr>
+          <w:ilvl w:val="0"/>
+          <w:numId w:val="12"/>
+        </w:numPr>
+        <w:rPr>
+          <w:rFonts w:ascii="Century Gothic" w:hAnsi="Century Gothic"/>
+          <w:b/>
+          <w:bCs/>
+          <w:szCs w:val="20"/>
+        </w:rPr>
+      </w:pPr>
       <w:r>
         <w:rPr>
           <w:rFonts w:ascii="Century Gothic" w:hAnsi="Century Gothic"/>
@@ -4207,11 +4232,19 @@
         </w:rPr>
         <w:t xml:space="preserve">: </w:t>
       </w:r>
-      <w:r>
-        <w:rPr>
-          <w:rFonts w:ascii="Century Gothic" w:hAnsi="Century Gothic"/>
-        </w:rPr>
-        <w:t xml:space="preserve">Wordpress </w:t>
+      <w:proofErr w:type="spellStart"/>
+      <w:r>
+        <w:rPr>
+          <w:rFonts w:ascii="Century Gothic" w:hAnsi="Century Gothic"/>
+        </w:rPr>
+        <w:t>Wordpress</w:t>
+      </w:r>
+      <w:proofErr w:type="spellEnd"/>
+      <w:r>
+        <w:rPr>
+          <w:rFonts w:ascii="Century Gothic" w:hAnsi="Century Gothic"/>
+        </w:rPr>
+        <w:t xml:space="preserve"> </w:t>
       </w:r>
     </w:p>
     <w:p>
@@ -4233,7 +4266,21 @@
         <w:rPr>
           <w:rFonts w:ascii="Century Gothic" w:hAnsi="Century Gothic"/>
         </w:rPr>
-        <w:t>ACF, Elementor, Ninja Form</w:t>
+        <w:t xml:space="preserve">ACF, </w:t>
+      </w:r>
+      <w:proofErr w:type="spellStart"/>
+      <w:r>
+        <w:rPr>
+          <w:rFonts w:ascii="Century Gothic" w:hAnsi="Century Gothic"/>
+        </w:rPr>
+        <w:t>Elementor</w:t>
+      </w:r>
+      <w:proofErr w:type="spellEnd"/>
+      <w:r>
+        <w:rPr>
+          <w:rFonts w:ascii="Century Gothic" w:hAnsi="Century Gothic"/>
+        </w:rPr>
+        <w:t>, Ninja Form</w:t>
       </w:r>
       <w:r>
         <w:rPr>
@@ -4391,11 +4438,19 @@
           <w:rFonts w:ascii="Century Gothic" w:hAnsi="Century Gothic"/>
         </w:rPr>
       </w:pPr>
-      <w:r>
-        <w:rPr>
-          <w:rFonts w:ascii="Century Gothic" w:hAnsi="Century Gothic"/>
-        </w:rPr>
-        <w:t>en.hipe.asia</w:t>
+      <w:proofErr w:type="gramStart"/>
+      <w:r>
+        <w:rPr>
+          <w:rFonts w:ascii="Century Gothic" w:hAnsi="Century Gothic"/>
+        </w:rPr>
+        <w:t>en.hipe</w:t>
+      </w:r>
+      <w:proofErr w:type="gramEnd"/>
+      <w:r>
+        <w:rPr>
+          <w:rFonts w:ascii="Century Gothic" w:hAnsi="Century Gothic"/>
+        </w:rPr>
+        <w:t>.asia</w:t>
       </w:r>
     </w:p>
     <w:p>
@@ -4685,6 +4740,7 @@
           <w:szCs w:val="40"/>
         </w:rPr>
       </w:pPr>
+      <w:proofErr w:type="spellStart"/>
       <w:r>
         <w:rPr>
           <w:b/>
@@ -4692,7 +4748,17 @@
           <w:sz w:val="28"/>
           <w:szCs w:val="40"/>
         </w:rPr>
-        <w:t>Kredo IT Abroad inc.</w:t>
+        <w:t>Kredo</w:t>
+      </w:r>
+      <w:proofErr w:type="spellEnd"/>
+      <w:r>
+        <w:rPr>
+          <w:b/>
+          <w:bCs/>
+          <w:sz w:val="28"/>
+          <w:szCs w:val="40"/>
+        </w:rPr>
+        <w:t xml:space="preserve"> IT Abroad inc.</w:t>
       </w:r>
     </w:p>
     <w:p>
@@ -4703,8 +4769,7 @@
           <w:rFonts w:cs="Segoe UI"/>
           <w:caps/>
           <w:color w:val="C45911" w:themeColor="accent2" w:themeShade="BF"/>
-          <w:sz w:val="18"/>
-          <w:szCs w:val="18"/>
+          <w:szCs w:val="20"/>
           <w:shd w:val="clear" w:color="auto" w:fill="FFFFFF"/>
         </w:rPr>
       </w:pPr>
@@ -4713,8 +4778,7 @@
           <w:rFonts w:cs="Segoe UI"/>
           <w:caps/>
           <w:color w:val="C45911" w:themeColor="accent2" w:themeShade="BF"/>
-          <w:sz w:val="18"/>
-          <w:szCs w:val="18"/>
+          <w:szCs w:val="20"/>
           <w:shd w:val="clear" w:color="auto" w:fill="FFFFFF"/>
         </w:rPr>
         <w:t>ON-THE JOB TRAINIG</w:t>
@@ -4723,6 +4787,23 @@
     <w:p>
       <w:pPr>
         <w:pStyle w:val="Year"/>
+        <w:jc w:val="left"/>
+        <w:rPr>
+          <w:rFonts w:cs="Segoe UI"/>
+          <w:caps/>
+          <w:color w:val="C45911" w:themeColor="accent2" w:themeShade="BF"/>
+          <w:szCs w:val="20"/>
+          <w:shd w:val="clear" w:color="auto" w:fill="FFFFFF"/>
+        </w:rPr>
+      </w:pPr>
+    </w:p>
+    <w:p>
+      <w:pPr>
+        <w:pStyle w:val="Year"/>
+        <w:numPr>
+          <w:ilvl w:val="0"/>
+          <w:numId w:val="13"/>
+        </w:numPr>
         <w:jc w:val="left"/>
         <w:rPr>
           <w:rFonts w:cs="Segoe UI"/>
@@ -4736,13 +4817,23 @@
       <w:r>
         <w:rPr>
           <w:rFonts w:cs="Segoe UI"/>
+          <w:b/>
+          <w:bCs/>
           <w:color w:val="000000" w:themeColor="text1"/>
           <w:sz w:val="22"/>
           <w:shd w:val="clear" w:color="auto" w:fill="FFFFFF"/>
         </w:rPr>
-        <w:t>+ </w:t>
-      </w:r>
-      <w:r>
+        <w:t>Technical Support for hardware and software</w:t>
+      </w:r>
+    </w:p>
+    <w:p>
+      <w:pPr>
+        <w:pStyle w:val="Year"/>
+        <w:numPr>
+          <w:ilvl w:val="0"/>
+          <w:numId w:val="13"/>
+        </w:numPr>
+        <w:jc w:val="left"/>
         <w:rPr>
           <w:rFonts w:cs="Segoe UI"/>
           <w:b/>
@@ -4751,24 +4842,17 @@
           <w:sz w:val="22"/>
           <w:shd w:val="clear" w:color="auto" w:fill="FFFFFF"/>
         </w:rPr>
-        <w:t>Technical Support for hardware and software</w:t>
-      </w:r>
+      </w:pPr>
       <w:r>
         <w:rPr>
           <w:rFonts w:cs="Segoe UI"/>
-          <w:color w:val="000000" w:themeColor="text1"/>
-          <w:sz w:val="22"/>
-        </w:rPr>
-        <w:br/>
-      </w:r>
-      <w:r>
-        <w:rPr>
-          <w:rFonts w:cs="Segoe UI"/>
+          <w:b/>
+          <w:bCs/>
           <w:color w:val="000000" w:themeColor="text1"/>
           <w:sz w:val="22"/>
           <w:shd w:val="clear" w:color="auto" w:fill="FFFFFF"/>
         </w:rPr>
-        <w:t>+ </w:t>
+        <w:t>Created Inventory System</w:t>
       </w:r>
       <w:r>
         <w:rPr>
@@ -4779,7 +4863,7 @@
           <w:sz w:val="22"/>
           <w:shd w:val="clear" w:color="auto" w:fill="FFFFFF"/>
         </w:rPr>
-        <w:t>Created Inventory System</w:t>
+        <w:t xml:space="preserve"> Software</w:t>
       </w:r>
       <w:r>
         <w:rPr>
@@ -4790,17 +4874,6 @@
           <w:sz w:val="22"/>
           <w:shd w:val="clear" w:color="auto" w:fill="FFFFFF"/>
         </w:rPr>
-        <w:t xml:space="preserve"> Software</w:t>
-      </w:r>
-      <w:r>
-        <w:rPr>
-          <w:rFonts w:cs="Segoe UI"/>
-          <w:b/>
-          <w:bCs/>
-          <w:color w:val="000000" w:themeColor="text1"/>
-          <w:sz w:val="22"/>
-          <w:shd w:val="clear" w:color="auto" w:fill="FFFFFF"/>
-        </w:rPr>
         <w:t xml:space="preserve"> for the company</w:t>
       </w:r>
     </w:p>
@@ -4908,6 +4981,7 @@
           <w:szCs w:val="28"/>
           <w:lang w:val="en-US"/>
         </w:rPr>
+        <w:lastRenderedPageBreak/>
         <w:t>UNIVERSITY OF CEBU – MAIN CAMPUS</w:t>
       </w:r>
     </w:p>
@@ -4917,8 +4991,8 @@
         <w:rPr>
           <w:rFonts w:ascii="Century Gothic" w:hAnsi="Century Gothic"/>
           <w:color w:val="C45911" w:themeColor="accent2" w:themeShade="BF"/>
-          <w:sz w:val="18"/>
-          <w:szCs w:val="18"/>
+          <w:sz w:val="20"/>
+          <w:szCs w:val="20"/>
           <w:lang w:val="en-US"/>
         </w:rPr>
       </w:pPr>
@@ -4926,8 +5000,8 @@
         <w:rPr>
           <w:rFonts w:ascii="Century Gothic" w:hAnsi="Century Gothic"/>
           <w:color w:val="C45911" w:themeColor="accent2" w:themeShade="BF"/>
-          <w:sz w:val="18"/>
-          <w:szCs w:val="18"/>
+          <w:sz w:val="20"/>
+          <w:szCs w:val="20"/>
           <w:lang w:val="en-US"/>
         </w:rPr>
         <w:t>WORKING SCHOLAR</w:t>
@@ -4938,14 +5012,24 @@
         <w:spacing w:after="0"/>
         <w:rPr>
           <w:rFonts w:ascii="Century Gothic" w:hAnsi="Century Gothic"/>
-        </w:rPr>
-      </w:pPr>
-      <w:r>
-        <w:rPr>
-          <w:rFonts w:ascii="Century Gothic" w:hAnsi="Century Gothic"/>
-        </w:rPr>
-        <w:t xml:space="preserve">+ </w:t>
-      </w:r>
+          <w:color w:val="C45911" w:themeColor="accent2" w:themeShade="BF"/>
+          <w:sz w:val="20"/>
+          <w:szCs w:val="20"/>
+          <w:lang w:val="en-US"/>
+        </w:rPr>
+      </w:pPr>
+    </w:p>
+    <w:p>
+      <w:pPr>
+        <w:pStyle w:val="ListParagraph"/>
+        <w:numPr>
+          <w:ilvl w:val="0"/>
+          <w:numId w:val="14"/>
+        </w:numPr>
+        <w:rPr>
+          <w:rFonts w:ascii="Century Gothic" w:hAnsi="Century Gothic"/>
+        </w:rPr>
+      </w:pPr>
       <w:r>
         <w:rPr>
           <w:rFonts w:ascii="Century Gothic" w:hAnsi="Century Gothic"/>
@@ -4957,17 +5041,15 @@
     </w:p>
     <w:p>
       <w:pPr>
-        <w:spacing w:after="0"/>
-        <w:rPr>
-          <w:rFonts w:ascii="Century Gothic" w:hAnsi="Century Gothic"/>
-        </w:rPr>
-      </w:pPr>
-      <w:r>
-        <w:rPr>
-          <w:rFonts w:ascii="Century Gothic" w:hAnsi="Century Gothic"/>
-        </w:rPr>
-        <w:t xml:space="preserve">+ </w:t>
-      </w:r>
+        <w:pStyle w:val="ListParagraph"/>
+        <w:numPr>
+          <w:ilvl w:val="0"/>
+          <w:numId w:val="14"/>
+        </w:numPr>
+        <w:rPr>
+          <w:rFonts w:ascii="Century Gothic" w:hAnsi="Century Gothic"/>
+        </w:rPr>
+      </w:pPr>
       <w:r>
         <w:rPr>
           <w:rFonts w:ascii="Century Gothic" w:hAnsi="Century Gothic"/>
@@ -4979,17 +5061,15 @@
     </w:p>
     <w:p>
       <w:pPr>
-        <w:spacing w:after="0"/>
-        <w:rPr>
-          <w:rFonts w:ascii="Century Gothic" w:hAnsi="Century Gothic"/>
-        </w:rPr>
-      </w:pPr>
-      <w:r>
-        <w:rPr>
-          <w:rFonts w:ascii="Century Gothic" w:hAnsi="Century Gothic"/>
-        </w:rPr>
-        <w:t xml:space="preserve">+ </w:t>
-      </w:r>
+        <w:pStyle w:val="ListParagraph"/>
+        <w:numPr>
+          <w:ilvl w:val="0"/>
+          <w:numId w:val="14"/>
+        </w:numPr>
+        <w:rPr>
+          <w:rFonts w:ascii="Century Gothic" w:hAnsi="Century Gothic"/>
+        </w:rPr>
+      </w:pPr>
       <w:r>
         <w:rPr>
           <w:rFonts w:ascii="Century Gothic" w:hAnsi="Century Gothic"/>
@@ -5068,13 +5148,13 @@
         <w:jc w:val="left"/>
         <w:rPr>
           <w:color w:val="C45911" w:themeColor="accent2" w:themeShade="BF"/>
-          <w:sz w:val="18"/>
+          <w:szCs w:val="24"/>
         </w:rPr>
       </w:pPr>
       <w:r>
         <w:rPr>
           <w:color w:val="C45911" w:themeColor="accent2" w:themeShade="BF"/>
-          <w:sz w:val="18"/>
+          <w:szCs w:val="24"/>
         </w:rPr>
         <w:t>BACHELOR OF SCIENCE IN INFORMATION TECHNOLOGY</w:t>
       </w:r>
@@ -5120,8 +5200,19 @@
           <w:sz w:val="28"/>
           <w:szCs w:val="28"/>
         </w:rPr>
-        <w:t>Immaculate Heart of Mary Academy – Minglanilla</w:t>
-      </w:r>
+        <w:t xml:space="preserve">Immaculate Heart of Mary Academy – </w:t>
+      </w:r>
+      <w:proofErr w:type="spellStart"/>
+      <w:r>
+        <w:rPr>
+          <w:b/>
+          <w:bCs/>
+          <w:sz w:val="28"/>
+          <w:szCs w:val="28"/>
+        </w:rPr>
+        <w:t>Minglanilla</w:t>
+      </w:r>
+      <w:proofErr w:type="spellEnd"/>
     </w:p>
     <w:p>
       <w:pPr>
@@ -5129,15 +5220,14 @@
         <w:jc w:val="left"/>
         <w:rPr>
           <w:color w:val="C45911" w:themeColor="accent2" w:themeShade="BF"/>
-          <w:sz w:val="18"/>
+          <w:szCs w:val="24"/>
         </w:rPr>
       </w:pPr>
       <w:r>
         <w:rPr>
           <w:color w:val="C45911" w:themeColor="accent2" w:themeShade="BF"/>
-          <w:sz w:val="18"/>
-        </w:rPr>
-        <w:lastRenderedPageBreak/>
+          <w:szCs w:val="24"/>
+        </w:rPr>
         <w:t>HIGH SCHOOL</w:t>
       </w:r>
     </w:p>
@@ -5609,45 +5699,9 @@
           <w:sz w:val="22"/>
           <w:szCs w:val="24"/>
         </w:rPr>
-        <w:t>| Percipio and Accenture</w:t>
-      </w:r>
-    </w:p>
-    <w:p>
-      <w:pPr>
-        <w:pStyle w:val="Year"/>
-        <w:rPr>
-          <w:sz w:val="18"/>
-        </w:rPr>
-      </w:pPr>
-    </w:p>
-    <w:p>
-      <w:pPr>
-        <w:pStyle w:val="Year"/>
-        <w:rPr>
-          <w:sz w:val="18"/>
-        </w:rPr>
-      </w:pPr>
-      <w:r>
-        <w:rPr>
-          <w:sz w:val="18"/>
-        </w:rPr>
-        <w:t>(September 2025</w:t>
-      </w:r>
-      <w:r>
-        <w:rPr>
-          <w:sz w:val="18"/>
-        </w:rPr>
-        <w:t>)</w:t>
-      </w:r>
-    </w:p>
-    <w:p>
-      <w:pPr>
-        <w:pStyle w:val="Year"/>
-        <w:jc w:val="left"/>
-        <w:rPr>
-          <w:sz w:val="18"/>
-        </w:rPr>
-      </w:pPr>
+        <w:t xml:space="preserve">| </w:t>
+      </w:r>
+      <w:proofErr w:type="spellStart"/>
       <w:r>
         <w:rPr>
           <w:b/>
@@ -5655,8 +5709,9 @@
           <w:sz w:val="22"/>
           <w:szCs w:val="24"/>
         </w:rPr>
-        <w:t>Software Quality Assurance</w:t>
-      </w:r>
+        <w:t>Percipio</w:t>
+      </w:r>
+      <w:proofErr w:type="spellEnd"/>
       <w:r>
         <w:rPr>
           <w:b/>
@@ -5664,8 +5719,45 @@
           <w:sz w:val="22"/>
           <w:szCs w:val="24"/>
         </w:rPr>
-        <w:t xml:space="preserve"> </w:t>
-      </w:r>
+        <w:t xml:space="preserve"> and Accenture</w:t>
+      </w:r>
+    </w:p>
+    <w:p>
+      <w:pPr>
+        <w:pStyle w:val="Year"/>
+        <w:rPr>
+          <w:sz w:val="18"/>
+        </w:rPr>
+      </w:pPr>
+    </w:p>
+    <w:p>
+      <w:pPr>
+        <w:pStyle w:val="Year"/>
+        <w:rPr>
+          <w:sz w:val="18"/>
+        </w:rPr>
+      </w:pPr>
+      <w:r>
+        <w:rPr>
+          <w:sz w:val="18"/>
+        </w:rPr>
+        <w:t>(September 2025</w:t>
+      </w:r>
+      <w:r>
+        <w:rPr>
+          <w:sz w:val="18"/>
+        </w:rPr>
+        <w:t>)</w:t>
+      </w:r>
+    </w:p>
+    <w:p>
+      <w:pPr>
+        <w:pStyle w:val="Year"/>
+        <w:jc w:val="left"/>
+        <w:rPr>
+          <w:sz w:val="18"/>
+        </w:rPr>
+      </w:pPr>
       <w:r>
         <w:rPr>
           <w:b/>
@@ -5673,45 +5765,8 @@
           <w:sz w:val="22"/>
           <w:szCs w:val="24"/>
         </w:rPr>
-        <w:t>| Percipio and Accenture</w:t>
-      </w:r>
-    </w:p>
-    <w:p>
-      <w:pPr>
-        <w:pStyle w:val="Year"/>
-        <w:rPr>
-          <w:sz w:val="18"/>
-        </w:rPr>
-      </w:pPr>
-    </w:p>
-    <w:p>
-      <w:pPr>
-        <w:pStyle w:val="Year"/>
-        <w:rPr>
-          <w:sz w:val="18"/>
-        </w:rPr>
-      </w:pPr>
-      <w:r>
-        <w:rPr>
-          <w:sz w:val="18"/>
-        </w:rPr>
-        <w:t>(September 2025</w:t>
-      </w:r>
-      <w:r>
-        <w:rPr>
-          <w:sz w:val="18"/>
-        </w:rPr>
-        <w:t>)</w:t>
-      </w:r>
-    </w:p>
-    <w:p>
-      <w:pPr>
-        <w:pStyle w:val="Year"/>
-        <w:jc w:val="left"/>
-        <w:rPr>
-          <w:sz w:val="18"/>
-        </w:rPr>
-      </w:pPr>
+        <w:t>Software Quality Assurance</w:t>
+      </w:r>
       <w:r>
         <w:rPr>
           <w:b/>
@@ -5719,7 +5774,7 @@
           <w:sz w:val="22"/>
           <w:szCs w:val="24"/>
         </w:rPr>
-        <w:t>Agile Organizations: Building an Agile Culture</w:t>
+        <w:t xml:space="preserve"> </w:t>
       </w:r>
       <w:r>
         <w:rPr>
@@ -5728,8 +5783,9 @@
           <w:sz w:val="22"/>
           <w:szCs w:val="24"/>
         </w:rPr>
-        <w:t xml:space="preserve"> </w:t>
-      </w:r>
+        <w:t xml:space="preserve">| </w:t>
+      </w:r>
+      <w:proofErr w:type="spellStart"/>
       <w:r>
         <w:rPr>
           <w:b/>
@@ -5737,45 +5793,9 @@
           <w:sz w:val="22"/>
           <w:szCs w:val="24"/>
         </w:rPr>
-        <w:t>| Percipio and Accenture</w:t>
-      </w:r>
-    </w:p>
-    <w:p>
-      <w:pPr>
-        <w:pStyle w:val="Year"/>
-        <w:rPr>
-          <w:sz w:val="18"/>
-        </w:rPr>
-      </w:pPr>
-    </w:p>
-    <w:p>
-      <w:pPr>
-        <w:pStyle w:val="Year"/>
-        <w:rPr>
-          <w:sz w:val="18"/>
-        </w:rPr>
-      </w:pPr>
-      <w:r>
-        <w:rPr>
-          <w:sz w:val="18"/>
-        </w:rPr>
-        <w:t>(August 2025</w:t>
-      </w:r>
-      <w:r>
-        <w:rPr>
-          <w:sz w:val="18"/>
-        </w:rPr>
-        <w:t>)</w:t>
-      </w:r>
-    </w:p>
-    <w:p>
-      <w:pPr>
-        <w:pStyle w:val="Year"/>
-        <w:jc w:val="left"/>
-        <w:rPr>
-          <w:sz w:val="18"/>
-        </w:rPr>
-      </w:pPr>
+        <w:t>Percipio</w:t>
+      </w:r>
+      <w:proofErr w:type="spellEnd"/>
       <w:r>
         <w:rPr>
           <w:b/>
@@ -5783,8 +5803,45 @@
           <w:sz w:val="22"/>
           <w:szCs w:val="24"/>
         </w:rPr>
-        <w:t>CAPM: Agile Adaptive Project Management</w:t>
-      </w:r>
+        <w:t xml:space="preserve"> and Accenture</w:t>
+      </w:r>
+    </w:p>
+    <w:p>
+      <w:pPr>
+        <w:pStyle w:val="Year"/>
+        <w:rPr>
+          <w:sz w:val="18"/>
+        </w:rPr>
+      </w:pPr>
+    </w:p>
+    <w:p>
+      <w:pPr>
+        <w:pStyle w:val="Year"/>
+        <w:rPr>
+          <w:sz w:val="18"/>
+        </w:rPr>
+      </w:pPr>
+      <w:r>
+        <w:rPr>
+          <w:sz w:val="18"/>
+        </w:rPr>
+        <w:t>(September 2025</w:t>
+      </w:r>
+      <w:r>
+        <w:rPr>
+          <w:sz w:val="18"/>
+        </w:rPr>
+        <w:t>)</w:t>
+      </w:r>
+    </w:p>
+    <w:p>
+      <w:pPr>
+        <w:pStyle w:val="Year"/>
+        <w:jc w:val="left"/>
+        <w:rPr>
+          <w:sz w:val="18"/>
+        </w:rPr>
+      </w:pPr>
       <w:r>
         <w:rPr>
           <w:b/>
@@ -5792,7 +5849,7 @@
           <w:sz w:val="22"/>
           <w:szCs w:val="24"/>
         </w:rPr>
-        <w:t xml:space="preserve"> </w:t>
+        <w:t>Agile Organizations: Building an Agile Culture</w:t>
       </w:r>
       <w:r>
         <w:rPr>
@@ -5801,45 +5858,8 @@
           <w:sz w:val="22"/>
           <w:szCs w:val="24"/>
         </w:rPr>
-        <w:t>| Percipio and Accenture</w:t>
-      </w:r>
-    </w:p>
-    <w:p>
-      <w:pPr>
-        <w:pStyle w:val="Year"/>
-        <w:rPr>
-          <w:sz w:val="18"/>
-        </w:rPr>
-      </w:pPr>
-    </w:p>
-    <w:p>
-      <w:pPr>
-        <w:pStyle w:val="Year"/>
-        <w:rPr>
-          <w:sz w:val="18"/>
-        </w:rPr>
-      </w:pPr>
-      <w:r>
-        <w:rPr>
-          <w:sz w:val="18"/>
-        </w:rPr>
-        <w:t>(June 2025</w:t>
-      </w:r>
-      <w:r>
-        <w:rPr>
-          <w:sz w:val="18"/>
-        </w:rPr>
-        <w:t>)</w:t>
-      </w:r>
-    </w:p>
-    <w:p>
-      <w:pPr>
-        <w:pStyle w:val="Year"/>
-        <w:jc w:val="left"/>
-        <w:rPr>
-          <w:sz w:val="18"/>
-        </w:rPr>
-      </w:pPr>
+        <w:t xml:space="preserve"> </w:t>
+      </w:r>
       <w:r>
         <w:rPr>
           <w:b/>
@@ -5847,8 +5867,9 @@
           <w:sz w:val="22"/>
           <w:szCs w:val="24"/>
         </w:rPr>
-        <w:t>Data Access &amp; Governance Policies: Data Classification, Encryption, &amp; Monitoring</w:t>
-      </w:r>
+        <w:t xml:space="preserve">| </w:t>
+      </w:r>
+      <w:proofErr w:type="spellStart"/>
       <w:r>
         <w:rPr>
           <w:b/>
@@ -5856,8 +5877,9 @@
           <w:sz w:val="22"/>
           <w:szCs w:val="24"/>
         </w:rPr>
-        <w:t xml:space="preserve"> </w:t>
-      </w:r>
+        <w:t>Percipio</w:t>
+      </w:r>
+      <w:proofErr w:type="spellEnd"/>
       <w:r>
         <w:rPr>
           <w:b/>
@@ -5865,29 +5887,29 @@
           <w:sz w:val="22"/>
           <w:szCs w:val="24"/>
         </w:rPr>
-        <w:t>| Percipio and Accenture</w:t>
-      </w:r>
-    </w:p>
-    <w:p>
-      <w:pPr>
-        <w:pStyle w:val="Year"/>
-        <w:rPr>
-          <w:sz w:val="18"/>
-        </w:rPr>
-      </w:pPr>
-    </w:p>
-    <w:p>
-      <w:pPr>
-        <w:pStyle w:val="Year"/>
-        <w:rPr>
-          <w:sz w:val="18"/>
-        </w:rPr>
-      </w:pPr>
-      <w:r>
-        <w:rPr>
-          <w:sz w:val="18"/>
-        </w:rPr>
-        <w:t>(June 2025</w:t>
+        <w:t xml:space="preserve"> and Accenture</w:t>
+      </w:r>
+    </w:p>
+    <w:p>
+      <w:pPr>
+        <w:pStyle w:val="Year"/>
+        <w:rPr>
+          <w:sz w:val="18"/>
+        </w:rPr>
+      </w:pPr>
+    </w:p>
+    <w:p>
+      <w:pPr>
+        <w:pStyle w:val="Year"/>
+        <w:rPr>
+          <w:sz w:val="18"/>
+        </w:rPr>
+      </w:pPr>
+      <w:r>
+        <w:rPr>
+          <w:sz w:val="18"/>
+        </w:rPr>
+        <w:t>(August 2025</w:t>
       </w:r>
       <w:r>
         <w:rPr>
@@ -5911,45 +5933,8 @@
           <w:sz w:val="22"/>
           <w:szCs w:val="24"/>
         </w:rPr>
-        <w:t>Responsible Use of AI | Percipio and Accenture</w:t>
-      </w:r>
-    </w:p>
-    <w:p>
-      <w:pPr>
-        <w:pStyle w:val="Year"/>
-        <w:rPr>
-          <w:sz w:val="18"/>
-        </w:rPr>
-      </w:pPr>
-    </w:p>
-    <w:p>
-      <w:pPr>
-        <w:pStyle w:val="Year"/>
-        <w:rPr>
-          <w:sz w:val="18"/>
-        </w:rPr>
-      </w:pPr>
-      <w:r>
-        <w:rPr>
-          <w:sz w:val="18"/>
-        </w:rPr>
-        <w:t>(June 2025</w:t>
-      </w:r>
-      <w:r>
-        <w:rPr>
-          <w:sz w:val="18"/>
-        </w:rPr>
-        <w:t>)</w:t>
-      </w:r>
-    </w:p>
-    <w:p>
-      <w:pPr>
-        <w:pStyle w:val="Year"/>
-        <w:jc w:val="left"/>
-        <w:rPr>
-          <w:sz w:val="18"/>
-        </w:rPr>
-      </w:pPr>
+        <w:t>CAPM: Agile Adaptive Project Management</w:t>
+      </w:r>
       <w:r>
         <w:rPr>
           <w:b/>
@@ -5957,45 +5942,8 @@
           <w:sz w:val="22"/>
           <w:szCs w:val="24"/>
         </w:rPr>
-        <w:t>Leading Security Teams for GenAI Solutions: Use of Generative AI | Percipio and Accenture</w:t>
-      </w:r>
-    </w:p>
-    <w:p>
-      <w:pPr>
-        <w:pStyle w:val="Year"/>
-        <w:rPr>
-          <w:sz w:val="18"/>
-        </w:rPr>
-      </w:pPr>
-    </w:p>
-    <w:p>
-      <w:pPr>
-        <w:pStyle w:val="Year"/>
-        <w:rPr>
-          <w:sz w:val="18"/>
-        </w:rPr>
-      </w:pPr>
-      <w:r>
-        <w:rPr>
-          <w:sz w:val="18"/>
-        </w:rPr>
-        <w:t>(June 2025</w:t>
-      </w:r>
-      <w:r>
-        <w:rPr>
-          <w:sz w:val="18"/>
-        </w:rPr>
-        <w:t>)</w:t>
-      </w:r>
-    </w:p>
-    <w:p>
-      <w:pPr>
-        <w:pStyle w:val="Year"/>
-        <w:jc w:val="left"/>
-        <w:rPr>
-          <w:sz w:val="18"/>
-        </w:rPr>
-      </w:pPr>
+        <w:t xml:space="preserve"> </w:t>
+      </w:r>
       <w:r>
         <w:rPr>
           <w:b/>
@@ -6003,45 +5951,9 @@
           <w:sz w:val="22"/>
           <w:szCs w:val="24"/>
         </w:rPr>
-        <w:t>Exploring Business Process Automation | Percipio and Accenture</w:t>
-      </w:r>
-    </w:p>
-    <w:p>
-      <w:pPr>
-        <w:pStyle w:val="Year"/>
-        <w:rPr>
-          <w:sz w:val="18"/>
-        </w:rPr>
-      </w:pPr>
-    </w:p>
-    <w:p>
-      <w:pPr>
-        <w:pStyle w:val="Year"/>
-        <w:rPr>
-          <w:sz w:val="18"/>
-        </w:rPr>
-      </w:pPr>
-      <w:r>
-        <w:rPr>
-          <w:sz w:val="18"/>
-        </w:rPr>
-        <w:t>(June 2025</w:t>
-      </w:r>
-      <w:r>
-        <w:rPr>
-          <w:sz w:val="18"/>
-        </w:rPr>
-        <w:t>)</w:t>
-      </w:r>
-    </w:p>
-    <w:p>
-      <w:pPr>
-        <w:pStyle w:val="Year"/>
-        <w:jc w:val="left"/>
-        <w:rPr>
-          <w:sz w:val="18"/>
-        </w:rPr>
-      </w:pPr>
+        <w:t xml:space="preserve">| </w:t>
+      </w:r>
+      <w:proofErr w:type="spellStart"/>
       <w:r>
         <w:rPr>
           <w:b/>
@@ -6049,45 +5961,9 @@
           <w:sz w:val="22"/>
           <w:szCs w:val="24"/>
         </w:rPr>
-        <w:t>Using Robots and RPA in the Workplace | Percipio and Accenture</w:t>
-      </w:r>
-    </w:p>
-    <w:p>
-      <w:pPr>
-        <w:pStyle w:val="Year"/>
-        <w:rPr>
-          <w:sz w:val="18"/>
-        </w:rPr>
-      </w:pPr>
-    </w:p>
-    <w:p>
-      <w:pPr>
-        <w:pStyle w:val="Year"/>
-        <w:rPr>
-          <w:sz w:val="18"/>
-        </w:rPr>
-      </w:pPr>
-      <w:r>
-        <w:rPr>
-          <w:sz w:val="18"/>
-        </w:rPr>
-        <w:t>(June 2025</w:t>
-      </w:r>
-      <w:r>
-        <w:rPr>
-          <w:sz w:val="18"/>
-        </w:rPr>
-        <w:t>)</w:t>
-      </w:r>
-    </w:p>
-    <w:p>
-      <w:pPr>
-        <w:pStyle w:val="Year"/>
-        <w:jc w:val="left"/>
-        <w:rPr>
-          <w:sz w:val="18"/>
-        </w:rPr>
-      </w:pPr>
+        <w:t>Percipio</w:t>
+      </w:r>
+      <w:proofErr w:type="spellEnd"/>
       <w:r>
         <w:rPr>
           <w:b/>
@@ -6095,29 +5971,28 @@
           <w:sz w:val="22"/>
           <w:szCs w:val="24"/>
         </w:rPr>
-        <w:t>Software Design and Development: Design Patterns &amp; SOLID Principles | Percipio and Accenture</w:t>
-      </w:r>
-    </w:p>
-    <w:p>
-      <w:pPr>
-        <w:pStyle w:val="Year"/>
-        <w:rPr>
-          <w:sz w:val="18"/>
-        </w:rPr>
-      </w:pPr>
-    </w:p>
-    <w:p>
-      <w:pPr>
-        <w:pStyle w:val="Year"/>
-        <w:rPr>
-          <w:sz w:val="18"/>
-        </w:rPr>
-      </w:pPr>
-      <w:r>
-        <w:rPr>
-          <w:sz w:val="18"/>
-        </w:rPr>
-        <w:lastRenderedPageBreak/>
+        <w:t xml:space="preserve"> and Accenture</w:t>
+      </w:r>
+    </w:p>
+    <w:p>
+      <w:pPr>
+        <w:pStyle w:val="Year"/>
+        <w:rPr>
+          <w:sz w:val="18"/>
+        </w:rPr>
+      </w:pPr>
+    </w:p>
+    <w:p>
+      <w:pPr>
+        <w:pStyle w:val="Year"/>
+        <w:rPr>
+          <w:sz w:val="18"/>
+        </w:rPr>
+      </w:pPr>
+      <w:r>
+        <w:rPr>
+          <w:sz w:val="18"/>
+        </w:rPr>
         <w:t>(June 2025</w:t>
       </w:r>
       <w:r>
@@ -6131,6 +6006,9 @@
       <w:pPr>
         <w:pStyle w:val="Year"/>
         <w:jc w:val="left"/>
+        <w:rPr>
+          <w:sz w:val="18"/>
+        </w:rPr>
       </w:pPr>
       <w:r>
         <w:rPr>
@@ -6139,42 +6017,9 @@
           <w:sz w:val="22"/>
           <w:szCs w:val="24"/>
         </w:rPr>
-        <w:t>Effective Team Communication | Percipio and Accenture</w:t>
-      </w:r>
-    </w:p>
-    <w:p>
-      <w:pPr>
-        <w:pStyle w:val="Year"/>
-        <w:rPr>
-          <w:sz w:val="18"/>
-        </w:rPr>
-      </w:pPr>
-    </w:p>
-    <w:p>
-      <w:pPr>
-        <w:pStyle w:val="Year"/>
-        <w:rPr>
-          <w:sz w:val="18"/>
-        </w:rPr>
-      </w:pPr>
-      <w:r>
-        <w:rPr>
-          <w:sz w:val="18"/>
-        </w:rPr>
-        <w:t>(June 2025</w:t>
-      </w:r>
-      <w:r>
-        <w:rPr>
-          <w:sz w:val="18"/>
-        </w:rPr>
-        <w:t>)</w:t>
-      </w:r>
-    </w:p>
-    <w:p>
-      <w:pPr>
-        <w:pStyle w:val="Year"/>
-        <w:jc w:val="left"/>
-      </w:pPr>
+        <w:lastRenderedPageBreak/>
+        <w:t>Data Access &amp; Governance Policies: Data Classification, Encryption, &amp; Monitoring</w:t>
+      </w:r>
       <w:r>
         <w:rPr>
           <w:b/>
@@ -6182,42 +6027,8 @@
           <w:sz w:val="22"/>
           <w:szCs w:val="24"/>
         </w:rPr>
-        <w:t>Exploring Project Management, Then and Now (2021 update) | Percipio and Accenture</w:t>
-      </w:r>
-    </w:p>
-    <w:p>
-      <w:pPr>
-        <w:pStyle w:val="Year"/>
-        <w:rPr>
-          <w:sz w:val="18"/>
-        </w:rPr>
-      </w:pPr>
-    </w:p>
-    <w:p>
-      <w:pPr>
-        <w:pStyle w:val="Year"/>
-        <w:rPr>
-          <w:sz w:val="18"/>
-        </w:rPr>
-      </w:pPr>
-      <w:r>
-        <w:rPr>
-          <w:sz w:val="18"/>
-        </w:rPr>
-        <w:t>(June 2025</w:t>
-      </w:r>
-      <w:r>
-        <w:rPr>
-          <w:sz w:val="18"/>
-        </w:rPr>
-        <w:t>)</w:t>
-      </w:r>
-    </w:p>
-    <w:p>
-      <w:pPr>
-        <w:pStyle w:val="Year"/>
-        <w:jc w:val="left"/>
-      </w:pPr>
+        <w:t xml:space="preserve"> </w:t>
+      </w:r>
       <w:r>
         <w:rPr>
           <w:b/>
@@ -6225,42 +6036,9 @@
           <w:sz w:val="22"/>
           <w:szCs w:val="24"/>
         </w:rPr>
-        <w:t>Embracing Agile at Scale | Percipio and Accenture</w:t>
-      </w:r>
-    </w:p>
-    <w:p>
-      <w:pPr>
-        <w:pStyle w:val="Year"/>
-        <w:rPr>
-          <w:sz w:val="18"/>
-        </w:rPr>
-      </w:pPr>
-    </w:p>
-    <w:p>
-      <w:pPr>
-        <w:pStyle w:val="Year"/>
-        <w:rPr>
-          <w:sz w:val="18"/>
-        </w:rPr>
-      </w:pPr>
-      <w:r>
-        <w:rPr>
-          <w:sz w:val="18"/>
-        </w:rPr>
-        <w:t>(June 2025</w:t>
-      </w:r>
-      <w:r>
-        <w:rPr>
-          <w:sz w:val="18"/>
-        </w:rPr>
-        <w:t>)</w:t>
-      </w:r>
-    </w:p>
-    <w:p>
-      <w:pPr>
-        <w:pStyle w:val="Year"/>
-        <w:jc w:val="left"/>
-      </w:pPr>
+        <w:t xml:space="preserve">| </w:t>
+      </w:r>
+      <w:proofErr w:type="spellStart"/>
       <w:r>
         <w:rPr>
           <w:b/>
@@ -6268,54 +6046,9 @@
           <w:sz w:val="22"/>
           <w:szCs w:val="24"/>
         </w:rPr>
-        <w:t>Agile Project Planning | Percipio and Accenture</w:t>
-      </w:r>
-    </w:p>
-    <w:p>
-      <w:pPr>
-        <w:pStyle w:val="Year"/>
-        <w:rPr>
-          <w:sz w:val="18"/>
-        </w:rPr>
-      </w:pPr>
-    </w:p>
-    <w:p>
-      <w:pPr>
-        <w:pStyle w:val="Year"/>
-        <w:rPr>
-          <w:sz w:val="18"/>
-        </w:rPr>
-      </w:pPr>
-      <w:r>
-        <w:rPr>
-          <w:sz w:val="18"/>
-        </w:rPr>
-        <w:t>(</w:t>
-      </w:r>
-      <w:r>
-        <w:rPr>
-          <w:sz w:val="18"/>
-        </w:rPr>
-        <w:t xml:space="preserve">August </w:t>
-      </w:r>
-      <w:r>
-        <w:rPr>
-          <w:sz w:val="18"/>
-        </w:rPr>
-        <w:t>2021</w:t>
-      </w:r>
-      <w:r>
-        <w:rPr>
-          <w:sz w:val="18"/>
-        </w:rPr>
-        <w:t>)</w:t>
-      </w:r>
-    </w:p>
-    <w:p>
-      <w:pPr>
-        <w:pStyle w:val="Year"/>
-        <w:jc w:val="left"/>
-      </w:pPr>
+        <w:t>Percipio</w:t>
+      </w:r>
+      <w:proofErr w:type="spellEnd"/>
       <w:r>
         <w:rPr>
           <w:b/>
@@ -6323,41 +6056,29 @@
           <w:sz w:val="22"/>
           <w:szCs w:val="24"/>
         </w:rPr>
-        <w:t>The Fundamentals of Digital Marketing | Google</w:t>
-      </w:r>
-    </w:p>
-    <w:p>
-      <w:pPr>
-        <w:pStyle w:val="Year"/>
-        <w:rPr>
-          <w:sz w:val="18"/>
-        </w:rPr>
-      </w:pPr>
-    </w:p>
-    <w:p>
-      <w:pPr>
-        <w:pStyle w:val="Year"/>
-        <w:rPr>
-          <w:sz w:val="18"/>
-        </w:rPr>
-      </w:pPr>
-      <w:r>
-        <w:rPr>
-          <w:sz w:val="18"/>
-        </w:rPr>
-        <w:t>(</w:t>
-      </w:r>
-      <w:r>
-        <w:rPr>
-          <w:sz w:val="18"/>
-        </w:rPr>
-        <w:t xml:space="preserve">August </w:t>
-      </w:r>
-      <w:r>
-        <w:rPr>
-          <w:sz w:val="18"/>
-        </w:rPr>
-        <w:t>2021</w:t>
+        <w:t xml:space="preserve"> and Accenture</w:t>
+      </w:r>
+    </w:p>
+    <w:p>
+      <w:pPr>
+        <w:pStyle w:val="Year"/>
+        <w:rPr>
+          <w:sz w:val="18"/>
+        </w:rPr>
+      </w:pPr>
+    </w:p>
+    <w:p>
+      <w:pPr>
+        <w:pStyle w:val="Year"/>
+        <w:rPr>
+          <w:sz w:val="18"/>
+        </w:rPr>
+      </w:pPr>
+      <w:r>
+        <w:rPr>
+          <w:sz w:val="18"/>
+        </w:rPr>
+        <w:t>(June 2025</w:t>
       </w:r>
       <w:r>
         <w:rPr>
@@ -6370,6 +6091,9 @@
       <w:pPr>
         <w:pStyle w:val="Year"/>
         <w:jc w:val="left"/>
+        <w:rPr>
+          <w:sz w:val="18"/>
+        </w:rPr>
       </w:pPr>
       <w:r>
         <w:rPr>
@@ -6378,8 +6102,9 @@
           <w:sz w:val="22"/>
           <w:szCs w:val="24"/>
         </w:rPr>
-        <w:t>Maintain</w:t>
-      </w:r>
+        <w:t xml:space="preserve">Responsible Use of AI | </w:t>
+      </w:r>
+      <w:proofErr w:type="spellStart"/>
       <w:r>
         <w:rPr>
           <w:b/>
@@ -6387,8 +6112,9 @@
           <w:sz w:val="22"/>
           <w:szCs w:val="24"/>
         </w:rPr>
-        <w:t>ing</w:t>
-      </w:r>
+        <w:t>Percipio</w:t>
+      </w:r>
+      <w:proofErr w:type="spellEnd"/>
       <w:r>
         <w:rPr>
           <w:b/>
@@ -6396,47 +6122,29 @@
           <w:sz w:val="22"/>
           <w:szCs w:val="24"/>
         </w:rPr>
-        <w:t xml:space="preserve"> Computer Systems and Networks | TESDA</w:t>
-      </w:r>
-    </w:p>
-    <w:p>
-      <w:pPr>
-        <w:pStyle w:val="Year"/>
-        <w:rPr>
-          <w:sz w:val="18"/>
-        </w:rPr>
-      </w:pPr>
-    </w:p>
-    <w:p>
-      <w:pPr>
-        <w:pStyle w:val="Year"/>
-        <w:rPr>
-          <w:sz w:val="18"/>
-        </w:rPr>
-      </w:pPr>
-      <w:r>
-        <w:rPr>
-          <w:sz w:val="18"/>
-        </w:rPr>
-        <w:t>(</w:t>
-      </w:r>
-      <w:r>
-        <w:rPr>
-          <w:sz w:val="18"/>
-        </w:rPr>
-        <w:t xml:space="preserve">August </w:t>
-      </w:r>
-      <w:r>
-        <w:rPr>
-          <w:sz w:val="18"/>
-        </w:rPr>
-        <w:t>20</w:t>
-      </w:r>
-      <w:r>
-        <w:rPr>
-          <w:sz w:val="18"/>
-        </w:rPr>
-        <w:t>21</w:t>
+        <w:t xml:space="preserve"> and Accenture</w:t>
+      </w:r>
+    </w:p>
+    <w:p>
+      <w:pPr>
+        <w:pStyle w:val="Year"/>
+        <w:rPr>
+          <w:sz w:val="18"/>
+        </w:rPr>
+      </w:pPr>
+    </w:p>
+    <w:p>
+      <w:pPr>
+        <w:pStyle w:val="Year"/>
+        <w:rPr>
+          <w:sz w:val="18"/>
+        </w:rPr>
+      </w:pPr>
+      <w:r>
+        <w:rPr>
+          <w:sz w:val="18"/>
+        </w:rPr>
+        <w:t>(June 2025</w:t>
       </w:r>
       <w:r>
         <w:rPr>
@@ -6449,13 +6157,20 @@
       <w:pPr>
         <w:pStyle w:val="Year"/>
         <w:jc w:val="left"/>
+        <w:rPr>
+          <w:sz w:val="18"/>
+        </w:rPr>
+      </w:pPr>
+      <w:r>
         <w:rPr>
           <w:b/>
           <w:bCs/>
           <w:sz w:val="22"/>
           <w:szCs w:val="24"/>
         </w:rPr>
-      </w:pPr>
+        <w:t xml:space="preserve">Leading Security Teams for GenAI Solutions: Use of Generative AI | </w:t>
+      </w:r>
+      <w:proofErr w:type="spellStart"/>
       <w:r>
         <w:rPr>
           <w:b/>
@@ -6463,7 +6178,682 @@
           <w:sz w:val="22"/>
           <w:szCs w:val="24"/>
         </w:rPr>
-        <w:t>SMART Technopreneurship 101 | TESDA</w:t>
+        <w:t>Percipio</w:t>
+      </w:r>
+      <w:proofErr w:type="spellEnd"/>
+      <w:r>
+        <w:rPr>
+          <w:b/>
+          <w:bCs/>
+          <w:sz w:val="22"/>
+          <w:szCs w:val="24"/>
+        </w:rPr>
+        <w:t xml:space="preserve"> and Accenture</w:t>
+      </w:r>
+    </w:p>
+    <w:p>
+      <w:pPr>
+        <w:pStyle w:val="Year"/>
+        <w:rPr>
+          <w:sz w:val="18"/>
+        </w:rPr>
+      </w:pPr>
+    </w:p>
+    <w:p>
+      <w:pPr>
+        <w:pStyle w:val="Year"/>
+        <w:rPr>
+          <w:sz w:val="18"/>
+        </w:rPr>
+      </w:pPr>
+      <w:r>
+        <w:rPr>
+          <w:sz w:val="18"/>
+        </w:rPr>
+        <w:t>(June 2025</w:t>
+      </w:r>
+      <w:r>
+        <w:rPr>
+          <w:sz w:val="18"/>
+        </w:rPr>
+        <w:t>)</w:t>
+      </w:r>
+    </w:p>
+    <w:p>
+      <w:pPr>
+        <w:pStyle w:val="Year"/>
+        <w:jc w:val="left"/>
+        <w:rPr>
+          <w:sz w:val="18"/>
+        </w:rPr>
+      </w:pPr>
+      <w:r>
+        <w:rPr>
+          <w:b/>
+          <w:bCs/>
+          <w:sz w:val="22"/>
+          <w:szCs w:val="24"/>
+        </w:rPr>
+        <w:t xml:space="preserve">Exploring Business Process Automation | </w:t>
+      </w:r>
+      <w:proofErr w:type="spellStart"/>
+      <w:r>
+        <w:rPr>
+          <w:b/>
+          <w:bCs/>
+          <w:sz w:val="22"/>
+          <w:szCs w:val="24"/>
+        </w:rPr>
+        <w:t>Percipio</w:t>
+      </w:r>
+      <w:proofErr w:type="spellEnd"/>
+      <w:r>
+        <w:rPr>
+          <w:b/>
+          <w:bCs/>
+          <w:sz w:val="22"/>
+          <w:szCs w:val="24"/>
+        </w:rPr>
+        <w:t xml:space="preserve"> and Accenture</w:t>
+      </w:r>
+    </w:p>
+    <w:p>
+      <w:pPr>
+        <w:pStyle w:val="Year"/>
+        <w:rPr>
+          <w:sz w:val="18"/>
+        </w:rPr>
+      </w:pPr>
+    </w:p>
+    <w:p>
+      <w:pPr>
+        <w:pStyle w:val="Year"/>
+        <w:rPr>
+          <w:sz w:val="18"/>
+        </w:rPr>
+      </w:pPr>
+      <w:r>
+        <w:rPr>
+          <w:sz w:val="18"/>
+        </w:rPr>
+        <w:t>(June 2025</w:t>
+      </w:r>
+      <w:r>
+        <w:rPr>
+          <w:sz w:val="18"/>
+        </w:rPr>
+        <w:t>)</w:t>
+      </w:r>
+    </w:p>
+    <w:p>
+      <w:pPr>
+        <w:pStyle w:val="Year"/>
+        <w:jc w:val="left"/>
+        <w:rPr>
+          <w:sz w:val="18"/>
+        </w:rPr>
+      </w:pPr>
+      <w:r>
+        <w:rPr>
+          <w:b/>
+          <w:bCs/>
+          <w:sz w:val="22"/>
+          <w:szCs w:val="24"/>
+        </w:rPr>
+        <w:t xml:space="preserve">Using Robots and RPA in the Workplace | </w:t>
+      </w:r>
+      <w:proofErr w:type="spellStart"/>
+      <w:r>
+        <w:rPr>
+          <w:b/>
+          <w:bCs/>
+          <w:sz w:val="22"/>
+          <w:szCs w:val="24"/>
+        </w:rPr>
+        <w:t>Percipio</w:t>
+      </w:r>
+      <w:proofErr w:type="spellEnd"/>
+      <w:r>
+        <w:rPr>
+          <w:b/>
+          <w:bCs/>
+          <w:sz w:val="22"/>
+          <w:szCs w:val="24"/>
+        </w:rPr>
+        <w:t xml:space="preserve"> and Accenture</w:t>
+      </w:r>
+    </w:p>
+    <w:p>
+      <w:pPr>
+        <w:pStyle w:val="Year"/>
+        <w:rPr>
+          <w:sz w:val="18"/>
+        </w:rPr>
+      </w:pPr>
+    </w:p>
+    <w:p>
+      <w:pPr>
+        <w:pStyle w:val="Year"/>
+        <w:rPr>
+          <w:sz w:val="18"/>
+        </w:rPr>
+      </w:pPr>
+      <w:r>
+        <w:rPr>
+          <w:sz w:val="18"/>
+        </w:rPr>
+        <w:t>(June 2025</w:t>
+      </w:r>
+      <w:r>
+        <w:rPr>
+          <w:sz w:val="18"/>
+        </w:rPr>
+        <w:t>)</w:t>
+      </w:r>
+    </w:p>
+    <w:p>
+      <w:pPr>
+        <w:pStyle w:val="Year"/>
+        <w:jc w:val="left"/>
+        <w:rPr>
+          <w:sz w:val="18"/>
+        </w:rPr>
+      </w:pPr>
+      <w:r>
+        <w:rPr>
+          <w:b/>
+          <w:bCs/>
+          <w:sz w:val="22"/>
+          <w:szCs w:val="24"/>
+        </w:rPr>
+        <w:t xml:space="preserve">Software Design and Development: Design Patterns &amp; SOLID Principles | </w:t>
+      </w:r>
+      <w:proofErr w:type="spellStart"/>
+      <w:r>
+        <w:rPr>
+          <w:b/>
+          <w:bCs/>
+          <w:sz w:val="22"/>
+          <w:szCs w:val="24"/>
+        </w:rPr>
+        <w:t>Percipio</w:t>
+      </w:r>
+      <w:proofErr w:type="spellEnd"/>
+      <w:r>
+        <w:rPr>
+          <w:b/>
+          <w:bCs/>
+          <w:sz w:val="22"/>
+          <w:szCs w:val="24"/>
+        </w:rPr>
+        <w:t xml:space="preserve"> and Accenture</w:t>
+      </w:r>
+    </w:p>
+    <w:p>
+      <w:pPr>
+        <w:pStyle w:val="Year"/>
+        <w:rPr>
+          <w:sz w:val="18"/>
+        </w:rPr>
+      </w:pPr>
+    </w:p>
+    <w:p>
+      <w:pPr>
+        <w:pStyle w:val="Year"/>
+        <w:rPr>
+          <w:sz w:val="18"/>
+        </w:rPr>
+      </w:pPr>
+      <w:r>
+        <w:rPr>
+          <w:sz w:val="18"/>
+        </w:rPr>
+        <w:t>(June 2025</w:t>
+      </w:r>
+      <w:r>
+        <w:rPr>
+          <w:sz w:val="18"/>
+        </w:rPr>
+        <w:t>)</w:t>
+      </w:r>
+    </w:p>
+    <w:p>
+      <w:pPr>
+        <w:pStyle w:val="Year"/>
+        <w:jc w:val="left"/>
+      </w:pPr>
+      <w:r>
+        <w:rPr>
+          <w:b/>
+          <w:bCs/>
+          <w:sz w:val="22"/>
+          <w:szCs w:val="24"/>
+        </w:rPr>
+        <w:t xml:space="preserve">Effective Team Communication | </w:t>
+      </w:r>
+      <w:proofErr w:type="spellStart"/>
+      <w:r>
+        <w:rPr>
+          <w:b/>
+          <w:bCs/>
+          <w:sz w:val="22"/>
+          <w:szCs w:val="24"/>
+        </w:rPr>
+        <w:t>Percipio</w:t>
+      </w:r>
+      <w:proofErr w:type="spellEnd"/>
+      <w:r>
+        <w:rPr>
+          <w:b/>
+          <w:bCs/>
+          <w:sz w:val="22"/>
+          <w:szCs w:val="24"/>
+        </w:rPr>
+        <w:t xml:space="preserve"> and Accenture</w:t>
+      </w:r>
+    </w:p>
+    <w:p>
+      <w:pPr>
+        <w:pStyle w:val="Year"/>
+        <w:rPr>
+          <w:sz w:val="18"/>
+        </w:rPr>
+      </w:pPr>
+    </w:p>
+    <w:p>
+      <w:pPr>
+        <w:pStyle w:val="Year"/>
+        <w:rPr>
+          <w:sz w:val="18"/>
+        </w:rPr>
+      </w:pPr>
+      <w:r>
+        <w:rPr>
+          <w:sz w:val="18"/>
+        </w:rPr>
+        <w:t>(June 2025</w:t>
+      </w:r>
+      <w:r>
+        <w:rPr>
+          <w:sz w:val="18"/>
+        </w:rPr>
+        <w:t>)</w:t>
+      </w:r>
+    </w:p>
+    <w:p>
+      <w:pPr>
+        <w:pStyle w:val="Year"/>
+        <w:jc w:val="left"/>
+      </w:pPr>
+      <w:r>
+        <w:rPr>
+          <w:b/>
+          <w:bCs/>
+          <w:sz w:val="22"/>
+          <w:szCs w:val="24"/>
+        </w:rPr>
+        <w:t xml:space="preserve">Exploring Project Management, Then and Now (2021 update) | </w:t>
+      </w:r>
+      <w:proofErr w:type="spellStart"/>
+      <w:r>
+        <w:rPr>
+          <w:b/>
+          <w:bCs/>
+          <w:sz w:val="22"/>
+          <w:szCs w:val="24"/>
+        </w:rPr>
+        <w:t>Percipio</w:t>
+      </w:r>
+      <w:proofErr w:type="spellEnd"/>
+      <w:r>
+        <w:rPr>
+          <w:b/>
+          <w:bCs/>
+          <w:sz w:val="22"/>
+          <w:szCs w:val="24"/>
+        </w:rPr>
+        <w:t xml:space="preserve"> and Accenture</w:t>
+      </w:r>
+    </w:p>
+    <w:p>
+      <w:pPr>
+        <w:pStyle w:val="Year"/>
+        <w:rPr>
+          <w:sz w:val="18"/>
+        </w:rPr>
+      </w:pPr>
+    </w:p>
+    <w:p>
+      <w:pPr>
+        <w:pStyle w:val="Year"/>
+        <w:rPr>
+          <w:sz w:val="18"/>
+        </w:rPr>
+      </w:pPr>
+      <w:r>
+        <w:rPr>
+          <w:sz w:val="18"/>
+        </w:rPr>
+        <w:t>(June 2025</w:t>
+      </w:r>
+      <w:r>
+        <w:rPr>
+          <w:sz w:val="18"/>
+        </w:rPr>
+        <w:t>)</w:t>
+      </w:r>
+    </w:p>
+    <w:p>
+      <w:pPr>
+        <w:pStyle w:val="Year"/>
+        <w:jc w:val="left"/>
+      </w:pPr>
+      <w:r>
+        <w:rPr>
+          <w:b/>
+          <w:bCs/>
+          <w:sz w:val="22"/>
+          <w:szCs w:val="24"/>
+        </w:rPr>
+        <w:t xml:space="preserve">Embracing Agile at Scale | </w:t>
+      </w:r>
+      <w:proofErr w:type="spellStart"/>
+      <w:r>
+        <w:rPr>
+          <w:b/>
+          <w:bCs/>
+          <w:sz w:val="22"/>
+          <w:szCs w:val="24"/>
+        </w:rPr>
+        <w:t>Percipio</w:t>
+      </w:r>
+      <w:proofErr w:type="spellEnd"/>
+      <w:r>
+        <w:rPr>
+          <w:b/>
+          <w:bCs/>
+          <w:sz w:val="22"/>
+          <w:szCs w:val="24"/>
+        </w:rPr>
+        <w:t xml:space="preserve"> and Accenture</w:t>
+      </w:r>
+    </w:p>
+    <w:p>
+      <w:pPr>
+        <w:pStyle w:val="Year"/>
+        <w:rPr>
+          <w:sz w:val="18"/>
+        </w:rPr>
+      </w:pPr>
+    </w:p>
+    <w:p>
+      <w:pPr>
+        <w:pStyle w:val="Year"/>
+        <w:rPr>
+          <w:sz w:val="18"/>
+        </w:rPr>
+      </w:pPr>
+      <w:r>
+        <w:rPr>
+          <w:sz w:val="18"/>
+        </w:rPr>
+        <w:t>(June 2025</w:t>
+      </w:r>
+      <w:r>
+        <w:rPr>
+          <w:sz w:val="18"/>
+        </w:rPr>
+        <w:t>)</w:t>
+      </w:r>
+    </w:p>
+    <w:p>
+      <w:pPr>
+        <w:pStyle w:val="Year"/>
+        <w:jc w:val="left"/>
+      </w:pPr>
+      <w:r>
+        <w:rPr>
+          <w:b/>
+          <w:bCs/>
+          <w:sz w:val="22"/>
+          <w:szCs w:val="24"/>
+        </w:rPr>
+        <w:t xml:space="preserve">Agile Project Planning | </w:t>
+      </w:r>
+      <w:proofErr w:type="spellStart"/>
+      <w:r>
+        <w:rPr>
+          <w:b/>
+          <w:bCs/>
+          <w:sz w:val="22"/>
+          <w:szCs w:val="24"/>
+        </w:rPr>
+        <w:t>Percipio</w:t>
+      </w:r>
+      <w:proofErr w:type="spellEnd"/>
+      <w:r>
+        <w:rPr>
+          <w:b/>
+          <w:bCs/>
+          <w:sz w:val="22"/>
+          <w:szCs w:val="24"/>
+        </w:rPr>
+        <w:t xml:space="preserve"> and Accenture</w:t>
+      </w:r>
+    </w:p>
+    <w:p>
+      <w:pPr>
+        <w:pStyle w:val="Year"/>
+        <w:rPr>
+          <w:sz w:val="18"/>
+        </w:rPr>
+      </w:pPr>
+    </w:p>
+    <w:p>
+      <w:pPr>
+        <w:pStyle w:val="Year"/>
+        <w:rPr>
+          <w:sz w:val="18"/>
+        </w:rPr>
+      </w:pPr>
+      <w:r>
+        <w:rPr>
+          <w:sz w:val="18"/>
+        </w:rPr>
+        <w:t>(</w:t>
+      </w:r>
+      <w:r>
+        <w:rPr>
+          <w:sz w:val="18"/>
+        </w:rPr>
+        <w:t xml:space="preserve">August </w:t>
+      </w:r>
+      <w:r>
+        <w:rPr>
+          <w:sz w:val="18"/>
+        </w:rPr>
+        <w:t>2021</w:t>
+      </w:r>
+      <w:r>
+        <w:rPr>
+          <w:sz w:val="18"/>
+        </w:rPr>
+        <w:t>)</w:t>
+      </w:r>
+    </w:p>
+    <w:p>
+      <w:pPr>
+        <w:pStyle w:val="Year"/>
+        <w:jc w:val="left"/>
+      </w:pPr>
+      <w:r>
+        <w:rPr>
+          <w:b/>
+          <w:bCs/>
+          <w:sz w:val="22"/>
+          <w:szCs w:val="24"/>
+        </w:rPr>
+        <w:t>The Fundamentals of Digital Marketing | Google</w:t>
+      </w:r>
+    </w:p>
+    <w:p>
+      <w:pPr>
+        <w:pStyle w:val="Year"/>
+        <w:rPr>
+          <w:sz w:val="18"/>
+        </w:rPr>
+      </w:pPr>
+    </w:p>
+    <w:p>
+      <w:pPr>
+        <w:pStyle w:val="Year"/>
+        <w:rPr>
+          <w:sz w:val="18"/>
+        </w:rPr>
+      </w:pPr>
+      <w:r>
+        <w:rPr>
+          <w:sz w:val="18"/>
+        </w:rPr>
+        <w:t>(</w:t>
+      </w:r>
+      <w:r>
+        <w:rPr>
+          <w:sz w:val="18"/>
+        </w:rPr>
+        <w:t xml:space="preserve">August </w:t>
+      </w:r>
+      <w:r>
+        <w:rPr>
+          <w:sz w:val="18"/>
+        </w:rPr>
+        <w:t>2021</w:t>
+      </w:r>
+      <w:r>
+        <w:rPr>
+          <w:sz w:val="18"/>
+        </w:rPr>
+        <w:t>)</w:t>
+      </w:r>
+    </w:p>
+    <w:p>
+      <w:pPr>
+        <w:pStyle w:val="Year"/>
+        <w:jc w:val="left"/>
+      </w:pPr>
+      <w:r>
+        <w:rPr>
+          <w:b/>
+          <w:bCs/>
+          <w:sz w:val="22"/>
+          <w:szCs w:val="24"/>
+        </w:rPr>
+        <w:t>Maintain</w:t>
+      </w:r>
+      <w:r>
+        <w:rPr>
+          <w:b/>
+          <w:bCs/>
+          <w:sz w:val="22"/>
+          <w:szCs w:val="24"/>
+        </w:rPr>
+        <w:t>ing</w:t>
+      </w:r>
+      <w:r>
+        <w:rPr>
+          <w:b/>
+          <w:bCs/>
+          <w:sz w:val="22"/>
+          <w:szCs w:val="24"/>
+        </w:rPr>
+        <w:t xml:space="preserve"> Computer Systems and Networks | TESDA</w:t>
+      </w:r>
+    </w:p>
+    <w:p>
+      <w:pPr>
+        <w:pStyle w:val="Year"/>
+        <w:rPr>
+          <w:sz w:val="18"/>
+        </w:rPr>
+      </w:pPr>
+    </w:p>
+    <w:p>
+      <w:pPr>
+        <w:pStyle w:val="Year"/>
+        <w:rPr>
+          <w:sz w:val="18"/>
+        </w:rPr>
+      </w:pPr>
+      <w:r>
+        <w:rPr>
+          <w:sz w:val="18"/>
+        </w:rPr>
+        <w:t>(</w:t>
+      </w:r>
+      <w:r>
+        <w:rPr>
+          <w:sz w:val="18"/>
+        </w:rPr>
+        <w:t xml:space="preserve">August </w:t>
+      </w:r>
+      <w:r>
+        <w:rPr>
+          <w:sz w:val="18"/>
+        </w:rPr>
+        <w:t>20</w:t>
+      </w:r>
+      <w:r>
+        <w:rPr>
+          <w:sz w:val="18"/>
+        </w:rPr>
+        <w:t>21</w:t>
+      </w:r>
+      <w:r>
+        <w:rPr>
+          <w:sz w:val="18"/>
+        </w:rPr>
+        <w:t>)</w:t>
+      </w:r>
+    </w:p>
+    <w:p>
+      <w:pPr>
+        <w:pStyle w:val="Year"/>
+        <w:jc w:val="left"/>
+        <w:rPr>
+          <w:b/>
+          <w:bCs/>
+          <w:sz w:val="22"/>
+          <w:szCs w:val="24"/>
+        </w:rPr>
+      </w:pPr>
+      <w:r>
+        <w:rPr>
+          <w:b/>
+          <w:bCs/>
+          <w:sz w:val="22"/>
+          <w:szCs w:val="24"/>
+        </w:rPr>
+        <w:t xml:space="preserve">SMART </w:t>
+      </w:r>
+      <w:proofErr w:type="spellStart"/>
+      <w:r>
+        <w:rPr>
+          <w:b/>
+          <w:bCs/>
+          <w:sz w:val="22"/>
+          <w:szCs w:val="24"/>
+        </w:rPr>
+        <w:t>Technopreneurship</w:t>
+      </w:r>
+      <w:proofErr w:type="spellEnd"/>
+      <w:r>
+        <w:rPr>
+          <w:b/>
+          <w:bCs/>
+          <w:sz w:val="22"/>
+          <w:szCs w:val="24"/>
+        </w:rPr>
+        <w:t xml:space="preserve"> 101 | TESDA</w:t>
       </w:r>
     </w:p>
     <w:p>
@@ -6768,8 +7158,20 @@
           <w:szCs w:val="24"/>
           <w:lang w:val="en-PH"/>
         </w:rPr>
-        <w:t>John Rosell Magalso</w:t>
-      </w:r>
+        <w:t xml:space="preserve">John Rosell </w:t>
+      </w:r>
+      <w:proofErr w:type="spellStart"/>
+      <w:r>
+        <w:rPr>
+          <w:b/>
+          <w:bCs/>
+          <w:sz w:val="24"/>
+          <w:szCs w:val="24"/>
+          <w:lang w:val="en-PH"/>
+        </w:rPr>
+        <w:t>Magalso</w:t>
+      </w:r>
+      <w:proofErr w:type="spellEnd"/>
     </w:p>
     <w:p>
       <w:pPr>
@@ -6810,8 +7212,7 @@
         <w:jc w:val="left"/>
         <w:rPr>
           <w:rFonts w:cs="Segoe UI"/>
-          <w:sz w:val="18"/>
-          <w:szCs w:val="18"/>
+          <w:szCs w:val="20"/>
           <w:shd w:val="clear" w:color="auto" w:fill="FFFFFF"/>
           <w:lang w:val="en-PH"/>
         </w:rPr>
@@ -6819,8 +7220,7 @@
       <w:r>
         <w:rPr>
           <w:rFonts w:cs="Segoe UI"/>
-          <w:sz w:val="18"/>
-          <w:szCs w:val="18"/>
+          <w:szCs w:val="20"/>
           <w:shd w:val="clear" w:color="auto" w:fill="FFFFFF"/>
         </w:rPr>
         <w:t xml:space="preserve">Contact: </w:t>
@@ -6828,8 +7228,7 @@
       <w:r>
         <w:rPr>
           <w:rFonts w:cs="Segoe UI"/>
-          <w:sz w:val="18"/>
-          <w:szCs w:val="18"/>
+          <w:szCs w:val="20"/>
           <w:shd w:val="clear" w:color="auto" w:fill="FFFFFF"/>
         </w:rPr>
         <w:t xml:space="preserve">+63 </w:t>
@@ -6837,8 +7236,7 @@
       <w:r>
         <w:rPr>
           <w:rFonts w:cs="Segoe UI"/>
-          <w:sz w:val="18"/>
-          <w:szCs w:val="18"/>
+          <w:szCs w:val="20"/>
           <w:shd w:val="clear" w:color="auto" w:fill="FFFFFF"/>
           <w:lang w:val="en-PH"/>
         </w:rPr>
@@ -6847,8 +7245,7 @@
       <w:r>
         <w:rPr>
           <w:rFonts w:cs="Segoe UI"/>
-          <w:sz w:val="18"/>
-          <w:szCs w:val="18"/>
+          <w:szCs w:val="20"/>
           <w:shd w:val="clear" w:color="auto" w:fill="FFFFFF"/>
           <w:lang w:val="en-PH"/>
         </w:rPr>
@@ -6857,8 +7254,7 @@
       <w:r>
         <w:rPr>
           <w:rFonts w:cs="Segoe UI"/>
-          <w:sz w:val="18"/>
-          <w:szCs w:val="18"/>
+          <w:szCs w:val="20"/>
           <w:shd w:val="clear" w:color="auto" w:fill="FFFFFF"/>
           <w:lang w:val="en-PH"/>
         </w:rPr>
@@ -6867,8 +7263,7 @@
       <w:r>
         <w:rPr>
           <w:rFonts w:cs="Segoe UI"/>
-          <w:sz w:val="18"/>
-          <w:szCs w:val="18"/>
+          <w:szCs w:val="20"/>
           <w:shd w:val="clear" w:color="auto" w:fill="FFFFFF"/>
           <w:lang w:val="en-PH"/>
         </w:rPr>
@@ -6877,8 +7272,7 @@
       <w:r>
         <w:rPr>
           <w:rFonts w:cs="Segoe UI"/>
-          <w:sz w:val="18"/>
-          <w:szCs w:val="18"/>
+          <w:szCs w:val="20"/>
           <w:shd w:val="clear" w:color="auto" w:fill="FFFFFF"/>
           <w:lang w:val="en-PH"/>
         </w:rPr>
@@ -6892,30 +7286,18 @@
         <w:rPr>
           <w:rFonts w:cs="Segoe UI"/>
           <w:caps/>
-          <w:sz w:val="18"/>
-          <w:szCs w:val="18"/>
+          <w:szCs w:val="20"/>
           <w:shd w:val="clear" w:color="auto" w:fill="FFFFFF"/>
         </w:rPr>
       </w:pPr>
       <w:r>
         <w:rPr>
           <w:rFonts w:cs="Segoe UI"/>
-          <w:sz w:val="18"/>
-          <w:szCs w:val="18"/>
+          <w:szCs w:val="20"/>
           <w:shd w:val="clear" w:color="auto" w:fill="FFFFFF"/>
           <w:lang w:val="en-PH"/>
         </w:rPr>
-        <w:t xml:space="preserve">Email: </w:t>
-      </w:r>
-      <w:r>
-        <w:rPr>
-          <w:rFonts w:cs="Segoe UI"/>
-          <w:sz w:val="18"/>
-          <w:szCs w:val="18"/>
-          <w:shd w:val="clear" w:color="auto" w:fill="FFFFFF"/>
-          <w:lang w:val="en-PH"/>
-        </w:rPr>
-        <w:t>john.rosell.magalso@gmail.com</w:t>
+        <w:t>Email: john.rosell.magalso@gmail.com</w:t>
       </w:r>
     </w:p>
     <w:p>
@@ -6967,6 +7349,7 @@
         </w:rPr>
         <w:t xml:space="preserve">s. </w:t>
       </w:r>
+      <w:proofErr w:type="spellStart"/>
       <w:r>
         <w:rPr>
           <w:b/>
@@ -6975,7 +7358,18 @@
           <w:szCs w:val="24"/>
           <w:lang w:val="en-PH"/>
         </w:rPr>
-        <w:t>Licelyn Labrador</w:t>
+        <w:t>Licelyn</w:t>
+      </w:r>
+      <w:proofErr w:type="spellEnd"/>
+      <w:r>
+        <w:rPr>
+          <w:b/>
+          <w:bCs/>
+          <w:sz w:val="24"/>
+          <w:szCs w:val="24"/>
+          <w:lang w:val="en-PH"/>
+        </w:rPr>
+        <w:t xml:space="preserve"> Labrador</w:t>
       </w:r>
     </w:p>
     <w:p>
@@ -6998,6 +7392,7 @@
           <w:shd w:val="clear" w:color="auto" w:fill="FFFFFF"/>
           <w:lang w:val="en-PH"/>
         </w:rPr>
+        <w:lastRenderedPageBreak/>
         <w:t>Accenture Inc PH – Business Architecture Associate Manager | People Lead</w:t>
       </w:r>
     </w:p>
@@ -7007,94 +7402,86 @@
         <w:jc w:val="left"/>
         <w:rPr>
           <w:rFonts w:cs="Segoe UI"/>
+          <w:szCs w:val="20"/>
+          <w:shd w:val="clear" w:color="auto" w:fill="FFFFFF"/>
+          <w:lang w:val="en-PH"/>
+        </w:rPr>
+      </w:pPr>
+      <w:r>
+        <w:rPr>
+          <w:rFonts w:cs="Segoe UI"/>
+          <w:szCs w:val="20"/>
+          <w:shd w:val="clear" w:color="auto" w:fill="FFFFFF"/>
+        </w:rPr>
+        <w:t>Contact:</w:t>
+      </w:r>
+      <w:r>
+        <w:rPr>
+          <w:rFonts w:cs="Segoe UI"/>
+          <w:szCs w:val="20"/>
+          <w:shd w:val="clear" w:color="auto" w:fill="FFFFFF"/>
+        </w:rPr>
+        <w:t xml:space="preserve"> </w:t>
+      </w:r>
+      <w:r>
+        <w:rPr>
+          <w:rFonts w:cs="Segoe UI"/>
+          <w:szCs w:val="20"/>
+          <w:shd w:val="clear" w:color="auto" w:fill="FFFFFF"/>
+          <w:lang w:val="en-PH"/>
+        </w:rPr>
+        <w:t xml:space="preserve">+63 </w:t>
+      </w:r>
+      <w:r>
+        <w:rPr>
+          <w:rFonts w:cs="Segoe UI"/>
+          <w:szCs w:val="20"/>
+          <w:shd w:val="clear" w:color="auto" w:fill="FFFFFF"/>
+          <w:lang w:val="en-PH"/>
+        </w:rPr>
+        <w:t>927 792 9739</w:t>
+      </w:r>
+    </w:p>
+    <w:p>
+      <w:pPr>
+        <w:pStyle w:val="Year"/>
+        <w:jc w:val="left"/>
+        <w:rPr>
+          <w:rFonts w:cs="Segoe UI"/>
+          <w:caps/>
+          <w:szCs w:val="20"/>
+          <w:shd w:val="clear" w:color="auto" w:fill="FFFFFF"/>
+        </w:rPr>
+      </w:pPr>
+      <w:r>
+        <w:rPr>
+          <w:rFonts w:cs="Segoe UI"/>
+          <w:szCs w:val="20"/>
+          <w:shd w:val="clear" w:color="auto" w:fill="FFFFFF"/>
+          <w:lang w:val="en-PH"/>
+        </w:rPr>
+        <w:t xml:space="preserve">Email: </w:t>
+      </w:r>
+      <w:r>
+        <w:rPr>
+          <w:rFonts w:cs="Segoe UI"/>
+          <w:szCs w:val="20"/>
+          <w:shd w:val="clear" w:color="auto" w:fill="FFFFFF"/>
+          <w:lang w:val="en-PH"/>
+        </w:rPr>
+        <w:t>licelyn.c.labrador@accenture.com</w:t>
+      </w:r>
+    </w:p>
+    <w:p>
+      <w:pPr>
+        <w:pStyle w:val="Year"/>
+        <w:jc w:val="left"/>
+        <w:rPr>
+          <w:rFonts w:cs="Segoe UI"/>
+          <w:caps/>
           <w:sz w:val="18"/>
           <w:szCs w:val="18"/>
           <w:shd w:val="clear" w:color="auto" w:fill="FFFFFF"/>
-          <w:lang w:val="en-PH"/>
-        </w:rPr>
-      </w:pPr>
-      <w:r>
-        <w:rPr>
-          <w:rFonts w:cs="Segoe UI"/>
-          <w:sz w:val="18"/>
-          <w:szCs w:val="18"/>
-          <w:shd w:val="clear" w:color="auto" w:fill="FFFFFF"/>
-        </w:rPr>
-        <w:t>Contact:</w:t>
-      </w:r>
-      <w:r>
-        <w:rPr>
-          <w:rFonts w:cs="Segoe UI"/>
-          <w:sz w:val="18"/>
-          <w:szCs w:val="18"/>
-          <w:shd w:val="clear" w:color="auto" w:fill="FFFFFF"/>
-        </w:rPr>
-        <w:t xml:space="preserve"> </w:t>
-      </w:r>
-      <w:r>
-        <w:rPr>
-          <w:rFonts w:cs="Segoe UI"/>
-          <w:sz w:val="18"/>
-          <w:szCs w:val="18"/>
-          <w:shd w:val="clear" w:color="auto" w:fill="FFFFFF"/>
-          <w:lang w:val="en-PH"/>
-        </w:rPr>
-        <w:t xml:space="preserve">+63 </w:t>
-      </w:r>
-      <w:r>
-        <w:rPr>
-          <w:rFonts w:cs="Segoe UI"/>
-          <w:sz w:val="18"/>
-          <w:szCs w:val="18"/>
-          <w:shd w:val="clear" w:color="auto" w:fill="FFFFFF"/>
-          <w:lang w:val="en-PH"/>
-        </w:rPr>
-        <w:t>927 792 9739</w:t>
-      </w:r>
-    </w:p>
-    <w:p>
-      <w:pPr>
-        <w:pStyle w:val="Year"/>
-        <w:jc w:val="left"/>
-        <w:rPr>
-          <w:rFonts w:cs="Segoe UI"/>
-          <w:caps/>
-          <w:sz w:val="18"/>
-          <w:szCs w:val="18"/>
-          <w:shd w:val="clear" w:color="auto" w:fill="FFFFFF"/>
-        </w:rPr>
-      </w:pPr>
-      <w:r>
-        <w:rPr>
-          <w:rFonts w:cs="Segoe UI"/>
-          <w:sz w:val="18"/>
-          <w:szCs w:val="18"/>
-          <w:shd w:val="clear" w:color="auto" w:fill="FFFFFF"/>
-          <w:lang w:val="en-PH"/>
-        </w:rPr>
-        <w:t xml:space="preserve">Email: </w:t>
-      </w:r>
-      <w:r>
-        <w:rPr>
-          <w:rFonts w:cs="Segoe UI"/>
-          <w:sz w:val="18"/>
-          <w:szCs w:val="18"/>
-          <w:shd w:val="clear" w:color="auto" w:fill="FFFFFF"/>
-          <w:lang w:val="en-PH"/>
-        </w:rPr>
-        <w:t>licelyn.c.labrador@accenture.com</w:t>
-      </w:r>
-    </w:p>
-    <w:p>
-      <w:pPr>
-        <w:pStyle w:val="Year"/>
-        <w:jc w:val="left"/>
-        <w:rPr>
-          <w:rFonts w:cs="Segoe UI"/>
-          <w:caps/>
-          <w:sz w:val="18"/>
-          <w:szCs w:val="18"/>
-          <w:shd w:val="clear" w:color="auto" w:fill="FFFFFF"/>
         </w:rPr>
       </w:pPr>
     </w:p>
@@ -7116,8 +7503,19 @@
           <w:sz w:val="24"/>
           <w:szCs w:val="24"/>
         </w:rPr>
-        <w:t>Mrs. Theresa Wingkee</w:t>
-      </w:r>
+        <w:t xml:space="preserve">Mrs. Theresa </w:t>
+      </w:r>
+      <w:proofErr w:type="spellStart"/>
+      <w:r>
+        <w:rPr>
+          <w:b/>
+          <w:bCs/>
+          <w:sz w:val="24"/>
+          <w:szCs w:val="24"/>
+        </w:rPr>
+        <w:t>Wingkee</w:t>
+      </w:r>
+      <w:proofErr w:type="spellEnd"/>
     </w:p>
     <w:p>
       <w:pPr>
@@ -7148,8 +7546,7 @@
         <w:jc w:val="left"/>
         <w:rPr>
           <w:rFonts w:cs="Segoe UI"/>
-          <w:sz w:val="18"/>
-          <w:szCs w:val="18"/>
+          <w:szCs w:val="20"/>
           <w:shd w:val="clear" w:color="auto" w:fill="FFFFFF"/>
           <w:lang w:val="en-PH"/>
         </w:rPr>
@@ -7157,8 +7554,7 @@
       <w:r>
         <w:rPr>
           <w:rFonts w:cs="Segoe UI"/>
-          <w:sz w:val="18"/>
-          <w:szCs w:val="18"/>
+          <w:szCs w:val="20"/>
           <w:shd w:val="clear" w:color="auto" w:fill="FFFFFF"/>
         </w:rPr>
         <w:t xml:space="preserve">Contact: </w:t>
@@ -7166,22 +7562,11 @@
       <w:r>
         <w:rPr>
           <w:rFonts w:cs="Segoe UI"/>
-          <w:sz w:val="18"/>
-          <w:szCs w:val="18"/>
+          <w:szCs w:val="20"/>
           <w:shd w:val="clear" w:color="auto" w:fill="FFFFFF"/>
           <w:lang w:val="en-PH"/>
         </w:rPr>
-        <w:t xml:space="preserve">+63 </w:t>
-      </w:r>
-      <w:r>
-        <w:rPr>
-          <w:rFonts w:cs="Segoe UI"/>
-          <w:sz w:val="18"/>
-          <w:szCs w:val="18"/>
-          <w:shd w:val="clear" w:color="auto" w:fill="FFFFFF"/>
-          <w:lang w:val="en-PH"/>
-        </w:rPr>
-        <w:t>917 570 3495</w:t>
+        <w:t>+63 917 570 3495</w:t>
       </w:r>
     </w:p>
     <w:p>
@@ -7191,16 +7576,14 @@
         <w:rPr>
           <w:rFonts w:cs="Segoe UI"/>
           <w:caps/>
-          <w:sz w:val="18"/>
-          <w:szCs w:val="18"/>
+          <w:szCs w:val="20"/>
           <w:shd w:val="clear" w:color="auto" w:fill="FFFFFF"/>
         </w:rPr>
       </w:pPr>
       <w:r>
         <w:rPr>
           <w:rFonts w:cs="Segoe UI"/>
-          <w:sz w:val="18"/>
-          <w:szCs w:val="18"/>
+          <w:szCs w:val="20"/>
           <w:shd w:val="clear" w:color="auto" w:fill="FFFFFF"/>
         </w:rPr>
         <w:t xml:space="preserve">Email: </w:t>
@@ -7208,8 +7591,7 @@
       <w:r>
         <w:rPr>
           <w:rFonts w:cs="Segoe UI"/>
-          <w:sz w:val="18"/>
-          <w:szCs w:val="18"/>
+          <w:szCs w:val="20"/>
           <w:shd w:val="clear" w:color="auto" w:fill="FFFFFF"/>
           <w:lang w:val="en-PH"/>
         </w:rPr>
@@ -7654,6 +8036,699 @@
     </w:lvl>
   </w:abstractNum>
   <w:abstractNum w:abstractNumId="2" w15:restartNumberingAfterBreak="0">
+    <w:nsid w:val="168F20DD"/>
+    <w:multiLevelType w:val="hybridMultilevel"/>
+    <w:tmpl w:val="BFCEB976"/>
+    <w:lvl w:ilvl="0" w:tplc="8A36CEC6">
+      <w:start w:val="1"/>
+      <w:numFmt w:val="bullet"/>
+      <w:lvlText w:val=""/>
+      <w:lvlJc w:val="left"/>
+      <w:pPr>
+        <w:ind w:left="360" w:hanging="360"/>
+      </w:pPr>
+      <w:rPr>
+        <w:rFonts w:ascii="Symbol" w:hAnsi="Symbol" w:hint="default"/>
+        <w:b/>
+        <w:i w:val="0"/>
+        <w:sz w:val="16"/>
+      </w:rPr>
+    </w:lvl>
+    <w:lvl w:ilvl="1" w:tplc="FFFFFFFF" w:tentative="1">
+      <w:start w:val="1"/>
+      <w:numFmt w:val="bullet"/>
+      <w:lvlText w:val="o"/>
+      <w:lvlJc w:val="left"/>
+      <w:pPr>
+        <w:ind w:left="1080" w:hanging="360"/>
+      </w:pPr>
+      <w:rPr>
+        <w:rFonts w:ascii="Courier New" w:hAnsi="Courier New" w:cs="Courier New" w:hint="default"/>
+      </w:rPr>
+    </w:lvl>
+    <w:lvl w:ilvl="2" w:tplc="FFFFFFFF" w:tentative="1">
+      <w:start w:val="1"/>
+      <w:numFmt w:val="bullet"/>
+      <w:lvlText w:val=""/>
+      <w:lvlJc w:val="left"/>
+      <w:pPr>
+        <w:ind w:left="1800" w:hanging="360"/>
+      </w:pPr>
+      <w:rPr>
+        <w:rFonts w:ascii="Wingdings" w:hAnsi="Wingdings" w:hint="default"/>
+      </w:rPr>
+    </w:lvl>
+    <w:lvl w:ilvl="3" w:tplc="FFFFFFFF" w:tentative="1">
+      <w:start w:val="1"/>
+      <w:numFmt w:val="bullet"/>
+      <w:lvlText w:val=""/>
+      <w:lvlJc w:val="left"/>
+      <w:pPr>
+        <w:ind w:left="2520" w:hanging="360"/>
+      </w:pPr>
+      <w:rPr>
+        <w:rFonts w:ascii="Symbol" w:hAnsi="Symbol" w:hint="default"/>
+      </w:rPr>
+    </w:lvl>
+    <w:lvl w:ilvl="4" w:tplc="FFFFFFFF" w:tentative="1">
+      <w:start w:val="1"/>
+      <w:numFmt w:val="bullet"/>
+      <w:lvlText w:val="o"/>
+      <w:lvlJc w:val="left"/>
+      <w:pPr>
+        <w:ind w:left="3240" w:hanging="360"/>
+      </w:pPr>
+      <w:rPr>
+        <w:rFonts w:ascii="Courier New" w:hAnsi="Courier New" w:cs="Courier New" w:hint="default"/>
+      </w:rPr>
+    </w:lvl>
+    <w:lvl w:ilvl="5" w:tplc="FFFFFFFF" w:tentative="1">
+      <w:start w:val="1"/>
+      <w:numFmt w:val="bullet"/>
+      <w:lvlText w:val=""/>
+      <w:lvlJc w:val="left"/>
+      <w:pPr>
+        <w:ind w:left="3960" w:hanging="360"/>
+      </w:pPr>
+      <w:rPr>
+        <w:rFonts w:ascii="Wingdings" w:hAnsi="Wingdings" w:hint="default"/>
+      </w:rPr>
+    </w:lvl>
+    <w:lvl w:ilvl="6" w:tplc="FFFFFFFF" w:tentative="1">
+      <w:start w:val="1"/>
+      <w:numFmt w:val="bullet"/>
+      <w:lvlText w:val=""/>
+      <w:lvlJc w:val="left"/>
+      <w:pPr>
+        <w:ind w:left="4680" w:hanging="360"/>
+      </w:pPr>
+      <w:rPr>
+        <w:rFonts w:ascii="Symbol" w:hAnsi="Symbol" w:hint="default"/>
+      </w:rPr>
+    </w:lvl>
+    <w:lvl w:ilvl="7" w:tplc="FFFFFFFF" w:tentative="1">
+      <w:start w:val="1"/>
+      <w:numFmt w:val="bullet"/>
+      <w:lvlText w:val="o"/>
+      <w:lvlJc w:val="left"/>
+      <w:pPr>
+        <w:ind w:left="5400" w:hanging="360"/>
+      </w:pPr>
+      <w:rPr>
+        <w:rFonts w:ascii="Courier New" w:hAnsi="Courier New" w:cs="Courier New" w:hint="default"/>
+      </w:rPr>
+    </w:lvl>
+    <w:lvl w:ilvl="8" w:tplc="FFFFFFFF" w:tentative="1">
+      <w:start w:val="1"/>
+      <w:numFmt w:val="bullet"/>
+      <w:lvlText w:val=""/>
+      <w:lvlJc w:val="left"/>
+      <w:pPr>
+        <w:ind w:left="6120" w:hanging="360"/>
+      </w:pPr>
+      <w:rPr>
+        <w:rFonts w:ascii="Wingdings" w:hAnsi="Wingdings" w:hint="default"/>
+      </w:rPr>
+    </w:lvl>
+  </w:abstractNum>
+  <w:abstractNum w:abstractNumId="3" w15:restartNumberingAfterBreak="0">
+    <w:nsid w:val="1BA42542"/>
+    <w:multiLevelType w:val="hybridMultilevel"/>
+    <w:tmpl w:val="7170657C"/>
+    <w:lvl w:ilvl="0" w:tplc="007625E2">
+      <w:start w:val="1"/>
+      <w:numFmt w:val="bullet"/>
+      <w:lvlText w:val=""/>
+      <w:lvlJc w:val="left"/>
+      <w:pPr>
+        <w:ind w:left="360" w:hanging="360"/>
+      </w:pPr>
+      <w:rPr>
+        <w:rFonts w:ascii="Symbol" w:hAnsi="Symbol" w:hint="default"/>
+        <w:b/>
+        <w:i w:val="0"/>
+        <w:sz w:val="16"/>
+      </w:rPr>
+    </w:lvl>
+    <w:lvl w:ilvl="1" w:tplc="FFFFFFFF" w:tentative="1">
+      <w:start w:val="1"/>
+      <w:numFmt w:val="bullet"/>
+      <w:lvlText w:val="o"/>
+      <w:lvlJc w:val="left"/>
+      <w:pPr>
+        <w:ind w:left="1080" w:hanging="360"/>
+      </w:pPr>
+      <w:rPr>
+        <w:rFonts w:ascii="Courier New" w:hAnsi="Courier New" w:cs="Courier New" w:hint="default"/>
+      </w:rPr>
+    </w:lvl>
+    <w:lvl w:ilvl="2" w:tplc="FFFFFFFF" w:tentative="1">
+      <w:start w:val="1"/>
+      <w:numFmt w:val="bullet"/>
+      <w:lvlText w:val=""/>
+      <w:lvlJc w:val="left"/>
+      <w:pPr>
+        <w:ind w:left="1800" w:hanging="360"/>
+      </w:pPr>
+      <w:rPr>
+        <w:rFonts w:ascii="Wingdings" w:hAnsi="Wingdings" w:hint="default"/>
+      </w:rPr>
+    </w:lvl>
+    <w:lvl w:ilvl="3" w:tplc="FFFFFFFF" w:tentative="1">
+      <w:start w:val="1"/>
+      <w:numFmt w:val="bullet"/>
+      <w:lvlText w:val=""/>
+      <w:lvlJc w:val="left"/>
+      <w:pPr>
+        <w:ind w:left="2520" w:hanging="360"/>
+      </w:pPr>
+      <w:rPr>
+        <w:rFonts w:ascii="Symbol" w:hAnsi="Symbol" w:hint="default"/>
+      </w:rPr>
+    </w:lvl>
+    <w:lvl w:ilvl="4" w:tplc="FFFFFFFF" w:tentative="1">
+      <w:start w:val="1"/>
+      <w:numFmt w:val="bullet"/>
+      <w:lvlText w:val="o"/>
+      <w:lvlJc w:val="left"/>
+      <w:pPr>
+        <w:ind w:left="3240" w:hanging="360"/>
+      </w:pPr>
+      <w:rPr>
+        <w:rFonts w:ascii="Courier New" w:hAnsi="Courier New" w:cs="Courier New" w:hint="default"/>
+      </w:rPr>
+    </w:lvl>
+    <w:lvl w:ilvl="5" w:tplc="FFFFFFFF" w:tentative="1">
+      <w:start w:val="1"/>
+      <w:numFmt w:val="bullet"/>
+      <w:lvlText w:val=""/>
+      <w:lvlJc w:val="left"/>
+      <w:pPr>
+        <w:ind w:left="3960" w:hanging="360"/>
+      </w:pPr>
+      <w:rPr>
+        <w:rFonts w:ascii="Wingdings" w:hAnsi="Wingdings" w:hint="default"/>
+      </w:rPr>
+    </w:lvl>
+    <w:lvl w:ilvl="6" w:tplc="FFFFFFFF" w:tentative="1">
+      <w:start w:val="1"/>
+      <w:numFmt w:val="bullet"/>
+      <w:lvlText w:val=""/>
+      <w:lvlJc w:val="left"/>
+      <w:pPr>
+        <w:ind w:left="4680" w:hanging="360"/>
+      </w:pPr>
+      <w:rPr>
+        <w:rFonts w:ascii="Symbol" w:hAnsi="Symbol" w:hint="default"/>
+      </w:rPr>
+    </w:lvl>
+    <w:lvl w:ilvl="7" w:tplc="FFFFFFFF" w:tentative="1">
+      <w:start w:val="1"/>
+      <w:numFmt w:val="bullet"/>
+      <w:lvlText w:val="o"/>
+      <w:lvlJc w:val="left"/>
+      <w:pPr>
+        <w:ind w:left="5400" w:hanging="360"/>
+      </w:pPr>
+      <w:rPr>
+        <w:rFonts w:ascii="Courier New" w:hAnsi="Courier New" w:cs="Courier New" w:hint="default"/>
+      </w:rPr>
+    </w:lvl>
+    <w:lvl w:ilvl="8" w:tplc="FFFFFFFF" w:tentative="1">
+      <w:start w:val="1"/>
+      <w:numFmt w:val="bullet"/>
+      <w:lvlText w:val=""/>
+      <w:lvlJc w:val="left"/>
+      <w:pPr>
+        <w:ind w:left="6120" w:hanging="360"/>
+      </w:pPr>
+      <w:rPr>
+        <w:rFonts w:ascii="Wingdings" w:hAnsi="Wingdings" w:hint="default"/>
+      </w:rPr>
+    </w:lvl>
+  </w:abstractNum>
+  <w:abstractNum w:abstractNumId="4" w15:restartNumberingAfterBreak="0">
+    <w:nsid w:val="1C4D7FCA"/>
+    <w:multiLevelType w:val="hybridMultilevel"/>
+    <w:tmpl w:val="2F2C0FBE"/>
+    <w:lvl w:ilvl="0" w:tplc="7BF4D546">
+      <w:start w:val="1"/>
+      <w:numFmt w:val="bullet"/>
+      <w:lvlText w:val=""/>
+      <w:lvlJc w:val="left"/>
+      <w:pPr>
+        <w:ind w:left="360" w:hanging="360"/>
+      </w:pPr>
+      <w:rPr>
+        <w:rFonts w:ascii="Symbol" w:hAnsi="Symbol" w:hint="default"/>
+        <w:b/>
+        <w:i w:val="0"/>
+        <w:sz w:val="20"/>
+      </w:rPr>
+    </w:lvl>
+    <w:lvl w:ilvl="1" w:tplc="FFFFFFFF" w:tentative="1">
+      <w:start w:val="1"/>
+      <w:numFmt w:val="bullet"/>
+      <w:lvlText w:val="o"/>
+      <w:lvlJc w:val="left"/>
+      <w:pPr>
+        <w:ind w:left="1080" w:hanging="360"/>
+      </w:pPr>
+      <w:rPr>
+        <w:rFonts w:ascii="Courier New" w:hAnsi="Courier New" w:cs="Courier New" w:hint="default"/>
+      </w:rPr>
+    </w:lvl>
+    <w:lvl w:ilvl="2" w:tplc="FFFFFFFF" w:tentative="1">
+      <w:start w:val="1"/>
+      <w:numFmt w:val="bullet"/>
+      <w:lvlText w:val=""/>
+      <w:lvlJc w:val="left"/>
+      <w:pPr>
+        <w:ind w:left="1800" w:hanging="360"/>
+      </w:pPr>
+      <w:rPr>
+        <w:rFonts w:ascii="Wingdings" w:hAnsi="Wingdings" w:hint="default"/>
+      </w:rPr>
+    </w:lvl>
+    <w:lvl w:ilvl="3" w:tplc="FFFFFFFF" w:tentative="1">
+      <w:start w:val="1"/>
+      <w:numFmt w:val="bullet"/>
+      <w:lvlText w:val=""/>
+      <w:lvlJc w:val="left"/>
+      <w:pPr>
+        <w:ind w:left="2520" w:hanging="360"/>
+      </w:pPr>
+      <w:rPr>
+        <w:rFonts w:ascii="Symbol" w:hAnsi="Symbol" w:hint="default"/>
+      </w:rPr>
+    </w:lvl>
+    <w:lvl w:ilvl="4" w:tplc="FFFFFFFF" w:tentative="1">
+      <w:start w:val="1"/>
+      <w:numFmt w:val="bullet"/>
+      <w:lvlText w:val="o"/>
+      <w:lvlJc w:val="left"/>
+      <w:pPr>
+        <w:ind w:left="3240" w:hanging="360"/>
+      </w:pPr>
+      <w:rPr>
+        <w:rFonts w:ascii="Courier New" w:hAnsi="Courier New" w:cs="Courier New" w:hint="default"/>
+      </w:rPr>
+    </w:lvl>
+    <w:lvl w:ilvl="5" w:tplc="FFFFFFFF" w:tentative="1">
+      <w:start w:val="1"/>
+      <w:numFmt w:val="bullet"/>
+      <w:lvlText w:val=""/>
+      <w:lvlJc w:val="left"/>
+      <w:pPr>
+        <w:ind w:left="3960" w:hanging="360"/>
+      </w:pPr>
+      <w:rPr>
+        <w:rFonts w:ascii="Wingdings" w:hAnsi="Wingdings" w:hint="default"/>
+      </w:rPr>
+    </w:lvl>
+    <w:lvl w:ilvl="6" w:tplc="FFFFFFFF" w:tentative="1">
+      <w:start w:val="1"/>
+      <w:numFmt w:val="bullet"/>
+      <w:lvlText w:val=""/>
+      <w:lvlJc w:val="left"/>
+      <w:pPr>
+        <w:ind w:left="4680" w:hanging="360"/>
+      </w:pPr>
+      <w:rPr>
+        <w:rFonts w:ascii="Symbol" w:hAnsi="Symbol" w:hint="default"/>
+      </w:rPr>
+    </w:lvl>
+    <w:lvl w:ilvl="7" w:tplc="FFFFFFFF" w:tentative="1">
+      <w:start w:val="1"/>
+      <w:numFmt w:val="bullet"/>
+      <w:lvlText w:val="o"/>
+      <w:lvlJc w:val="left"/>
+      <w:pPr>
+        <w:ind w:left="5400" w:hanging="360"/>
+      </w:pPr>
+      <w:rPr>
+        <w:rFonts w:ascii="Courier New" w:hAnsi="Courier New" w:cs="Courier New" w:hint="default"/>
+      </w:rPr>
+    </w:lvl>
+    <w:lvl w:ilvl="8" w:tplc="FFFFFFFF" w:tentative="1">
+      <w:start w:val="1"/>
+      <w:numFmt w:val="bullet"/>
+      <w:lvlText w:val=""/>
+      <w:lvlJc w:val="left"/>
+      <w:pPr>
+        <w:ind w:left="6120" w:hanging="360"/>
+      </w:pPr>
+      <w:rPr>
+        <w:rFonts w:ascii="Wingdings" w:hAnsi="Wingdings" w:hint="default"/>
+      </w:rPr>
+    </w:lvl>
+  </w:abstractNum>
+  <w:abstractNum w:abstractNumId="5" w15:restartNumberingAfterBreak="0">
+    <w:nsid w:val="277603B4"/>
+    <w:multiLevelType w:val="hybridMultilevel"/>
+    <w:tmpl w:val="727C6CBC"/>
+    <w:lvl w:ilvl="0" w:tplc="7BF4D546">
+      <w:start w:val="1"/>
+      <w:numFmt w:val="bullet"/>
+      <w:lvlText w:val=""/>
+      <w:lvlJc w:val="left"/>
+      <w:pPr>
+        <w:ind w:left="360" w:hanging="360"/>
+      </w:pPr>
+      <w:rPr>
+        <w:rFonts w:ascii="Symbol" w:hAnsi="Symbol" w:hint="default"/>
+        <w:b/>
+        <w:i w:val="0"/>
+        <w:sz w:val="20"/>
+      </w:rPr>
+    </w:lvl>
+    <w:lvl w:ilvl="1" w:tplc="34090003" w:tentative="1">
+      <w:start w:val="1"/>
+      <w:numFmt w:val="bullet"/>
+      <w:lvlText w:val="o"/>
+      <w:lvlJc w:val="left"/>
+      <w:pPr>
+        <w:ind w:left="1440" w:hanging="360"/>
+      </w:pPr>
+      <w:rPr>
+        <w:rFonts w:ascii="Courier New" w:hAnsi="Courier New" w:cs="Courier New" w:hint="default"/>
+      </w:rPr>
+    </w:lvl>
+    <w:lvl w:ilvl="2" w:tplc="34090005" w:tentative="1">
+      <w:start w:val="1"/>
+      <w:numFmt w:val="bullet"/>
+      <w:lvlText w:val=""/>
+      <w:lvlJc w:val="left"/>
+      <w:pPr>
+        <w:ind w:left="2160" w:hanging="360"/>
+      </w:pPr>
+      <w:rPr>
+        <w:rFonts w:ascii="Wingdings" w:hAnsi="Wingdings" w:hint="default"/>
+      </w:rPr>
+    </w:lvl>
+    <w:lvl w:ilvl="3" w:tplc="34090001" w:tentative="1">
+      <w:start w:val="1"/>
+      <w:numFmt w:val="bullet"/>
+      <w:lvlText w:val=""/>
+      <w:lvlJc w:val="left"/>
+      <w:pPr>
+        <w:ind w:left="2880" w:hanging="360"/>
+      </w:pPr>
+      <w:rPr>
+        <w:rFonts w:ascii="Symbol" w:hAnsi="Symbol" w:hint="default"/>
+      </w:rPr>
+    </w:lvl>
+    <w:lvl w:ilvl="4" w:tplc="34090003" w:tentative="1">
+      <w:start w:val="1"/>
+      <w:numFmt w:val="bullet"/>
+      <w:lvlText w:val="o"/>
+      <w:lvlJc w:val="left"/>
+      <w:pPr>
+        <w:ind w:left="3600" w:hanging="360"/>
+      </w:pPr>
+      <w:rPr>
+        <w:rFonts w:ascii="Courier New" w:hAnsi="Courier New" w:cs="Courier New" w:hint="default"/>
+      </w:rPr>
+    </w:lvl>
+    <w:lvl w:ilvl="5" w:tplc="34090005" w:tentative="1">
+      <w:start w:val="1"/>
+      <w:numFmt w:val="bullet"/>
+      <w:lvlText w:val=""/>
+      <w:lvlJc w:val="left"/>
+      <w:pPr>
+        <w:ind w:left="4320" w:hanging="360"/>
+      </w:pPr>
+      <w:rPr>
+        <w:rFonts w:ascii="Wingdings" w:hAnsi="Wingdings" w:hint="default"/>
+      </w:rPr>
+    </w:lvl>
+    <w:lvl w:ilvl="6" w:tplc="34090001" w:tentative="1">
+      <w:start w:val="1"/>
+      <w:numFmt w:val="bullet"/>
+      <w:lvlText w:val=""/>
+      <w:lvlJc w:val="left"/>
+      <w:pPr>
+        <w:ind w:left="5040" w:hanging="360"/>
+      </w:pPr>
+      <w:rPr>
+        <w:rFonts w:ascii="Symbol" w:hAnsi="Symbol" w:hint="default"/>
+      </w:rPr>
+    </w:lvl>
+    <w:lvl w:ilvl="7" w:tplc="34090003" w:tentative="1">
+      <w:start w:val="1"/>
+      <w:numFmt w:val="bullet"/>
+      <w:lvlText w:val="o"/>
+      <w:lvlJc w:val="left"/>
+      <w:pPr>
+        <w:ind w:left="5760" w:hanging="360"/>
+      </w:pPr>
+      <w:rPr>
+        <w:rFonts w:ascii="Courier New" w:hAnsi="Courier New" w:cs="Courier New" w:hint="default"/>
+      </w:rPr>
+    </w:lvl>
+    <w:lvl w:ilvl="8" w:tplc="34090005" w:tentative="1">
+      <w:start w:val="1"/>
+      <w:numFmt w:val="bullet"/>
+      <w:lvlText w:val=""/>
+      <w:lvlJc w:val="left"/>
+      <w:pPr>
+        <w:ind w:left="6480" w:hanging="360"/>
+      </w:pPr>
+      <w:rPr>
+        <w:rFonts w:ascii="Wingdings" w:hAnsi="Wingdings" w:hint="default"/>
+      </w:rPr>
+    </w:lvl>
+  </w:abstractNum>
+  <w:abstractNum w:abstractNumId="6" w15:restartNumberingAfterBreak="0">
+    <w:nsid w:val="28947A98"/>
+    <w:multiLevelType w:val="hybridMultilevel"/>
+    <w:tmpl w:val="50FAFA00"/>
+    <w:lvl w:ilvl="0" w:tplc="71ECDAB4">
+      <w:start w:val="1"/>
+      <w:numFmt w:val="bullet"/>
+      <w:lvlText w:val=""/>
+      <w:lvlJc w:val="left"/>
+      <w:pPr>
+        <w:ind w:left="360" w:hanging="360"/>
+      </w:pPr>
+      <w:rPr>
+        <w:rFonts w:ascii="Symbol" w:hAnsi="Symbol" w:hint="default"/>
+      </w:rPr>
+    </w:lvl>
+    <w:lvl w:ilvl="1" w:tplc="34090003" w:tentative="1">
+      <w:start w:val="1"/>
+      <w:numFmt w:val="bullet"/>
+      <w:lvlText w:val="o"/>
+      <w:lvlJc w:val="left"/>
+      <w:pPr>
+        <w:ind w:left="1080" w:hanging="360"/>
+      </w:pPr>
+      <w:rPr>
+        <w:rFonts w:ascii="Courier New" w:hAnsi="Courier New" w:cs="Courier New" w:hint="default"/>
+      </w:rPr>
+    </w:lvl>
+    <w:lvl w:ilvl="2" w:tplc="34090005" w:tentative="1">
+      <w:start w:val="1"/>
+      <w:numFmt w:val="bullet"/>
+      <w:lvlText w:val=""/>
+      <w:lvlJc w:val="left"/>
+      <w:pPr>
+        <w:ind w:left="1800" w:hanging="360"/>
+      </w:pPr>
+      <w:rPr>
+        <w:rFonts w:ascii="Wingdings" w:hAnsi="Wingdings" w:hint="default"/>
+      </w:rPr>
+    </w:lvl>
+    <w:lvl w:ilvl="3" w:tplc="34090001" w:tentative="1">
+      <w:start w:val="1"/>
+      <w:numFmt w:val="bullet"/>
+      <w:lvlText w:val=""/>
+      <w:lvlJc w:val="left"/>
+      <w:pPr>
+        <w:ind w:left="2520" w:hanging="360"/>
+      </w:pPr>
+      <w:rPr>
+        <w:rFonts w:ascii="Symbol" w:hAnsi="Symbol" w:hint="default"/>
+      </w:rPr>
+    </w:lvl>
+    <w:lvl w:ilvl="4" w:tplc="34090003" w:tentative="1">
+      <w:start w:val="1"/>
+      <w:numFmt w:val="bullet"/>
+      <w:lvlText w:val="o"/>
+      <w:lvlJc w:val="left"/>
+      <w:pPr>
+        <w:ind w:left="3240" w:hanging="360"/>
+      </w:pPr>
+      <w:rPr>
+        <w:rFonts w:ascii="Courier New" w:hAnsi="Courier New" w:cs="Courier New" w:hint="default"/>
+      </w:rPr>
+    </w:lvl>
+    <w:lvl w:ilvl="5" w:tplc="34090005" w:tentative="1">
+      <w:start w:val="1"/>
+      <w:numFmt w:val="bullet"/>
+      <w:lvlText w:val=""/>
+      <w:lvlJc w:val="left"/>
+      <w:pPr>
+        <w:ind w:left="3960" w:hanging="360"/>
+      </w:pPr>
+      <w:rPr>
+        <w:rFonts w:ascii="Wingdings" w:hAnsi="Wingdings" w:hint="default"/>
+      </w:rPr>
+    </w:lvl>
+    <w:lvl w:ilvl="6" w:tplc="34090001" w:tentative="1">
+      <w:start w:val="1"/>
+      <w:numFmt w:val="bullet"/>
+      <w:lvlText w:val=""/>
+      <w:lvlJc w:val="left"/>
+      <w:pPr>
+        <w:ind w:left="4680" w:hanging="360"/>
+      </w:pPr>
+      <w:rPr>
+        <w:rFonts w:ascii="Symbol" w:hAnsi="Symbol" w:hint="default"/>
+      </w:rPr>
+    </w:lvl>
+    <w:lvl w:ilvl="7" w:tplc="34090003" w:tentative="1">
+      <w:start w:val="1"/>
+      <w:numFmt w:val="bullet"/>
+      <w:lvlText w:val="o"/>
+      <w:lvlJc w:val="left"/>
+      <w:pPr>
+        <w:ind w:left="5400" w:hanging="360"/>
+      </w:pPr>
+      <w:rPr>
+        <w:rFonts w:ascii="Courier New" w:hAnsi="Courier New" w:cs="Courier New" w:hint="default"/>
+      </w:rPr>
+    </w:lvl>
+    <w:lvl w:ilvl="8" w:tplc="34090005" w:tentative="1">
+      <w:start w:val="1"/>
+      <w:numFmt w:val="bullet"/>
+      <w:lvlText w:val=""/>
+      <w:lvlJc w:val="left"/>
+      <w:pPr>
+        <w:ind w:left="6120" w:hanging="360"/>
+      </w:pPr>
+      <w:rPr>
+        <w:rFonts w:ascii="Wingdings" w:hAnsi="Wingdings" w:hint="default"/>
+      </w:rPr>
+    </w:lvl>
+  </w:abstractNum>
+  <w:abstractNum w:abstractNumId="7" w15:restartNumberingAfterBreak="0">
+    <w:nsid w:val="35D27DE1"/>
+    <w:multiLevelType w:val="hybridMultilevel"/>
+    <w:tmpl w:val="E6AC112E"/>
+    <w:lvl w:ilvl="0" w:tplc="7BF4D546">
+      <w:start w:val="1"/>
+      <w:numFmt w:val="bullet"/>
+      <w:lvlText w:val=""/>
+      <w:lvlJc w:val="left"/>
+      <w:pPr>
+        <w:ind w:left="360" w:hanging="360"/>
+      </w:pPr>
+      <w:rPr>
+        <w:rFonts w:ascii="Symbol" w:hAnsi="Symbol" w:hint="default"/>
+        <w:b/>
+        <w:i w:val="0"/>
+        <w:sz w:val="20"/>
+      </w:rPr>
+    </w:lvl>
+    <w:lvl w:ilvl="1" w:tplc="34090003" w:tentative="1">
+      <w:start w:val="1"/>
+      <w:numFmt w:val="bullet"/>
+      <w:lvlText w:val="o"/>
+      <w:lvlJc w:val="left"/>
+      <w:pPr>
+        <w:ind w:left="1440" w:hanging="360"/>
+      </w:pPr>
+      <w:rPr>
+        <w:rFonts w:ascii="Courier New" w:hAnsi="Courier New" w:cs="Courier New" w:hint="default"/>
+      </w:rPr>
+    </w:lvl>
+    <w:lvl w:ilvl="2" w:tplc="34090005" w:tentative="1">
+      <w:start w:val="1"/>
+      <w:numFmt w:val="bullet"/>
+      <w:lvlText w:val=""/>
+      <w:lvlJc w:val="left"/>
+      <w:pPr>
+        <w:ind w:left="2160" w:hanging="360"/>
+      </w:pPr>
+      <w:rPr>
+        <w:rFonts w:ascii="Wingdings" w:hAnsi="Wingdings" w:hint="default"/>
+      </w:rPr>
+    </w:lvl>
+    <w:lvl w:ilvl="3" w:tplc="34090001" w:tentative="1">
+      <w:start w:val="1"/>
+      <w:numFmt w:val="bullet"/>
+      <w:lvlText w:val=""/>
+      <w:lvlJc w:val="left"/>
+      <w:pPr>
+        <w:ind w:left="2880" w:hanging="360"/>
+      </w:pPr>
+      <w:rPr>
+        <w:rFonts w:ascii="Symbol" w:hAnsi="Symbol" w:hint="default"/>
+      </w:rPr>
+    </w:lvl>
+    <w:lvl w:ilvl="4" w:tplc="34090003" w:tentative="1">
+      <w:start w:val="1"/>
+      <w:numFmt w:val="bullet"/>
+      <w:lvlText w:val="o"/>
+      <w:lvlJc w:val="left"/>
+      <w:pPr>
+        <w:ind w:left="3600" w:hanging="360"/>
+      </w:pPr>
+      <w:rPr>
+        <w:rFonts w:ascii="Courier New" w:hAnsi="Courier New" w:cs="Courier New" w:hint="default"/>
+      </w:rPr>
+    </w:lvl>
+    <w:lvl w:ilvl="5" w:tplc="34090005" w:tentative="1">
+      <w:start w:val="1"/>
+      <w:numFmt w:val="bullet"/>
+      <w:lvlText w:val=""/>
+      <w:lvlJc w:val="left"/>
+      <w:pPr>
+        <w:ind w:left="4320" w:hanging="360"/>
+      </w:pPr>
+      <w:rPr>
+        <w:rFonts w:ascii="Wingdings" w:hAnsi="Wingdings" w:hint="default"/>
+      </w:rPr>
+    </w:lvl>
+    <w:lvl w:ilvl="6" w:tplc="34090001" w:tentative="1">
+      <w:start w:val="1"/>
+      <w:numFmt w:val="bullet"/>
+      <w:lvlText w:val=""/>
+      <w:lvlJc w:val="left"/>
+      <w:pPr>
+        <w:ind w:left="5040" w:hanging="360"/>
+      </w:pPr>
+      <w:rPr>
+        <w:rFonts w:ascii="Symbol" w:hAnsi="Symbol" w:hint="default"/>
+      </w:rPr>
+    </w:lvl>
+    <w:lvl w:ilvl="7" w:tplc="34090003" w:tentative="1">
+      <w:start w:val="1"/>
+      <w:numFmt w:val="bullet"/>
+      <w:lvlText w:val="o"/>
+      <w:lvlJc w:val="left"/>
+      <w:pPr>
+        <w:ind w:left="5760" w:hanging="360"/>
+      </w:pPr>
+      <w:rPr>
+        <w:rFonts w:ascii="Courier New" w:hAnsi="Courier New" w:cs="Courier New" w:hint="default"/>
+      </w:rPr>
+    </w:lvl>
+    <w:lvl w:ilvl="8" w:tplc="34090005" w:tentative="1">
+      <w:start w:val="1"/>
+      <w:numFmt w:val="bullet"/>
+      <w:lvlText w:val=""/>
+      <w:lvlJc w:val="left"/>
+      <w:pPr>
+        <w:ind w:left="6480" w:hanging="360"/>
+      </w:pPr>
+      <w:rPr>
+        <w:rFonts w:ascii="Wingdings" w:hAnsi="Wingdings" w:hint="default"/>
+      </w:rPr>
+    </w:lvl>
+  </w:abstractNum>
+  <w:abstractNum w:abstractNumId="8" w15:restartNumberingAfterBreak="0">
     <w:nsid w:val="4A86371F"/>
     <w:multiLevelType w:val="hybridMultilevel"/>
     <w:tmpl w:val="985A2E12"/>
@@ -7766,7 +8841,239 @@
       </w:rPr>
     </w:lvl>
   </w:abstractNum>
-  <w:abstractNum w:abstractNumId="3" w15:restartNumberingAfterBreak="0">
+  <w:abstractNum w:abstractNumId="9" w15:restartNumberingAfterBreak="0">
+    <w:nsid w:val="544638FD"/>
+    <w:multiLevelType w:val="hybridMultilevel"/>
+    <w:tmpl w:val="0BDAE680"/>
+    <w:lvl w:ilvl="0" w:tplc="7BF4D546">
+      <w:start w:val="1"/>
+      <w:numFmt w:val="bullet"/>
+      <w:lvlText w:val=""/>
+      <w:lvlJc w:val="left"/>
+      <w:pPr>
+        <w:ind w:left="360" w:hanging="360"/>
+      </w:pPr>
+      <w:rPr>
+        <w:rFonts w:ascii="Symbol" w:hAnsi="Symbol" w:hint="default"/>
+        <w:b/>
+        <w:i w:val="0"/>
+        <w:sz w:val="20"/>
+      </w:rPr>
+    </w:lvl>
+    <w:lvl w:ilvl="1" w:tplc="34090003" w:tentative="1">
+      <w:start w:val="1"/>
+      <w:numFmt w:val="bullet"/>
+      <w:lvlText w:val="o"/>
+      <w:lvlJc w:val="left"/>
+      <w:pPr>
+        <w:ind w:left="1440" w:hanging="360"/>
+      </w:pPr>
+      <w:rPr>
+        <w:rFonts w:ascii="Courier New" w:hAnsi="Courier New" w:cs="Courier New" w:hint="default"/>
+      </w:rPr>
+    </w:lvl>
+    <w:lvl w:ilvl="2" w:tplc="34090005" w:tentative="1">
+      <w:start w:val="1"/>
+      <w:numFmt w:val="bullet"/>
+      <w:lvlText w:val=""/>
+      <w:lvlJc w:val="left"/>
+      <w:pPr>
+        <w:ind w:left="2160" w:hanging="360"/>
+      </w:pPr>
+      <w:rPr>
+        <w:rFonts w:ascii="Wingdings" w:hAnsi="Wingdings" w:hint="default"/>
+      </w:rPr>
+    </w:lvl>
+    <w:lvl w:ilvl="3" w:tplc="34090001" w:tentative="1">
+      <w:start w:val="1"/>
+      <w:numFmt w:val="bullet"/>
+      <w:lvlText w:val=""/>
+      <w:lvlJc w:val="left"/>
+      <w:pPr>
+        <w:ind w:left="2880" w:hanging="360"/>
+      </w:pPr>
+      <w:rPr>
+        <w:rFonts w:ascii="Symbol" w:hAnsi="Symbol" w:hint="default"/>
+      </w:rPr>
+    </w:lvl>
+    <w:lvl w:ilvl="4" w:tplc="34090003" w:tentative="1">
+      <w:start w:val="1"/>
+      <w:numFmt w:val="bullet"/>
+      <w:lvlText w:val="o"/>
+      <w:lvlJc w:val="left"/>
+      <w:pPr>
+        <w:ind w:left="3600" w:hanging="360"/>
+      </w:pPr>
+      <w:rPr>
+        <w:rFonts w:ascii="Courier New" w:hAnsi="Courier New" w:cs="Courier New" w:hint="default"/>
+      </w:rPr>
+    </w:lvl>
+    <w:lvl w:ilvl="5" w:tplc="34090005" w:tentative="1">
+      <w:start w:val="1"/>
+      <w:numFmt w:val="bullet"/>
+      <w:lvlText w:val=""/>
+      <w:lvlJc w:val="left"/>
+      <w:pPr>
+        <w:ind w:left="4320" w:hanging="360"/>
+      </w:pPr>
+      <w:rPr>
+        <w:rFonts w:ascii="Wingdings" w:hAnsi="Wingdings" w:hint="default"/>
+      </w:rPr>
+    </w:lvl>
+    <w:lvl w:ilvl="6" w:tplc="34090001" w:tentative="1">
+      <w:start w:val="1"/>
+      <w:numFmt w:val="bullet"/>
+      <w:lvlText w:val=""/>
+      <w:lvlJc w:val="left"/>
+      <w:pPr>
+        <w:ind w:left="5040" w:hanging="360"/>
+      </w:pPr>
+      <w:rPr>
+        <w:rFonts w:ascii="Symbol" w:hAnsi="Symbol" w:hint="default"/>
+      </w:rPr>
+    </w:lvl>
+    <w:lvl w:ilvl="7" w:tplc="34090003" w:tentative="1">
+      <w:start w:val="1"/>
+      <w:numFmt w:val="bullet"/>
+      <w:lvlText w:val="o"/>
+      <w:lvlJc w:val="left"/>
+      <w:pPr>
+        <w:ind w:left="5760" w:hanging="360"/>
+      </w:pPr>
+      <w:rPr>
+        <w:rFonts w:ascii="Courier New" w:hAnsi="Courier New" w:cs="Courier New" w:hint="default"/>
+      </w:rPr>
+    </w:lvl>
+    <w:lvl w:ilvl="8" w:tplc="34090005" w:tentative="1">
+      <w:start w:val="1"/>
+      <w:numFmt w:val="bullet"/>
+      <w:lvlText w:val=""/>
+      <w:lvlJc w:val="left"/>
+      <w:pPr>
+        <w:ind w:left="6480" w:hanging="360"/>
+      </w:pPr>
+      <w:rPr>
+        <w:rFonts w:ascii="Wingdings" w:hAnsi="Wingdings" w:hint="default"/>
+      </w:rPr>
+    </w:lvl>
+  </w:abstractNum>
+  <w:abstractNum w:abstractNumId="10" w15:restartNumberingAfterBreak="0">
+    <w:nsid w:val="5CB43DDA"/>
+    <w:multiLevelType w:val="hybridMultilevel"/>
+    <w:tmpl w:val="3F28430C"/>
+    <w:lvl w:ilvl="0" w:tplc="7BF4D546">
+      <w:start w:val="1"/>
+      <w:numFmt w:val="bullet"/>
+      <w:lvlText w:val=""/>
+      <w:lvlJc w:val="left"/>
+      <w:pPr>
+        <w:ind w:left="360" w:hanging="360"/>
+      </w:pPr>
+      <w:rPr>
+        <w:rFonts w:ascii="Symbol" w:hAnsi="Symbol" w:hint="default"/>
+        <w:b/>
+        <w:i w:val="0"/>
+        <w:sz w:val="20"/>
+      </w:rPr>
+    </w:lvl>
+    <w:lvl w:ilvl="1" w:tplc="34090003" w:tentative="1">
+      <w:start w:val="1"/>
+      <w:numFmt w:val="bullet"/>
+      <w:lvlText w:val="o"/>
+      <w:lvlJc w:val="left"/>
+      <w:pPr>
+        <w:ind w:left="1440" w:hanging="360"/>
+      </w:pPr>
+      <w:rPr>
+        <w:rFonts w:ascii="Courier New" w:hAnsi="Courier New" w:cs="Courier New" w:hint="default"/>
+      </w:rPr>
+    </w:lvl>
+    <w:lvl w:ilvl="2" w:tplc="34090005" w:tentative="1">
+      <w:start w:val="1"/>
+      <w:numFmt w:val="bullet"/>
+      <w:lvlText w:val=""/>
+      <w:lvlJc w:val="left"/>
+      <w:pPr>
+        <w:ind w:left="2160" w:hanging="360"/>
+      </w:pPr>
+      <w:rPr>
+        <w:rFonts w:ascii="Wingdings" w:hAnsi="Wingdings" w:hint="default"/>
+      </w:rPr>
+    </w:lvl>
+    <w:lvl w:ilvl="3" w:tplc="34090001" w:tentative="1">
+      <w:start w:val="1"/>
+      <w:numFmt w:val="bullet"/>
+      <w:lvlText w:val=""/>
+      <w:lvlJc w:val="left"/>
+      <w:pPr>
+        <w:ind w:left="2880" w:hanging="360"/>
+      </w:pPr>
+      <w:rPr>
+        <w:rFonts w:ascii="Symbol" w:hAnsi="Symbol" w:hint="default"/>
+      </w:rPr>
+    </w:lvl>
+    <w:lvl w:ilvl="4" w:tplc="34090003" w:tentative="1">
+      <w:start w:val="1"/>
+      <w:numFmt w:val="bullet"/>
+      <w:lvlText w:val="o"/>
+      <w:lvlJc w:val="left"/>
+      <w:pPr>
+        <w:ind w:left="3600" w:hanging="360"/>
+      </w:pPr>
+      <w:rPr>
+        <w:rFonts w:ascii="Courier New" w:hAnsi="Courier New" w:cs="Courier New" w:hint="default"/>
+      </w:rPr>
+    </w:lvl>
+    <w:lvl w:ilvl="5" w:tplc="34090005" w:tentative="1">
+      <w:start w:val="1"/>
+      <w:numFmt w:val="bullet"/>
+      <w:lvlText w:val=""/>
+      <w:lvlJc w:val="left"/>
+      <w:pPr>
+        <w:ind w:left="4320" w:hanging="360"/>
+      </w:pPr>
+      <w:rPr>
+        <w:rFonts w:ascii="Wingdings" w:hAnsi="Wingdings" w:hint="default"/>
+      </w:rPr>
+    </w:lvl>
+    <w:lvl w:ilvl="6" w:tplc="34090001" w:tentative="1">
+      <w:start w:val="1"/>
+      <w:numFmt w:val="bullet"/>
+      <w:lvlText w:val=""/>
+      <w:lvlJc w:val="left"/>
+      <w:pPr>
+        <w:ind w:left="5040" w:hanging="360"/>
+      </w:pPr>
+      <w:rPr>
+        <w:rFonts w:ascii="Symbol" w:hAnsi="Symbol" w:hint="default"/>
+      </w:rPr>
+    </w:lvl>
+    <w:lvl w:ilvl="7" w:tplc="34090003" w:tentative="1">
+      <w:start w:val="1"/>
+      <w:numFmt w:val="bullet"/>
+      <w:lvlText w:val="o"/>
+      <w:lvlJc w:val="left"/>
+      <w:pPr>
+        <w:ind w:left="5760" w:hanging="360"/>
+      </w:pPr>
+      <w:rPr>
+        <w:rFonts w:ascii="Courier New" w:hAnsi="Courier New" w:cs="Courier New" w:hint="default"/>
+      </w:rPr>
+    </w:lvl>
+    <w:lvl w:ilvl="8" w:tplc="34090005" w:tentative="1">
+      <w:start w:val="1"/>
+      <w:numFmt w:val="bullet"/>
+      <w:lvlText w:val=""/>
+      <w:lvlJc w:val="left"/>
+      <w:pPr>
+        <w:ind w:left="6480" w:hanging="360"/>
+      </w:pPr>
+      <w:rPr>
+        <w:rFonts w:ascii="Wingdings" w:hAnsi="Wingdings" w:hint="default"/>
+      </w:rPr>
+    </w:lvl>
+  </w:abstractNum>
+  <w:abstractNum w:abstractNumId="11" w15:restartNumberingAfterBreak="0">
     <w:nsid w:val="61815384"/>
     <w:multiLevelType w:val="multilevel"/>
     <w:tmpl w:val="85F8088A"/>
@@ -7915,7 +9222,123 @@
       </w:rPr>
     </w:lvl>
   </w:abstractNum>
-  <w:abstractNum w:abstractNumId="4" w15:restartNumberingAfterBreak="0">
+  <w:abstractNum w:abstractNumId="12" w15:restartNumberingAfterBreak="0">
+    <w:nsid w:val="64F977CE"/>
+    <w:multiLevelType w:val="hybridMultilevel"/>
+    <w:tmpl w:val="B934A1E4"/>
+    <w:lvl w:ilvl="0" w:tplc="7BF4D546">
+      <w:start w:val="1"/>
+      <w:numFmt w:val="bullet"/>
+      <w:lvlText w:val=""/>
+      <w:lvlJc w:val="left"/>
+      <w:pPr>
+        <w:ind w:left="360" w:hanging="360"/>
+      </w:pPr>
+      <w:rPr>
+        <w:rFonts w:ascii="Symbol" w:hAnsi="Symbol" w:hint="default"/>
+        <w:b/>
+        <w:i w:val="0"/>
+        <w:sz w:val="20"/>
+      </w:rPr>
+    </w:lvl>
+    <w:lvl w:ilvl="1" w:tplc="34090003" w:tentative="1">
+      <w:start w:val="1"/>
+      <w:numFmt w:val="bullet"/>
+      <w:lvlText w:val="o"/>
+      <w:lvlJc w:val="left"/>
+      <w:pPr>
+        <w:ind w:left="1440" w:hanging="360"/>
+      </w:pPr>
+      <w:rPr>
+        <w:rFonts w:ascii="Courier New" w:hAnsi="Courier New" w:cs="Courier New" w:hint="default"/>
+      </w:rPr>
+    </w:lvl>
+    <w:lvl w:ilvl="2" w:tplc="34090005" w:tentative="1">
+      <w:start w:val="1"/>
+      <w:numFmt w:val="bullet"/>
+      <w:lvlText w:val=""/>
+      <w:lvlJc w:val="left"/>
+      <w:pPr>
+        <w:ind w:left="2160" w:hanging="360"/>
+      </w:pPr>
+      <w:rPr>
+        <w:rFonts w:ascii="Wingdings" w:hAnsi="Wingdings" w:hint="default"/>
+      </w:rPr>
+    </w:lvl>
+    <w:lvl w:ilvl="3" w:tplc="34090001" w:tentative="1">
+      <w:start w:val="1"/>
+      <w:numFmt w:val="bullet"/>
+      <w:lvlText w:val=""/>
+      <w:lvlJc w:val="left"/>
+      <w:pPr>
+        <w:ind w:left="2880" w:hanging="360"/>
+      </w:pPr>
+      <w:rPr>
+        <w:rFonts w:ascii="Symbol" w:hAnsi="Symbol" w:hint="default"/>
+      </w:rPr>
+    </w:lvl>
+    <w:lvl w:ilvl="4" w:tplc="34090003" w:tentative="1">
+      <w:start w:val="1"/>
+      <w:numFmt w:val="bullet"/>
+      <w:lvlText w:val="o"/>
+      <w:lvlJc w:val="left"/>
+      <w:pPr>
+        <w:ind w:left="3600" w:hanging="360"/>
+      </w:pPr>
+      <w:rPr>
+        <w:rFonts w:ascii="Courier New" w:hAnsi="Courier New" w:cs="Courier New" w:hint="default"/>
+      </w:rPr>
+    </w:lvl>
+    <w:lvl w:ilvl="5" w:tplc="34090005" w:tentative="1">
+      <w:start w:val="1"/>
+      <w:numFmt w:val="bullet"/>
+      <w:lvlText w:val=""/>
+      <w:lvlJc w:val="left"/>
+      <w:pPr>
+        <w:ind w:left="4320" w:hanging="360"/>
+      </w:pPr>
+      <w:rPr>
+        <w:rFonts w:ascii="Wingdings" w:hAnsi="Wingdings" w:hint="default"/>
+      </w:rPr>
+    </w:lvl>
+    <w:lvl w:ilvl="6" w:tplc="34090001" w:tentative="1">
+      <w:start w:val="1"/>
+      <w:numFmt w:val="bullet"/>
+      <w:lvlText w:val=""/>
+      <w:lvlJc w:val="left"/>
+      <w:pPr>
+        <w:ind w:left="5040" w:hanging="360"/>
+      </w:pPr>
+      <w:rPr>
+        <w:rFonts w:ascii="Symbol" w:hAnsi="Symbol" w:hint="default"/>
+      </w:rPr>
+    </w:lvl>
+    <w:lvl w:ilvl="7" w:tplc="34090003" w:tentative="1">
+      <w:start w:val="1"/>
+      <w:numFmt w:val="bullet"/>
+      <w:lvlText w:val="o"/>
+      <w:lvlJc w:val="left"/>
+      <w:pPr>
+        <w:ind w:left="5760" w:hanging="360"/>
+      </w:pPr>
+      <w:rPr>
+        <w:rFonts w:ascii="Courier New" w:hAnsi="Courier New" w:cs="Courier New" w:hint="default"/>
+      </w:rPr>
+    </w:lvl>
+    <w:lvl w:ilvl="8" w:tplc="34090005" w:tentative="1">
+      <w:start w:val="1"/>
+      <w:numFmt w:val="bullet"/>
+      <w:lvlText w:val=""/>
+      <w:lvlJc w:val="left"/>
+      <w:pPr>
+        <w:ind w:left="6480" w:hanging="360"/>
+      </w:pPr>
+      <w:rPr>
+        <w:rFonts w:ascii="Wingdings" w:hAnsi="Wingdings" w:hint="default"/>
+      </w:rPr>
+    </w:lvl>
+  </w:abstractNum>
+  <w:abstractNum w:abstractNumId="13" w15:restartNumberingAfterBreak="0">
     <w:nsid w:val="76142DEA"/>
     <w:multiLevelType w:val="hybridMultilevel"/>
     <w:tmpl w:val="35820F86"/>
@@ -8035,13 +9458,40 @@
     <w:abstractNumId w:val="1"/>
   </w:num>
   <w:num w:numId="3" w16cid:durableId="2094160239">
+    <w:abstractNumId w:val="11"/>
+  </w:num>
+  <w:num w:numId="4" w16cid:durableId="1504972415">
+    <w:abstractNumId w:val="8"/>
+  </w:num>
+  <w:num w:numId="5" w16cid:durableId="450978030">
+    <w:abstractNumId w:val="13"/>
+  </w:num>
+  <w:num w:numId="6" w16cid:durableId="1674524813">
+    <w:abstractNumId w:val="6"/>
+  </w:num>
+  <w:num w:numId="7" w16cid:durableId="373625702">
     <w:abstractNumId w:val="3"/>
   </w:num>
-  <w:num w:numId="4" w16cid:durableId="1504972415">
+  <w:num w:numId="8" w16cid:durableId="2141996458">
     <w:abstractNumId w:val="2"/>
   </w:num>
-  <w:num w:numId="5" w16cid:durableId="450978030">
+  <w:num w:numId="9" w16cid:durableId="971445786">
     <w:abstractNumId w:val="4"/>
+  </w:num>
+  <w:num w:numId="10" w16cid:durableId="1952466553">
+    <w:abstractNumId w:val="12"/>
+  </w:num>
+  <w:num w:numId="11" w16cid:durableId="1997296910">
+    <w:abstractNumId w:val="9"/>
+  </w:num>
+  <w:num w:numId="12" w16cid:durableId="1291205139">
+    <w:abstractNumId w:val="5"/>
+  </w:num>
+  <w:num w:numId="13" w16cid:durableId="535384747">
+    <w:abstractNumId w:val="7"/>
+  </w:num>
+  <w:num w:numId="14" w16cid:durableId="630599057">
+    <w:abstractNumId w:val="10"/>
   </w:num>
 </w:numbering>
 </file>
